--- a/discoverer-neo/docs/user-guide/manual/Discoverer-Neo-MANAGER-Guide-Full-en.docx
+++ b/discoverer-neo/docs/user-guide/manual/Discoverer-Neo-MANAGER-Guide-Full-en.docx
@@ -54,7 +54,7 @@
           <w:sz w:val="22"/>
           <w:szCs w:val="22"/>
         </w:rPr>
-        <w:t>Version 2.0.0</w:t>
+        <w:t>Version 2.0.1</w:t>
       </w:r>
     </w:p>
     <w:p>
@@ -74,7 +74,7 @@
     <w:sdt>
       <w:sdtPr>
         <w:alias w:val="Contents"/>
-        <w:id w:val="-756906269"/>
+        <w:id w:val="-1208567715"/>
       </w:sdtPr>
       <w:sdtEndPr/>
       <w:sdtContent>
@@ -102,7 +102,7 @@
           <w:r>
             <w:fldChar w:fldCharType="separate"/>
           </w:r>
-          <w:hyperlink w:anchor="_Toc241668487" w:history="1">
+          <w:hyperlink w:anchor="_Toc241671018" w:history="1">
             <w:r>
               <w:rPr>
                 <w:rStyle w:val="Hiperligao"/>
@@ -126,7 +126,7 @@
               <w:rPr>
                 <w:noProof/>
               </w:rPr>
-              <w:instrText xml:space="preserve"> PAGEREF _Toc241668487 \h </w:instrText>
+              <w:instrText xml:space="preserve"> PAGEREF _Toc241671018 \h </w:instrText>
             </w:r>
             <w:r>
               <w:rPr>
@@ -168,7 +168,7 @@
               <w14:ligatures w14:val="standardContextual"/>
             </w:rPr>
           </w:pPr>
-          <w:hyperlink w:anchor="_Toc241668488" w:history="1">
+          <w:hyperlink w:anchor="_Toc241671019" w:history="1">
             <w:r>
               <w:rPr>
                 <w:rStyle w:val="Hiperligao"/>
@@ -192,7 +192,7 @@
               <w:rPr>
                 <w:noProof/>
               </w:rPr>
-              <w:instrText xml:space="preserve"> PAGEREF _Toc241668488 \h </w:instrText>
+              <w:instrText xml:space="preserve"> PAGEREF _Toc241671019 \h </w:instrText>
             </w:r>
             <w:r>
               <w:rPr>
@@ -234,7 +234,7 @@
               <w14:ligatures w14:val="standardContextual"/>
             </w:rPr>
           </w:pPr>
-          <w:hyperlink w:anchor="_Toc241668489" w:history="1">
+          <w:hyperlink w:anchor="_Toc241671020" w:history="1">
             <w:r>
               <w:rPr>
                 <w:rStyle w:val="Hiperligao"/>
@@ -258,7 +258,7 @@
               <w:rPr>
                 <w:noProof/>
               </w:rPr>
-              <w:instrText xml:space="preserve"> PAGEREF _Toc241668489 \h </w:instrText>
+              <w:instrText xml:space="preserve"> PAGEREF _Toc241671020 \h </w:instrText>
             </w:r>
             <w:r>
               <w:rPr>
@@ -300,7 +300,7 @@
               <w14:ligatures w14:val="standardContextual"/>
             </w:rPr>
           </w:pPr>
-          <w:hyperlink w:anchor="_Toc241668490" w:history="1">
+          <w:hyperlink w:anchor="_Toc241671021" w:history="1">
             <w:r>
               <w:rPr>
                 <w:rStyle w:val="Hiperligao"/>
@@ -324,7 +324,7 @@
               <w:rPr>
                 <w:noProof/>
               </w:rPr>
-              <w:instrText xml:space="preserve"> PAGEREF _Toc241668490 \h </w:instrText>
+              <w:instrText xml:space="preserve"> PAGEREF _Toc241671021 \h </w:instrText>
             </w:r>
             <w:r>
               <w:rPr>
@@ -366,7 +366,7 @@
               <w14:ligatures w14:val="standardContextual"/>
             </w:rPr>
           </w:pPr>
-          <w:hyperlink w:anchor="_Toc241668491" w:history="1">
+          <w:hyperlink w:anchor="_Toc241671022" w:history="1">
             <w:r>
               <w:rPr>
                 <w:rStyle w:val="Hiperligao"/>
@@ -390,7 +390,7 @@
               <w:rPr>
                 <w:noProof/>
               </w:rPr>
-              <w:instrText xml:space="preserve"> PAGEREF _Toc241668491 \h </w:instrText>
+              <w:instrText xml:space="preserve"> PAGEREF _Toc241671022 \h </w:instrText>
             </w:r>
             <w:r>
               <w:rPr>
@@ -432,7 +432,7 @@
               <w14:ligatures w14:val="standardContextual"/>
             </w:rPr>
           </w:pPr>
-          <w:hyperlink w:anchor="_Toc241668492" w:history="1">
+          <w:hyperlink w:anchor="_Toc241671023" w:history="1">
             <w:r>
               <w:rPr>
                 <w:rStyle w:val="Hiperligao"/>
@@ -456,7 +456,7 @@
               <w:rPr>
                 <w:noProof/>
               </w:rPr>
-              <w:instrText xml:space="preserve"> PAGEREF _Toc241668492 \h </w:instrText>
+              <w:instrText xml:space="preserve"> PAGEREF _Toc241671023 \h </w:instrText>
             </w:r>
             <w:r>
               <w:rPr>
@@ -498,7 +498,7 @@
               <w14:ligatures w14:val="standardContextual"/>
             </w:rPr>
           </w:pPr>
-          <w:hyperlink w:anchor="_Toc241668493" w:history="1">
+          <w:hyperlink w:anchor="_Toc241671024" w:history="1">
             <w:r>
               <w:rPr>
                 <w:rStyle w:val="Hiperligao"/>
@@ -522,7 +522,7 @@
               <w:rPr>
                 <w:noProof/>
               </w:rPr>
-              <w:instrText xml:space="preserve"> PAGEREF _Toc241668493 \h </w:instrText>
+              <w:instrText xml:space="preserve"> PAGEREF _Toc241671024 \h </w:instrText>
             </w:r>
             <w:r>
               <w:rPr>
@@ -564,7 +564,7 @@
               <w14:ligatures w14:val="standardContextual"/>
             </w:rPr>
           </w:pPr>
-          <w:hyperlink w:anchor="_Toc241668494" w:history="1">
+          <w:hyperlink w:anchor="_Toc241671025" w:history="1">
             <w:r>
               <w:rPr>
                 <w:rStyle w:val="Hiperligao"/>
@@ -588,7 +588,7 @@
               <w:rPr>
                 <w:noProof/>
               </w:rPr>
-              <w:instrText xml:space="preserve"> PAGEREF _Toc241668494 \h </w:instrText>
+              <w:instrText xml:space="preserve"> PAGEREF _Toc241671025 \h </w:instrText>
             </w:r>
             <w:r>
               <w:rPr>
@@ -630,7 +630,7 @@
               <w14:ligatures w14:val="standardContextual"/>
             </w:rPr>
           </w:pPr>
-          <w:hyperlink w:anchor="_Toc241668495" w:history="1">
+          <w:hyperlink w:anchor="_Toc241671026" w:history="1">
             <w:r>
               <w:rPr>
                 <w:rStyle w:val="Hiperligao"/>
@@ -654,7 +654,7 @@
               <w:rPr>
                 <w:noProof/>
               </w:rPr>
-              <w:instrText xml:space="preserve"> PAGEREF _Toc241668495 \h </w:instrText>
+              <w:instrText xml:space="preserve"> PAGEREF _Toc241671026 \h </w:instrText>
             </w:r>
             <w:r>
               <w:rPr>
@@ -696,7 +696,7 @@
               <w14:ligatures w14:val="standardContextual"/>
             </w:rPr>
           </w:pPr>
-          <w:hyperlink w:anchor="_Toc241668496" w:history="1">
+          <w:hyperlink w:anchor="_Toc241671027" w:history="1">
             <w:r>
               <w:rPr>
                 <w:rStyle w:val="Hiperligao"/>
@@ -720,7 +720,7 @@
               <w:rPr>
                 <w:noProof/>
               </w:rPr>
-              <w:instrText xml:space="preserve"> PAGEREF _Toc241668496 \h </w:instrText>
+              <w:instrText xml:space="preserve"> PAGEREF _Toc241671027 \h </w:instrText>
             </w:r>
             <w:r>
               <w:rPr>
@@ -762,7 +762,7 @@
               <w14:ligatures w14:val="standardContextual"/>
             </w:rPr>
           </w:pPr>
-          <w:hyperlink w:anchor="_Toc241668497" w:history="1">
+          <w:hyperlink w:anchor="_Toc241671028" w:history="1">
             <w:r>
               <w:rPr>
                 <w:rStyle w:val="Hiperligao"/>
@@ -786,7 +786,7 @@
               <w:rPr>
                 <w:noProof/>
               </w:rPr>
-              <w:instrText xml:space="preserve"> PAGEREF _Toc241668497 \h </w:instrText>
+              <w:instrText xml:space="preserve"> PAGEREF _Toc241671028 \h </w:instrText>
             </w:r>
             <w:r>
               <w:rPr>
@@ -828,7 +828,7 @@
               <w14:ligatures w14:val="standardContextual"/>
             </w:rPr>
           </w:pPr>
-          <w:hyperlink w:anchor="_Toc241668498" w:history="1">
+          <w:hyperlink w:anchor="_Toc241671029" w:history="1">
             <w:r>
               <w:rPr>
                 <w:rStyle w:val="Hiperligao"/>
@@ -852,7 +852,7 @@
               <w:rPr>
                 <w:noProof/>
               </w:rPr>
-              <w:instrText xml:space="preserve"> PAGEREF _Toc241668498 \h </w:instrText>
+              <w:instrText xml:space="preserve"> PAGEREF _Toc241671029 \h </w:instrText>
             </w:r>
             <w:r>
               <w:rPr>
@@ -894,7 +894,7 @@
               <w14:ligatures w14:val="standardContextual"/>
             </w:rPr>
           </w:pPr>
-          <w:hyperlink w:anchor="_Toc241668499" w:history="1">
+          <w:hyperlink w:anchor="_Toc241671030" w:history="1">
             <w:r>
               <w:rPr>
                 <w:rStyle w:val="Hiperligao"/>
@@ -918,7 +918,7 @@
               <w:rPr>
                 <w:noProof/>
               </w:rPr>
-              <w:instrText xml:space="preserve"> PAGEREF _Toc241668499 \h </w:instrText>
+              <w:instrText xml:space="preserve"> PAGEREF _Toc241671030 \h </w:instrText>
             </w:r>
             <w:r>
               <w:rPr>
@@ -960,7 +960,7 @@
               <w14:ligatures w14:val="standardContextual"/>
             </w:rPr>
           </w:pPr>
-          <w:hyperlink w:anchor="_Toc241668500" w:history="1">
+          <w:hyperlink w:anchor="_Toc241671031" w:history="1">
             <w:r>
               <w:rPr>
                 <w:rStyle w:val="Hiperligao"/>
@@ -984,7 +984,7 @@
               <w:rPr>
                 <w:noProof/>
               </w:rPr>
-              <w:instrText xml:space="preserve"> PAGEREF _Toc241668500 \h </w:instrText>
+              <w:instrText xml:space="preserve"> PAGEREF _Toc241671031 \h </w:instrText>
             </w:r>
             <w:r>
               <w:rPr>
@@ -1026,7 +1026,7 @@
               <w14:ligatures w14:val="standardContextual"/>
             </w:rPr>
           </w:pPr>
-          <w:hyperlink w:anchor="_Toc241668501" w:history="1">
+          <w:hyperlink w:anchor="_Toc241671032" w:history="1">
             <w:r>
               <w:rPr>
                 <w:rStyle w:val="Hiperligao"/>
@@ -1050,7 +1050,7 @@
               <w:rPr>
                 <w:noProof/>
               </w:rPr>
-              <w:instrText xml:space="preserve"> PAGEREF _Toc241668501 \h </w:instrText>
+              <w:instrText xml:space="preserve"> PAGEREF _Toc241671032 \h </w:instrText>
             </w:r>
             <w:r>
               <w:rPr>
@@ -1092,7 +1092,7 @@
               <w14:ligatures w14:val="standardContextual"/>
             </w:rPr>
           </w:pPr>
-          <w:hyperlink w:anchor="_Toc241668502" w:history="1">
+          <w:hyperlink w:anchor="_Toc241671033" w:history="1">
             <w:r>
               <w:rPr>
                 <w:rStyle w:val="Hiperligao"/>
@@ -1116,7 +1116,7 @@
               <w:rPr>
                 <w:noProof/>
               </w:rPr>
-              <w:instrText xml:space="preserve"> PAGEREF _Toc241668502 \h </w:instrText>
+              <w:instrText xml:space="preserve"> PAGEREF _Toc241671033 \h </w:instrText>
             </w:r>
             <w:r>
               <w:rPr>
@@ -1158,7 +1158,7 @@
               <w14:ligatures w14:val="standardContextual"/>
             </w:rPr>
           </w:pPr>
-          <w:hyperlink w:anchor="_Toc241668503" w:history="1">
+          <w:hyperlink w:anchor="_Toc241671034" w:history="1">
             <w:r>
               <w:rPr>
                 <w:rStyle w:val="Hiperligao"/>
@@ -1182,7 +1182,7 @@
               <w:rPr>
                 <w:noProof/>
               </w:rPr>
-              <w:instrText xml:space="preserve"> PAGEREF _Toc241668503 \h </w:instrText>
+              <w:instrText xml:space="preserve"> PAGEREF _Toc241671034 \h </w:instrText>
             </w:r>
             <w:r>
               <w:rPr>
@@ -1224,7 +1224,7 @@
               <w14:ligatures w14:val="standardContextual"/>
             </w:rPr>
           </w:pPr>
-          <w:hyperlink w:anchor="_Toc241668504" w:history="1">
+          <w:hyperlink w:anchor="_Toc241671035" w:history="1">
             <w:r>
               <w:rPr>
                 <w:rStyle w:val="Hiperligao"/>
@@ -1248,7 +1248,7 @@
               <w:rPr>
                 <w:noProof/>
               </w:rPr>
-              <w:instrText xml:space="preserve"> PAGEREF _Toc241668504 \h </w:instrText>
+              <w:instrText xml:space="preserve"> PAGEREF _Toc241671035 \h </w:instrText>
             </w:r>
             <w:r>
               <w:rPr>
@@ -1290,7 +1290,7 @@
               <w14:ligatures w14:val="standardContextual"/>
             </w:rPr>
           </w:pPr>
-          <w:hyperlink w:anchor="_Toc241668505" w:history="1">
+          <w:hyperlink w:anchor="_Toc241671036" w:history="1">
             <w:r>
               <w:rPr>
                 <w:rStyle w:val="Hiperligao"/>
@@ -1314,7 +1314,7 @@
               <w:rPr>
                 <w:noProof/>
               </w:rPr>
-              <w:instrText xml:space="preserve"> PAGEREF _Toc241668505 \h </w:instrText>
+              <w:instrText xml:space="preserve"> PAGEREF _Toc241671036 \h </w:instrText>
             </w:r>
             <w:r>
               <w:rPr>
@@ -1356,7 +1356,7 @@
               <w14:ligatures w14:val="standardContextual"/>
             </w:rPr>
           </w:pPr>
-          <w:hyperlink w:anchor="_Toc241668506" w:history="1">
+          <w:hyperlink w:anchor="_Toc241671037" w:history="1">
             <w:r>
               <w:rPr>
                 <w:rStyle w:val="Hiperligao"/>
@@ -1380,7 +1380,7 @@
               <w:rPr>
                 <w:noProof/>
               </w:rPr>
-              <w:instrText xml:space="preserve"> PAGEREF _Toc241668506 \h </w:instrText>
+              <w:instrText xml:space="preserve"> PAGEREF _Toc241671037 \h </w:instrText>
             </w:r>
             <w:r>
               <w:rPr>
@@ -1422,7 +1422,7 @@
               <w14:ligatures w14:val="standardContextual"/>
             </w:rPr>
           </w:pPr>
-          <w:hyperlink w:anchor="_Toc241668507" w:history="1">
+          <w:hyperlink w:anchor="_Toc241671038" w:history="1">
             <w:r>
               <w:rPr>
                 <w:rStyle w:val="Hiperligao"/>
@@ -1446,7 +1446,7 @@
               <w:rPr>
                 <w:noProof/>
               </w:rPr>
-              <w:instrText xml:space="preserve"> PAGEREF _Toc241668507 \h </w:instrText>
+              <w:instrText xml:space="preserve"> PAGEREF _Toc241671038 \h </w:instrText>
             </w:r>
             <w:r>
               <w:rPr>
@@ -1488,7 +1488,7 @@
               <w14:ligatures w14:val="standardContextual"/>
             </w:rPr>
           </w:pPr>
-          <w:hyperlink w:anchor="_Toc241668508" w:history="1">
+          <w:hyperlink w:anchor="_Toc241671039" w:history="1">
             <w:r>
               <w:rPr>
                 <w:rStyle w:val="Hiperligao"/>
@@ -1512,7 +1512,7 @@
               <w:rPr>
                 <w:noProof/>
               </w:rPr>
-              <w:instrText xml:space="preserve"> PAGEREF _Toc241668508 \h </w:instrText>
+              <w:instrText xml:space="preserve"> PAGEREF _Toc241671039 \h </w:instrText>
             </w:r>
             <w:r>
               <w:rPr>
@@ -1554,7 +1554,7 @@
               <w14:ligatures w14:val="standardContextual"/>
             </w:rPr>
           </w:pPr>
-          <w:hyperlink w:anchor="_Toc241668509" w:history="1">
+          <w:hyperlink w:anchor="_Toc241671040" w:history="1">
             <w:r>
               <w:rPr>
                 <w:rStyle w:val="Hiperligao"/>
@@ -1578,7 +1578,7 @@
               <w:rPr>
                 <w:noProof/>
               </w:rPr>
-              <w:instrText xml:space="preserve"> PAGEREF _Toc241668509 \h </w:instrText>
+              <w:instrText xml:space="preserve"> PAGEREF _Toc241671040 \h </w:instrText>
             </w:r>
             <w:r>
               <w:rPr>
@@ -1620,7 +1620,7 @@
               <w14:ligatures w14:val="standardContextual"/>
             </w:rPr>
           </w:pPr>
-          <w:hyperlink w:anchor="_Toc241668510" w:history="1">
+          <w:hyperlink w:anchor="_Toc241671041" w:history="1">
             <w:r>
               <w:rPr>
                 <w:rStyle w:val="Hiperligao"/>
@@ -1644,7 +1644,7 @@
               <w:rPr>
                 <w:noProof/>
               </w:rPr>
-              <w:instrText xml:space="preserve"> PAGEREF _Toc241668510 \h </w:instrText>
+              <w:instrText xml:space="preserve"> PAGEREF _Toc241671041 \h </w:instrText>
             </w:r>
             <w:r>
               <w:rPr>
@@ -1686,7 +1686,7 @@
               <w14:ligatures w14:val="standardContextual"/>
             </w:rPr>
           </w:pPr>
-          <w:hyperlink w:anchor="_Toc241668511" w:history="1">
+          <w:hyperlink w:anchor="_Toc241671042" w:history="1">
             <w:r>
               <w:rPr>
                 <w:rStyle w:val="Hiperligao"/>
@@ -1710,7 +1710,7 @@
               <w:rPr>
                 <w:noProof/>
               </w:rPr>
-              <w:instrText xml:space="preserve"> PAGEREF _Toc241668511 \h </w:instrText>
+              <w:instrText xml:space="preserve"> PAGEREF _Toc241671042 \h </w:instrText>
             </w:r>
             <w:r>
               <w:rPr>
@@ -1752,7 +1752,7 @@
               <w14:ligatures w14:val="standardContextual"/>
             </w:rPr>
           </w:pPr>
-          <w:hyperlink w:anchor="_Toc241668512" w:history="1">
+          <w:hyperlink w:anchor="_Toc241671043" w:history="1">
             <w:r>
               <w:rPr>
                 <w:rStyle w:val="Hiperligao"/>
@@ -1776,7 +1776,7 @@
               <w:rPr>
                 <w:noProof/>
               </w:rPr>
-              <w:instrText xml:space="preserve"> PAGEREF _Toc241668512 \h </w:instrText>
+              <w:instrText xml:space="preserve"> PAGEREF _Toc241671043 \h </w:instrText>
             </w:r>
             <w:r>
               <w:rPr>
@@ -1818,7 +1818,7 @@
               <w14:ligatures w14:val="standardContextual"/>
             </w:rPr>
           </w:pPr>
-          <w:hyperlink w:anchor="_Toc241668513" w:history="1">
+          <w:hyperlink w:anchor="_Toc241671044" w:history="1">
             <w:r>
               <w:rPr>
                 <w:rStyle w:val="Hiperligao"/>
@@ -1842,7 +1842,7 @@
               <w:rPr>
                 <w:noProof/>
               </w:rPr>
-              <w:instrText xml:space="preserve"> PAGEREF _Toc241668513 \h </w:instrText>
+              <w:instrText xml:space="preserve"> PAGEREF _Toc241671044 \h </w:instrText>
             </w:r>
             <w:r>
               <w:rPr>
@@ -1884,7 +1884,7 @@
               <w14:ligatures w14:val="standardContextual"/>
             </w:rPr>
           </w:pPr>
-          <w:hyperlink w:anchor="_Toc241668514" w:history="1">
+          <w:hyperlink w:anchor="_Toc241671045" w:history="1">
             <w:r>
               <w:rPr>
                 <w:rStyle w:val="Hiperligao"/>
@@ -1908,7 +1908,7 @@
               <w:rPr>
                 <w:noProof/>
               </w:rPr>
-              <w:instrText xml:space="preserve"> PAGEREF _Toc241668514 \h </w:instrText>
+              <w:instrText xml:space="preserve"> PAGEREF _Toc241671045 \h </w:instrText>
             </w:r>
             <w:r>
               <w:rPr>
@@ -1950,7 +1950,7 @@
               <w14:ligatures w14:val="standardContextual"/>
             </w:rPr>
           </w:pPr>
-          <w:hyperlink w:anchor="_Toc241668515" w:history="1">
+          <w:hyperlink w:anchor="_Toc241671046" w:history="1">
             <w:r>
               <w:rPr>
                 <w:rStyle w:val="Hiperligao"/>
@@ -1974,7 +1974,7 @@
               <w:rPr>
                 <w:noProof/>
               </w:rPr>
-              <w:instrText xml:space="preserve"> PAGEREF _Toc241668515 \h </w:instrText>
+              <w:instrText xml:space="preserve"> PAGEREF _Toc241671046 \h </w:instrText>
             </w:r>
             <w:r>
               <w:rPr>
@@ -2016,7 +2016,7 @@
               <w14:ligatures w14:val="standardContextual"/>
             </w:rPr>
           </w:pPr>
-          <w:hyperlink w:anchor="_Toc241668516" w:history="1">
+          <w:hyperlink w:anchor="_Toc241671047" w:history="1">
             <w:r>
               <w:rPr>
                 <w:rStyle w:val="Hiperligao"/>
@@ -2040,7 +2040,7 @@
               <w:rPr>
                 <w:noProof/>
               </w:rPr>
-              <w:instrText xml:space="preserve"> PAGEREF _Toc241668516 \h </w:instrText>
+              <w:instrText xml:space="preserve"> PAGEREF _Toc241671047 \h </w:instrText>
             </w:r>
             <w:r>
               <w:rPr>
@@ -2082,7 +2082,7 @@
               <w14:ligatures w14:val="standardContextual"/>
             </w:rPr>
           </w:pPr>
-          <w:hyperlink w:anchor="_Toc241668517" w:history="1">
+          <w:hyperlink w:anchor="_Toc241671048" w:history="1">
             <w:r>
               <w:rPr>
                 <w:rStyle w:val="Hiperligao"/>
@@ -2106,7 +2106,7 @@
               <w:rPr>
                 <w:noProof/>
               </w:rPr>
-              <w:instrText xml:space="preserve"> PAGEREF _Toc241668517 \h </w:instrText>
+              <w:instrText xml:space="preserve"> PAGEREF _Toc241671048 \h </w:instrText>
             </w:r>
             <w:r>
               <w:rPr>
@@ -2148,7 +2148,7 @@
               <w14:ligatures w14:val="standardContextual"/>
             </w:rPr>
           </w:pPr>
-          <w:hyperlink w:anchor="_Toc241668518" w:history="1">
+          <w:hyperlink w:anchor="_Toc241671049" w:history="1">
             <w:r>
               <w:rPr>
                 <w:rStyle w:val="Hiperligao"/>
@@ -2172,7 +2172,7 @@
               <w:rPr>
                 <w:noProof/>
               </w:rPr>
-              <w:instrText xml:space="preserve"> PAGEREF _Toc241668518 \h </w:instrText>
+              <w:instrText xml:space="preserve"> PAGEREF _Toc241671049 \h </w:instrText>
             </w:r>
             <w:r>
               <w:rPr>
@@ -2214,7 +2214,7 @@
               <w14:ligatures w14:val="standardContextual"/>
             </w:rPr>
           </w:pPr>
-          <w:hyperlink w:anchor="_Toc241668519" w:history="1">
+          <w:hyperlink w:anchor="_Toc241671050" w:history="1">
             <w:r>
               <w:rPr>
                 <w:rStyle w:val="Hiperligao"/>
@@ -2238,7 +2238,7 @@
               <w:rPr>
                 <w:noProof/>
               </w:rPr>
-              <w:instrText xml:space="preserve"> PAGEREF _Toc241668519 \h </w:instrText>
+              <w:instrText xml:space="preserve"> PAGEREF _Toc241671050 \h </w:instrText>
             </w:r>
             <w:r>
               <w:rPr>
@@ -2280,7 +2280,7 @@
               <w14:ligatures w14:val="standardContextual"/>
             </w:rPr>
           </w:pPr>
-          <w:hyperlink w:anchor="_Toc241668520" w:history="1">
+          <w:hyperlink w:anchor="_Toc241671051" w:history="1">
             <w:r>
               <w:rPr>
                 <w:rStyle w:val="Hiperligao"/>
@@ -2304,7 +2304,7 @@
               <w:rPr>
                 <w:noProof/>
               </w:rPr>
-              <w:instrText xml:space="preserve"> PAGEREF _Toc241668520 \h </w:instrText>
+              <w:instrText xml:space="preserve"> PAGEREF _Toc241671051 \h </w:instrText>
             </w:r>
             <w:r>
               <w:rPr>
@@ -2346,7 +2346,7 @@
               <w14:ligatures w14:val="standardContextual"/>
             </w:rPr>
           </w:pPr>
-          <w:hyperlink w:anchor="_Toc241668521" w:history="1">
+          <w:hyperlink w:anchor="_Toc241671052" w:history="1">
             <w:r>
               <w:rPr>
                 <w:rStyle w:val="Hiperligao"/>
@@ -2370,7 +2370,7 @@
               <w:rPr>
                 <w:noProof/>
               </w:rPr>
-              <w:instrText xml:space="preserve"> PAGEREF _Toc241668521 \h </w:instrText>
+              <w:instrText xml:space="preserve"> PAGEREF _Toc241671052 \h </w:instrText>
             </w:r>
             <w:r>
               <w:rPr>
@@ -2412,7 +2412,7 @@
               <w14:ligatures w14:val="standardContextual"/>
             </w:rPr>
           </w:pPr>
-          <w:hyperlink w:anchor="_Toc241668522" w:history="1">
+          <w:hyperlink w:anchor="_Toc241671053" w:history="1">
             <w:r>
               <w:rPr>
                 <w:rStyle w:val="Hiperligao"/>
@@ -2436,7 +2436,7 @@
               <w:rPr>
                 <w:noProof/>
               </w:rPr>
-              <w:instrText xml:space="preserve"> PAGEREF _Toc241668522 \h </w:instrText>
+              <w:instrText xml:space="preserve"> PAGEREF _Toc241671053 \h </w:instrText>
             </w:r>
             <w:r>
               <w:rPr>
@@ -2478,7 +2478,7 @@
               <w14:ligatures w14:val="standardContextual"/>
             </w:rPr>
           </w:pPr>
-          <w:hyperlink w:anchor="_Toc241668523" w:history="1">
+          <w:hyperlink w:anchor="_Toc241671054" w:history="1">
             <w:r>
               <w:rPr>
                 <w:rStyle w:val="Hiperligao"/>
@@ -2502,7 +2502,7 @@
               <w:rPr>
                 <w:noProof/>
               </w:rPr>
-              <w:instrText xml:space="preserve"> PAGEREF _Toc241668523 \h </w:instrText>
+              <w:instrText xml:space="preserve"> PAGEREF _Toc241671054 \h </w:instrText>
             </w:r>
             <w:r>
               <w:rPr>
@@ -2544,7 +2544,7 @@
               <w14:ligatures w14:val="standardContextual"/>
             </w:rPr>
           </w:pPr>
-          <w:hyperlink w:anchor="_Toc241668524" w:history="1">
+          <w:hyperlink w:anchor="_Toc241671055" w:history="1">
             <w:r>
               <w:rPr>
                 <w:rStyle w:val="Hiperligao"/>
@@ -2568,7 +2568,7 @@
               <w:rPr>
                 <w:noProof/>
               </w:rPr>
-              <w:instrText xml:space="preserve"> PAGEREF _Toc241668524 \h </w:instrText>
+              <w:instrText xml:space="preserve"> PAGEREF _Toc241671055 \h </w:instrText>
             </w:r>
             <w:r>
               <w:rPr>
@@ -2610,7 +2610,7 @@
               <w14:ligatures w14:val="standardContextual"/>
             </w:rPr>
           </w:pPr>
-          <w:hyperlink w:anchor="_Toc241668525" w:history="1">
+          <w:hyperlink w:anchor="_Toc241671056" w:history="1">
             <w:r>
               <w:rPr>
                 <w:rStyle w:val="Hiperligao"/>
@@ -2634,7 +2634,7 @@
               <w:rPr>
                 <w:noProof/>
               </w:rPr>
-              <w:instrText xml:space="preserve"> PAGEREF _Toc241668525 \h </w:instrText>
+              <w:instrText xml:space="preserve"> PAGEREF _Toc241671056 \h </w:instrText>
             </w:r>
             <w:r>
               <w:rPr>
@@ -2676,7 +2676,7 @@
               <w14:ligatures w14:val="standardContextual"/>
             </w:rPr>
           </w:pPr>
-          <w:hyperlink w:anchor="_Toc241668526" w:history="1">
+          <w:hyperlink w:anchor="_Toc241671057" w:history="1">
             <w:r>
               <w:rPr>
                 <w:rStyle w:val="Hiperligao"/>
@@ -2700,7 +2700,7 @@
               <w:rPr>
                 <w:noProof/>
               </w:rPr>
-              <w:instrText xml:space="preserve"> PAGEREF _Toc241668526 \h </w:instrText>
+              <w:instrText xml:space="preserve"> PAGEREF _Toc241671057 \h </w:instrText>
             </w:r>
             <w:r>
               <w:rPr>
@@ -2742,7 +2742,7 @@
               <w14:ligatures w14:val="standardContextual"/>
             </w:rPr>
           </w:pPr>
-          <w:hyperlink w:anchor="_Toc241668527" w:history="1">
+          <w:hyperlink w:anchor="_Toc241671058" w:history="1">
             <w:r>
               <w:rPr>
                 <w:rStyle w:val="Hiperligao"/>
@@ -2766,7 +2766,7 @@
               <w:rPr>
                 <w:noProof/>
               </w:rPr>
-              <w:instrText xml:space="preserve"> PAGEREF _Toc241668527 \h </w:instrText>
+              <w:instrText xml:space="preserve"> PAGEREF _Toc241671058 \h </w:instrText>
             </w:r>
             <w:r>
               <w:rPr>
@@ -2808,7 +2808,7 @@
               <w14:ligatures w14:val="standardContextual"/>
             </w:rPr>
           </w:pPr>
-          <w:hyperlink w:anchor="_Toc241668528" w:history="1">
+          <w:hyperlink w:anchor="_Toc241671059" w:history="1">
             <w:r>
               <w:rPr>
                 <w:rStyle w:val="Hiperligao"/>
@@ -2832,7 +2832,7 @@
               <w:rPr>
                 <w:noProof/>
               </w:rPr>
-              <w:instrText xml:space="preserve"> PAGEREF _Toc241668528 \h </w:instrText>
+              <w:instrText xml:space="preserve"> PAGEREF _Toc241671059 \h </w:instrText>
             </w:r>
             <w:r>
               <w:rPr>
@@ -2874,7 +2874,7 @@
               <w14:ligatures w14:val="standardContextual"/>
             </w:rPr>
           </w:pPr>
-          <w:hyperlink w:anchor="_Toc241668529" w:history="1">
+          <w:hyperlink w:anchor="_Toc241671060" w:history="1">
             <w:r>
               <w:rPr>
                 <w:rStyle w:val="Hiperligao"/>
@@ -2898,7 +2898,7 @@
               <w:rPr>
                 <w:noProof/>
               </w:rPr>
-              <w:instrText xml:space="preserve"> PAGEREF _Toc241668529 \h </w:instrText>
+              <w:instrText xml:space="preserve"> PAGEREF _Toc241671060 \h </w:instrText>
             </w:r>
             <w:r>
               <w:rPr>
@@ -2946,7 +2946,7 @@
       <w:pPr>
         <w:pStyle w:val="Ttulo1"/>
       </w:pPr>
-      <w:bookmarkStart w:id="0" w:name="_Toc241668487"/>
+      <w:bookmarkStart w:id="0" w:name="_Toc241671018"/>
       <w:r>
         <w:lastRenderedPageBreak/>
         <w:t>Your role at a glance</w:t>
@@ -3027,7 +3027,7 @@
       <w:pPr>
         <w:pStyle w:val="Ttulo2"/>
       </w:pPr>
-      <w:bookmarkStart w:id="1" w:name="_Toc241668488"/>
+      <w:bookmarkStart w:id="1" w:name="_Toc241671019"/>
       <w:r>
         <w:t>You can / You cannot</w:t>
       </w:r>
@@ -3048,7 +3048,7 @@
           <w:left w:w="10" w:type="dxa"/>
           <w:right w:w="10" w:type="dxa"/>
         </w:tblCellMar>
-        <w:tblLook w:val="0000" w:firstRow="0" w:lastRow="0" w:firstColumn="0" w:lastColumn="0" w:noHBand="0" w:noVBand="0"/>
+        <w:tblLook w:val="04A0" w:firstRow="1" w:lastRow="0" w:firstColumn="1" w:lastColumn="0" w:noHBand="0" w:noVBand="1"/>
       </w:tblPr>
       <w:tblGrid>
         <w:gridCol w:w="4011"/>
@@ -3752,7 +3752,7 @@
       <w:pPr>
         <w:pStyle w:val="Ttulo2"/>
       </w:pPr>
-      <w:bookmarkStart w:id="2" w:name="_Toc241668489"/>
+      <w:bookmarkStart w:id="2" w:name="_Toc241671020"/>
       <w:r>
         <w:t>Where your access comes from</w:t>
       </w:r>
@@ -3853,7 +3853,7 @@
           <w:left w:w="10" w:type="dxa"/>
           <w:right w:w="10" w:type="dxa"/>
         </w:tblCellMar>
-        <w:tblLook w:val="0000" w:firstRow="0" w:lastRow="0" w:firstColumn="0" w:lastColumn="0" w:noHBand="0" w:noVBand="0"/>
+        <w:tblLook w:val="04A0" w:firstRow="1" w:lastRow="0" w:firstColumn="1" w:lastColumn="0" w:noHBand="0" w:noVBand="1"/>
       </w:tblPr>
       <w:tblGrid>
         <w:gridCol w:w="1473"/>
@@ -4362,7 +4362,7 @@
       <w:pPr>
         <w:pStyle w:val="Ttulo2"/>
       </w:pPr>
-      <w:bookmarkStart w:id="3" w:name="_Toc241668490"/>
+      <w:bookmarkStart w:id="3" w:name="_Toc241671021"/>
       <w:r>
         <w:t>How to sign in, change your password, and sign out</w:t>
       </w:r>
@@ -4487,7 +4487,7 @@
         </w:rPr>
         <w:lastRenderedPageBreak/>
         <w:drawing>
-          <wp:inline distT="0" distB="0" distL="0" distR="0" wp14:anchorId="6C8BD162" wp14:editId="4AEC88B9">
+          <wp:inline distT="0" distB="0" distL="0" distR="0" wp14:anchorId="560DF33A" wp14:editId="7038CED6">
             <wp:extent cx="5715000" cy="3571875"/>
             <wp:effectExtent l="0" t="0" r="0" b="0"/>
             <wp:docPr id="197" name="01-login.png" descr="The sign-in page with Email, Password, Remember me and the Sign in button." title="The sign-in page with Email, Password, Remember me and the Sign in button."/>
@@ -4598,7 +4598,7 @@
         </w:rPr>
         <w:lastRenderedPageBreak/>
         <w:drawing>
-          <wp:inline distT="0" distB="0" distL="0" distR="0" wp14:anchorId="6F45FF3D" wp14:editId="6B5DC5C9">
+          <wp:inline distT="0" distB="0" distL="0" distR="0" wp14:anchorId="4E63CE9E" wp14:editId="65FA6C5F">
             <wp:extent cx="5715000" cy="3571875"/>
             <wp:effectExtent l="0" t="0" r="0" b="0"/>
             <wp:docPr id="198" name="03-user-menu.png" descr="The account menu open, with Settings and Log out." title="The account menu open, with Settings and Log out."/>
@@ -4651,7 +4651,7 @@
         <w:pStyle w:val="Ttulo1"/>
         <w:pageBreakBefore/>
       </w:pPr>
-      <w:bookmarkStart w:id="4" w:name="_Toc241668491"/>
+      <w:bookmarkStart w:id="4" w:name="_Toc241671022"/>
       <w:r>
         <w:lastRenderedPageBreak/>
         <w:t>Dashboard</w:t>
@@ -4684,7 +4684,7 @@
           <w:noProof/>
         </w:rPr>
         <w:drawing>
-          <wp:inline distT="0" distB="0" distL="0" distR="0" wp14:anchorId="0779AF54" wp14:editId="6247CE01">
+          <wp:inline distT="0" distB="0" distL="0" distR="0" wp14:anchorId="531C64B5" wp14:editId="035058B0">
             <wp:extent cx="5715000" cy="5133975"/>
             <wp:effectExtent l="0" t="0" r="0" b="0"/>
             <wp:docPr id="199" name="01-dashboard-sidebar.png" descr="The Manager dashboard with the full sidebar and summary cards." title="The Manager dashboard with the full sidebar and summary cards."/>
@@ -4747,7 +4747,7 @@
           <w:left w:w="10" w:type="dxa"/>
           <w:right w:w="10" w:type="dxa"/>
         </w:tblCellMar>
-        <w:tblLook w:val="0000" w:firstRow="0" w:lastRow="0" w:firstColumn="0" w:lastColumn="0" w:noHBand="0" w:noVBand="0"/>
+        <w:tblLook w:val="04A0" w:firstRow="1" w:lastRow="0" w:firstColumn="1" w:lastColumn="0" w:noHBand="0" w:noVBand="1"/>
       </w:tblPr>
       <w:tblGrid>
         <w:gridCol w:w="2489"/>
@@ -5192,7 +5192,7 @@
         <w:pStyle w:val="Ttulo1"/>
         <w:pageBreakBefore/>
       </w:pPr>
-      <w:bookmarkStart w:id="5" w:name="_Toc241668492"/>
+      <w:bookmarkStart w:id="5" w:name="_Toc241671023"/>
       <w:r>
         <w:lastRenderedPageBreak/>
         <w:t>Business Areas</w:t>
@@ -5215,7 +5215,7 @@
           <w:noProof/>
         </w:rPr>
         <w:drawing>
-          <wp:inline distT="0" distB="0" distL="0" distR="0" wp14:anchorId="77B6E7CF" wp14:editId="3EE7DC2C">
+          <wp:inline distT="0" distB="0" distL="0" distR="0" wp14:anchorId="3C66FEC0" wp14:editId="5647E909">
             <wp:extent cx="5715000" cy="3571875"/>
             <wp:effectExtent l="0" t="0" r="0" b="0"/>
             <wp:docPr id="200" name="07-business-areas.png" descr="The Business Areas page listing only the areas granted to the Manager." title="The Business Areas page listing only the areas granted to the Manager."/>
@@ -5283,7 +5283,7 @@
           <w:left w:w="10" w:type="dxa"/>
           <w:right w:w="10" w:type="dxa"/>
         </w:tblCellMar>
-        <w:tblLook w:val="0000" w:firstRow="0" w:lastRow="0" w:firstColumn="0" w:lastColumn="0" w:noHBand="0" w:noVBand="0"/>
+        <w:tblLook w:val="04A0" w:firstRow="1" w:lastRow="0" w:firstColumn="1" w:lastColumn="0" w:noHBand="0" w:noVBand="1"/>
       </w:tblPr>
       <w:tblGrid>
         <w:gridCol w:w="5291"/>
@@ -5789,7 +5789,7 @@
       <w:pPr>
         <w:pStyle w:val="Ttulo2"/>
       </w:pPr>
-      <w:bookmarkStart w:id="6" w:name="_Toc241668493"/>
+      <w:bookmarkStart w:id="6" w:name="_Toc241671024"/>
       <w:r>
         <w:lastRenderedPageBreak/>
         <w:t>Example: check who can create maps in an area</w:t>
@@ -5883,7 +5883,7 @@
         <w:pStyle w:val="Ttulo1"/>
         <w:pageBreakBefore/>
       </w:pPr>
-      <w:bookmarkStart w:id="7" w:name="_Toc241668494"/>
+      <w:bookmarkStart w:id="7" w:name="_Toc241671025"/>
       <w:r>
         <w:lastRenderedPageBreak/>
         <w:t>Folders</w:t>
@@ -5906,7 +5906,7 @@
           <w:noProof/>
         </w:rPr>
         <w:drawing>
-          <wp:inline distT="0" distB="0" distL="0" distR="0" wp14:anchorId="5FF65415" wp14:editId="08048A24">
+          <wp:inline distT="0" distB="0" distL="0" distR="0" wp14:anchorId="1FC3F495" wp14:editId="3B8ACAB3">
             <wp:extent cx="5715000" cy="3571875"/>
             <wp:effectExtent l="0" t="0" r="0" b="0"/>
             <wp:docPr id="201" name="11-folders.png" descr="The Folders page with a business area chosen and its folders listed." title="The Folders page with a business area chosen and its folders listed."/>
@@ -5984,7 +5984,7 @@
           <w:left w:w="10" w:type="dxa"/>
           <w:right w:w="10" w:type="dxa"/>
         </w:tblCellMar>
-        <w:tblLook w:val="0000" w:firstRow="0" w:lastRow="0" w:firstColumn="0" w:lastColumn="0" w:noHBand="0" w:noVBand="0"/>
+        <w:tblLook w:val="04A0" w:firstRow="1" w:lastRow="0" w:firstColumn="1" w:lastColumn="0" w:noHBand="0" w:noVBand="1"/>
       </w:tblPr>
       <w:tblGrid>
         <w:gridCol w:w="3716"/>
@@ -6881,7 +6881,7 @@
       <w:pPr>
         <w:pStyle w:val="Ttulo2"/>
       </w:pPr>
-      <w:bookmarkStart w:id="8" w:name="_Toc241668495"/>
+      <w:bookmarkStart w:id="8" w:name="_Toc241671026"/>
       <w:r>
         <w:t>The folder wizard</w:t>
       </w:r>
@@ -6902,7 +6902,7 @@
           <w:left w:w="10" w:type="dxa"/>
           <w:right w:w="10" w:type="dxa"/>
         </w:tblCellMar>
-        <w:tblLook w:val="0000" w:firstRow="0" w:lastRow="0" w:firstColumn="0" w:lastColumn="0" w:noHBand="0" w:noVBand="0"/>
+        <w:tblLook w:val="04A0" w:firstRow="1" w:lastRow="0" w:firstColumn="1" w:lastColumn="0" w:noHBand="0" w:noVBand="1"/>
       </w:tblPr>
       <w:tblGrid>
         <w:gridCol w:w="3438"/>
@@ -7561,7 +7561,7 @@
           <w:left w:w="10" w:type="dxa"/>
           <w:right w:w="10" w:type="dxa"/>
         </w:tblCellMar>
-        <w:tblLook w:val="0000" w:firstRow="0" w:lastRow="0" w:firstColumn="0" w:lastColumn="0" w:noHBand="0" w:noVBand="0"/>
+        <w:tblLook w:val="04A0" w:firstRow="1" w:lastRow="0" w:firstColumn="1" w:lastColumn="0" w:noHBand="0" w:noVBand="1"/>
       </w:tblPr>
       <w:tblGrid>
         <w:gridCol w:w="2888"/>
@@ -8023,7 +8023,7 @@
       <w:pPr>
         <w:pStyle w:val="Ttulo2"/>
       </w:pPr>
-      <w:bookmarkStart w:id="9" w:name="_Toc241668496"/>
+      <w:bookmarkStart w:id="9" w:name="_Toc241671027"/>
       <w:r>
         <w:lastRenderedPageBreak/>
         <w:t>Example: add a folder from a table</w:t>
@@ -8218,7 +8218,7 @@
         <w:pStyle w:val="Ttulo1"/>
         <w:pageBreakBefore/>
       </w:pPr>
-      <w:bookmarkStart w:id="10" w:name="_Toc241668497"/>
+      <w:bookmarkStart w:id="10" w:name="_Toc241671028"/>
       <w:r>
         <w:lastRenderedPageBreak/>
         <w:t>Items</w:t>
@@ -8241,7 +8241,7 @@
           <w:noProof/>
         </w:rPr>
         <w:drawing>
-          <wp:inline distT="0" distB="0" distL="0" distR="0" wp14:anchorId="313438C2" wp14:editId="3B722E5D">
+          <wp:inline distT="0" distB="0" distL="0" distR="0" wp14:anchorId="568F154F" wp14:editId="4A316133">
             <wp:extent cx="5715000" cy="3571875"/>
             <wp:effectExtent l="0" t="0" r="0" b="0"/>
             <wp:docPr id="202" name="17-items.png" descr="The Items page for a chosen folder, listing its items." title="The Items page for a chosen folder, listing its items."/>
@@ -8329,7 +8329,7 @@
           <w:left w:w="10" w:type="dxa"/>
           <w:right w:w="10" w:type="dxa"/>
         </w:tblCellMar>
-        <w:tblLook w:val="0000" w:firstRow="0" w:lastRow="0" w:firstColumn="0" w:lastColumn="0" w:noHBand="0" w:noVBand="0"/>
+        <w:tblLook w:val="04A0" w:firstRow="1" w:lastRow="0" w:firstColumn="1" w:lastColumn="0" w:noHBand="0" w:noVBand="1"/>
       </w:tblPr>
       <w:tblGrid>
         <w:gridCol w:w="3384"/>
@@ -8741,7 +8741,7 @@
           <w:left w:w="10" w:type="dxa"/>
           <w:right w:w="10" w:type="dxa"/>
         </w:tblCellMar>
-        <w:tblLook w:val="0000" w:firstRow="0" w:lastRow="0" w:firstColumn="0" w:lastColumn="0" w:noHBand="0" w:noVBand="0"/>
+        <w:tblLook w:val="04A0" w:firstRow="1" w:lastRow="0" w:firstColumn="1" w:lastColumn="0" w:noHBand="0" w:noVBand="1"/>
       </w:tblPr>
       <w:tblGrid>
         <w:gridCol w:w="3438"/>
@@ -9371,7 +9371,7 @@
           <w:left w:w="10" w:type="dxa"/>
           <w:right w:w="10" w:type="dxa"/>
         </w:tblCellMar>
-        <w:tblLook w:val="0000" w:firstRow="0" w:lastRow="0" w:firstColumn="0" w:lastColumn="0" w:noHBand="0" w:noVBand="0"/>
+        <w:tblLook w:val="04A0" w:firstRow="1" w:lastRow="0" w:firstColumn="1" w:lastColumn="0" w:noHBand="0" w:noVBand="1"/>
       </w:tblPr>
       <w:tblGrid>
         <w:gridCol w:w="4513"/>
@@ -9905,7 +9905,7 @@
           <w:left w:w="10" w:type="dxa"/>
           <w:right w:w="10" w:type="dxa"/>
         </w:tblCellMar>
-        <w:tblLook w:val="0000" w:firstRow="0" w:lastRow="0" w:firstColumn="0" w:lastColumn="0" w:noHBand="0" w:noVBand="0"/>
+        <w:tblLook w:val="04A0" w:firstRow="1" w:lastRow="0" w:firstColumn="1" w:lastColumn="0" w:noHBand="0" w:noVBand="1"/>
       </w:tblPr>
       <w:tblGrid>
         <w:gridCol w:w="3438"/>
@@ -10363,7 +10363,7 @@
         <w:pStyle w:val="Ttulo1"/>
         <w:pageBreakBefore/>
       </w:pPr>
-      <w:bookmarkStart w:id="11" w:name="_Toc241668498"/>
+      <w:bookmarkStart w:id="11" w:name="_Toc241671029"/>
       <w:r>
         <w:lastRenderedPageBreak/>
         <w:t>Joins</w:t>
@@ -10386,7 +10386,7 @@
           <w:noProof/>
         </w:rPr>
         <w:drawing>
-          <wp:inline distT="0" distB="0" distL="0" distR="0" wp14:anchorId="26696EFE" wp14:editId="35D3CB82">
+          <wp:inline distT="0" distB="0" distL="0" distR="0" wp14:anchorId="636AB1C6" wp14:editId="0F32E761">
             <wp:extent cx="3324225" cy="3362325"/>
             <wp:effectExtent l="0" t="0" r="0" b="0"/>
             <wp:docPr id="203" name="21-joins-new-dialog.png" descr="The New Join dialog with two folder selects and a column pair." title="The New Join dialog with two folder selects and a column pair."/>
@@ -10449,7 +10449,7 @@
           <w:left w:w="10" w:type="dxa"/>
           <w:right w:w="10" w:type="dxa"/>
         </w:tblCellMar>
-        <w:tblLook w:val="0000" w:firstRow="0" w:lastRow="0" w:firstColumn="0" w:lastColumn="0" w:noHBand="0" w:noVBand="0"/>
+        <w:tblLook w:val="04A0" w:firstRow="1" w:lastRow="0" w:firstColumn="1" w:lastColumn="0" w:noHBand="0" w:noVBand="1"/>
       </w:tblPr>
       <w:tblGrid>
         <w:gridCol w:w="3384"/>
@@ -11223,7 +11223,7 @@
           <w:left w:w="10" w:type="dxa"/>
           <w:right w:w="10" w:type="dxa"/>
         </w:tblCellMar>
-        <w:tblLook w:val="0000" w:firstRow="0" w:lastRow="0" w:firstColumn="0" w:lastColumn="0" w:noHBand="0" w:noVBand="0"/>
+        <w:tblLook w:val="04A0" w:firstRow="1" w:lastRow="0" w:firstColumn="1" w:lastColumn="0" w:noHBand="0" w:noVBand="1"/>
       </w:tblPr>
       <w:tblGrid>
         <w:gridCol w:w="4011"/>
@@ -11619,7 +11619,7 @@
           <w:left w:w="10" w:type="dxa"/>
           <w:right w:w="10" w:type="dxa"/>
         </w:tblCellMar>
-        <w:tblLook w:val="0000" w:firstRow="0" w:lastRow="0" w:firstColumn="0" w:lastColumn="0" w:noHBand="0" w:noVBand="0"/>
+        <w:tblLook w:val="04A0" w:firstRow="1" w:lastRow="0" w:firstColumn="1" w:lastColumn="0" w:noHBand="0" w:noVBand="1"/>
       </w:tblPr>
       <w:tblGrid>
         <w:gridCol w:w="4011"/>
@@ -11968,7 +11968,7 @@
           <w:left w:w="10" w:type="dxa"/>
           <w:right w:w="10" w:type="dxa"/>
         </w:tblCellMar>
-        <w:tblLook w:val="0000" w:firstRow="0" w:lastRow="0" w:firstColumn="0" w:lastColumn="0" w:noHBand="0" w:noVBand="0"/>
+        <w:tblLook w:val="04A0" w:firstRow="1" w:lastRow="0" w:firstColumn="1" w:lastColumn="0" w:noHBand="0" w:noVBand="1"/>
       </w:tblPr>
       <w:tblGrid>
         <w:gridCol w:w="1851"/>
@@ -12243,7 +12243,7 @@
       <w:pPr>
         <w:pStyle w:val="Ttulo2"/>
       </w:pPr>
-      <w:bookmarkStart w:id="12" w:name="_Toc241668499"/>
+      <w:bookmarkStart w:id="12" w:name="_Toc241671030"/>
       <w:r>
         <w:t>Example: join two folders</w:t>
       </w:r>
@@ -12442,7 +12442,7 @@
         <w:pStyle w:val="Ttulo1"/>
         <w:pageBreakBefore/>
       </w:pPr>
-      <w:bookmarkStart w:id="13" w:name="_Toc241668500"/>
+      <w:bookmarkStart w:id="13" w:name="_Toc241671031"/>
       <w:r>
         <w:lastRenderedPageBreak/>
         <w:t>Hierarchies</w:t>
@@ -12465,7 +12465,7 @@
           <w:noProof/>
         </w:rPr>
         <w:drawing>
-          <wp:inline distT="0" distB="0" distL="0" distR="0" wp14:anchorId="19330DC6" wp14:editId="56A42CB6">
+          <wp:inline distT="0" distB="0" distL="0" distR="0" wp14:anchorId="2EE31DAD" wp14:editId="59F63A7B">
             <wp:extent cx="4362450" cy="2762250"/>
             <wp:effectExtent l="0" t="0" r="0" b="0"/>
             <wp:docPr id="204" name="26-hierarchies-level-added.png" descr="A hierarchy dialog with a level row showing name, folder and item selects." title="A hierarchy dialog with a level row showing name, folder and item selects."/>
@@ -12528,7 +12528,7 @@
           <w:left w:w="10" w:type="dxa"/>
           <w:right w:w="10" w:type="dxa"/>
         </w:tblCellMar>
-        <w:tblLook w:val="0000" w:firstRow="0" w:lastRow="0" w:firstColumn="0" w:lastColumn="0" w:noHBand="0" w:noVBand="0"/>
+        <w:tblLook w:val="04A0" w:firstRow="1" w:lastRow="0" w:firstColumn="1" w:lastColumn="0" w:noHBand="0" w:noVBand="1"/>
       </w:tblPr>
       <w:tblGrid>
         <w:gridCol w:w="3202"/>
@@ -13333,7 +13333,7 @@
         <w:pStyle w:val="Ttulo1"/>
         <w:pageBreakBefore/>
       </w:pPr>
-      <w:bookmarkStart w:id="14" w:name="_Toc241668501"/>
+      <w:bookmarkStart w:id="14" w:name="_Toc241671032"/>
       <w:r>
         <w:lastRenderedPageBreak/>
         <w:t>Custom Functions</w:t>
@@ -13356,7 +13356,7 @@
           <w:noProof/>
         </w:rPr>
         <w:drawing>
-          <wp:inline distT="0" distB="0" distL="0" distR="0" wp14:anchorId="73541C67" wp14:editId="7CD296E5">
+          <wp:inline distT="0" distB="0" distL="0" distR="0" wp14:anchorId="562E6935" wp14:editId="4D86FF01">
             <wp:extent cx="5715000" cy="3571875"/>
             <wp:effectExtent l="0" t="0" r="0" b="0"/>
             <wp:docPr id="205" name="09-custom-functions.png" descr="The Custom Functions page with the list, Refresh all and New Function." title="The Custom Functions page with the list, Refresh all and New Function."/>
@@ -13419,7 +13419,7 @@
           <w:left w:w="10" w:type="dxa"/>
           <w:right w:w="10" w:type="dxa"/>
         </w:tblCellMar>
-        <w:tblLook w:val="0000" w:firstRow="0" w:lastRow="0" w:firstColumn="0" w:lastColumn="0" w:noHBand="0" w:noVBand="0"/>
+        <w:tblLook w:val="04A0" w:firstRow="1" w:lastRow="0" w:firstColumn="1" w:lastColumn="0" w:noHBand="0" w:noVBand="1"/>
       </w:tblPr>
       <w:tblGrid>
         <w:gridCol w:w="5014"/>
@@ -14000,7 +14000,7 @@
           <w:left w:w="10" w:type="dxa"/>
           <w:right w:w="10" w:type="dxa"/>
         </w:tblCellMar>
-        <w:tblLook w:val="0000" w:firstRow="0" w:lastRow="0" w:firstColumn="0" w:lastColumn="0" w:noHBand="0" w:noVBand="0"/>
+        <w:tblLook w:val="04A0" w:firstRow="1" w:lastRow="0" w:firstColumn="1" w:lastColumn="0" w:noHBand="0" w:noVBand="1"/>
       </w:tblPr>
       <w:tblGrid>
         <w:gridCol w:w="4011"/>
@@ -14623,7 +14623,7 @@
           <w:left w:w="10" w:type="dxa"/>
           <w:right w:w="10" w:type="dxa"/>
         </w:tblCellMar>
-        <w:tblLook w:val="0000" w:firstRow="0" w:lastRow="0" w:firstColumn="0" w:lastColumn="0" w:noHBand="0" w:noVBand="0"/>
+        <w:tblLook w:val="04A0" w:firstRow="1" w:lastRow="0" w:firstColumn="1" w:lastColumn="0" w:noHBand="0" w:noVBand="1"/>
       </w:tblPr>
       <w:tblGrid>
         <w:gridCol w:w="3438"/>
@@ -14898,7 +14898,7 @@
       <w:pPr>
         <w:pStyle w:val="Ttulo2"/>
       </w:pPr>
-      <w:bookmarkStart w:id="15" w:name="_Toc241668502"/>
+      <w:bookmarkStart w:id="15" w:name="_Toc241671033"/>
       <w:r>
         <w:t>Example: register a package function</w:t>
       </w:r>
@@ -15044,7 +15044,7 @@
         <w:pStyle w:val="Ttulo1"/>
         <w:pageBreakBefore/>
       </w:pPr>
-      <w:bookmarkStart w:id="16" w:name="_Toc241668503"/>
+      <w:bookmarkStart w:id="16" w:name="_Toc241671034"/>
       <w:r>
         <w:lastRenderedPageBreak/>
         <w:t>Data Sources</w:t>
@@ -15067,7 +15067,7 @@
           <w:noProof/>
         </w:rPr>
         <w:drawing>
-          <wp:inline distT="0" distB="0" distL="0" distR="0" wp14:anchorId="35F3DC95" wp14:editId="676210AD">
+          <wp:inline distT="0" distB="0" distL="0" distR="0" wp14:anchorId="4EF1A0A7" wp14:editId="26AD17F6">
             <wp:extent cx="5715000" cy="3571875"/>
             <wp:effectExtent l="0" t="0" r="0" b="0"/>
             <wp:docPr id="206" name="08-data-sources.png" descr="The Data Sources page with the list of connections and row icons." title="The Data Sources page with the list of connections and row icons."/>
@@ -15130,7 +15130,7 @@
           <w:left w:w="10" w:type="dxa"/>
           <w:right w:w="10" w:type="dxa"/>
         </w:tblCellMar>
-        <w:tblLook w:val="0000" w:firstRow="0" w:lastRow="0" w:firstColumn="0" w:lastColumn="0" w:noHBand="0" w:noVBand="0"/>
+        <w:tblLook w:val="04A0" w:firstRow="1" w:lastRow="0" w:firstColumn="1" w:lastColumn="0" w:noHBand="0" w:noVBand="1"/>
       </w:tblPr>
       <w:tblGrid>
         <w:gridCol w:w="5291"/>
@@ -15742,7 +15742,7 @@
         <w:pStyle w:val="Ttulo1"/>
         <w:pageBreakBefore/>
       </w:pPr>
-      <w:bookmarkStart w:id="17" w:name="_Toc241668504"/>
+      <w:bookmarkStart w:id="17" w:name="_Toc241671035"/>
       <w:r>
         <w:lastRenderedPageBreak/>
         <w:t>Users</w:t>
@@ -15775,7 +15775,7 @@
           <w:noProof/>
         </w:rPr>
         <w:drawing>
-          <wp:inline distT="0" distB="0" distL="0" distR="0" wp14:anchorId="3826A0CE" wp14:editId="3CF3BE27">
+          <wp:inline distT="0" distB="0" distL="0" distR="0" wp14:anchorId="597D046B" wp14:editId="2C1F64B9">
             <wp:extent cx="5715000" cy="3571875"/>
             <wp:effectExtent l="0" t="0" r="0" b="0"/>
             <wp:docPr id="207" name="06-users.png" descr="The read-only Users list, without New User or Credentials file buttons." title="The read-only Users list, without New User or Credentials file buttons."/>
@@ -15892,7 +15892,7 @@
       <w:pPr>
         <w:pStyle w:val="Ttulo2"/>
       </w:pPr>
-      <w:bookmarkStart w:id="18" w:name="_Toc241668505"/>
+      <w:bookmarkStart w:id="18" w:name="_Toc241671036"/>
       <w:r>
         <w:t>Maps for a person</w:t>
       </w:r>
@@ -15934,7 +15934,7 @@
           <w:noProof/>
         </w:rPr>
         <w:drawing>
-          <wp:inline distT="0" distB="0" distL="0" distR="0" wp14:anchorId="6DD2A44C" wp14:editId="44F5F869">
+          <wp:inline distT="0" distB="0" distL="0" distR="0" wp14:anchorId="4B67DD9B" wp14:editId="6AAD5953">
             <wp:extent cx="4362450" cy="2190750"/>
             <wp:effectExtent l="0" t="0" r="0" b="0"/>
             <wp:docPr id="208" name="12-users-maps-dialog.png" descr="The Maps dialog for a user, with share-level selects and owner and remove icons." title="The Maps dialog for a user, with share-level selects and owner and remove icons."/>
@@ -15997,7 +15997,7 @@
           <w:left w:w="10" w:type="dxa"/>
           <w:right w:w="10" w:type="dxa"/>
         </w:tblCellMar>
-        <w:tblLook w:val="0000" w:firstRow="0" w:lastRow="0" w:firstColumn="0" w:lastColumn="0" w:noHBand="0" w:noVBand="0"/>
+        <w:tblLook w:val="04A0" w:firstRow="1" w:lastRow="0" w:firstColumn="1" w:lastColumn="0" w:noHBand="0" w:noVBand="1"/>
       </w:tblPr>
       <w:tblGrid>
         <w:gridCol w:w="3610"/>
@@ -16550,7 +16550,7 @@
           <w:left w:w="10" w:type="dxa"/>
           <w:right w:w="10" w:type="dxa"/>
         </w:tblCellMar>
-        <w:tblLook w:val="0000" w:firstRow="0" w:lastRow="0" w:firstColumn="0" w:lastColumn="0" w:noHBand="0" w:noVBand="0"/>
+        <w:tblLook w:val="04A0" w:firstRow="1" w:lastRow="0" w:firstColumn="1" w:lastColumn="0" w:noHBand="0" w:noVBand="1"/>
       </w:tblPr>
       <w:tblGrid>
         <w:gridCol w:w="3438"/>
@@ -16960,7 +16960,7 @@
           <w:left w:w="10" w:type="dxa"/>
           <w:right w:w="10" w:type="dxa"/>
         </w:tblCellMar>
-        <w:tblLook w:val="0000" w:firstRow="0" w:lastRow="0" w:firstColumn="0" w:lastColumn="0" w:noHBand="0" w:noVBand="0"/>
+        <w:tblLook w:val="04A0" w:firstRow="1" w:lastRow="0" w:firstColumn="1" w:lastColumn="0" w:noHBand="0" w:noVBand="1"/>
       </w:tblPr>
       <w:tblGrid>
         <w:gridCol w:w="1851"/>
@@ -17235,7 +17235,7 @@
       <w:pPr>
         <w:pStyle w:val="Ttulo2"/>
       </w:pPr>
-      <w:bookmarkStart w:id="19" w:name="_Toc241668506"/>
+      <w:bookmarkStart w:id="19" w:name="_Toc241671037"/>
       <w:r>
         <w:t>Example: give a map to a colleague who takes over</w:t>
       </w:r>
@@ -17363,7 +17363,7 @@
         <w:pStyle w:val="Ttulo1"/>
         <w:pageBreakBefore/>
       </w:pPr>
-      <w:bookmarkStart w:id="20" w:name="_Toc241668507"/>
+      <w:bookmarkStart w:id="20" w:name="_Toc241671038"/>
       <w:r>
         <w:lastRenderedPageBreak/>
         <w:t>Maps</w:t>
@@ -17396,7 +17396,7 @@
           <w:noProof/>
         </w:rPr>
         <w:drawing>
-          <wp:inline distT="0" distB="0" distL="0" distR="0" wp14:anchorId="2B47B747" wp14:editId="794EDE2E">
+          <wp:inline distT="0" distB="0" distL="0" distR="0" wp14:anchorId="1748B313" wp14:editId="5B0AA549">
             <wp:extent cx="5715000" cy="3429000"/>
             <wp:effectExtent l="0" t="0" r="0" b="0"/>
             <wp:docPr id="209" name="02-maps-all.png" descr="The Maps list, All tab, with Copy, Share, Schedule and Export icons on each row." title="The Maps list, All tab, with Copy, Share, Schedule and Export icons on each row."/>
@@ -17448,7 +17448,7 @@
       <w:pPr>
         <w:pStyle w:val="Ttulo2"/>
       </w:pPr>
-      <w:bookmarkStart w:id="21" w:name="_Toc241668508"/>
+      <w:bookmarkStart w:id="21" w:name="_Toc241671039"/>
       <w:r>
         <w:t>Finding a map</w:t>
       </w:r>
@@ -17469,7 +17469,7 @@
           <w:left w:w="10" w:type="dxa"/>
           <w:right w:w="10" w:type="dxa"/>
         </w:tblCellMar>
-        <w:tblLook w:val="0000" w:firstRow="0" w:lastRow="0" w:firstColumn="0" w:lastColumn="0" w:noHBand="0" w:noVBand="0"/>
+        <w:tblLook w:val="04A0" w:firstRow="1" w:lastRow="0" w:firstColumn="1" w:lastColumn="0" w:noHBand="0" w:noVBand="1"/>
       </w:tblPr>
       <w:tblGrid>
         <w:gridCol w:w="3610"/>
@@ -18074,7 +18074,7 @@
       <w:pPr>
         <w:pStyle w:val="Ttulo2"/>
       </w:pPr>
-      <w:bookmarkStart w:id="22" w:name="_Toc241668509"/>
+      <w:bookmarkStart w:id="22" w:name="_Toc241671040"/>
       <w:r>
         <w:lastRenderedPageBreak/>
         <w:t>What each icon does</w:t>
@@ -18096,7 +18096,7 @@
           <w:left w:w="10" w:type="dxa"/>
           <w:right w:w="10" w:type="dxa"/>
         </w:tblCellMar>
-        <w:tblLook w:val="0000" w:firstRow="0" w:lastRow="0" w:firstColumn="0" w:lastColumn="0" w:noHBand="0" w:noVBand="0"/>
+        <w:tblLook w:val="04A0" w:firstRow="1" w:lastRow="0" w:firstColumn="1" w:lastColumn="0" w:noHBand="0" w:noVBand="1"/>
       </w:tblPr>
       <w:tblGrid>
         <w:gridCol w:w="3610"/>
@@ -18674,7 +18674,7 @@
       <w:pPr>
         <w:pStyle w:val="Ttulo2"/>
       </w:pPr>
-      <w:bookmarkStart w:id="23" w:name="_Toc241668510"/>
+      <w:bookmarkStart w:id="23" w:name="_Toc241671041"/>
       <w:r>
         <w:t>Copy a map to build your own</w:t>
       </w:r>
@@ -18763,7 +18763,7 @@
       <w:pPr>
         <w:pStyle w:val="Ttulo2"/>
       </w:pPr>
-      <w:bookmarkStart w:id="24" w:name="_Toc241668511"/>
+      <w:bookmarkStart w:id="24" w:name="_Toc241671042"/>
       <w:r>
         <w:t>Share a map</w:t>
       </w:r>
@@ -18868,7 +18868,7 @@
         </w:rPr>
         <w:lastRenderedPageBreak/>
         <w:drawing>
-          <wp:inline distT="0" distB="0" distL="0" distR="0" wp14:anchorId="61AE7E2C" wp14:editId="7E2B5ABD">
+          <wp:inline distT="0" distB="0" distL="0" distR="0" wp14:anchorId="4273C300" wp14:editId="6E0CBCE6">
             <wp:extent cx="3743325" cy="3895725"/>
             <wp:effectExtent l="0" t="0" r="0" b="0"/>
             <wp:docPr id="210" name="03-share-dialog.png" descr="The Share map dialog with a search box and Can view, Can export and Can edit buttons." title="The Share map dialog with a search box and Can view, Can export and Can edit buttons."/>
@@ -18951,7 +18951,7 @@
         <w:pStyle w:val="Ttulo1"/>
         <w:pageBreakBefore/>
       </w:pPr>
-      <w:bookmarkStart w:id="25" w:name="_Toc241668512"/>
+      <w:bookmarkStart w:id="25" w:name="_Toc241671043"/>
       <w:r>
         <w:lastRenderedPageBreak/>
         <w:t>Map builder</w:t>
@@ -18984,7 +18984,7 @@
           <w:noProof/>
         </w:rPr>
         <w:drawing>
-          <wp:inline distT="0" distB="0" distL="0" distR="0" wp14:anchorId="6044EF0F" wp14:editId="4F93E997">
+          <wp:inline distT="0" distB="0" distL="0" distR="0" wp14:anchorId="79B7C4F4" wp14:editId="1A0BB928">
             <wp:extent cx="5715000" cy="3571875"/>
             <wp:effectExtent l="0" t="0" r="0" b="0"/>
             <wp:docPr id="211" name="05-builder-overview.png" descr="The map builder with the Business Areas tree, the columns canvas and the Properties panel." title="The map builder with the Business Areas tree, the columns canvas and the Properties panel."/>
@@ -19036,7 +19036,7 @@
       <w:pPr>
         <w:pStyle w:val="Ttulo2"/>
       </w:pPr>
-      <w:bookmarkStart w:id="26" w:name="_Toc241668513"/>
+      <w:bookmarkStart w:id="26" w:name="_Toc241671044"/>
       <w:r>
         <w:t>What you may save</w:t>
       </w:r>
@@ -19057,7 +19057,7 @@
           <w:left w:w="10" w:type="dxa"/>
           <w:right w:w="10" w:type="dxa"/>
         </w:tblCellMar>
-        <w:tblLook w:val="0000" w:firstRow="0" w:lastRow="0" w:firstColumn="0" w:lastColumn="0" w:noHBand="0" w:noVBand="0"/>
+        <w:tblLook w:val="04A0" w:firstRow="1" w:lastRow="0" w:firstColumn="1" w:lastColumn="0" w:noHBand="0" w:noVBand="1"/>
       </w:tblPr>
       <w:tblGrid>
         <w:gridCol w:w="4778"/>
@@ -19417,7 +19417,7 @@
       <w:pPr>
         <w:pStyle w:val="Ttulo2"/>
       </w:pPr>
-      <w:bookmarkStart w:id="27" w:name="_Toc241668514"/>
+      <w:bookmarkStart w:id="27" w:name="_Toc241671045"/>
       <w:r>
         <w:t>The toolbar</w:t>
       </w:r>
@@ -19438,7 +19438,7 @@
           <w:left w:w="10" w:type="dxa"/>
           <w:right w:w="10" w:type="dxa"/>
         </w:tblCellMar>
-        <w:tblLook w:val="0000" w:firstRow="0" w:lastRow="0" w:firstColumn="0" w:lastColumn="0" w:noHBand="0" w:noVBand="0"/>
+        <w:tblLook w:val="04A0" w:firstRow="1" w:lastRow="0" w:firstColumn="1" w:lastColumn="0" w:noHBand="0" w:noVBand="1"/>
       </w:tblPr>
       <w:tblGrid>
         <w:gridCol w:w="3610"/>
@@ -20258,7 +20258,7 @@
       <w:pPr>
         <w:pStyle w:val="Ttulo2"/>
       </w:pPr>
-      <w:bookmarkStart w:id="28" w:name="_Toc241668515"/>
+      <w:bookmarkStart w:id="28" w:name="_Toc241671046"/>
       <w:r>
         <w:t>Build a map</w:t>
       </w:r>
@@ -20426,7 +20426,7 @@
       <w:pPr>
         <w:pStyle w:val="Ttulo2"/>
       </w:pPr>
-      <w:bookmarkStart w:id="29" w:name="_Toc241668516"/>
+      <w:bookmarkStart w:id="29" w:name="_Toc241671047"/>
       <w:r>
         <w:t>Configure column</w:t>
       </w:r>
@@ -20447,7 +20447,7 @@
           <w:left w:w="10" w:type="dxa"/>
           <w:right w:w="10" w:type="dxa"/>
         </w:tblCellMar>
-        <w:tblLook w:val="0000" w:firstRow="0" w:lastRow="0" w:firstColumn="0" w:lastColumn="0" w:noHBand="0" w:noVBand="0"/>
+        <w:tblLook w:val="04A0" w:firstRow="1" w:lastRow="0" w:firstColumn="1" w:lastColumn="0" w:noHBand="0" w:noVBand="1"/>
       </w:tblPr>
       <w:tblGrid>
         <w:gridCol w:w="4011"/>
@@ -21246,7 +21246,7 @@
           <w:left w:w="10" w:type="dxa"/>
           <w:right w:w="10" w:type="dxa"/>
         </w:tblCellMar>
-        <w:tblLook w:val="0000" w:firstRow="0" w:lastRow="0" w:firstColumn="0" w:lastColumn="0" w:noHBand="0" w:noVBand="0"/>
+        <w:tblLook w:val="04A0" w:firstRow="1" w:lastRow="0" w:firstColumn="1" w:lastColumn="0" w:noHBand="0" w:noVBand="1"/>
       </w:tblPr>
       <w:tblGrid>
         <w:gridCol w:w="3438"/>
@@ -21595,7 +21595,7 @@
           <w:left w:w="10" w:type="dxa"/>
           <w:right w:w="10" w:type="dxa"/>
         </w:tblCellMar>
-        <w:tblLook w:val="0000" w:firstRow="0" w:lastRow="0" w:firstColumn="0" w:lastColumn="0" w:noHBand="0" w:noVBand="0"/>
+        <w:tblLook w:val="04A0" w:firstRow="1" w:lastRow="0" w:firstColumn="1" w:lastColumn="0" w:noHBand="0" w:noVBand="1"/>
       </w:tblPr>
       <w:tblGrid>
         <w:gridCol w:w="3438"/>
@@ -21881,7 +21881,7 @@
           <w:left w:w="10" w:type="dxa"/>
           <w:right w:w="10" w:type="dxa"/>
         </w:tblCellMar>
-        <w:tblLook w:val="0000" w:firstRow="0" w:lastRow="0" w:firstColumn="0" w:lastColumn="0" w:noHBand="0" w:noVBand="0"/>
+        <w:tblLook w:val="04A0" w:firstRow="1" w:lastRow="0" w:firstColumn="1" w:lastColumn="0" w:noHBand="0" w:noVBand="1"/>
       </w:tblPr>
       <w:tblGrid>
         <w:gridCol w:w="5743"/>
@@ -22343,7 +22343,7 @@
       <w:pPr>
         <w:pStyle w:val="Ttulo2"/>
       </w:pPr>
-      <w:bookmarkStart w:id="30" w:name="_Toc241668517"/>
+      <w:bookmarkStart w:id="30" w:name="_Toc241671048"/>
       <w:r>
         <w:t>The five settings tabs</w:t>
       </w:r>
@@ -22364,7 +22364,7 @@
           <w:left w:w="10" w:type="dxa"/>
           <w:right w:w="10" w:type="dxa"/>
         </w:tblCellMar>
-        <w:tblLook w:val="0000" w:firstRow="0" w:lastRow="0" w:firstColumn="0" w:lastColumn="0" w:noHBand="0" w:noVBand="0"/>
+        <w:tblLook w:val="04A0" w:firstRow="1" w:lastRow="0" w:firstColumn="1" w:lastColumn="0" w:noHBand="0" w:noVBand="1"/>
       </w:tblPr>
       <w:tblGrid>
         <w:gridCol w:w="4513"/>
@@ -22947,7 +22947,7 @@
           <w:left w:w="10" w:type="dxa"/>
           <w:right w:w="10" w:type="dxa"/>
         </w:tblCellMar>
-        <w:tblLook w:val="0000" w:firstRow="0" w:lastRow="0" w:firstColumn="0" w:lastColumn="0" w:noHBand="0" w:noVBand="0"/>
+        <w:tblLook w:val="04A0" w:firstRow="1" w:lastRow="0" w:firstColumn="1" w:lastColumn="0" w:noHBand="0" w:noVBand="1"/>
       </w:tblPr>
       <w:tblGrid>
         <w:gridCol w:w="4247"/>
@@ -23628,7 +23628,7 @@
           <w:left w:w="10" w:type="dxa"/>
           <w:right w:w="10" w:type="dxa"/>
         </w:tblCellMar>
-        <w:tblLook w:val="0000" w:firstRow="0" w:lastRow="0" w:firstColumn="0" w:lastColumn="0" w:noHBand="0" w:noVBand="0"/>
+        <w:tblLook w:val="04A0" w:firstRow="1" w:lastRow="0" w:firstColumn="1" w:lastColumn="0" w:noHBand="0" w:noVBand="1"/>
       </w:tblPr>
       <w:tblGrid>
         <w:gridCol w:w="4513"/>
@@ -24008,7 +24008,7 @@
       <w:pPr>
         <w:pStyle w:val="Ttulo2"/>
       </w:pPr>
-      <w:bookmarkStart w:id="31" w:name="_Toc241668518"/>
+      <w:bookmarkStart w:id="31" w:name="_Toc241671049"/>
       <w:r>
         <w:lastRenderedPageBreak/>
         <w:t>Conditional formatting</w:t>
@@ -24065,7 +24065,7 @@
           <w:left w:w="10" w:type="dxa"/>
           <w:right w:w="10" w:type="dxa"/>
         </w:tblCellMar>
-        <w:tblLook w:val="0000" w:firstRow="0" w:lastRow="0" w:firstColumn="0" w:lastColumn="0" w:noHBand="0" w:noVBand="0"/>
+        <w:tblLook w:val="04A0" w:firstRow="1" w:lastRow="0" w:firstColumn="1" w:lastColumn="0" w:noHBand="0" w:noVBand="1"/>
       </w:tblPr>
       <w:tblGrid>
         <w:gridCol w:w="3800"/>
@@ -24715,7 +24715,7 @@
       <w:pPr>
         <w:pStyle w:val="Ttulo2"/>
       </w:pPr>
-      <w:bookmarkStart w:id="32" w:name="_Toc241668519"/>
+      <w:bookmarkStart w:id="32" w:name="_Toc241671050"/>
       <w:r>
         <w:t>Refused maps</w:t>
       </w:r>
@@ -24731,7 +24731,7 @@
         <w:pStyle w:val="Ttulo1"/>
         <w:pageBreakBefore/>
       </w:pPr>
-      <w:bookmarkStart w:id="33" w:name="_Toc241668520"/>
+      <w:bookmarkStart w:id="33" w:name="_Toc241671051"/>
       <w:r>
         <w:lastRenderedPageBreak/>
         <w:t>Map viewer</w:t>
@@ -24774,7 +24774,7 @@
           <w:noProof/>
         </w:rPr>
         <w:drawing>
-          <wp:inline distT="0" distB="0" distL="0" distR="0" wp14:anchorId="78752935" wp14:editId="41BAD0E9">
+          <wp:inline distT="0" distB="0" distL="0" distR="0" wp14:anchorId="4ECAF864" wp14:editId="5BA7EB65">
             <wp:extent cx="5715000" cy="3571875"/>
             <wp:effectExtent l="0" t="0" r="0" b="0"/>
             <wp:docPr id="212" name="06-viewer-results.png" descr="A completed run with Excel, CSV and PDF buttons over the results grid." title="A completed run with Excel, CSV and PDF buttons over the results grid."/>
@@ -24837,7 +24837,7 @@
           <w:left w:w="10" w:type="dxa"/>
           <w:right w:w="10" w:type="dxa"/>
         </w:tblCellMar>
-        <w:tblLook w:val="0000" w:firstRow="0" w:lastRow="0" w:firstColumn="0" w:lastColumn="0" w:noHBand="0" w:noVBand="0"/>
+        <w:tblLook w:val="04A0" w:firstRow="1" w:lastRow="0" w:firstColumn="1" w:lastColumn="0" w:noHBand="0" w:noVBand="1"/>
       </w:tblPr>
       <w:tblGrid>
         <w:gridCol w:w="3610"/>
@@ -25663,7 +25663,7 @@
       <w:pPr>
         <w:pStyle w:val="Ttulo2"/>
       </w:pPr>
-      <w:bookmarkStart w:id="34" w:name="_Toc241668521"/>
+      <w:bookmarkStart w:id="34" w:name="_Toc241671052"/>
       <w:r>
         <w:t>Export to PDF</w:t>
       </w:r>
@@ -25709,7 +25709,7 @@
           <w:left w:w="10" w:type="dxa"/>
           <w:right w:w="10" w:type="dxa"/>
         </w:tblCellMar>
-        <w:tblLook w:val="0000" w:firstRow="0" w:lastRow="0" w:firstColumn="0" w:lastColumn="0" w:noHBand="0" w:noVBand="0"/>
+        <w:tblLook w:val="04A0" w:firstRow="1" w:lastRow="0" w:firstColumn="1" w:lastColumn="0" w:noHBand="0" w:noVBand="1"/>
       </w:tblPr>
       <w:tblGrid>
         <w:gridCol w:w="3438"/>
@@ -26075,7 +26075,7 @@
       <w:pPr>
         <w:pStyle w:val="Ttulo2"/>
       </w:pPr>
-      <w:bookmarkStart w:id="35" w:name="_Toc241668522"/>
+      <w:bookmarkStart w:id="35" w:name="_Toc241671053"/>
       <w:r>
         <w:t>Example: run and export GD_M.M10_V01.DIS</w:t>
       </w:r>
@@ -26188,7 +26188,7 @@
         <w:pStyle w:val="Ttulo1"/>
         <w:pageBreakBefore/>
       </w:pPr>
-      <w:bookmarkStart w:id="36" w:name="_Toc241668523"/>
+      <w:bookmarkStart w:id="36" w:name="_Toc241671054"/>
       <w:r>
         <w:lastRenderedPageBreak/>
         <w:t>Schedules</w:t>
@@ -26211,7 +26211,7 @@
           <w:noProof/>
         </w:rPr>
         <w:drawing>
-          <wp:inline distT="0" distB="0" distL="0" distR="0" wp14:anchorId="36ED61D2" wp14:editId="4BCE93B3">
+          <wp:inline distT="0" distB="0" distL="0" distR="0" wp14:anchorId="53FE5E14" wp14:editId="606BFDAE">
             <wp:extent cx="5715000" cy="3571875"/>
             <wp:effectExtent l="0" t="0" r="0" b="0"/>
             <wp:docPr id="213" name="38-schedules-list.png" descr="The Schedules page with a paused schedule and its action icons." title="The Schedules page with a paused schedule and its action icons."/>
@@ -26304,7 +26304,7 @@
           <w:left w:w="10" w:type="dxa"/>
           <w:right w:w="10" w:type="dxa"/>
         </w:tblCellMar>
-        <w:tblLook w:val="0000" w:firstRow="0" w:lastRow="0" w:firstColumn="0" w:lastColumn="0" w:noHBand="0" w:noVBand="0"/>
+        <w:tblLook w:val="04A0" w:firstRow="1" w:lastRow="0" w:firstColumn="1" w:lastColumn="0" w:noHBand="0" w:noVBand="1"/>
       </w:tblPr>
       <w:tblGrid>
         <w:gridCol w:w="5157"/>
@@ -26881,7 +26881,7 @@
           <w:left w:w="10" w:type="dxa"/>
           <w:right w:w="10" w:type="dxa"/>
         </w:tblCellMar>
-        <w:tblLook w:val="0000" w:firstRow="0" w:lastRow="0" w:firstColumn="0" w:lastColumn="0" w:noHBand="0" w:noVBand="0"/>
+        <w:tblLook w:val="04A0" w:firstRow="1" w:lastRow="0" w:firstColumn="1" w:lastColumn="0" w:noHBand="0" w:noVBand="1"/>
       </w:tblPr>
       <w:tblGrid>
         <w:gridCol w:w="4011"/>
@@ -27596,7 +27596,7 @@
           <w:left w:w="10" w:type="dxa"/>
           <w:right w:w="10" w:type="dxa"/>
         </w:tblCellMar>
-        <w:tblLook w:val="0000" w:firstRow="0" w:lastRow="0" w:firstColumn="0" w:lastColumn="0" w:noHBand="0" w:noVBand="0"/>
+        <w:tblLook w:val="04A0" w:firstRow="1" w:lastRow="0" w:firstColumn="1" w:lastColumn="0" w:noHBand="0" w:noVBand="1"/>
       </w:tblPr>
       <w:tblGrid>
         <w:gridCol w:w="3438"/>
@@ -27956,7 +27956,7 @@
           <w:left w:w="10" w:type="dxa"/>
           <w:right w:w="10" w:type="dxa"/>
         </w:tblCellMar>
-        <w:tblLook w:val="0000" w:firstRow="0" w:lastRow="0" w:firstColumn="0" w:lastColumn="0" w:noHBand="0" w:noVBand="0"/>
+        <w:tblLook w:val="04A0" w:firstRow="1" w:lastRow="0" w:firstColumn="1" w:lastColumn="0" w:noHBand="0" w:noVBand="1"/>
       </w:tblPr>
       <w:tblGrid>
         <w:gridCol w:w="3438"/>
@@ -28262,7 +28262,7 @@
       <w:pPr>
         <w:pStyle w:val="Ttulo2"/>
       </w:pPr>
-      <w:bookmarkStart w:id="37" w:name="_Toc241668524"/>
+      <w:bookmarkStart w:id="37" w:name="_Toc241671055"/>
       <w:r>
         <w:t>Example: schedule a weekly run</w:t>
       </w:r>
@@ -28428,7 +28428,7 @@
         <w:pStyle w:val="Ttulo1"/>
         <w:pageBreakBefore/>
       </w:pPr>
-      <w:bookmarkStart w:id="38" w:name="_Toc241668525"/>
+      <w:bookmarkStart w:id="38" w:name="_Toc241671056"/>
       <w:r>
         <w:lastRenderedPageBreak/>
         <w:t>Runs</w:t>
@@ -28458,7 +28458,7 @@
           <w:noProof/>
         </w:rPr>
         <w:drawing>
-          <wp:inline distT="0" distB="0" distL="0" distR="0" wp14:anchorId="4F050EC5" wp14:editId="1014861E">
+          <wp:inline distT="0" distB="0" distL="0" distR="0" wp14:anchorId="29EFE2F0" wp14:editId="72E1EC26">
             <wp:extent cx="5715000" cy="3571875"/>
             <wp:effectExtent l="0" t="0" r="0" b="0"/>
             <wp:docPr id="214" name="11-runs.png" descr="The Runs page with map, status and kind filters and the list of runs." title="The Runs page with map, status and kind filters and the list of runs."/>
@@ -28521,7 +28521,7 @@
           <w:left w:w="10" w:type="dxa"/>
           <w:right w:w="10" w:type="dxa"/>
         </w:tblCellMar>
-        <w:tblLook w:val="0000" w:firstRow="0" w:lastRow="0" w:firstColumn="0" w:lastColumn="0" w:noHBand="0" w:noVBand="0"/>
+        <w:tblLook w:val="04A0" w:firstRow="1" w:lastRow="0" w:firstColumn="1" w:lastColumn="0" w:noHBand="0" w:noVBand="1"/>
       </w:tblPr>
       <w:tblGrid>
         <w:gridCol w:w="3610"/>
@@ -29179,7 +29179,7 @@
         <w:pStyle w:val="Ttulo1"/>
         <w:pageBreakBefore/>
       </w:pPr>
-      <w:bookmarkStart w:id="39" w:name="_Toc241668526"/>
+      <w:bookmarkStart w:id="39" w:name="_Toc241671057"/>
       <w:r>
         <w:lastRenderedPageBreak/>
         <w:t>Exports</w:t>
@@ -29209,7 +29209,7 @@
           <w:noProof/>
         </w:rPr>
         <w:drawing>
-          <wp:inline distT="0" distB="0" distL="0" distR="0" wp14:anchorId="7E69EB9C" wp14:editId="4080C126">
+          <wp:inline distT="0" distB="0" distL="0" distR="0" wp14:anchorId="602D5B46" wp14:editId="471374CE">
             <wp:extent cx="5715000" cy="3571875"/>
             <wp:effectExtent l="0" t="0" r="0" b="0"/>
             <wp:docPr id="215" name="44-exports.png" descr="The Exports page listing export jobs with a Download button on finished ones." title="The Exports page listing export jobs with a Download button on finished ones."/>
@@ -29272,7 +29272,7 @@
           <w:left w:w="10" w:type="dxa"/>
           <w:right w:w="10" w:type="dxa"/>
         </w:tblCellMar>
-        <w:tblLook w:val="0000" w:firstRow="0" w:lastRow="0" w:firstColumn="0" w:lastColumn="0" w:noHBand="0" w:noVBand="0"/>
+        <w:tblLook w:val="04A0" w:firstRow="1" w:lastRow="0" w:firstColumn="1" w:lastColumn="0" w:noHBand="0" w:noVBand="1"/>
       </w:tblPr>
       <w:tblGrid>
         <w:gridCol w:w="5291"/>
@@ -29486,7 +29486,7 @@
         <w:pStyle w:val="Ttulo1"/>
         <w:pageBreakBefore/>
       </w:pPr>
-      <w:bookmarkStart w:id="40" w:name="_Toc241668527"/>
+      <w:bookmarkStart w:id="40" w:name="_Toc241671058"/>
       <w:r>
         <w:lastRenderedPageBreak/>
         <w:t>Settings</w:t>
@@ -29529,7 +29529,7 @@
           <w:noProof/>
         </w:rPr>
         <w:drawing>
-          <wp:inline distT="0" distB="0" distL="0" distR="0" wp14:anchorId="267EA3DA" wp14:editId="63609BE3">
+          <wp:inline distT="0" distB="0" distL="0" distR="0" wp14:anchorId="5074DDA6" wp14:editId="2E6808D7">
             <wp:extent cx="5715000" cy="3571875"/>
             <wp:effectExtent l="0" t="0" r="0" b="0"/>
             <wp:docPr id="216" name="04-settings.png" descr="The Settings page with the Language, Theme and Color palette cards." title="The Settings page with the Language, Theme and Color palette cards."/>
@@ -29592,7 +29592,7 @@
           <w:left w:w="10" w:type="dxa"/>
           <w:right w:w="10" w:type="dxa"/>
         </w:tblCellMar>
-        <w:tblLook w:val="0000" w:firstRow="0" w:lastRow="0" w:firstColumn="0" w:lastColumn="0" w:noHBand="0" w:noVBand="0"/>
+        <w:tblLook w:val="04A0" w:firstRow="1" w:lastRow="0" w:firstColumn="1" w:lastColumn="0" w:noHBand="0" w:noVBand="1"/>
       </w:tblPr>
       <w:tblGrid>
         <w:gridCol w:w="3610"/>
@@ -30083,7 +30083,7 @@
         <w:pStyle w:val="Ttulo1"/>
         <w:pageBreakBefore/>
       </w:pPr>
-      <w:bookmarkStart w:id="41" w:name="_Toc241668528"/>
+      <w:bookmarkStart w:id="41" w:name="_Toc241671059"/>
       <w:r>
         <w:lastRenderedPageBreak/>
         <w:t>Common questions</w:t>
@@ -30313,7 +30313,7 @@
         <w:pStyle w:val="Ttulo1"/>
         <w:pageBreakBefore/>
       </w:pPr>
-      <w:bookmarkStart w:id="42" w:name="_Toc241668529"/>
+      <w:bookmarkStart w:id="42" w:name="_Toc241671060"/>
       <w:r>
         <w:lastRenderedPageBreak/>
         <w:t>Glossary</w:t>
@@ -30335,7 +30335,7 @@
           <w:left w:w="10" w:type="dxa"/>
           <w:right w:w="10" w:type="dxa"/>
         </w:tblCellMar>
-        <w:tblLook w:val="0000" w:firstRow="0" w:lastRow="0" w:firstColumn="0" w:lastColumn="0" w:noHBand="0" w:noVBand="0"/>
+        <w:tblLook w:val="04A0" w:firstRow="1" w:lastRow="0" w:firstColumn="1" w:lastColumn="0" w:noHBand="0" w:noVBand="1"/>
       </w:tblPr>
       <w:tblGrid>
         <w:gridCol w:w="4513"/>
@@ -31514,7 +31514,7 @@
         <w:sz w:val="16"/>
         <w:szCs w:val="16"/>
       </w:rPr>
-      <w:t>Discoverer Neo 2.0.0 · Complete guide · MANAGER</w:t>
+      <w:t>Discoverer Neo 2.0.1 · Complete guide · MANAGER</w:t>
     </w:r>
   </w:p>
 </w:hdr>
@@ -31523,10 +31523,68 @@
 <file path=word/numbering.xml><?xml version="1.0" encoding="utf-8"?>
 <w:numbering xmlns:wpc="http://schemas.microsoft.com/office/word/2010/wordprocessingCanvas" xmlns:cx="http://schemas.microsoft.com/office/drawing/2014/chartex" xmlns:cx1="http://schemas.microsoft.com/office/drawing/2015/9/8/chartex" xmlns:cx2="http://schemas.microsoft.com/office/drawing/2015/10/21/chartex" xmlns:cx3="http://schemas.microsoft.com/office/drawing/2016/5/9/chartex" xmlns:cx4="http://schemas.microsoft.com/office/drawing/2016/5/10/chartex" xmlns:cx5="http://schemas.microsoft.com/office/drawing/2016/5/11/chartex" xmlns:cx6="http://schemas.microsoft.com/office/drawing/2016/5/12/chartex" xmlns:cx7="http://schemas.microsoft.com/office/drawing/2016/5/13/chartex" xmlns:cx8="http://schemas.microsoft.com/office/drawing/2016/5/14/chartex" xmlns:mc="http://schemas.openxmlformats.org/markup-compatibility/2006" xmlns:aink="http://schemas.microsoft.com/office/drawing/2016/ink" xmlns:am3d="http://schemas.microsoft.com/office/drawing/2017/model3d" xmlns:o="urn:schemas-microsoft-com:office:office" xmlns:oel="http://schemas.microsoft.com/office/2019/extlst" xmlns:r="http://schemas.openxmlformats.org/officeDocument/2006/relationships" xmlns:m="http://schemas.openxmlformats.org/officeDocument/2006/math" xmlns:v="urn:schemas-microsoft-com:vml" xmlns:wp14="http://schemas.microsoft.com/office/word/2010/wordprocessingDrawing" xmlns:wp="http://schemas.openxmlformats.org/drawingml/2006/wordprocessingDrawing" xmlns:w10="urn:schemas-microsoft-com:office:word" xmlns:w="http://schemas.openxmlformats.org/wordprocessingml/2006/main" xmlns:w14="http://schemas.microsoft.com/office/word/2010/wordml" xmlns:w15="http://schemas.microsoft.com/office/word/2012/wordml" xmlns:w16cex="http://schemas.microsoft.com/office/word/2018/wordml/cex" xmlns:w16cid="http://schemas.microsoft.com/office/word/2016/wordml/cid" xmlns:w16="http://schemas.microsoft.com/office/word/2018/wordml" xmlns:w16sdtdh="http://schemas.microsoft.com/office/word/2020/wordml/sdtdatahash" xmlns:w16se="http://schemas.microsoft.com/office/word/2015/wordml/symex" xmlns:wpg="http://schemas.microsoft.com/office/word/2010/wordprocessingGroup" xmlns:wpi="http://schemas.microsoft.com/office/word/2010/wordprocessingInk" xmlns:wne="http://schemas.microsoft.com/office/word/2006/wordml" xmlns:wps="http://schemas.microsoft.com/office/word/2010/wordprocessingShape" mc:Ignorable="w14 w15 w16se w16cid w16 w16cex w16sdtdh wp14">
   <w:abstractNum w:abstractNumId="0" w15:restartNumberingAfterBreak="0">
-    <w:nsid w:val="0FBF4FC8"/>
+    <w:nsid w:val="00B708A0"/>
     <w:multiLevelType w:val="hybridMultilevel"/>
-    <w:tmpl w:val="CE0068DA"/>
-    <w:lvl w:ilvl="0" w:tplc="10B69A78">
+    <w:tmpl w:val="0B8A0F28"/>
+    <w:lvl w:ilvl="0" w:tplc="B94650B2">
+      <w:start w:val="1"/>
+      <w:numFmt w:val="bullet"/>
+      <w:lvlText w:val="•"/>
+      <w:lvlJc w:val="left"/>
+      <w:pPr>
+        <w:ind w:left="360" w:hanging="260"/>
+      </w:pPr>
+    </w:lvl>
+    <w:lvl w:ilvl="1" w:tplc="1BC84540" w:tentative="1">
+      <w:start w:val="1"/>
+      <w:numFmt w:val="bullet"/>
+      <w:lvlText w:val="–"/>
+      <w:lvlJc w:val="left"/>
+      <w:pPr>
+        <w:ind w:left="720" w:hanging="260"/>
+      </w:pPr>
+    </w:lvl>
+    <w:lvl w:ilvl="2" w:tplc="23B67D96">
+      <w:numFmt w:val="decimal"/>
+      <w:lvlText w:val=""/>
+      <w:lvlJc w:val="left"/>
+    </w:lvl>
+    <w:lvl w:ilvl="3" w:tplc="4DA40AFE">
+      <w:numFmt w:val="decimal"/>
+      <w:lvlText w:val=""/>
+      <w:lvlJc w:val="left"/>
+    </w:lvl>
+    <w:lvl w:ilvl="4" w:tplc="FDE01578">
+      <w:numFmt w:val="decimal"/>
+      <w:lvlText w:val=""/>
+      <w:lvlJc w:val="left"/>
+    </w:lvl>
+    <w:lvl w:ilvl="5" w:tplc="21786088">
+      <w:numFmt w:val="decimal"/>
+      <w:lvlText w:val=""/>
+      <w:lvlJc w:val="left"/>
+    </w:lvl>
+    <w:lvl w:ilvl="6" w:tplc="A03CC2F0">
+      <w:numFmt w:val="decimal"/>
+      <w:lvlText w:val=""/>
+      <w:lvlJc w:val="left"/>
+    </w:lvl>
+    <w:lvl w:ilvl="7" w:tplc="1A76A97A">
+      <w:numFmt w:val="decimal"/>
+      <w:lvlText w:val=""/>
+      <w:lvlJc w:val="left"/>
+    </w:lvl>
+    <w:lvl w:ilvl="8" w:tplc="273A2382">
+      <w:numFmt w:val="decimal"/>
+      <w:lvlText w:val=""/>
+      <w:lvlJc w:val="left"/>
+    </w:lvl>
+  </w:abstractNum>
+  <w:abstractNum w:abstractNumId="1" w15:restartNumberingAfterBreak="0">
+    <w:nsid w:val="01984340"/>
+    <w:multiLevelType w:val="hybridMultilevel"/>
+    <w:tmpl w:val="6C8E00A8"/>
+    <w:lvl w:ilvl="0" w:tplc="728E3A1C">
       <w:start w:val="1"/>
       <w:numFmt w:val="decimal"/>
       <w:lvlText w:val="%1."/>
@@ -31535,7 +31593,7 @@
         <w:ind w:left="360" w:hanging="300"/>
       </w:pPr>
     </w:lvl>
-    <w:lvl w:ilvl="1" w:tplc="81DC7860" w:tentative="1">
+    <w:lvl w:ilvl="1" w:tplc="C870FFC8" w:tentative="1">
       <w:start w:val="1"/>
       <w:numFmt w:val="lowerLetter"/>
       <w:lvlText w:val="%2."/>
@@ -31544,47 +31602,163 @@
         <w:ind w:left="720" w:hanging="300"/>
       </w:pPr>
     </w:lvl>
-    <w:lvl w:ilvl="2" w:tplc="72AC96CC">
+    <w:lvl w:ilvl="2" w:tplc="2A30FAEC">
       <w:numFmt w:val="decimal"/>
       <w:lvlText w:val=""/>
       <w:lvlJc w:val="left"/>
     </w:lvl>
-    <w:lvl w:ilvl="3" w:tplc="B9F2F374">
+    <w:lvl w:ilvl="3" w:tplc="BB74D376">
       <w:numFmt w:val="decimal"/>
       <w:lvlText w:val=""/>
       <w:lvlJc w:val="left"/>
     </w:lvl>
-    <w:lvl w:ilvl="4" w:tplc="699CE486">
+    <w:lvl w:ilvl="4" w:tplc="F2DA171A">
       <w:numFmt w:val="decimal"/>
       <w:lvlText w:val=""/>
       <w:lvlJc w:val="left"/>
     </w:lvl>
-    <w:lvl w:ilvl="5" w:tplc="690C595E">
+    <w:lvl w:ilvl="5" w:tplc="95402EC8">
       <w:numFmt w:val="decimal"/>
       <w:lvlText w:val=""/>
       <w:lvlJc w:val="left"/>
     </w:lvl>
-    <w:lvl w:ilvl="6" w:tplc="054EED70">
+    <w:lvl w:ilvl="6" w:tplc="1E700402">
       <w:numFmt w:val="decimal"/>
       <w:lvlText w:val=""/>
       <w:lvlJc w:val="left"/>
     </w:lvl>
-    <w:lvl w:ilvl="7" w:tplc="73ECB7B4">
+    <w:lvl w:ilvl="7" w:tplc="1486DAEA">
       <w:numFmt w:val="decimal"/>
       <w:lvlText w:val=""/>
       <w:lvlJc w:val="left"/>
     </w:lvl>
-    <w:lvl w:ilvl="8" w:tplc="103AD73A">
+    <w:lvl w:ilvl="8" w:tplc="F710EA32">
       <w:numFmt w:val="decimal"/>
       <w:lvlText w:val=""/>
       <w:lvlJc w:val="left"/>
     </w:lvl>
   </w:abstractNum>
-  <w:abstractNum w:abstractNumId="1" w15:restartNumberingAfterBreak="0">
-    <w:nsid w:val="28EF1A5B"/>
+  <w:abstractNum w:abstractNumId="2" w15:restartNumberingAfterBreak="0">
+    <w:nsid w:val="08F956C8"/>
     <w:multiLevelType w:val="hybridMultilevel"/>
-    <w:tmpl w:val="8C3E9D44"/>
-    <w:lvl w:ilvl="0" w:tplc="AD2E47F6" w:tentative="1">
+    <w:tmpl w:val="EC28446E"/>
+    <w:lvl w:ilvl="0" w:tplc="BB3EB64A">
+      <w:start w:val="1"/>
+      <w:numFmt w:val="decimal"/>
+      <w:lvlText w:val="%1."/>
+      <w:lvlJc w:val="left"/>
+      <w:pPr>
+        <w:ind w:left="360" w:hanging="300"/>
+      </w:pPr>
+    </w:lvl>
+    <w:lvl w:ilvl="1" w:tplc="CA966F62" w:tentative="1">
+      <w:start w:val="1"/>
+      <w:numFmt w:val="lowerLetter"/>
+      <w:lvlText w:val="%2."/>
+      <w:lvlJc w:val="left"/>
+      <w:pPr>
+        <w:ind w:left="720" w:hanging="300"/>
+      </w:pPr>
+    </w:lvl>
+    <w:lvl w:ilvl="2" w:tplc="8702F3D8">
+      <w:numFmt w:val="decimal"/>
+      <w:lvlText w:val=""/>
+      <w:lvlJc w:val="left"/>
+    </w:lvl>
+    <w:lvl w:ilvl="3" w:tplc="6E9E306C">
+      <w:numFmt w:val="decimal"/>
+      <w:lvlText w:val=""/>
+      <w:lvlJc w:val="left"/>
+    </w:lvl>
+    <w:lvl w:ilvl="4" w:tplc="200CEFCE">
+      <w:numFmt w:val="decimal"/>
+      <w:lvlText w:val=""/>
+      <w:lvlJc w:val="left"/>
+    </w:lvl>
+    <w:lvl w:ilvl="5" w:tplc="4C0618C4">
+      <w:numFmt w:val="decimal"/>
+      <w:lvlText w:val=""/>
+      <w:lvlJc w:val="left"/>
+    </w:lvl>
+    <w:lvl w:ilvl="6" w:tplc="7AAC78C8">
+      <w:numFmt w:val="decimal"/>
+      <w:lvlText w:val=""/>
+      <w:lvlJc w:val="left"/>
+    </w:lvl>
+    <w:lvl w:ilvl="7" w:tplc="34C01C4A">
+      <w:numFmt w:val="decimal"/>
+      <w:lvlText w:val=""/>
+      <w:lvlJc w:val="left"/>
+    </w:lvl>
+    <w:lvl w:ilvl="8" w:tplc="9314FA6A">
+      <w:numFmt w:val="decimal"/>
+      <w:lvlText w:val=""/>
+      <w:lvlJc w:val="left"/>
+    </w:lvl>
+  </w:abstractNum>
+  <w:abstractNum w:abstractNumId="3" w15:restartNumberingAfterBreak="0">
+    <w:nsid w:val="0C3907F9"/>
+    <w:multiLevelType w:val="hybridMultilevel"/>
+    <w:tmpl w:val="049AEFCE"/>
+    <w:lvl w:ilvl="0" w:tplc="5838C04E">
+      <w:start w:val="1"/>
+      <w:numFmt w:val="decimal"/>
+      <w:lvlText w:val="%1."/>
+      <w:lvlJc w:val="left"/>
+      <w:pPr>
+        <w:ind w:left="360" w:hanging="300"/>
+      </w:pPr>
+    </w:lvl>
+    <w:lvl w:ilvl="1" w:tplc="FFE82438" w:tentative="1">
+      <w:start w:val="1"/>
+      <w:numFmt w:val="lowerLetter"/>
+      <w:lvlText w:val="%2."/>
+      <w:lvlJc w:val="left"/>
+      <w:pPr>
+        <w:ind w:left="720" w:hanging="300"/>
+      </w:pPr>
+    </w:lvl>
+    <w:lvl w:ilvl="2" w:tplc="F020B2CA">
+      <w:numFmt w:val="decimal"/>
+      <w:lvlText w:val=""/>
+      <w:lvlJc w:val="left"/>
+    </w:lvl>
+    <w:lvl w:ilvl="3" w:tplc="86ACD956">
+      <w:numFmt w:val="decimal"/>
+      <w:lvlText w:val=""/>
+      <w:lvlJc w:val="left"/>
+    </w:lvl>
+    <w:lvl w:ilvl="4" w:tplc="6F2E92EA">
+      <w:numFmt w:val="decimal"/>
+      <w:lvlText w:val=""/>
+      <w:lvlJc w:val="left"/>
+    </w:lvl>
+    <w:lvl w:ilvl="5" w:tplc="822EC86E">
+      <w:numFmt w:val="decimal"/>
+      <w:lvlText w:val=""/>
+      <w:lvlJc w:val="left"/>
+    </w:lvl>
+    <w:lvl w:ilvl="6" w:tplc="C6403BCE">
+      <w:numFmt w:val="decimal"/>
+      <w:lvlText w:val=""/>
+      <w:lvlJc w:val="left"/>
+    </w:lvl>
+    <w:lvl w:ilvl="7" w:tplc="984418D2">
+      <w:numFmt w:val="decimal"/>
+      <w:lvlText w:val=""/>
+      <w:lvlJc w:val="left"/>
+    </w:lvl>
+    <w:lvl w:ilvl="8" w:tplc="9C56030E">
+      <w:numFmt w:val="decimal"/>
+      <w:lvlText w:val=""/>
+      <w:lvlJc w:val="left"/>
+    </w:lvl>
+  </w:abstractNum>
+  <w:abstractNum w:abstractNumId="4" w15:restartNumberingAfterBreak="0">
+    <w:nsid w:val="107A4173"/>
+    <w:multiLevelType w:val="hybridMultilevel"/>
+    <w:tmpl w:val="2B1C52B4"/>
+    <w:lvl w:ilvl="0" w:tplc="536E3768" w:tentative="1">
       <w:start w:val="1"/>
       <w:numFmt w:val="bullet"/>
       <w:lvlText w:val="●"/>
@@ -31593,7 +31767,7 @@
         <w:ind w:left="720" w:hanging="360"/>
       </w:pPr>
     </w:lvl>
-    <w:lvl w:ilvl="1" w:tplc="124E83B4" w:tentative="1">
+    <w:lvl w:ilvl="1" w:tplc="19ECCF38" w:tentative="1">
       <w:start w:val="1"/>
       <w:numFmt w:val="bullet"/>
       <w:lvlText w:val="○"/>
@@ -31602,7 +31776,7 @@
         <w:ind w:left="1440" w:hanging="360"/>
       </w:pPr>
     </w:lvl>
-    <w:lvl w:ilvl="2" w:tplc="2C2E2B98" w:tentative="1">
+    <w:lvl w:ilvl="2" w:tplc="254C2CF8" w:tentative="1">
       <w:start w:val="1"/>
       <w:numFmt w:val="bullet"/>
       <w:lvlText w:val="■"/>
@@ -31611,7 +31785,7 @@
         <w:ind w:left="2160" w:hanging="360"/>
       </w:pPr>
     </w:lvl>
-    <w:lvl w:ilvl="3" w:tplc="C002C25C" w:tentative="1">
+    <w:lvl w:ilvl="3" w:tplc="97A2B10A" w:tentative="1">
       <w:start w:val="1"/>
       <w:numFmt w:val="bullet"/>
       <w:lvlText w:val="●"/>
@@ -31620,7 +31794,7 @@
         <w:ind w:left="2880" w:hanging="360"/>
       </w:pPr>
     </w:lvl>
-    <w:lvl w:ilvl="4" w:tplc="C7F23456" w:tentative="1">
+    <w:lvl w:ilvl="4" w:tplc="3B3A9E76" w:tentative="1">
       <w:start w:val="1"/>
       <w:numFmt w:val="bullet"/>
       <w:lvlText w:val="○"/>
@@ -31629,7 +31803,7 @@
         <w:ind w:left="3600" w:hanging="360"/>
       </w:pPr>
     </w:lvl>
-    <w:lvl w:ilvl="5" w:tplc="45A8AFE0" w:tentative="1">
+    <w:lvl w:ilvl="5" w:tplc="C2FCCC20" w:tentative="1">
       <w:start w:val="1"/>
       <w:numFmt w:val="bullet"/>
       <w:lvlText w:val="■"/>
@@ -31638,7 +31812,7 @@
         <w:ind w:left="4320" w:hanging="360"/>
       </w:pPr>
     </w:lvl>
-    <w:lvl w:ilvl="6" w:tplc="D3C6F81C" w:tentative="1">
+    <w:lvl w:ilvl="6" w:tplc="616CE116" w:tentative="1">
       <w:start w:val="1"/>
       <w:numFmt w:val="bullet"/>
       <w:lvlText w:val="●"/>
@@ -31647,7 +31821,7 @@
         <w:ind w:left="5040" w:hanging="360"/>
       </w:pPr>
     </w:lvl>
-    <w:lvl w:ilvl="7" w:tplc="DB3C2BA0" w:tentative="1">
+    <w:lvl w:ilvl="7" w:tplc="9B4AD32C" w:tentative="1">
       <w:start w:val="1"/>
       <w:numFmt w:val="bullet"/>
       <w:lvlText w:val="●"/>
@@ -31656,7 +31830,7 @@
         <w:ind w:left="5760" w:hanging="360"/>
       </w:pPr>
     </w:lvl>
-    <w:lvl w:ilvl="8" w:tplc="2514B6D4" w:tentative="1">
+    <w:lvl w:ilvl="8" w:tplc="E08C1854" w:tentative="1">
       <w:start w:val="1"/>
       <w:numFmt w:val="bullet"/>
       <w:lvlText w:val="●"/>
@@ -31666,11 +31840,11 @@
       </w:pPr>
     </w:lvl>
   </w:abstractNum>
-  <w:abstractNum w:abstractNumId="2" w15:restartNumberingAfterBreak="0">
-    <w:nsid w:val="2D1E0718"/>
+  <w:abstractNum w:abstractNumId="5" w15:restartNumberingAfterBreak="0">
+    <w:nsid w:val="153673B2"/>
     <w:multiLevelType w:val="hybridMultilevel"/>
-    <w:tmpl w:val="9E56B286"/>
-    <w:lvl w:ilvl="0" w:tplc="49CA5CF0">
+    <w:tmpl w:val="7FF8F33C"/>
+    <w:lvl w:ilvl="0" w:tplc="D9F4E696">
       <w:start w:val="1"/>
       <w:numFmt w:val="decimal"/>
       <w:lvlText w:val="%1."/>
@@ -31679,7 +31853,7 @@
         <w:ind w:left="360" w:hanging="300"/>
       </w:pPr>
     </w:lvl>
-    <w:lvl w:ilvl="1" w:tplc="EDE63C1A" w:tentative="1">
+    <w:lvl w:ilvl="1" w:tplc="A7ACDE5E" w:tentative="1">
       <w:start w:val="1"/>
       <w:numFmt w:val="lowerLetter"/>
       <w:lvlText w:val="%2."/>
@@ -31688,47 +31862,47 @@
         <w:ind w:left="720" w:hanging="300"/>
       </w:pPr>
     </w:lvl>
-    <w:lvl w:ilvl="2" w:tplc="FFD4F894">
+    <w:lvl w:ilvl="2" w:tplc="7804D4D4">
       <w:numFmt w:val="decimal"/>
       <w:lvlText w:val=""/>
       <w:lvlJc w:val="left"/>
     </w:lvl>
-    <w:lvl w:ilvl="3" w:tplc="FD1493E4">
+    <w:lvl w:ilvl="3" w:tplc="8850EA2E">
       <w:numFmt w:val="decimal"/>
       <w:lvlText w:val=""/>
       <w:lvlJc w:val="left"/>
     </w:lvl>
-    <w:lvl w:ilvl="4" w:tplc="00261DAE">
+    <w:lvl w:ilvl="4" w:tplc="7D34DB5C">
       <w:numFmt w:val="decimal"/>
       <w:lvlText w:val=""/>
       <w:lvlJc w:val="left"/>
     </w:lvl>
-    <w:lvl w:ilvl="5" w:tplc="DD1E4856">
+    <w:lvl w:ilvl="5" w:tplc="E3780B30">
       <w:numFmt w:val="decimal"/>
       <w:lvlText w:val=""/>
       <w:lvlJc w:val="left"/>
     </w:lvl>
-    <w:lvl w:ilvl="6" w:tplc="76760946">
+    <w:lvl w:ilvl="6" w:tplc="A20C0E72">
       <w:numFmt w:val="decimal"/>
       <w:lvlText w:val=""/>
       <w:lvlJc w:val="left"/>
     </w:lvl>
-    <w:lvl w:ilvl="7" w:tplc="313C25C0">
+    <w:lvl w:ilvl="7" w:tplc="67D000B0">
       <w:numFmt w:val="decimal"/>
       <w:lvlText w:val=""/>
       <w:lvlJc w:val="left"/>
     </w:lvl>
-    <w:lvl w:ilvl="8" w:tplc="BA503658">
+    <w:lvl w:ilvl="8" w:tplc="BF7C8692">
       <w:numFmt w:val="decimal"/>
       <w:lvlText w:val=""/>
       <w:lvlJc w:val="left"/>
     </w:lvl>
   </w:abstractNum>
-  <w:abstractNum w:abstractNumId="3" w15:restartNumberingAfterBreak="0">
-    <w:nsid w:val="393E2E0A"/>
+  <w:abstractNum w:abstractNumId="6" w15:restartNumberingAfterBreak="0">
+    <w:nsid w:val="1F8D16C0"/>
     <w:multiLevelType w:val="hybridMultilevel"/>
-    <w:tmpl w:val="C152D724"/>
-    <w:lvl w:ilvl="0" w:tplc="0B122F26">
+    <w:tmpl w:val="F898A94A"/>
+    <w:lvl w:ilvl="0" w:tplc="15386DAC">
       <w:start w:val="1"/>
       <w:numFmt w:val="decimal"/>
       <w:lvlText w:val="%1."/>
@@ -31737,7 +31911,7 @@
         <w:ind w:left="360" w:hanging="300"/>
       </w:pPr>
     </w:lvl>
-    <w:lvl w:ilvl="1" w:tplc="0B56284E" w:tentative="1">
+    <w:lvl w:ilvl="1" w:tplc="00401382" w:tentative="1">
       <w:start w:val="1"/>
       <w:numFmt w:val="lowerLetter"/>
       <w:lvlText w:val="%2."/>
@@ -31746,47 +31920,47 @@
         <w:ind w:left="720" w:hanging="300"/>
       </w:pPr>
     </w:lvl>
-    <w:lvl w:ilvl="2" w:tplc="C3A2B2EA">
+    <w:lvl w:ilvl="2" w:tplc="AD1487D0">
       <w:numFmt w:val="decimal"/>
       <w:lvlText w:val=""/>
       <w:lvlJc w:val="left"/>
     </w:lvl>
-    <w:lvl w:ilvl="3" w:tplc="340E8A2A">
+    <w:lvl w:ilvl="3" w:tplc="A1DCFE36">
       <w:numFmt w:val="decimal"/>
       <w:lvlText w:val=""/>
       <w:lvlJc w:val="left"/>
     </w:lvl>
-    <w:lvl w:ilvl="4" w:tplc="DB281828">
+    <w:lvl w:ilvl="4" w:tplc="15522E42">
       <w:numFmt w:val="decimal"/>
       <w:lvlText w:val=""/>
       <w:lvlJc w:val="left"/>
     </w:lvl>
-    <w:lvl w:ilvl="5" w:tplc="1522FBA0">
+    <w:lvl w:ilvl="5" w:tplc="0B9E102E">
       <w:numFmt w:val="decimal"/>
       <w:lvlText w:val=""/>
       <w:lvlJc w:val="left"/>
     </w:lvl>
-    <w:lvl w:ilvl="6" w:tplc="C15C8A30">
+    <w:lvl w:ilvl="6" w:tplc="2FDA1426">
       <w:numFmt w:val="decimal"/>
       <w:lvlText w:val=""/>
       <w:lvlJc w:val="left"/>
     </w:lvl>
-    <w:lvl w:ilvl="7" w:tplc="E3363B94">
+    <w:lvl w:ilvl="7" w:tplc="377850BC">
       <w:numFmt w:val="decimal"/>
       <w:lvlText w:val=""/>
       <w:lvlJc w:val="left"/>
     </w:lvl>
-    <w:lvl w:ilvl="8" w:tplc="ECEEFB3A">
+    <w:lvl w:ilvl="8" w:tplc="BB94D54A">
       <w:numFmt w:val="decimal"/>
       <w:lvlText w:val=""/>
       <w:lvlJc w:val="left"/>
     </w:lvl>
   </w:abstractNum>
-  <w:abstractNum w:abstractNumId="4" w15:restartNumberingAfterBreak="0">
-    <w:nsid w:val="3D3E3998"/>
+  <w:abstractNum w:abstractNumId="7" w15:restartNumberingAfterBreak="0">
+    <w:nsid w:val="28433C07"/>
     <w:multiLevelType w:val="hybridMultilevel"/>
-    <w:tmpl w:val="72604BE2"/>
-    <w:lvl w:ilvl="0" w:tplc="A240E846">
+    <w:tmpl w:val="4C66571E"/>
+    <w:lvl w:ilvl="0" w:tplc="6C5C5EE0">
       <w:start w:val="1"/>
       <w:numFmt w:val="decimal"/>
       <w:lvlText w:val="%1."/>
@@ -31795,7 +31969,7 @@
         <w:ind w:left="360" w:hanging="300"/>
       </w:pPr>
     </w:lvl>
-    <w:lvl w:ilvl="1" w:tplc="54465208" w:tentative="1">
+    <w:lvl w:ilvl="1" w:tplc="19F07A96" w:tentative="1">
       <w:start w:val="1"/>
       <w:numFmt w:val="lowerLetter"/>
       <w:lvlText w:val="%2."/>
@@ -31804,47 +31978,47 @@
         <w:ind w:left="720" w:hanging="300"/>
       </w:pPr>
     </w:lvl>
-    <w:lvl w:ilvl="2" w:tplc="7136B1F8">
+    <w:lvl w:ilvl="2" w:tplc="2F3EE6F2">
       <w:numFmt w:val="decimal"/>
       <w:lvlText w:val=""/>
       <w:lvlJc w:val="left"/>
     </w:lvl>
-    <w:lvl w:ilvl="3" w:tplc="18A010EC">
+    <w:lvl w:ilvl="3" w:tplc="6BC2915E">
       <w:numFmt w:val="decimal"/>
       <w:lvlText w:val=""/>
       <w:lvlJc w:val="left"/>
     </w:lvl>
-    <w:lvl w:ilvl="4" w:tplc="835858B2">
+    <w:lvl w:ilvl="4" w:tplc="389AED9E">
       <w:numFmt w:val="decimal"/>
       <w:lvlText w:val=""/>
       <w:lvlJc w:val="left"/>
     </w:lvl>
-    <w:lvl w:ilvl="5" w:tplc="39B41E58">
+    <w:lvl w:ilvl="5" w:tplc="44C0E462">
       <w:numFmt w:val="decimal"/>
       <w:lvlText w:val=""/>
       <w:lvlJc w:val="left"/>
     </w:lvl>
-    <w:lvl w:ilvl="6" w:tplc="6A1872BC">
+    <w:lvl w:ilvl="6" w:tplc="1D8AA8A4">
       <w:numFmt w:val="decimal"/>
       <w:lvlText w:val=""/>
       <w:lvlJc w:val="left"/>
     </w:lvl>
-    <w:lvl w:ilvl="7" w:tplc="1730F33A">
+    <w:lvl w:ilvl="7" w:tplc="3DAECF82">
       <w:numFmt w:val="decimal"/>
       <w:lvlText w:val=""/>
       <w:lvlJc w:val="left"/>
     </w:lvl>
-    <w:lvl w:ilvl="8" w:tplc="9C98E102">
+    <w:lvl w:ilvl="8" w:tplc="56069FDC">
       <w:numFmt w:val="decimal"/>
       <w:lvlText w:val=""/>
       <w:lvlJc w:val="left"/>
     </w:lvl>
   </w:abstractNum>
-  <w:abstractNum w:abstractNumId="5" w15:restartNumberingAfterBreak="0">
-    <w:nsid w:val="3EE77377"/>
+  <w:abstractNum w:abstractNumId="8" w15:restartNumberingAfterBreak="0">
+    <w:nsid w:val="3DD256D4"/>
     <w:multiLevelType w:val="hybridMultilevel"/>
-    <w:tmpl w:val="E04428EC"/>
-    <w:lvl w:ilvl="0" w:tplc="308E3092">
+    <w:tmpl w:val="A10A888C"/>
+    <w:lvl w:ilvl="0" w:tplc="ED7C7448">
       <w:start w:val="1"/>
       <w:numFmt w:val="decimal"/>
       <w:lvlText w:val="%1."/>
@@ -31853,7 +32027,7 @@
         <w:ind w:left="360" w:hanging="300"/>
       </w:pPr>
     </w:lvl>
-    <w:lvl w:ilvl="1" w:tplc="C21A1552" w:tentative="1">
+    <w:lvl w:ilvl="1" w:tplc="6D4C98EE" w:tentative="1">
       <w:start w:val="1"/>
       <w:numFmt w:val="lowerLetter"/>
       <w:lvlText w:val="%2."/>
@@ -31862,47 +32036,47 @@
         <w:ind w:left="720" w:hanging="300"/>
       </w:pPr>
     </w:lvl>
-    <w:lvl w:ilvl="2" w:tplc="3FB8DD1C">
+    <w:lvl w:ilvl="2" w:tplc="50CE624C">
       <w:numFmt w:val="decimal"/>
       <w:lvlText w:val=""/>
       <w:lvlJc w:val="left"/>
     </w:lvl>
-    <w:lvl w:ilvl="3" w:tplc="0F941E0C">
+    <w:lvl w:ilvl="3" w:tplc="96D63C0A">
       <w:numFmt w:val="decimal"/>
       <w:lvlText w:val=""/>
       <w:lvlJc w:val="left"/>
     </w:lvl>
-    <w:lvl w:ilvl="4" w:tplc="23B8A542">
+    <w:lvl w:ilvl="4" w:tplc="BD366EE8">
       <w:numFmt w:val="decimal"/>
       <w:lvlText w:val=""/>
       <w:lvlJc w:val="left"/>
     </w:lvl>
-    <w:lvl w:ilvl="5" w:tplc="7C265128">
+    <w:lvl w:ilvl="5" w:tplc="35F204BE">
       <w:numFmt w:val="decimal"/>
       <w:lvlText w:val=""/>
       <w:lvlJc w:val="left"/>
     </w:lvl>
-    <w:lvl w:ilvl="6" w:tplc="06203918">
+    <w:lvl w:ilvl="6" w:tplc="4508C746">
       <w:numFmt w:val="decimal"/>
       <w:lvlText w:val=""/>
       <w:lvlJc w:val="left"/>
     </w:lvl>
-    <w:lvl w:ilvl="7" w:tplc="C124F2DC">
+    <w:lvl w:ilvl="7" w:tplc="75D27FFA">
       <w:numFmt w:val="decimal"/>
       <w:lvlText w:val=""/>
       <w:lvlJc w:val="left"/>
     </w:lvl>
-    <w:lvl w:ilvl="8" w:tplc="982A11EC">
+    <w:lvl w:ilvl="8" w:tplc="3F5AB96C">
       <w:numFmt w:val="decimal"/>
       <w:lvlText w:val=""/>
       <w:lvlJc w:val="left"/>
     </w:lvl>
   </w:abstractNum>
-  <w:abstractNum w:abstractNumId="6" w15:restartNumberingAfterBreak="0">
-    <w:nsid w:val="59CD5AFB"/>
+  <w:abstractNum w:abstractNumId="9" w15:restartNumberingAfterBreak="0">
+    <w:nsid w:val="453845B2"/>
     <w:multiLevelType w:val="hybridMultilevel"/>
-    <w:tmpl w:val="220207F2"/>
-    <w:lvl w:ilvl="0" w:tplc="36107C60">
+    <w:tmpl w:val="FE327E92"/>
+    <w:lvl w:ilvl="0" w:tplc="04020110">
       <w:start w:val="1"/>
       <w:numFmt w:val="decimal"/>
       <w:lvlText w:val="%1."/>
@@ -31911,7 +32085,7 @@
         <w:ind w:left="360" w:hanging="300"/>
       </w:pPr>
     </w:lvl>
-    <w:lvl w:ilvl="1" w:tplc="D0A27D3A" w:tentative="1">
+    <w:lvl w:ilvl="1" w:tplc="239092A4" w:tentative="1">
       <w:start w:val="1"/>
       <w:numFmt w:val="lowerLetter"/>
       <w:lvlText w:val="%2."/>
@@ -31920,105 +32094,47 @@
         <w:ind w:left="720" w:hanging="300"/>
       </w:pPr>
     </w:lvl>
-    <w:lvl w:ilvl="2" w:tplc="AE2C44E0">
+    <w:lvl w:ilvl="2" w:tplc="156873C8">
       <w:numFmt w:val="decimal"/>
       <w:lvlText w:val=""/>
       <w:lvlJc w:val="left"/>
     </w:lvl>
-    <w:lvl w:ilvl="3" w:tplc="B374EFBE">
+    <w:lvl w:ilvl="3" w:tplc="644073B2">
       <w:numFmt w:val="decimal"/>
       <w:lvlText w:val=""/>
       <w:lvlJc w:val="left"/>
     </w:lvl>
-    <w:lvl w:ilvl="4" w:tplc="F8AECDDE">
+    <w:lvl w:ilvl="4" w:tplc="DA602D12">
       <w:numFmt w:val="decimal"/>
       <w:lvlText w:val=""/>
       <w:lvlJc w:val="left"/>
     </w:lvl>
-    <w:lvl w:ilvl="5" w:tplc="6262D96A">
+    <w:lvl w:ilvl="5" w:tplc="729A2090">
       <w:numFmt w:val="decimal"/>
       <w:lvlText w:val=""/>
       <w:lvlJc w:val="left"/>
     </w:lvl>
-    <w:lvl w:ilvl="6" w:tplc="3C3EA222">
+    <w:lvl w:ilvl="6" w:tplc="85F68E24">
       <w:numFmt w:val="decimal"/>
       <w:lvlText w:val=""/>
       <w:lvlJc w:val="left"/>
     </w:lvl>
-    <w:lvl w:ilvl="7" w:tplc="9F1A4BDE">
+    <w:lvl w:ilvl="7" w:tplc="5C9893AE">
       <w:numFmt w:val="decimal"/>
       <w:lvlText w:val=""/>
       <w:lvlJc w:val="left"/>
     </w:lvl>
-    <w:lvl w:ilvl="8" w:tplc="E6D62242">
+    <w:lvl w:ilvl="8" w:tplc="EDFC5FA8">
       <w:numFmt w:val="decimal"/>
       <w:lvlText w:val=""/>
       <w:lvlJc w:val="left"/>
     </w:lvl>
   </w:abstractNum>
-  <w:abstractNum w:abstractNumId="7" w15:restartNumberingAfterBreak="0">
-    <w:nsid w:val="5B907BA3"/>
+  <w:abstractNum w:abstractNumId="10" w15:restartNumberingAfterBreak="0">
+    <w:nsid w:val="47F53897"/>
     <w:multiLevelType w:val="hybridMultilevel"/>
-    <w:tmpl w:val="02106F58"/>
-    <w:lvl w:ilvl="0" w:tplc="038C60B6">
-      <w:start w:val="1"/>
-      <w:numFmt w:val="bullet"/>
-      <w:lvlText w:val="•"/>
-      <w:lvlJc w:val="left"/>
-      <w:pPr>
-        <w:ind w:left="360" w:hanging="260"/>
-      </w:pPr>
-    </w:lvl>
-    <w:lvl w:ilvl="1" w:tplc="C0E6E23E" w:tentative="1">
-      <w:start w:val="1"/>
-      <w:numFmt w:val="bullet"/>
-      <w:lvlText w:val="–"/>
-      <w:lvlJc w:val="left"/>
-      <w:pPr>
-        <w:ind w:left="720" w:hanging="260"/>
-      </w:pPr>
-    </w:lvl>
-    <w:lvl w:ilvl="2" w:tplc="08341888">
-      <w:numFmt w:val="decimal"/>
-      <w:lvlText w:val=""/>
-      <w:lvlJc w:val="left"/>
-    </w:lvl>
-    <w:lvl w:ilvl="3" w:tplc="9160B52E">
-      <w:numFmt w:val="decimal"/>
-      <w:lvlText w:val=""/>
-      <w:lvlJc w:val="left"/>
-    </w:lvl>
-    <w:lvl w:ilvl="4" w:tplc="1E88CDA4">
-      <w:numFmt w:val="decimal"/>
-      <w:lvlText w:val=""/>
-      <w:lvlJc w:val="left"/>
-    </w:lvl>
-    <w:lvl w:ilvl="5" w:tplc="9D987BFA">
-      <w:numFmt w:val="decimal"/>
-      <w:lvlText w:val=""/>
-      <w:lvlJc w:val="left"/>
-    </w:lvl>
-    <w:lvl w:ilvl="6" w:tplc="905CAB18">
-      <w:numFmt w:val="decimal"/>
-      <w:lvlText w:val=""/>
-      <w:lvlJc w:val="left"/>
-    </w:lvl>
-    <w:lvl w:ilvl="7" w:tplc="6486C914">
-      <w:numFmt w:val="decimal"/>
-      <w:lvlText w:val=""/>
-      <w:lvlJc w:val="left"/>
-    </w:lvl>
-    <w:lvl w:ilvl="8" w:tplc="AE78C4B4">
-      <w:numFmt w:val="decimal"/>
-      <w:lvlText w:val=""/>
-      <w:lvlJc w:val="left"/>
-    </w:lvl>
-  </w:abstractNum>
-  <w:abstractNum w:abstractNumId="8" w15:restartNumberingAfterBreak="0">
-    <w:nsid w:val="67851AC2"/>
-    <w:multiLevelType w:val="hybridMultilevel"/>
-    <w:tmpl w:val="53624930"/>
-    <w:lvl w:ilvl="0" w:tplc="199A810E">
+    <w:tmpl w:val="57CA75CE"/>
+    <w:lvl w:ilvl="0" w:tplc="E32212BC">
       <w:start w:val="1"/>
       <w:numFmt w:val="decimal"/>
       <w:lvlText w:val="%1."/>
@@ -32027,7 +32143,7 @@
         <w:ind w:left="360" w:hanging="300"/>
       </w:pPr>
     </w:lvl>
-    <w:lvl w:ilvl="1" w:tplc="9A06654E" w:tentative="1">
+    <w:lvl w:ilvl="1" w:tplc="347ABE2C" w:tentative="1">
       <w:start w:val="1"/>
       <w:numFmt w:val="lowerLetter"/>
       <w:lvlText w:val="%2."/>
@@ -32036,47 +32152,47 @@
         <w:ind w:left="720" w:hanging="300"/>
       </w:pPr>
     </w:lvl>
-    <w:lvl w:ilvl="2" w:tplc="D1E4BC18">
+    <w:lvl w:ilvl="2" w:tplc="0EDC49E8">
       <w:numFmt w:val="decimal"/>
       <w:lvlText w:val=""/>
       <w:lvlJc w:val="left"/>
     </w:lvl>
-    <w:lvl w:ilvl="3" w:tplc="5D002E36">
+    <w:lvl w:ilvl="3" w:tplc="BE1CC6AA">
       <w:numFmt w:val="decimal"/>
       <w:lvlText w:val=""/>
       <w:lvlJc w:val="left"/>
     </w:lvl>
-    <w:lvl w:ilvl="4" w:tplc="521A1368">
+    <w:lvl w:ilvl="4" w:tplc="060A1BFC">
       <w:numFmt w:val="decimal"/>
       <w:lvlText w:val=""/>
       <w:lvlJc w:val="left"/>
     </w:lvl>
-    <w:lvl w:ilvl="5" w:tplc="EFE02C1A">
+    <w:lvl w:ilvl="5" w:tplc="FE56C7F6">
       <w:numFmt w:val="decimal"/>
       <w:lvlText w:val=""/>
       <w:lvlJc w:val="left"/>
     </w:lvl>
-    <w:lvl w:ilvl="6" w:tplc="33AA57B0">
+    <w:lvl w:ilvl="6" w:tplc="D6180902">
       <w:numFmt w:val="decimal"/>
       <w:lvlText w:val=""/>
       <w:lvlJc w:val="left"/>
     </w:lvl>
-    <w:lvl w:ilvl="7" w:tplc="58B6D146">
+    <w:lvl w:ilvl="7" w:tplc="E4E48E26">
       <w:numFmt w:val="decimal"/>
       <w:lvlText w:val=""/>
       <w:lvlJc w:val="left"/>
     </w:lvl>
-    <w:lvl w:ilvl="8" w:tplc="F9EC60CE">
+    <w:lvl w:ilvl="8" w:tplc="E98C453C">
       <w:numFmt w:val="decimal"/>
       <w:lvlText w:val=""/>
       <w:lvlJc w:val="left"/>
     </w:lvl>
   </w:abstractNum>
-  <w:abstractNum w:abstractNumId="9" w15:restartNumberingAfterBreak="0">
-    <w:nsid w:val="7067773D"/>
+  <w:abstractNum w:abstractNumId="11" w15:restartNumberingAfterBreak="0">
+    <w:nsid w:val="63644D07"/>
     <w:multiLevelType w:val="hybridMultilevel"/>
-    <w:tmpl w:val="5ACCC700"/>
-    <w:lvl w:ilvl="0" w:tplc="C972AAD6">
+    <w:tmpl w:val="9696A5CA"/>
+    <w:lvl w:ilvl="0" w:tplc="E56E56A2">
       <w:start w:val="1"/>
       <w:numFmt w:val="decimal"/>
       <w:lvlText w:val="%1."/>
@@ -32085,7 +32201,7 @@
         <w:ind w:left="360" w:hanging="300"/>
       </w:pPr>
     </w:lvl>
-    <w:lvl w:ilvl="1" w:tplc="7C1A5290" w:tentative="1">
+    <w:lvl w:ilvl="1" w:tplc="119ABB50" w:tentative="1">
       <w:start w:val="1"/>
       <w:numFmt w:val="lowerLetter"/>
       <w:lvlText w:val="%2."/>
@@ -32094,47 +32210,47 @@
         <w:ind w:left="720" w:hanging="300"/>
       </w:pPr>
     </w:lvl>
-    <w:lvl w:ilvl="2" w:tplc="AE64C458">
+    <w:lvl w:ilvl="2" w:tplc="73B8C246">
       <w:numFmt w:val="decimal"/>
       <w:lvlText w:val=""/>
       <w:lvlJc w:val="left"/>
     </w:lvl>
-    <w:lvl w:ilvl="3" w:tplc="1F3A5306">
+    <w:lvl w:ilvl="3" w:tplc="A5A08E80">
       <w:numFmt w:val="decimal"/>
       <w:lvlText w:val=""/>
       <w:lvlJc w:val="left"/>
     </w:lvl>
-    <w:lvl w:ilvl="4" w:tplc="795667E4">
+    <w:lvl w:ilvl="4" w:tplc="2CD2FFAA">
       <w:numFmt w:val="decimal"/>
       <w:lvlText w:val=""/>
       <w:lvlJc w:val="left"/>
     </w:lvl>
-    <w:lvl w:ilvl="5" w:tplc="1D64C89E">
+    <w:lvl w:ilvl="5" w:tplc="B27E1614">
       <w:numFmt w:val="decimal"/>
       <w:lvlText w:val=""/>
       <w:lvlJc w:val="left"/>
     </w:lvl>
-    <w:lvl w:ilvl="6" w:tplc="10D4FBB4">
+    <w:lvl w:ilvl="6" w:tplc="71869FAA">
       <w:numFmt w:val="decimal"/>
       <w:lvlText w:val=""/>
       <w:lvlJc w:val="left"/>
     </w:lvl>
-    <w:lvl w:ilvl="7" w:tplc="E93EADEC">
+    <w:lvl w:ilvl="7" w:tplc="C7661CDE">
       <w:numFmt w:val="decimal"/>
       <w:lvlText w:val=""/>
       <w:lvlJc w:val="left"/>
     </w:lvl>
-    <w:lvl w:ilvl="8" w:tplc="A5FA19B2">
+    <w:lvl w:ilvl="8" w:tplc="D738219E">
       <w:numFmt w:val="decimal"/>
       <w:lvlText w:val=""/>
       <w:lvlJc w:val="left"/>
     </w:lvl>
   </w:abstractNum>
-  <w:abstractNum w:abstractNumId="10" w15:restartNumberingAfterBreak="0">
-    <w:nsid w:val="75244A7D"/>
+  <w:abstractNum w:abstractNumId="12" w15:restartNumberingAfterBreak="0">
+    <w:nsid w:val="701475CF"/>
     <w:multiLevelType w:val="hybridMultilevel"/>
-    <w:tmpl w:val="DC8EACC6"/>
-    <w:lvl w:ilvl="0" w:tplc="AFD2A354">
+    <w:tmpl w:val="B3E8676C"/>
+    <w:lvl w:ilvl="0" w:tplc="0B620FA4">
       <w:start w:val="1"/>
       <w:numFmt w:val="decimal"/>
       <w:lvlText w:val="%1."/>
@@ -32143,7 +32259,7 @@
         <w:ind w:left="360" w:hanging="300"/>
       </w:pPr>
     </w:lvl>
-    <w:lvl w:ilvl="1" w:tplc="73FACAD4" w:tentative="1">
+    <w:lvl w:ilvl="1" w:tplc="7254638C" w:tentative="1">
       <w:start w:val="1"/>
       <w:numFmt w:val="lowerLetter"/>
       <w:lvlText w:val="%2."/>
@@ -32152,232 +32268,116 @@
         <w:ind w:left="720" w:hanging="300"/>
       </w:pPr>
     </w:lvl>
-    <w:lvl w:ilvl="2" w:tplc="DB2A9144">
+    <w:lvl w:ilvl="2" w:tplc="79D668B8">
       <w:numFmt w:val="decimal"/>
       <w:lvlText w:val=""/>
       <w:lvlJc w:val="left"/>
     </w:lvl>
-    <w:lvl w:ilvl="3" w:tplc="873A2958">
+    <w:lvl w:ilvl="3" w:tplc="CFD601BC">
       <w:numFmt w:val="decimal"/>
       <w:lvlText w:val=""/>
       <w:lvlJc w:val="left"/>
     </w:lvl>
-    <w:lvl w:ilvl="4" w:tplc="99141764">
+    <w:lvl w:ilvl="4" w:tplc="F4680082">
       <w:numFmt w:val="decimal"/>
       <w:lvlText w:val=""/>
       <w:lvlJc w:val="left"/>
     </w:lvl>
-    <w:lvl w:ilvl="5" w:tplc="DF4607C4">
+    <w:lvl w:ilvl="5" w:tplc="DFD45D00">
       <w:numFmt w:val="decimal"/>
       <w:lvlText w:val=""/>
       <w:lvlJc w:val="left"/>
     </w:lvl>
-    <w:lvl w:ilvl="6" w:tplc="342276F6">
+    <w:lvl w:ilvl="6" w:tplc="40A211DC">
       <w:numFmt w:val="decimal"/>
       <w:lvlText w:val=""/>
       <w:lvlJc w:val="left"/>
     </w:lvl>
-    <w:lvl w:ilvl="7" w:tplc="3DD8F864">
+    <w:lvl w:ilvl="7" w:tplc="725A5DB0">
       <w:numFmt w:val="decimal"/>
       <w:lvlText w:val=""/>
       <w:lvlJc w:val="left"/>
     </w:lvl>
-    <w:lvl w:ilvl="8" w:tplc="A7341604">
+    <w:lvl w:ilvl="8" w:tplc="C526B818">
       <w:numFmt w:val="decimal"/>
       <w:lvlText w:val=""/>
       <w:lvlJc w:val="left"/>
     </w:lvl>
   </w:abstractNum>
-  <w:abstractNum w:abstractNumId="11" w15:restartNumberingAfterBreak="0">
-    <w:nsid w:val="7B960EA2"/>
-    <w:multiLevelType w:val="hybridMultilevel"/>
-    <w:tmpl w:val="2248827E"/>
-    <w:lvl w:ilvl="0" w:tplc="7C38EC34">
-      <w:start w:val="1"/>
-      <w:numFmt w:val="decimal"/>
-      <w:lvlText w:val="%1."/>
-      <w:lvlJc w:val="left"/>
-      <w:pPr>
-        <w:ind w:left="360" w:hanging="300"/>
-      </w:pPr>
-    </w:lvl>
-    <w:lvl w:ilvl="1" w:tplc="2850EDE6" w:tentative="1">
-      <w:start w:val="1"/>
-      <w:numFmt w:val="lowerLetter"/>
-      <w:lvlText w:val="%2."/>
-      <w:lvlJc w:val="left"/>
-      <w:pPr>
-        <w:ind w:left="720" w:hanging="300"/>
-      </w:pPr>
-    </w:lvl>
-    <w:lvl w:ilvl="2" w:tplc="37BEF368">
-      <w:numFmt w:val="decimal"/>
-      <w:lvlText w:val=""/>
-      <w:lvlJc w:val="left"/>
-    </w:lvl>
-    <w:lvl w:ilvl="3" w:tplc="773463E2">
-      <w:numFmt w:val="decimal"/>
-      <w:lvlText w:val=""/>
-      <w:lvlJc w:val="left"/>
-    </w:lvl>
-    <w:lvl w:ilvl="4" w:tplc="4B462B42">
-      <w:numFmt w:val="decimal"/>
-      <w:lvlText w:val=""/>
-      <w:lvlJc w:val="left"/>
-    </w:lvl>
-    <w:lvl w:ilvl="5" w:tplc="E51E52F2">
-      <w:numFmt w:val="decimal"/>
-      <w:lvlText w:val=""/>
-      <w:lvlJc w:val="left"/>
-    </w:lvl>
-    <w:lvl w:ilvl="6" w:tplc="7228CA64">
-      <w:numFmt w:val="decimal"/>
-      <w:lvlText w:val=""/>
-      <w:lvlJc w:val="left"/>
-    </w:lvl>
-    <w:lvl w:ilvl="7" w:tplc="FFD6393C">
-      <w:numFmt w:val="decimal"/>
-      <w:lvlText w:val=""/>
-      <w:lvlJc w:val="left"/>
-    </w:lvl>
-    <w:lvl w:ilvl="8" w:tplc="3E7EE4DC">
-      <w:numFmt w:val="decimal"/>
-      <w:lvlText w:val=""/>
-      <w:lvlJc w:val="left"/>
-    </w:lvl>
-  </w:abstractNum>
-  <w:abstractNum w:abstractNumId="12" w15:restartNumberingAfterBreak="0">
-    <w:nsid w:val="7D8B2264"/>
-    <w:multiLevelType w:val="hybridMultilevel"/>
-    <w:tmpl w:val="42C024E0"/>
-    <w:lvl w:ilvl="0" w:tplc="150E241A">
-      <w:start w:val="1"/>
-      <w:numFmt w:val="decimal"/>
-      <w:lvlText w:val="%1."/>
-      <w:lvlJc w:val="left"/>
-      <w:pPr>
-        <w:ind w:left="360" w:hanging="300"/>
-      </w:pPr>
-    </w:lvl>
-    <w:lvl w:ilvl="1" w:tplc="84A8BD7E" w:tentative="1">
-      <w:start w:val="1"/>
-      <w:numFmt w:val="lowerLetter"/>
-      <w:lvlText w:val="%2."/>
-      <w:lvlJc w:val="left"/>
-      <w:pPr>
-        <w:ind w:left="720" w:hanging="300"/>
-      </w:pPr>
-    </w:lvl>
-    <w:lvl w:ilvl="2" w:tplc="25EC4F90">
-      <w:numFmt w:val="decimal"/>
-      <w:lvlText w:val=""/>
-      <w:lvlJc w:val="left"/>
-    </w:lvl>
-    <w:lvl w:ilvl="3" w:tplc="AFEC5D06">
-      <w:numFmt w:val="decimal"/>
-      <w:lvlText w:val=""/>
-      <w:lvlJc w:val="left"/>
-    </w:lvl>
-    <w:lvl w:ilvl="4" w:tplc="4BA0B6BA">
-      <w:numFmt w:val="decimal"/>
-      <w:lvlText w:val=""/>
-      <w:lvlJc w:val="left"/>
-    </w:lvl>
-    <w:lvl w:ilvl="5" w:tplc="6A942E40">
-      <w:numFmt w:val="decimal"/>
-      <w:lvlText w:val=""/>
-      <w:lvlJc w:val="left"/>
-    </w:lvl>
-    <w:lvl w:ilvl="6" w:tplc="B83C8E6E">
-      <w:numFmt w:val="decimal"/>
-      <w:lvlText w:val=""/>
-      <w:lvlJc w:val="left"/>
-    </w:lvl>
-    <w:lvl w:ilvl="7" w:tplc="A15E19BC">
-      <w:numFmt w:val="decimal"/>
-      <w:lvlText w:val=""/>
-      <w:lvlJc w:val="left"/>
-    </w:lvl>
-    <w:lvl w:ilvl="8" w:tplc="99E8C984">
-      <w:numFmt w:val="decimal"/>
-      <w:lvlText w:val=""/>
-      <w:lvlJc w:val="left"/>
-    </w:lvl>
-  </w:abstractNum>
-  <w:num w:numId="1" w16cid:durableId="598218240">
+  <w:num w:numId="1" w16cid:durableId="1275018066">
+    <w:abstractNumId w:val="4"/>
+    <w:lvlOverride w:ilvl="0">
+      <w:startOverride w:val="1"/>
+    </w:lvlOverride>
+  </w:num>
+  <w:num w:numId="2" w16cid:durableId="1209730789">
+    <w:abstractNumId w:val="0"/>
+    <w:lvlOverride w:ilvl="0">
+      <w:startOverride w:val="1"/>
+    </w:lvlOverride>
+  </w:num>
+  <w:num w:numId="3" w16cid:durableId="1748259836">
+    <w:abstractNumId w:val="3"/>
+    <w:lvlOverride w:ilvl="0">
+      <w:startOverride w:val="1"/>
+    </w:lvlOverride>
+  </w:num>
+  <w:num w:numId="4" w16cid:durableId="1262445540">
+    <w:abstractNumId w:val="12"/>
+    <w:lvlOverride w:ilvl="0">
+      <w:startOverride w:val="1"/>
+    </w:lvlOverride>
+  </w:num>
+  <w:num w:numId="5" w16cid:durableId="1276252889">
+    <w:abstractNumId w:val="7"/>
+    <w:lvlOverride w:ilvl="0">
+      <w:startOverride w:val="1"/>
+    </w:lvlOverride>
+  </w:num>
+  <w:num w:numId="6" w16cid:durableId="32118171">
+    <w:abstractNumId w:val="5"/>
+    <w:lvlOverride w:ilvl="0">
+      <w:startOverride w:val="1"/>
+    </w:lvlOverride>
+  </w:num>
+  <w:num w:numId="7" w16cid:durableId="1357849984">
     <w:abstractNumId w:val="1"/>
     <w:lvlOverride w:ilvl="0">
       <w:startOverride w:val="1"/>
     </w:lvlOverride>
   </w:num>
-  <w:num w:numId="2" w16cid:durableId="528034516">
-    <w:abstractNumId w:val="7"/>
+  <w:num w:numId="8" w16cid:durableId="262805141">
+    <w:abstractNumId w:val="8"/>
     <w:lvlOverride w:ilvl="0">
       <w:startOverride w:val="1"/>
     </w:lvlOverride>
   </w:num>
-  <w:num w:numId="3" w16cid:durableId="265160786">
+  <w:num w:numId="9" w16cid:durableId="1458792440">
+    <w:abstractNumId w:val="10"/>
+    <w:lvlOverride w:ilvl="0">
+      <w:startOverride w:val="1"/>
+    </w:lvlOverride>
+  </w:num>
+  <w:num w:numId="10" w16cid:durableId="519124131">
+    <w:abstractNumId w:val="6"/>
+    <w:lvlOverride w:ilvl="0">
+      <w:startOverride w:val="1"/>
+    </w:lvlOverride>
+  </w:num>
+  <w:num w:numId="11" w16cid:durableId="2040083272">
     <w:abstractNumId w:val="9"/>
     <w:lvlOverride w:ilvl="0">
       <w:startOverride w:val="1"/>
     </w:lvlOverride>
   </w:num>
-  <w:num w:numId="4" w16cid:durableId="1312365072">
-    <w:abstractNumId w:val="8"/>
-    <w:lvlOverride w:ilvl="0">
-      <w:startOverride w:val="1"/>
-    </w:lvlOverride>
-  </w:num>
-  <w:num w:numId="5" w16cid:durableId="303581469">
-    <w:abstractNumId w:val="10"/>
-    <w:lvlOverride w:ilvl="0">
-      <w:startOverride w:val="1"/>
-    </w:lvlOverride>
-  </w:num>
-  <w:num w:numId="6" w16cid:durableId="820657918">
+  <w:num w:numId="12" w16cid:durableId="110631872">
     <w:abstractNumId w:val="11"/>
     <w:lvlOverride w:ilvl="0">
       <w:startOverride w:val="1"/>
     </w:lvlOverride>
   </w:num>
-  <w:num w:numId="7" w16cid:durableId="785857531">
-    <w:abstractNumId w:val="0"/>
-    <w:lvlOverride w:ilvl="0">
-      <w:startOverride w:val="1"/>
-    </w:lvlOverride>
-  </w:num>
-  <w:num w:numId="8" w16cid:durableId="1691376156">
-    <w:abstractNumId w:val="4"/>
-    <w:lvlOverride w:ilvl="0">
-      <w:startOverride w:val="1"/>
-    </w:lvlOverride>
-  </w:num>
-  <w:num w:numId="9" w16cid:durableId="183641777">
-    <w:abstractNumId w:val="3"/>
-    <w:lvlOverride w:ilvl="0">
-      <w:startOverride w:val="1"/>
-    </w:lvlOverride>
-  </w:num>
-  <w:num w:numId="10" w16cid:durableId="1222209292">
+  <w:num w:numId="13" w16cid:durableId="1107772368">
     <w:abstractNumId w:val="2"/>
-    <w:lvlOverride w:ilvl="0">
-      <w:startOverride w:val="1"/>
-    </w:lvlOverride>
-  </w:num>
-  <w:num w:numId="11" w16cid:durableId="718241760">
-    <w:abstractNumId w:val="12"/>
-    <w:lvlOverride w:ilvl="0">
-      <w:startOverride w:val="1"/>
-    </w:lvlOverride>
-  </w:num>
-  <w:num w:numId="12" w16cid:durableId="1890872531">
-    <w:abstractNumId w:val="6"/>
-    <w:lvlOverride w:ilvl="0">
-      <w:startOverride w:val="1"/>
-    </w:lvlOverride>
-  </w:num>
-  <w:num w:numId="13" w16cid:durableId="397019177">
-    <w:abstractNumId w:val="5"/>
     <w:lvlOverride w:ilvl="0">
       <w:startOverride w:val="1"/>
     </w:lvlOverride>
@@ -33057,7 +33057,7 @@
     <w:autoRedefine/>
     <w:uiPriority w:val="39"/>
     <w:unhideWhenUsed/>
-    <w:rsid w:val="005A18FE"/>
+    <w:rsid w:val="008235A1"/>
     <w:pPr>
       <w:spacing w:after="100"/>
     </w:pPr>
@@ -33069,7 +33069,7 @@
     <w:autoRedefine/>
     <w:uiPriority w:val="39"/>
     <w:unhideWhenUsed/>
-    <w:rsid w:val="005A18FE"/>
+    <w:rsid w:val="008235A1"/>
     <w:pPr>
       <w:spacing w:after="100"/>
       <w:ind w:left="210"/>

--- a/discoverer-neo/docs/user-guide/manual/Discoverer-Neo-MANAGER-Guide-Full-en.docx
+++ b/discoverer-neo/docs/user-guide/manual/Discoverer-Neo-MANAGER-Guide-Full-en.docx
@@ -74,7 +74,7 @@
     <w:sdt>
       <w:sdtPr>
         <w:alias w:val="Contents"/>
-        <w:id w:val="-1648513116"/>
+        <w:id w:val="-1039049282"/>
       </w:sdtPr>
       <w:sdtEndPr/>
       <w:sdtContent>
@@ -102,7 +102,7 @@
           <w:r>
             <w:fldChar w:fldCharType="separate"/>
           </w:r>
-          <w:hyperlink w:anchor="_Toc241691981" w:history="1">
+          <w:hyperlink w:anchor="_Toc241692593" w:history="1">
             <w:r>
               <w:rPr>
                 <w:rStyle w:val="Hiperligao"/>
@@ -126,7 +126,7 @@
               <w:rPr>
                 <w:noProof/>
               </w:rPr>
-              <w:instrText xml:space="preserve"> PAGEREF _Toc241691981 \h </w:instrText>
+              <w:instrText xml:space="preserve"> PAGEREF _Toc241692593 \h </w:instrText>
             </w:r>
             <w:r>
               <w:rPr>
@@ -168,7 +168,7 @@
               <w14:ligatures w14:val="standardContextual"/>
             </w:rPr>
           </w:pPr>
-          <w:hyperlink w:anchor="_Toc241691982" w:history="1">
+          <w:hyperlink w:anchor="_Toc241692594" w:history="1">
             <w:r>
               <w:rPr>
                 <w:rStyle w:val="Hiperligao"/>
@@ -192,7 +192,7 @@
               <w:rPr>
                 <w:noProof/>
               </w:rPr>
-              <w:instrText xml:space="preserve"> PAGEREF _Toc241691982 \h </w:instrText>
+              <w:instrText xml:space="preserve"> PAGEREF _Toc241692594 \h </w:instrText>
             </w:r>
             <w:r>
               <w:rPr>
@@ -234,7 +234,7 @@
               <w14:ligatures w14:val="standardContextual"/>
             </w:rPr>
           </w:pPr>
-          <w:hyperlink w:anchor="_Toc241691983" w:history="1">
+          <w:hyperlink w:anchor="_Toc241692595" w:history="1">
             <w:r>
               <w:rPr>
                 <w:rStyle w:val="Hiperligao"/>
@@ -258,7 +258,7 @@
               <w:rPr>
                 <w:noProof/>
               </w:rPr>
-              <w:instrText xml:space="preserve"> PAGEREF _Toc241691983 \h </w:instrText>
+              <w:instrText xml:space="preserve"> PAGEREF _Toc241692595 \h </w:instrText>
             </w:r>
             <w:r>
               <w:rPr>
@@ -300,7 +300,7 @@
               <w14:ligatures w14:val="standardContextual"/>
             </w:rPr>
           </w:pPr>
-          <w:hyperlink w:anchor="_Toc241691984" w:history="1">
+          <w:hyperlink w:anchor="_Toc241692596" w:history="1">
             <w:r>
               <w:rPr>
                 <w:rStyle w:val="Hiperligao"/>
@@ -324,7 +324,7 @@
               <w:rPr>
                 <w:noProof/>
               </w:rPr>
-              <w:instrText xml:space="preserve"> PAGEREF _Toc241691984 \h </w:instrText>
+              <w:instrText xml:space="preserve"> PAGEREF _Toc241692596 \h </w:instrText>
             </w:r>
             <w:r>
               <w:rPr>
@@ -366,7 +366,7 @@
               <w14:ligatures w14:val="standardContextual"/>
             </w:rPr>
           </w:pPr>
-          <w:hyperlink w:anchor="_Toc241691985" w:history="1">
+          <w:hyperlink w:anchor="_Toc241692597" w:history="1">
             <w:r>
               <w:rPr>
                 <w:rStyle w:val="Hiperligao"/>
@@ -390,7 +390,7 @@
               <w:rPr>
                 <w:noProof/>
               </w:rPr>
-              <w:instrText xml:space="preserve"> PAGEREF _Toc241691985 \h </w:instrText>
+              <w:instrText xml:space="preserve"> PAGEREF _Toc241692597 \h </w:instrText>
             </w:r>
             <w:r>
               <w:rPr>
@@ -432,7 +432,7 @@
               <w14:ligatures w14:val="standardContextual"/>
             </w:rPr>
           </w:pPr>
-          <w:hyperlink w:anchor="_Toc241691986" w:history="1">
+          <w:hyperlink w:anchor="_Toc241692598" w:history="1">
             <w:r>
               <w:rPr>
                 <w:rStyle w:val="Hiperligao"/>
@@ -456,7 +456,7 @@
               <w:rPr>
                 <w:noProof/>
               </w:rPr>
-              <w:instrText xml:space="preserve"> PAGEREF _Toc241691986 \h </w:instrText>
+              <w:instrText xml:space="preserve"> PAGEREF _Toc241692598 \h </w:instrText>
             </w:r>
             <w:r>
               <w:rPr>
@@ -498,7 +498,7 @@
               <w14:ligatures w14:val="standardContextual"/>
             </w:rPr>
           </w:pPr>
-          <w:hyperlink w:anchor="_Toc241691987" w:history="1">
+          <w:hyperlink w:anchor="_Toc241692599" w:history="1">
             <w:r>
               <w:rPr>
                 <w:rStyle w:val="Hiperligao"/>
@@ -522,7 +522,7 @@
               <w:rPr>
                 <w:noProof/>
               </w:rPr>
-              <w:instrText xml:space="preserve"> PAGEREF _Toc241691987 \h </w:instrText>
+              <w:instrText xml:space="preserve"> PAGEREF _Toc241692599 \h </w:instrText>
             </w:r>
             <w:r>
               <w:rPr>
@@ -564,7 +564,7 @@
               <w14:ligatures w14:val="standardContextual"/>
             </w:rPr>
           </w:pPr>
-          <w:hyperlink w:anchor="_Toc241691988" w:history="1">
+          <w:hyperlink w:anchor="_Toc241692600" w:history="1">
             <w:r>
               <w:rPr>
                 <w:rStyle w:val="Hiperligao"/>
@@ -588,7 +588,7 @@
               <w:rPr>
                 <w:noProof/>
               </w:rPr>
-              <w:instrText xml:space="preserve"> PAGEREF _Toc241691988 \h </w:instrText>
+              <w:instrText xml:space="preserve"> PAGEREF _Toc241692600 \h </w:instrText>
             </w:r>
             <w:r>
               <w:rPr>
@@ -630,7 +630,7 @@
               <w14:ligatures w14:val="standardContextual"/>
             </w:rPr>
           </w:pPr>
-          <w:hyperlink w:anchor="_Toc241691989" w:history="1">
+          <w:hyperlink w:anchor="_Toc241692601" w:history="1">
             <w:r>
               <w:rPr>
                 <w:rStyle w:val="Hiperligao"/>
@@ -654,7 +654,7 @@
               <w:rPr>
                 <w:noProof/>
               </w:rPr>
-              <w:instrText xml:space="preserve"> PAGEREF _Toc241691989 \h </w:instrText>
+              <w:instrText xml:space="preserve"> PAGEREF _Toc241692601 \h </w:instrText>
             </w:r>
             <w:r>
               <w:rPr>
@@ -696,7 +696,7 @@
               <w14:ligatures w14:val="standardContextual"/>
             </w:rPr>
           </w:pPr>
-          <w:hyperlink w:anchor="_Toc241691990" w:history="1">
+          <w:hyperlink w:anchor="_Toc241692602" w:history="1">
             <w:r>
               <w:rPr>
                 <w:rStyle w:val="Hiperligao"/>
@@ -720,7 +720,7 @@
               <w:rPr>
                 <w:noProof/>
               </w:rPr>
-              <w:instrText xml:space="preserve"> PAGEREF _Toc241691990 \h </w:instrText>
+              <w:instrText xml:space="preserve"> PAGEREF _Toc241692602 \h </w:instrText>
             </w:r>
             <w:r>
               <w:rPr>
@@ -762,7 +762,7 @@
               <w14:ligatures w14:val="standardContextual"/>
             </w:rPr>
           </w:pPr>
-          <w:hyperlink w:anchor="_Toc241691991" w:history="1">
+          <w:hyperlink w:anchor="_Toc241692603" w:history="1">
             <w:r>
               <w:rPr>
                 <w:rStyle w:val="Hiperligao"/>
@@ -786,7 +786,7 @@
               <w:rPr>
                 <w:noProof/>
               </w:rPr>
-              <w:instrText xml:space="preserve"> PAGEREF _Toc241691991 \h </w:instrText>
+              <w:instrText xml:space="preserve"> PAGEREF _Toc241692603 \h </w:instrText>
             </w:r>
             <w:r>
               <w:rPr>
@@ -828,7 +828,7 @@
               <w14:ligatures w14:val="standardContextual"/>
             </w:rPr>
           </w:pPr>
-          <w:hyperlink w:anchor="_Toc241691992" w:history="1">
+          <w:hyperlink w:anchor="_Toc241692604" w:history="1">
             <w:r>
               <w:rPr>
                 <w:rStyle w:val="Hiperligao"/>
@@ -852,7 +852,7 @@
               <w:rPr>
                 <w:noProof/>
               </w:rPr>
-              <w:instrText xml:space="preserve"> PAGEREF _Toc241691992 \h </w:instrText>
+              <w:instrText xml:space="preserve"> PAGEREF _Toc241692604 \h </w:instrText>
             </w:r>
             <w:r>
               <w:rPr>
@@ -894,7 +894,7 @@
               <w14:ligatures w14:val="standardContextual"/>
             </w:rPr>
           </w:pPr>
-          <w:hyperlink w:anchor="_Toc241691993" w:history="1">
+          <w:hyperlink w:anchor="_Toc241692605" w:history="1">
             <w:r>
               <w:rPr>
                 <w:rStyle w:val="Hiperligao"/>
@@ -918,7 +918,7 @@
               <w:rPr>
                 <w:noProof/>
               </w:rPr>
-              <w:instrText xml:space="preserve"> PAGEREF _Toc241691993 \h </w:instrText>
+              <w:instrText xml:space="preserve"> PAGEREF _Toc241692605 \h </w:instrText>
             </w:r>
             <w:r>
               <w:rPr>
@@ -960,7 +960,7 @@
               <w14:ligatures w14:val="standardContextual"/>
             </w:rPr>
           </w:pPr>
-          <w:hyperlink w:anchor="_Toc241691994" w:history="1">
+          <w:hyperlink w:anchor="_Toc241692606" w:history="1">
             <w:r>
               <w:rPr>
                 <w:rStyle w:val="Hiperligao"/>
@@ -984,7 +984,7 @@
               <w:rPr>
                 <w:noProof/>
               </w:rPr>
-              <w:instrText xml:space="preserve"> PAGEREF _Toc241691994 \h </w:instrText>
+              <w:instrText xml:space="preserve"> PAGEREF _Toc241692606 \h </w:instrText>
             </w:r>
             <w:r>
               <w:rPr>
@@ -1026,7 +1026,7 @@
               <w14:ligatures w14:val="standardContextual"/>
             </w:rPr>
           </w:pPr>
-          <w:hyperlink w:anchor="_Toc241691995" w:history="1">
+          <w:hyperlink w:anchor="_Toc241692607" w:history="1">
             <w:r>
               <w:rPr>
                 <w:rStyle w:val="Hiperligao"/>
@@ -1050,7 +1050,7 @@
               <w:rPr>
                 <w:noProof/>
               </w:rPr>
-              <w:instrText xml:space="preserve"> PAGEREF _Toc241691995 \h </w:instrText>
+              <w:instrText xml:space="preserve"> PAGEREF _Toc241692607 \h </w:instrText>
             </w:r>
             <w:r>
               <w:rPr>
@@ -1092,7 +1092,7 @@
               <w14:ligatures w14:val="standardContextual"/>
             </w:rPr>
           </w:pPr>
-          <w:hyperlink w:anchor="_Toc241691996" w:history="1">
+          <w:hyperlink w:anchor="_Toc241692608" w:history="1">
             <w:r>
               <w:rPr>
                 <w:rStyle w:val="Hiperligao"/>
@@ -1116,7 +1116,7 @@
               <w:rPr>
                 <w:noProof/>
               </w:rPr>
-              <w:instrText xml:space="preserve"> PAGEREF _Toc241691996 \h </w:instrText>
+              <w:instrText xml:space="preserve"> PAGEREF _Toc241692608 \h </w:instrText>
             </w:r>
             <w:r>
               <w:rPr>
@@ -1158,7 +1158,7 @@
               <w14:ligatures w14:val="standardContextual"/>
             </w:rPr>
           </w:pPr>
-          <w:hyperlink w:anchor="_Toc241691997" w:history="1">
+          <w:hyperlink w:anchor="_Toc241692609" w:history="1">
             <w:r>
               <w:rPr>
                 <w:rStyle w:val="Hiperligao"/>
@@ -1182,7 +1182,7 @@
               <w:rPr>
                 <w:noProof/>
               </w:rPr>
-              <w:instrText xml:space="preserve"> PAGEREF _Toc241691997 \h </w:instrText>
+              <w:instrText xml:space="preserve"> PAGEREF _Toc241692609 \h </w:instrText>
             </w:r>
             <w:r>
               <w:rPr>
@@ -1224,7 +1224,7 @@
               <w14:ligatures w14:val="standardContextual"/>
             </w:rPr>
           </w:pPr>
-          <w:hyperlink w:anchor="_Toc241691998" w:history="1">
+          <w:hyperlink w:anchor="_Toc241692610" w:history="1">
             <w:r>
               <w:rPr>
                 <w:rStyle w:val="Hiperligao"/>
@@ -1248,7 +1248,7 @@
               <w:rPr>
                 <w:noProof/>
               </w:rPr>
-              <w:instrText xml:space="preserve"> PAGEREF _Toc241691998 \h </w:instrText>
+              <w:instrText xml:space="preserve"> PAGEREF _Toc241692610 \h </w:instrText>
             </w:r>
             <w:r>
               <w:rPr>
@@ -1290,7 +1290,7 @@
               <w14:ligatures w14:val="standardContextual"/>
             </w:rPr>
           </w:pPr>
-          <w:hyperlink w:anchor="_Toc241691999" w:history="1">
+          <w:hyperlink w:anchor="_Toc241692611" w:history="1">
             <w:r>
               <w:rPr>
                 <w:rStyle w:val="Hiperligao"/>
@@ -1314,7 +1314,7 @@
               <w:rPr>
                 <w:noProof/>
               </w:rPr>
-              <w:instrText xml:space="preserve"> PAGEREF _Toc241691999 \h </w:instrText>
+              <w:instrText xml:space="preserve"> PAGEREF _Toc241692611 \h </w:instrText>
             </w:r>
             <w:r>
               <w:rPr>
@@ -1356,7 +1356,7 @@
               <w14:ligatures w14:val="standardContextual"/>
             </w:rPr>
           </w:pPr>
-          <w:hyperlink w:anchor="_Toc241692000" w:history="1">
+          <w:hyperlink w:anchor="_Toc241692612" w:history="1">
             <w:r>
               <w:rPr>
                 <w:rStyle w:val="Hiperligao"/>
@@ -1380,7 +1380,7 @@
               <w:rPr>
                 <w:noProof/>
               </w:rPr>
-              <w:instrText xml:space="preserve"> PAGEREF _Toc241692000 \h </w:instrText>
+              <w:instrText xml:space="preserve"> PAGEREF _Toc241692612 \h </w:instrText>
             </w:r>
             <w:r>
               <w:rPr>
@@ -1422,7 +1422,7 @@
               <w14:ligatures w14:val="standardContextual"/>
             </w:rPr>
           </w:pPr>
-          <w:hyperlink w:anchor="_Toc241692001" w:history="1">
+          <w:hyperlink w:anchor="_Toc241692613" w:history="1">
             <w:r>
               <w:rPr>
                 <w:rStyle w:val="Hiperligao"/>
@@ -1446,7 +1446,7 @@
               <w:rPr>
                 <w:noProof/>
               </w:rPr>
-              <w:instrText xml:space="preserve"> PAGEREF _Toc241692001 \h </w:instrText>
+              <w:instrText xml:space="preserve"> PAGEREF _Toc241692613 \h </w:instrText>
             </w:r>
             <w:r>
               <w:rPr>
@@ -1488,7 +1488,7 @@
               <w14:ligatures w14:val="standardContextual"/>
             </w:rPr>
           </w:pPr>
-          <w:hyperlink w:anchor="_Toc241692002" w:history="1">
+          <w:hyperlink w:anchor="_Toc241692614" w:history="1">
             <w:r>
               <w:rPr>
                 <w:rStyle w:val="Hiperligao"/>
@@ -1512,7 +1512,7 @@
               <w:rPr>
                 <w:noProof/>
               </w:rPr>
-              <w:instrText xml:space="preserve"> PAGEREF _Toc241692002 \h </w:instrText>
+              <w:instrText xml:space="preserve"> PAGEREF _Toc241692614 \h </w:instrText>
             </w:r>
             <w:r>
               <w:rPr>
@@ -1554,7 +1554,7 @@
               <w14:ligatures w14:val="standardContextual"/>
             </w:rPr>
           </w:pPr>
-          <w:hyperlink w:anchor="_Toc241692003" w:history="1">
+          <w:hyperlink w:anchor="_Toc241692615" w:history="1">
             <w:r>
               <w:rPr>
                 <w:rStyle w:val="Hiperligao"/>
@@ -1578,7 +1578,7 @@
               <w:rPr>
                 <w:noProof/>
               </w:rPr>
-              <w:instrText xml:space="preserve"> PAGEREF _Toc241692003 \h </w:instrText>
+              <w:instrText xml:space="preserve"> PAGEREF _Toc241692615 \h </w:instrText>
             </w:r>
             <w:r>
               <w:rPr>
@@ -1620,7 +1620,7 @@
               <w14:ligatures w14:val="standardContextual"/>
             </w:rPr>
           </w:pPr>
-          <w:hyperlink w:anchor="_Toc241692004" w:history="1">
+          <w:hyperlink w:anchor="_Toc241692616" w:history="1">
             <w:r>
               <w:rPr>
                 <w:rStyle w:val="Hiperligao"/>
@@ -1644,7 +1644,7 @@
               <w:rPr>
                 <w:noProof/>
               </w:rPr>
-              <w:instrText xml:space="preserve"> PAGEREF _Toc241692004 \h </w:instrText>
+              <w:instrText xml:space="preserve"> PAGEREF _Toc241692616 \h </w:instrText>
             </w:r>
             <w:r>
               <w:rPr>
@@ -1686,7 +1686,7 @@
               <w14:ligatures w14:val="standardContextual"/>
             </w:rPr>
           </w:pPr>
-          <w:hyperlink w:anchor="_Toc241692005" w:history="1">
+          <w:hyperlink w:anchor="_Toc241692617" w:history="1">
             <w:r>
               <w:rPr>
                 <w:rStyle w:val="Hiperligao"/>
@@ -1710,7 +1710,7 @@
               <w:rPr>
                 <w:noProof/>
               </w:rPr>
-              <w:instrText xml:space="preserve"> PAGEREF _Toc241692005 \h </w:instrText>
+              <w:instrText xml:space="preserve"> PAGEREF _Toc241692617 \h </w:instrText>
             </w:r>
             <w:r>
               <w:rPr>
@@ -1752,7 +1752,7 @@
               <w14:ligatures w14:val="standardContextual"/>
             </w:rPr>
           </w:pPr>
-          <w:hyperlink w:anchor="_Toc241692006" w:history="1">
+          <w:hyperlink w:anchor="_Toc241692618" w:history="1">
             <w:r>
               <w:rPr>
                 <w:rStyle w:val="Hiperligao"/>
@@ -1776,7 +1776,7 @@
               <w:rPr>
                 <w:noProof/>
               </w:rPr>
-              <w:instrText xml:space="preserve"> PAGEREF _Toc241692006 \h </w:instrText>
+              <w:instrText xml:space="preserve"> PAGEREF _Toc241692618 \h </w:instrText>
             </w:r>
             <w:r>
               <w:rPr>
@@ -1818,7 +1818,7 @@
               <w14:ligatures w14:val="standardContextual"/>
             </w:rPr>
           </w:pPr>
-          <w:hyperlink w:anchor="_Toc241692007" w:history="1">
+          <w:hyperlink w:anchor="_Toc241692619" w:history="1">
             <w:r>
               <w:rPr>
                 <w:rStyle w:val="Hiperligao"/>
@@ -1842,7 +1842,7 @@
               <w:rPr>
                 <w:noProof/>
               </w:rPr>
-              <w:instrText xml:space="preserve"> PAGEREF _Toc241692007 \h </w:instrText>
+              <w:instrText xml:space="preserve"> PAGEREF _Toc241692619 \h </w:instrText>
             </w:r>
             <w:r>
               <w:rPr>
@@ -1884,7 +1884,7 @@
               <w14:ligatures w14:val="standardContextual"/>
             </w:rPr>
           </w:pPr>
-          <w:hyperlink w:anchor="_Toc241692008" w:history="1">
+          <w:hyperlink w:anchor="_Toc241692620" w:history="1">
             <w:r>
               <w:rPr>
                 <w:rStyle w:val="Hiperligao"/>
@@ -1908,7 +1908,7 @@
               <w:rPr>
                 <w:noProof/>
               </w:rPr>
-              <w:instrText xml:space="preserve"> PAGEREF _Toc241692008 \h </w:instrText>
+              <w:instrText xml:space="preserve"> PAGEREF _Toc241692620 \h </w:instrText>
             </w:r>
             <w:r>
               <w:rPr>
@@ -1950,7 +1950,7 @@
               <w14:ligatures w14:val="standardContextual"/>
             </w:rPr>
           </w:pPr>
-          <w:hyperlink w:anchor="_Toc241692009" w:history="1">
+          <w:hyperlink w:anchor="_Toc241692621" w:history="1">
             <w:r>
               <w:rPr>
                 <w:rStyle w:val="Hiperligao"/>
@@ -1974,7 +1974,7 @@
               <w:rPr>
                 <w:noProof/>
               </w:rPr>
-              <w:instrText xml:space="preserve"> PAGEREF _Toc241692009 \h </w:instrText>
+              <w:instrText xml:space="preserve"> PAGEREF _Toc241692621 \h </w:instrText>
             </w:r>
             <w:r>
               <w:rPr>
@@ -2016,7 +2016,7 @@
               <w14:ligatures w14:val="standardContextual"/>
             </w:rPr>
           </w:pPr>
-          <w:hyperlink w:anchor="_Toc241692010" w:history="1">
+          <w:hyperlink w:anchor="_Toc241692622" w:history="1">
             <w:r>
               <w:rPr>
                 <w:rStyle w:val="Hiperligao"/>
@@ -2040,7 +2040,7 @@
               <w:rPr>
                 <w:noProof/>
               </w:rPr>
-              <w:instrText xml:space="preserve"> PAGEREF _Toc241692010 \h </w:instrText>
+              <w:instrText xml:space="preserve"> PAGEREF _Toc241692622 \h </w:instrText>
             </w:r>
             <w:r>
               <w:rPr>
@@ -2082,7 +2082,7 @@
               <w14:ligatures w14:val="standardContextual"/>
             </w:rPr>
           </w:pPr>
-          <w:hyperlink w:anchor="_Toc241692011" w:history="1">
+          <w:hyperlink w:anchor="_Toc241692623" w:history="1">
             <w:r>
               <w:rPr>
                 <w:rStyle w:val="Hiperligao"/>
@@ -2106,7 +2106,7 @@
               <w:rPr>
                 <w:noProof/>
               </w:rPr>
-              <w:instrText xml:space="preserve"> PAGEREF _Toc241692011 \h </w:instrText>
+              <w:instrText xml:space="preserve"> PAGEREF _Toc241692623 \h </w:instrText>
             </w:r>
             <w:r>
               <w:rPr>
@@ -2148,7 +2148,7 @@
               <w14:ligatures w14:val="standardContextual"/>
             </w:rPr>
           </w:pPr>
-          <w:hyperlink w:anchor="_Toc241692012" w:history="1">
+          <w:hyperlink w:anchor="_Toc241692624" w:history="1">
             <w:r>
               <w:rPr>
                 <w:rStyle w:val="Hiperligao"/>
@@ -2172,7 +2172,7 @@
               <w:rPr>
                 <w:noProof/>
               </w:rPr>
-              <w:instrText xml:space="preserve"> PAGEREF _Toc241692012 \h </w:instrText>
+              <w:instrText xml:space="preserve"> PAGEREF _Toc241692624 \h </w:instrText>
             </w:r>
             <w:r>
               <w:rPr>
@@ -2214,7 +2214,7 @@
               <w14:ligatures w14:val="standardContextual"/>
             </w:rPr>
           </w:pPr>
-          <w:hyperlink w:anchor="_Toc241692013" w:history="1">
+          <w:hyperlink w:anchor="_Toc241692625" w:history="1">
             <w:r>
               <w:rPr>
                 <w:rStyle w:val="Hiperligao"/>
@@ -2238,7 +2238,7 @@
               <w:rPr>
                 <w:noProof/>
               </w:rPr>
-              <w:instrText xml:space="preserve"> PAGEREF _Toc241692013 \h </w:instrText>
+              <w:instrText xml:space="preserve"> PAGEREF _Toc241692625 \h </w:instrText>
             </w:r>
             <w:r>
               <w:rPr>
@@ -2280,7 +2280,7 @@
               <w14:ligatures w14:val="standardContextual"/>
             </w:rPr>
           </w:pPr>
-          <w:hyperlink w:anchor="_Toc241692014" w:history="1">
+          <w:hyperlink w:anchor="_Toc241692626" w:history="1">
             <w:r>
               <w:rPr>
                 <w:rStyle w:val="Hiperligao"/>
@@ -2304,7 +2304,7 @@
               <w:rPr>
                 <w:noProof/>
               </w:rPr>
-              <w:instrText xml:space="preserve"> PAGEREF _Toc241692014 \h </w:instrText>
+              <w:instrText xml:space="preserve"> PAGEREF _Toc241692626 \h </w:instrText>
             </w:r>
             <w:r>
               <w:rPr>
@@ -2352,7 +2352,7 @@
       <w:pPr>
         <w:pStyle w:val="Ttulo1"/>
       </w:pPr>
-      <w:bookmarkStart w:id="0" w:name="_Toc241691981"/>
+      <w:bookmarkStart w:id="0" w:name="_Toc241692593"/>
       <w:r>
         <w:lastRenderedPageBreak/>
         <w:t>Your role at a glance</w:t>
@@ -2433,7 +2433,7 @@
       <w:pPr>
         <w:pStyle w:val="Ttulo2"/>
       </w:pPr>
-      <w:bookmarkStart w:id="1" w:name="_Toc241691982"/>
+      <w:bookmarkStart w:id="1" w:name="_Toc241692594"/>
       <w:r>
         <w:t>You can / You cannot</w:t>
       </w:r>
@@ -3208,7 +3208,7 @@
       <w:pPr>
         <w:pStyle w:val="Ttulo2"/>
       </w:pPr>
-      <w:bookmarkStart w:id="2" w:name="_Toc241691983"/>
+      <w:bookmarkStart w:id="2" w:name="_Toc241692595"/>
       <w:r>
         <w:t>Where your access comes from</w:t>
       </w:r>
@@ -3818,7 +3818,7 @@
       <w:pPr>
         <w:pStyle w:val="Ttulo2"/>
       </w:pPr>
-      <w:bookmarkStart w:id="3" w:name="_Toc241691984"/>
+      <w:bookmarkStart w:id="3" w:name="_Toc241692596"/>
       <w:r>
         <w:t>How to sign in, change your password, and sign out</w:t>
       </w:r>
@@ -3943,10 +3943,10 @@
         </w:rPr>
         <w:lastRenderedPageBreak/>
         <w:drawing>
-          <wp:inline distT="0" distB="0" distL="0" distR="0" wp14:anchorId="41F5B591" wp14:editId="0A435572">
+          <wp:inline distT="0" distB="0" distL="0" distR="0" wp14:anchorId="03EE6FD0" wp14:editId="6D443CE7">
             <wp:extent cx="5715000" cy="3571875"/>
             <wp:effectExtent l="0" t="0" r="0" b="0"/>
-            <wp:docPr id="197" name="01-login.png" descr="The sign-in page with Email, Password, Remember me and the Sign in button." title="The sign-in page with Email, Password, Remember me and the Sign in button."/>
+            <wp:docPr id="1" name="01-login.png" descr="The sign-in page with Email, Password, Remember me and the Sign in button." title="The sign-in page with Email, Password, Remember me and the Sign in button."/>
             <wp:cNvGraphicFramePr>
               <a:graphicFrameLocks xmlns:a="http://schemas.openxmlformats.org/drawingml/2006/main" noChangeAspect="1"/>
             </wp:cNvGraphicFramePr>
@@ -4054,10 +4054,10 @@
         </w:rPr>
         <w:lastRenderedPageBreak/>
         <w:drawing>
-          <wp:inline distT="0" distB="0" distL="0" distR="0" wp14:anchorId="54319AC1" wp14:editId="0E0ABBA1">
+          <wp:inline distT="0" distB="0" distL="0" distR="0" wp14:anchorId="6DE1488D" wp14:editId="76A932F2">
             <wp:extent cx="5715000" cy="3571875"/>
             <wp:effectExtent l="0" t="0" r="0" b="0"/>
-            <wp:docPr id="198" name="03-user-menu.png" descr="The account menu open, with Settings and Log out." title="The account menu open, with Settings and Log out."/>
+            <wp:docPr id="2" name="03-user-menu.png" descr="The account menu open, with Settings and Log out." title="The account menu open, with Settings and Log out."/>
             <wp:cNvGraphicFramePr>
               <a:graphicFrameLocks xmlns:a="http://schemas.openxmlformats.org/drawingml/2006/main" noChangeAspect="1"/>
             </wp:cNvGraphicFramePr>
@@ -4107,7 +4107,7 @@
         <w:pStyle w:val="Ttulo1"/>
         <w:pageBreakBefore/>
       </w:pPr>
-      <w:bookmarkStart w:id="4" w:name="_Toc241691985"/>
+      <w:bookmarkStart w:id="4" w:name="_Toc241692597"/>
       <w:r>
         <w:lastRenderedPageBreak/>
         <w:t>Dashboard</w:t>
@@ -4140,10 +4140,10 @@
           <w:noProof/>
         </w:rPr>
         <w:drawing>
-          <wp:inline distT="0" distB="0" distL="0" distR="0" wp14:anchorId="4CCCB6FA" wp14:editId="64946418">
+          <wp:inline distT="0" distB="0" distL="0" distR="0" wp14:anchorId="54145324" wp14:editId="2AC67534">
             <wp:extent cx="5715000" cy="5133975"/>
             <wp:effectExtent l="0" t="0" r="0" b="0"/>
-            <wp:docPr id="199" name="01-dashboard-sidebar.png" descr="The Manager dashboard with the sidebar and summary cards." title="The Manager dashboard with the sidebar and summary cards."/>
+            <wp:docPr id="3" name="01-dashboard-sidebar.png" descr="The Manager dashboard with the sidebar and summary cards." title="The Manager dashboard with the sidebar and summary cards."/>
             <wp:cNvGraphicFramePr>
               <a:graphicFrameLocks xmlns:a="http://schemas.openxmlformats.org/drawingml/2006/main" noChangeAspect="1"/>
             </wp:cNvGraphicFramePr>
@@ -4648,7 +4648,7 @@
         <w:pStyle w:val="Ttulo1"/>
         <w:pageBreakBefore/>
       </w:pPr>
-      <w:bookmarkStart w:id="5" w:name="_Toc241691986"/>
+      <w:bookmarkStart w:id="5" w:name="_Toc241692598"/>
       <w:r>
         <w:lastRenderedPageBreak/>
         <w:t>Custom Functions</w:t>
@@ -4671,10 +4671,10 @@
           <w:noProof/>
         </w:rPr>
         <w:drawing>
-          <wp:inline distT="0" distB="0" distL="0" distR="0" wp14:anchorId="2BD0CD4E" wp14:editId="0460E1FC">
+          <wp:inline distT="0" distB="0" distL="0" distR="0" wp14:anchorId="1A8B1FAA" wp14:editId="664A7314">
             <wp:extent cx="5715000" cy="3571875"/>
             <wp:effectExtent l="0" t="0" r="0" b="0"/>
-            <wp:docPr id="200" name="08-custom-functions.png" descr="The Custom Functions page with the list, Refresh all and New Function." title="The Custom Functions page with the list, Refresh all and New Function."/>
+            <wp:docPr id="4" name="08-custom-functions.png" descr="The Custom Functions page with the list, Refresh all and New Function." title="The Custom Functions page with the list, Refresh all and New Function."/>
             <wp:cNvGraphicFramePr>
               <a:graphicFrameLocks xmlns:a="http://schemas.openxmlformats.org/drawingml/2006/main" noChangeAspect="1"/>
             </wp:cNvGraphicFramePr>
@@ -6213,7 +6213,7 @@
       <w:pPr>
         <w:pStyle w:val="Ttulo2"/>
       </w:pPr>
-      <w:bookmarkStart w:id="6" w:name="_Toc241691987"/>
+      <w:bookmarkStart w:id="6" w:name="_Toc241692599"/>
       <w:r>
         <w:t>Example: register a package function</w:t>
       </w:r>
@@ -6359,7 +6359,7 @@
         <w:pStyle w:val="Ttulo1"/>
         <w:pageBreakBefore/>
       </w:pPr>
-      <w:bookmarkStart w:id="7" w:name="_Toc241691988"/>
+      <w:bookmarkStart w:id="7" w:name="_Toc241692600"/>
       <w:r>
         <w:lastRenderedPageBreak/>
         <w:t>Data Sources</w:t>
@@ -6382,10 +6382,10 @@
           <w:noProof/>
         </w:rPr>
         <w:drawing>
-          <wp:inline distT="0" distB="0" distL="0" distR="0" wp14:anchorId="13CA4050" wp14:editId="511206A4">
+          <wp:inline distT="0" distB="0" distL="0" distR="0" wp14:anchorId="512DBA8E" wp14:editId="625AAFD4">
             <wp:extent cx="5715000" cy="3571875"/>
             <wp:effectExtent l="0" t="0" r="0" b="0"/>
-            <wp:docPr id="201" name="07-data-sources.png" descr="The Data Sources page with the list of connections and row icons." title="The Data Sources page with the list of connections and row icons."/>
+            <wp:docPr id="5" name="07-data-sources.png" descr="The Data Sources page with the list of connections and row icons." title="The Data Sources page with the list of connections and row icons."/>
             <wp:cNvGraphicFramePr>
               <a:graphicFrameLocks xmlns:a="http://schemas.openxmlformats.org/drawingml/2006/main" noChangeAspect="1"/>
             </wp:cNvGraphicFramePr>
@@ -7057,7 +7057,7 @@
         <w:pStyle w:val="Ttulo1"/>
         <w:pageBreakBefore/>
       </w:pPr>
-      <w:bookmarkStart w:id="8" w:name="_Toc241691989"/>
+      <w:bookmarkStart w:id="8" w:name="_Toc241692601"/>
       <w:r>
         <w:lastRenderedPageBreak/>
         <w:t>Users</w:t>
@@ -7090,10 +7090,10 @@
           <w:noProof/>
         </w:rPr>
         <w:drawing>
-          <wp:inline distT="0" distB="0" distL="0" distR="0" wp14:anchorId="3B95A9A7" wp14:editId="779A50F8">
+          <wp:inline distT="0" distB="0" distL="0" distR="0" wp14:anchorId="4C18347A" wp14:editId="57A20BB4">
             <wp:extent cx="5715000" cy="3571875"/>
             <wp:effectExtent l="0" t="0" r="0" b="0"/>
-            <wp:docPr id="202" name="06-users.png" descr="The read-only Users list, without New User or Credentials file buttons." title="The read-only Users list, without New User or Credentials file buttons."/>
+            <wp:docPr id="6" name="06-users.png" descr="The read-only Users list, without New User or Credentials file buttons." title="The read-only Users list, without New User or Credentials file buttons."/>
             <wp:cNvGraphicFramePr>
               <a:graphicFrameLocks xmlns:a="http://schemas.openxmlformats.org/drawingml/2006/main" noChangeAspect="1"/>
             </wp:cNvGraphicFramePr>
@@ -7207,7 +7207,7 @@
       <w:pPr>
         <w:pStyle w:val="Ttulo2"/>
       </w:pPr>
-      <w:bookmarkStart w:id="9" w:name="_Toc241691990"/>
+      <w:bookmarkStart w:id="9" w:name="_Toc241692602"/>
       <w:r>
         <w:t>Maps for a person</w:t>
       </w:r>
@@ -7249,10 +7249,10 @@
           <w:noProof/>
         </w:rPr>
         <w:drawing>
-          <wp:inline distT="0" distB="0" distL="0" distR="0" wp14:anchorId="76212A1C" wp14:editId="7159634A">
-            <wp:extent cx="4362450" cy="2190750"/>
+          <wp:inline distT="0" distB="0" distL="0" distR="0" wp14:anchorId="7EA7DAFE" wp14:editId="088943FA">
+            <wp:extent cx="4362450" cy="1819275"/>
             <wp:effectExtent l="0" t="0" r="0" b="0"/>
-            <wp:docPr id="203" name="11-users-maps-dialog.png" descr="The Maps dialog for a user, with share-level selects and owner and remove icons." title="The Maps dialog for a user, with share-level selects and owner and remove icons."/>
+            <wp:docPr id="7" name="11-users-maps-dialog.png" descr="The Maps dialog for a user, with share-level selects and owner and remove icons." title="The Maps dialog for a user, with share-level selects and owner and remove icons."/>
             <wp:cNvGraphicFramePr>
               <a:graphicFrameLocks xmlns:a="http://schemas.openxmlformats.org/drawingml/2006/main" noChangeAspect="1"/>
             </wp:cNvGraphicFramePr>
@@ -7275,7 +7275,7 @@
                   <pic:spPr bwMode="auto">
                     <a:xfrm>
                       <a:off x="0" y="0"/>
-                      <a:ext cx="4362450" cy="2190750"/>
+                      <a:ext cx="4362450" cy="1819275"/>
                     </a:xfrm>
                     <a:prstGeom prst="rect">
                       <a:avLst/>
@@ -7356,7 +7356,6 @@
                 <w:bCs/>
                 <w:color w:val="FFFFFF"/>
               </w:rPr>
-              <w:lastRenderedPageBreak/>
               <w:t>Button or control</w:t>
             </w:r>
           </w:p>
@@ -7490,6 +7489,7 @@
                 <w:b/>
                 <w:bCs/>
               </w:rPr>
+              <w:lastRenderedPageBreak/>
               <w:t>Owner: {name}</w:t>
             </w:r>
           </w:p>
@@ -8550,7 +8550,7 @@
       <w:pPr>
         <w:pStyle w:val="Ttulo2"/>
       </w:pPr>
-      <w:bookmarkStart w:id="10" w:name="_Toc241691991"/>
+      <w:bookmarkStart w:id="10" w:name="_Toc241692603"/>
       <w:r>
         <w:t>Example: give a map to a colleague who takes over</w:t>
       </w:r>
@@ -8678,7 +8678,7 @@
         <w:pStyle w:val="Ttulo1"/>
         <w:pageBreakBefore/>
       </w:pPr>
-      <w:bookmarkStart w:id="11" w:name="_Toc241691992"/>
+      <w:bookmarkStart w:id="11" w:name="_Toc241692604"/>
       <w:r>
         <w:lastRenderedPageBreak/>
         <w:t>Maps</w:t>
@@ -8711,10 +8711,10 @@
           <w:noProof/>
         </w:rPr>
         <w:drawing>
-          <wp:inline distT="0" distB="0" distL="0" distR="0" wp14:anchorId="0D42F61D" wp14:editId="5CE85D1F">
+          <wp:inline distT="0" distB="0" distL="0" distR="0" wp14:anchorId="1501917C" wp14:editId="7836F658">
             <wp:extent cx="5715000" cy="3429000"/>
             <wp:effectExtent l="0" t="0" r="0" b="0"/>
-            <wp:docPr id="204" name="02-maps-all.png" descr="The Maps list, All tab, with Copy, Share, Schedule and Export icons on each row." title="The Maps list, All tab, with Copy, Share, Schedule and Export icons on each row."/>
+            <wp:docPr id="8" name="02-maps-all.png" descr="The Maps list, All tab, with Copy, Share, Schedule and Export icons on each row." title="The Maps list, All tab, with Copy, Share, Schedule and Export icons on each row."/>
             <wp:cNvGraphicFramePr>
               <a:graphicFrameLocks xmlns:a="http://schemas.openxmlformats.org/drawingml/2006/main" noChangeAspect="1"/>
             </wp:cNvGraphicFramePr>
@@ -8763,7 +8763,7 @@
       <w:pPr>
         <w:pStyle w:val="Ttulo2"/>
       </w:pPr>
-      <w:bookmarkStart w:id="12" w:name="_Toc241691993"/>
+      <w:bookmarkStart w:id="12" w:name="_Toc241692605"/>
       <w:r>
         <w:t>Finding a map</w:t>
       </w:r>
@@ -9389,7 +9389,7 @@
       <w:pPr>
         <w:pStyle w:val="Ttulo2"/>
       </w:pPr>
-      <w:bookmarkStart w:id="13" w:name="_Toc241691994"/>
+      <w:bookmarkStart w:id="13" w:name="_Toc241692606"/>
       <w:r>
         <w:lastRenderedPageBreak/>
         <w:t>What each icon does</w:t>
@@ -9989,7 +9989,7 @@
       <w:pPr>
         <w:pStyle w:val="Ttulo2"/>
       </w:pPr>
-      <w:bookmarkStart w:id="14" w:name="_Toc241691995"/>
+      <w:bookmarkStart w:id="14" w:name="_Toc241692607"/>
       <w:r>
         <w:t>Copy a map to build your own</w:t>
       </w:r>
@@ -10078,7 +10078,7 @@
       <w:pPr>
         <w:pStyle w:val="Ttulo2"/>
       </w:pPr>
-      <w:bookmarkStart w:id="15" w:name="_Toc241691996"/>
+      <w:bookmarkStart w:id="15" w:name="_Toc241692608"/>
       <w:r>
         <w:t>Share a map</w:t>
       </w:r>
@@ -10183,10 +10183,10 @@
         </w:rPr>
         <w:lastRenderedPageBreak/>
         <w:drawing>
-          <wp:inline distT="0" distB="0" distL="0" distR="0" wp14:anchorId="59495D01" wp14:editId="6E81DB08">
+          <wp:inline distT="0" distB="0" distL="0" distR="0" wp14:anchorId="6F9585ED" wp14:editId="563FCDF5">
             <wp:extent cx="3743325" cy="3895725"/>
             <wp:effectExtent l="0" t="0" r="0" b="0"/>
-            <wp:docPr id="205" name="03-share-dialog.png" descr="The Share map dialog with a search box and Can view, Can export and Can edit buttons." title="The Share map dialog with a search box and Can view, Can export and Can edit buttons."/>
+            <wp:docPr id="9" name="03-share-dialog.png" descr="The Share map dialog with a search box and Can view, Can export and Can edit buttons." title="The Share map dialog with a search box and Can view, Can export and Can edit buttons."/>
             <wp:cNvGraphicFramePr>
               <a:graphicFrameLocks xmlns:a="http://schemas.openxmlformats.org/drawingml/2006/main" noChangeAspect="1"/>
             </wp:cNvGraphicFramePr>
@@ -10266,7 +10266,7 @@
         <w:pStyle w:val="Ttulo1"/>
         <w:pageBreakBefore/>
       </w:pPr>
-      <w:bookmarkStart w:id="16" w:name="_Toc241691997"/>
+      <w:bookmarkStart w:id="16" w:name="_Toc241692609"/>
       <w:r>
         <w:lastRenderedPageBreak/>
         <w:t>Map builder</w:t>
@@ -10299,10 +10299,10 @@
           <w:noProof/>
         </w:rPr>
         <w:drawing>
-          <wp:inline distT="0" distB="0" distL="0" distR="0" wp14:anchorId="06BCC2C9" wp14:editId="12895CAF">
+          <wp:inline distT="0" distB="0" distL="0" distR="0" wp14:anchorId="68CD0964" wp14:editId="1CEE35EB">
             <wp:extent cx="5715000" cy="3571875"/>
             <wp:effectExtent l="0" t="0" r="0" b="0"/>
-            <wp:docPr id="206" name="05-builder-overview.png" descr="The map builder with the Business Areas tree, the columns canvas and the Properties panel." title="The map builder with the Business Areas tree, the columns canvas and the Properties panel."/>
+            <wp:docPr id="10" name="05-builder-overview.png" descr="The map builder with the Business Areas tree, the columns canvas and the Properties panel." title="The map builder with the Business Areas tree, the columns canvas and the Properties panel."/>
             <wp:cNvGraphicFramePr>
               <a:graphicFrameLocks xmlns:a="http://schemas.openxmlformats.org/drawingml/2006/main" noChangeAspect="1"/>
             </wp:cNvGraphicFramePr>
@@ -10351,7 +10351,7 @@
       <w:pPr>
         <w:pStyle w:val="Ttulo2"/>
       </w:pPr>
-      <w:bookmarkStart w:id="17" w:name="_Toc241691998"/>
+      <w:bookmarkStart w:id="17" w:name="_Toc241692610"/>
       <w:r>
         <w:t>What you may save</w:t>
       </w:r>
@@ -10732,7 +10732,7 @@
       <w:pPr>
         <w:pStyle w:val="Ttulo2"/>
       </w:pPr>
-      <w:bookmarkStart w:id="18" w:name="_Toc241691999"/>
+      <w:bookmarkStart w:id="18" w:name="_Toc241692611"/>
       <w:r>
         <w:t>The toolbar</w:t>
       </w:r>
@@ -11573,7 +11573,7 @@
       <w:pPr>
         <w:pStyle w:val="Ttulo2"/>
       </w:pPr>
-      <w:bookmarkStart w:id="19" w:name="_Toc241692000"/>
+      <w:bookmarkStart w:id="19" w:name="_Toc241692612"/>
       <w:r>
         <w:t>Build a map</w:t>
       </w:r>
@@ -11741,7 +11741,7 @@
       <w:pPr>
         <w:pStyle w:val="Ttulo2"/>
       </w:pPr>
-      <w:bookmarkStart w:id="20" w:name="_Toc241692001"/>
+      <w:bookmarkStart w:id="20" w:name="_Toc241692613"/>
       <w:r>
         <w:t>Configure column</w:t>
       </w:r>
@@ -13658,7 +13658,7 @@
       <w:pPr>
         <w:pStyle w:val="Ttulo2"/>
       </w:pPr>
-      <w:bookmarkStart w:id="21" w:name="_Toc241692002"/>
+      <w:bookmarkStart w:id="21" w:name="_Toc241692614"/>
       <w:r>
         <w:t>The five settings tabs</w:t>
       </w:r>
@@ -15323,7 +15323,7 @@
       <w:pPr>
         <w:pStyle w:val="Ttulo2"/>
       </w:pPr>
-      <w:bookmarkStart w:id="22" w:name="_Toc241692003"/>
+      <w:bookmarkStart w:id="22" w:name="_Toc241692615"/>
       <w:r>
         <w:lastRenderedPageBreak/>
         <w:t>Conditional formatting</w:t>
@@ -16030,7 +16030,7 @@
       <w:pPr>
         <w:pStyle w:val="Ttulo2"/>
       </w:pPr>
-      <w:bookmarkStart w:id="23" w:name="_Toc241692004"/>
+      <w:bookmarkStart w:id="23" w:name="_Toc241692616"/>
       <w:r>
         <w:t>Refused maps</w:t>
       </w:r>
@@ -16046,7 +16046,7 @@
         <w:pStyle w:val="Ttulo1"/>
         <w:pageBreakBefore/>
       </w:pPr>
-      <w:bookmarkStart w:id="24" w:name="_Toc241692005"/>
+      <w:bookmarkStart w:id="24" w:name="_Toc241692617"/>
       <w:r>
         <w:lastRenderedPageBreak/>
         <w:t>Map viewer</w:t>
@@ -16089,10 +16089,10 @@
           <w:noProof/>
         </w:rPr>
         <w:drawing>
-          <wp:inline distT="0" distB="0" distL="0" distR="0" wp14:anchorId="3AB559E0" wp14:editId="5A45B7F8">
+          <wp:inline distT="0" distB="0" distL="0" distR="0" wp14:anchorId="7997441F" wp14:editId="3B1D4B9A">
             <wp:extent cx="5715000" cy="3571875"/>
             <wp:effectExtent l="0" t="0" r="0" b="0"/>
-            <wp:docPr id="207" name="06-viewer-results.png" descr="A completed run with Excel, CSV and PDF buttons over the results grid." title="A completed run with Excel, CSV and PDF buttons over the results grid."/>
+            <wp:docPr id="11" name="06-viewer-results.png" descr="A completed run with Excel, CSV and PDF buttons over the results grid." title="A completed run with Excel, CSV and PDF buttons over the results grid."/>
             <wp:cNvGraphicFramePr>
               <a:graphicFrameLocks xmlns:a="http://schemas.openxmlformats.org/drawingml/2006/main" noChangeAspect="1"/>
             </wp:cNvGraphicFramePr>
@@ -16978,7 +16978,7 @@
       <w:pPr>
         <w:pStyle w:val="Ttulo2"/>
       </w:pPr>
-      <w:bookmarkStart w:id="25" w:name="_Toc241692006"/>
+      <w:bookmarkStart w:id="25" w:name="_Toc241692618"/>
       <w:r>
         <w:t>Export to PDF</w:t>
       </w:r>
@@ -17390,7 +17390,7 @@
       <w:pPr>
         <w:pStyle w:val="Ttulo2"/>
       </w:pPr>
-      <w:bookmarkStart w:id="26" w:name="_Toc241692007"/>
+      <w:bookmarkStart w:id="26" w:name="_Toc241692619"/>
       <w:r>
         <w:t>Example: run and export GD_M.M10_V01.DIS</w:t>
       </w:r>
@@ -17503,7 +17503,7 @@
         <w:pStyle w:val="Ttulo1"/>
         <w:pageBreakBefore/>
       </w:pPr>
-      <w:bookmarkStart w:id="27" w:name="_Toc241692008"/>
+      <w:bookmarkStart w:id="27" w:name="_Toc241692620"/>
       <w:r>
         <w:lastRenderedPageBreak/>
         <w:t>Schedules</w:t>
@@ -17526,10 +17526,10 @@
           <w:noProof/>
         </w:rPr>
         <w:drawing>
-          <wp:inline distT="0" distB="0" distL="0" distR="0" wp14:anchorId="3FAF9DE1" wp14:editId="4F489315">
+          <wp:inline distT="0" distB="0" distL="0" distR="0" wp14:anchorId="6DEA33FA" wp14:editId="4CD8E047">
             <wp:extent cx="5715000" cy="3571875"/>
             <wp:effectExtent l="0" t="0" r="0" b="0"/>
-            <wp:docPr id="208" name="38-schedules-list.png" descr="The Schedules page with a paused schedule and its action icons." title="The Schedules page with a paused schedule and its action icons."/>
+            <wp:docPr id="12" name="38-schedules-list.png" descr="The Schedules page with a paused schedule and its action icons." title="The Schedules page with a paused schedule and its action icons."/>
             <wp:cNvGraphicFramePr>
               <a:graphicFrameLocks xmlns:a="http://schemas.openxmlformats.org/drawingml/2006/main" noChangeAspect="1"/>
             </wp:cNvGraphicFramePr>
@@ -19577,7 +19577,7 @@
       <w:pPr>
         <w:pStyle w:val="Ttulo2"/>
       </w:pPr>
-      <w:bookmarkStart w:id="28" w:name="_Toc241692009"/>
+      <w:bookmarkStart w:id="28" w:name="_Toc241692621"/>
       <w:r>
         <w:t>Example: schedule a weekly run</w:t>
       </w:r>
@@ -19743,7 +19743,7 @@
         <w:pStyle w:val="Ttulo1"/>
         <w:pageBreakBefore/>
       </w:pPr>
-      <w:bookmarkStart w:id="29" w:name="_Toc241692010"/>
+      <w:bookmarkStart w:id="29" w:name="_Toc241692622"/>
       <w:r>
         <w:lastRenderedPageBreak/>
         <w:t>Runs</w:t>
@@ -19773,10 +19773,10 @@
           <w:noProof/>
         </w:rPr>
         <w:drawing>
-          <wp:inline distT="0" distB="0" distL="0" distR="0" wp14:anchorId="2E3F7E5F" wp14:editId="54DFD202">
+          <wp:inline distT="0" distB="0" distL="0" distR="0" wp14:anchorId="3720D158" wp14:editId="010BF6BD">
             <wp:extent cx="5715000" cy="3571875"/>
             <wp:effectExtent l="0" t="0" r="0" b="0"/>
-            <wp:docPr id="209" name="10-runs.png" descr="The Runs page with map, status and kind filters and the list of runs." title="The Runs page with map, status and kind filters and the list of runs."/>
+            <wp:docPr id="13" name="10-runs.png" descr="The Runs page with map, status and kind filters and the list of runs." title="The Runs page with map, status and kind filters and the list of runs."/>
             <wp:cNvGraphicFramePr>
               <a:graphicFrameLocks xmlns:a="http://schemas.openxmlformats.org/drawingml/2006/main" noChangeAspect="1"/>
             </wp:cNvGraphicFramePr>
@@ -20494,7 +20494,7 @@
         <w:pStyle w:val="Ttulo1"/>
         <w:pageBreakBefore/>
       </w:pPr>
-      <w:bookmarkStart w:id="30" w:name="_Toc241692011"/>
+      <w:bookmarkStart w:id="30" w:name="_Toc241692623"/>
       <w:r>
         <w:lastRenderedPageBreak/>
         <w:t>Exports</w:t>
@@ -20524,10 +20524,10 @@
           <w:noProof/>
         </w:rPr>
         <w:drawing>
-          <wp:inline distT="0" distB="0" distL="0" distR="0" wp14:anchorId="29888C37" wp14:editId="7677ECA0">
+          <wp:inline distT="0" distB="0" distL="0" distR="0" wp14:anchorId="43055500" wp14:editId="3E9ABE83">
             <wp:extent cx="5715000" cy="3571875"/>
             <wp:effectExtent l="0" t="0" r="0" b="0"/>
-            <wp:docPr id="210" name="44-exports.png" descr="The Exports page listing export jobs with a Download button on finished ones." title="The Exports page listing export jobs with a Download button on finished ones."/>
+            <wp:docPr id="14" name="44-exports.png" descr="The Exports page listing export jobs with a Download button on finished ones." title="The Exports page listing export jobs with a Download button on finished ones."/>
             <wp:cNvGraphicFramePr>
               <a:graphicFrameLocks xmlns:a="http://schemas.openxmlformats.org/drawingml/2006/main" noChangeAspect="1"/>
             </wp:cNvGraphicFramePr>
@@ -20801,7 +20801,7 @@
         <w:pStyle w:val="Ttulo1"/>
         <w:pageBreakBefore/>
       </w:pPr>
-      <w:bookmarkStart w:id="31" w:name="_Toc241692012"/>
+      <w:bookmarkStart w:id="31" w:name="_Toc241692624"/>
       <w:r>
         <w:lastRenderedPageBreak/>
         <w:t>Settings</w:t>
@@ -20844,10 +20844,10 @@
           <w:noProof/>
         </w:rPr>
         <w:drawing>
-          <wp:inline distT="0" distB="0" distL="0" distR="0" wp14:anchorId="71BD9D60" wp14:editId="124B5168">
+          <wp:inline distT="0" distB="0" distL="0" distR="0" wp14:anchorId="518B80E7" wp14:editId="6FDD0B89">
             <wp:extent cx="5715000" cy="3571875"/>
             <wp:effectExtent l="0" t="0" r="0" b="0"/>
-            <wp:docPr id="211" name="04-settings.png" descr="The Settings page with the Language, Theme and Color palette cards." title="The Settings page with the Language, Theme and Color palette cards."/>
+            <wp:docPr id="15" name="04-settings.png" descr="The Settings page with the Language, Theme and Color palette cards." title="The Settings page with the Language, Theme and Color palette cards."/>
             <wp:cNvGraphicFramePr>
               <a:graphicFrameLocks xmlns:a="http://schemas.openxmlformats.org/drawingml/2006/main" noChangeAspect="1"/>
             </wp:cNvGraphicFramePr>
@@ -21398,7 +21398,7 @@
         <w:pStyle w:val="Ttulo1"/>
         <w:pageBreakBefore/>
       </w:pPr>
-      <w:bookmarkStart w:id="32" w:name="_Toc241692013"/>
+      <w:bookmarkStart w:id="32" w:name="_Toc241692625"/>
       <w:r>
         <w:lastRenderedPageBreak/>
         <w:t>Common questions</w:t>
@@ -21598,7 +21598,7 @@
         <w:pStyle w:val="Ttulo1"/>
         <w:pageBreakBefore/>
       </w:pPr>
-      <w:bookmarkStart w:id="33" w:name="_Toc241692014"/>
+      <w:bookmarkStart w:id="33" w:name="_Toc241692626"/>
       <w:r>
         <w:lastRenderedPageBreak/>
         <w:t>Glossary</w:t>
@@ -22808,10 +22808,416 @@
 <file path=word/numbering.xml><?xml version="1.0" encoding="utf-8"?>
 <w:numbering xmlns:wpc="http://schemas.microsoft.com/office/word/2010/wordprocessingCanvas" xmlns:cx="http://schemas.microsoft.com/office/drawing/2014/chartex" xmlns:cx1="http://schemas.microsoft.com/office/drawing/2015/9/8/chartex" xmlns:cx2="http://schemas.microsoft.com/office/drawing/2015/10/21/chartex" xmlns:cx3="http://schemas.microsoft.com/office/drawing/2016/5/9/chartex" xmlns:cx4="http://schemas.microsoft.com/office/drawing/2016/5/10/chartex" xmlns:cx5="http://schemas.microsoft.com/office/drawing/2016/5/11/chartex" xmlns:cx6="http://schemas.microsoft.com/office/drawing/2016/5/12/chartex" xmlns:cx7="http://schemas.microsoft.com/office/drawing/2016/5/13/chartex" xmlns:cx8="http://schemas.microsoft.com/office/drawing/2016/5/14/chartex" xmlns:mc="http://schemas.openxmlformats.org/markup-compatibility/2006" xmlns:aink="http://schemas.microsoft.com/office/drawing/2016/ink" xmlns:am3d="http://schemas.microsoft.com/office/drawing/2017/model3d" xmlns:o="urn:schemas-microsoft-com:office:office" xmlns:oel="http://schemas.microsoft.com/office/2019/extlst" xmlns:r="http://schemas.openxmlformats.org/officeDocument/2006/relationships" xmlns:m="http://schemas.openxmlformats.org/officeDocument/2006/math" xmlns:v="urn:schemas-microsoft-com:vml" xmlns:wp14="http://schemas.microsoft.com/office/word/2010/wordprocessingDrawing" xmlns:wp="http://schemas.openxmlformats.org/drawingml/2006/wordprocessingDrawing" xmlns:w10="urn:schemas-microsoft-com:office:word" xmlns:w="http://schemas.openxmlformats.org/wordprocessingml/2006/main" xmlns:w14="http://schemas.microsoft.com/office/word/2010/wordml" xmlns:w15="http://schemas.microsoft.com/office/word/2012/wordml" xmlns:w16cex="http://schemas.microsoft.com/office/word/2018/wordml/cex" xmlns:w16cid="http://schemas.microsoft.com/office/word/2016/wordml/cid" xmlns:w16="http://schemas.microsoft.com/office/word/2018/wordml" xmlns:w16sdtdh="http://schemas.microsoft.com/office/word/2020/wordml/sdtdatahash" xmlns:w16se="http://schemas.microsoft.com/office/word/2015/wordml/symex" xmlns:wpg="http://schemas.microsoft.com/office/word/2010/wordprocessingGroup" xmlns:wpi="http://schemas.microsoft.com/office/word/2010/wordprocessingInk" xmlns:wne="http://schemas.microsoft.com/office/word/2006/wordml" xmlns:wps="http://schemas.microsoft.com/office/word/2010/wordprocessingShape" mc:Ignorable="w14 w15 w16se w16cid w16 w16cex w16sdtdh wp14">
   <w:abstractNum w:abstractNumId="0" w15:restartNumberingAfterBreak="0">
-    <w:nsid w:val="164512D0"/>
+    <w:nsid w:val="02983A16"/>
     <w:multiLevelType w:val="hybridMultilevel"/>
-    <w:tmpl w:val="CD106840"/>
-    <w:lvl w:ilvl="0" w:tplc="BFCEC206">
+    <w:tmpl w:val="1B2E3018"/>
+    <w:lvl w:ilvl="0" w:tplc="7938F88E">
+      <w:start w:val="1"/>
+      <w:numFmt w:val="decimal"/>
+      <w:lvlText w:val="%1."/>
+      <w:lvlJc w:val="left"/>
+      <w:pPr>
+        <w:ind w:left="360" w:hanging="300"/>
+      </w:pPr>
+    </w:lvl>
+    <w:lvl w:ilvl="1" w:tplc="16D2FC50" w:tentative="1">
+      <w:start w:val="1"/>
+      <w:numFmt w:val="lowerLetter"/>
+      <w:lvlText w:val="%2."/>
+      <w:lvlJc w:val="left"/>
+      <w:pPr>
+        <w:ind w:left="720" w:hanging="300"/>
+      </w:pPr>
+    </w:lvl>
+    <w:lvl w:ilvl="2" w:tplc="4C363708">
+      <w:numFmt w:val="decimal"/>
+      <w:lvlText w:val=""/>
+      <w:lvlJc w:val="left"/>
+    </w:lvl>
+    <w:lvl w:ilvl="3" w:tplc="A77E4112">
+      <w:numFmt w:val="decimal"/>
+      <w:lvlText w:val=""/>
+      <w:lvlJc w:val="left"/>
+    </w:lvl>
+    <w:lvl w:ilvl="4" w:tplc="E5A456CE">
+      <w:numFmt w:val="decimal"/>
+      <w:lvlText w:val=""/>
+      <w:lvlJc w:val="left"/>
+    </w:lvl>
+    <w:lvl w:ilvl="5" w:tplc="96D4AAE8">
+      <w:numFmt w:val="decimal"/>
+      <w:lvlText w:val=""/>
+      <w:lvlJc w:val="left"/>
+    </w:lvl>
+    <w:lvl w:ilvl="6" w:tplc="36A00572">
+      <w:numFmt w:val="decimal"/>
+      <w:lvlText w:val=""/>
+      <w:lvlJc w:val="left"/>
+    </w:lvl>
+    <w:lvl w:ilvl="7" w:tplc="40B84946">
+      <w:numFmt w:val="decimal"/>
+      <w:lvlText w:val=""/>
+      <w:lvlJc w:val="left"/>
+    </w:lvl>
+    <w:lvl w:ilvl="8" w:tplc="577A7C16">
+      <w:numFmt w:val="decimal"/>
+      <w:lvlText w:val=""/>
+      <w:lvlJc w:val="left"/>
+    </w:lvl>
+  </w:abstractNum>
+  <w:abstractNum w:abstractNumId="1" w15:restartNumberingAfterBreak="0">
+    <w:nsid w:val="20D83E72"/>
+    <w:multiLevelType w:val="hybridMultilevel"/>
+    <w:tmpl w:val="D7EAE828"/>
+    <w:lvl w:ilvl="0" w:tplc="E1B22CB6">
+      <w:start w:val="1"/>
+      <w:numFmt w:val="decimal"/>
+      <w:lvlText w:val="%1."/>
+      <w:lvlJc w:val="left"/>
+      <w:pPr>
+        <w:ind w:left="360" w:hanging="300"/>
+      </w:pPr>
+    </w:lvl>
+    <w:lvl w:ilvl="1" w:tplc="C2688064" w:tentative="1">
+      <w:start w:val="1"/>
+      <w:numFmt w:val="lowerLetter"/>
+      <w:lvlText w:val="%2."/>
+      <w:lvlJc w:val="left"/>
+      <w:pPr>
+        <w:ind w:left="720" w:hanging="300"/>
+      </w:pPr>
+    </w:lvl>
+    <w:lvl w:ilvl="2" w:tplc="11F4FC2E">
+      <w:numFmt w:val="decimal"/>
+      <w:lvlText w:val=""/>
+      <w:lvlJc w:val="left"/>
+    </w:lvl>
+    <w:lvl w:ilvl="3" w:tplc="14624C12">
+      <w:numFmt w:val="decimal"/>
+      <w:lvlText w:val=""/>
+      <w:lvlJc w:val="left"/>
+    </w:lvl>
+    <w:lvl w:ilvl="4" w:tplc="E4F670FC">
+      <w:numFmt w:val="decimal"/>
+      <w:lvlText w:val=""/>
+      <w:lvlJc w:val="left"/>
+    </w:lvl>
+    <w:lvl w:ilvl="5" w:tplc="11121AC8">
+      <w:numFmt w:val="decimal"/>
+      <w:lvlText w:val=""/>
+      <w:lvlJc w:val="left"/>
+    </w:lvl>
+    <w:lvl w:ilvl="6" w:tplc="EF18F01E">
+      <w:numFmt w:val="decimal"/>
+      <w:lvlText w:val=""/>
+      <w:lvlJc w:val="left"/>
+    </w:lvl>
+    <w:lvl w:ilvl="7" w:tplc="487412CC">
+      <w:numFmt w:val="decimal"/>
+      <w:lvlText w:val=""/>
+      <w:lvlJc w:val="left"/>
+    </w:lvl>
+    <w:lvl w:ilvl="8" w:tplc="6BF6144E">
+      <w:numFmt w:val="decimal"/>
+      <w:lvlText w:val=""/>
+      <w:lvlJc w:val="left"/>
+    </w:lvl>
+  </w:abstractNum>
+  <w:abstractNum w:abstractNumId="2" w15:restartNumberingAfterBreak="0">
+    <w:nsid w:val="27C85B20"/>
+    <w:multiLevelType w:val="hybridMultilevel"/>
+    <w:tmpl w:val="580AF4D6"/>
+    <w:lvl w:ilvl="0" w:tplc="5C5818EE">
+      <w:start w:val="1"/>
+      <w:numFmt w:val="decimal"/>
+      <w:lvlText w:val="%1."/>
+      <w:lvlJc w:val="left"/>
+      <w:pPr>
+        <w:ind w:left="360" w:hanging="300"/>
+      </w:pPr>
+    </w:lvl>
+    <w:lvl w:ilvl="1" w:tplc="E068763A" w:tentative="1">
+      <w:start w:val="1"/>
+      <w:numFmt w:val="lowerLetter"/>
+      <w:lvlText w:val="%2."/>
+      <w:lvlJc w:val="left"/>
+      <w:pPr>
+        <w:ind w:left="720" w:hanging="300"/>
+      </w:pPr>
+    </w:lvl>
+    <w:lvl w:ilvl="2" w:tplc="16AE7DA2">
+      <w:numFmt w:val="decimal"/>
+      <w:lvlText w:val=""/>
+      <w:lvlJc w:val="left"/>
+    </w:lvl>
+    <w:lvl w:ilvl="3" w:tplc="38F0AD9C">
+      <w:numFmt w:val="decimal"/>
+      <w:lvlText w:val=""/>
+      <w:lvlJc w:val="left"/>
+    </w:lvl>
+    <w:lvl w:ilvl="4" w:tplc="B762D4EE">
+      <w:numFmt w:val="decimal"/>
+      <w:lvlText w:val=""/>
+      <w:lvlJc w:val="left"/>
+    </w:lvl>
+    <w:lvl w:ilvl="5" w:tplc="3336EE82">
+      <w:numFmt w:val="decimal"/>
+      <w:lvlText w:val=""/>
+      <w:lvlJc w:val="left"/>
+    </w:lvl>
+    <w:lvl w:ilvl="6" w:tplc="A8CE6E9C">
+      <w:numFmt w:val="decimal"/>
+      <w:lvlText w:val=""/>
+      <w:lvlJc w:val="left"/>
+    </w:lvl>
+    <w:lvl w:ilvl="7" w:tplc="CE66A81E">
+      <w:numFmt w:val="decimal"/>
+      <w:lvlText w:val=""/>
+      <w:lvlJc w:val="left"/>
+    </w:lvl>
+    <w:lvl w:ilvl="8" w:tplc="30E8B048">
+      <w:numFmt w:val="decimal"/>
+      <w:lvlText w:val=""/>
+      <w:lvlJc w:val="left"/>
+    </w:lvl>
+  </w:abstractNum>
+  <w:abstractNum w:abstractNumId="3" w15:restartNumberingAfterBreak="0">
+    <w:nsid w:val="2AF52872"/>
+    <w:multiLevelType w:val="hybridMultilevel"/>
+    <w:tmpl w:val="B6D459EE"/>
+    <w:lvl w:ilvl="0" w:tplc="72EAE118">
+      <w:start w:val="1"/>
+      <w:numFmt w:val="decimal"/>
+      <w:lvlText w:val="%1."/>
+      <w:lvlJc w:val="left"/>
+      <w:pPr>
+        <w:ind w:left="360" w:hanging="300"/>
+      </w:pPr>
+    </w:lvl>
+    <w:lvl w:ilvl="1" w:tplc="E55A5998" w:tentative="1">
+      <w:start w:val="1"/>
+      <w:numFmt w:val="lowerLetter"/>
+      <w:lvlText w:val="%2."/>
+      <w:lvlJc w:val="left"/>
+      <w:pPr>
+        <w:ind w:left="720" w:hanging="300"/>
+      </w:pPr>
+    </w:lvl>
+    <w:lvl w:ilvl="2" w:tplc="86A62E2A">
+      <w:numFmt w:val="decimal"/>
+      <w:lvlText w:val=""/>
+      <w:lvlJc w:val="left"/>
+    </w:lvl>
+    <w:lvl w:ilvl="3" w:tplc="5F0815F4">
+      <w:numFmt w:val="decimal"/>
+      <w:lvlText w:val=""/>
+      <w:lvlJc w:val="left"/>
+    </w:lvl>
+    <w:lvl w:ilvl="4" w:tplc="A644EB74">
+      <w:numFmt w:val="decimal"/>
+      <w:lvlText w:val=""/>
+      <w:lvlJc w:val="left"/>
+    </w:lvl>
+    <w:lvl w:ilvl="5" w:tplc="7CF2F0DC">
+      <w:numFmt w:val="decimal"/>
+      <w:lvlText w:val=""/>
+      <w:lvlJc w:val="left"/>
+    </w:lvl>
+    <w:lvl w:ilvl="6" w:tplc="E63E8856">
+      <w:numFmt w:val="decimal"/>
+      <w:lvlText w:val=""/>
+      <w:lvlJc w:val="left"/>
+    </w:lvl>
+    <w:lvl w:ilvl="7" w:tplc="BE5EC232">
+      <w:numFmt w:val="decimal"/>
+      <w:lvlText w:val=""/>
+      <w:lvlJc w:val="left"/>
+    </w:lvl>
+    <w:lvl w:ilvl="8" w:tplc="95740FE8">
+      <w:numFmt w:val="decimal"/>
+      <w:lvlText w:val=""/>
+      <w:lvlJc w:val="left"/>
+    </w:lvl>
+  </w:abstractNum>
+  <w:abstractNum w:abstractNumId="4" w15:restartNumberingAfterBreak="0">
+    <w:nsid w:val="2BC448C8"/>
+    <w:multiLevelType w:val="hybridMultilevel"/>
+    <w:tmpl w:val="B4444266"/>
+    <w:lvl w:ilvl="0" w:tplc="8DDEF5C4">
+      <w:start w:val="1"/>
+      <w:numFmt w:val="decimal"/>
+      <w:lvlText w:val="%1."/>
+      <w:lvlJc w:val="left"/>
+      <w:pPr>
+        <w:ind w:left="360" w:hanging="300"/>
+      </w:pPr>
+    </w:lvl>
+    <w:lvl w:ilvl="1" w:tplc="00E0F20E" w:tentative="1">
+      <w:start w:val="1"/>
+      <w:numFmt w:val="lowerLetter"/>
+      <w:lvlText w:val="%2."/>
+      <w:lvlJc w:val="left"/>
+      <w:pPr>
+        <w:ind w:left="720" w:hanging="300"/>
+      </w:pPr>
+    </w:lvl>
+    <w:lvl w:ilvl="2" w:tplc="8440FADE">
+      <w:numFmt w:val="decimal"/>
+      <w:lvlText w:val=""/>
+      <w:lvlJc w:val="left"/>
+    </w:lvl>
+    <w:lvl w:ilvl="3" w:tplc="A322C9E2">
+      <w:numFmt w:val="decimal"/>
+      <w:lvlText w:val=""/>
+      <w:lvlJc w:val="left"/>
+    </w:lvl>
+    <w:lvl w:ilvl="4" w:tplc="8236C1D6">
+      <w:numFmt w:val="decimal"/>
+      <w:lvlText w:val=""/>
+      <w:lvlJc w:val="left"/>
+    </w:lvl>
+    <w:lvl w:ilvl="5" w:tplc="CAACA316">
+      <w:numFmt w:val="decimal"/>
+      <w:lvlText w:val=""/>
+      <w:lvlJc w:val="left"/>
+    </w:lvl>
+    <w:lvl w:ilvl="6" w:tplc="1EA88698">
+      <w:numFmt w:val="decimal"/>
+      <w:lvlText w:val=""/>
+      <w:lvlJc w:val="left"/>
+    </w:lvl>
+    <w:lvl w:ilvl="7" w:tplc="F198F3F0">
+      <w:numFmt w:val="decimal"/>
+      <w:lvlText w:val=""/>
+      <w:lvlJc w:val="left"/>
+    </w:lvl>
+    <w:lvl w:ilvl="8" w:tplc="D6CA92FA">
+      <w:numFmt w:val="decimal"/>
+      <w:lvlText w:val=""/>
+      <w:lvlJc w:val="left"/>
+    </w:lvl>
+  </w:abstractNum>
+  <w:abstractNum w:abstractNumId="5" w15:restartNumberingAfterBreak="0">
+    <w:nsid w:val="32510ADC"/>
+    <w:multiLevelType w:val="hybridMultilevel"/>
+    <w:tmpl w:val="725E09B0"/>
+    <w:lvl w:ilvl="0" w:tplc="E3B2C62A">
+      <w:start w:val="1"/>
+      <w:numFmt w:val="decimal"/>
+      <w:lvlText w:val="%1."/>
+      <w:lvlJc w:val="left"/>
+      <w:pPr>
+        <w:ind w:left="360" w:hanging="300"/>
+      </w:pPr>
+    </w:lvl>
+    <w:lvl w:ilvl="1" w:tplc="E41463AC" w:tentative="1">
+      <w:start w:val="1"/>
+      <w:numFmt w:val="lowerLetter"/>
+      <w:lvlText w:val="%2."/>
+      <w:lvlJc w:val="left"/>
+      <w:pPr>
+        <w:ind w:left="720" w:hanging="300"/>
+      </w:pPr>
+    </w:lvl>
+    <w:lvl w:ilvl="2" w:tplc="2A28AEB4">
+      <w:numFmt w:val="decimal"/>
+      <w:lvlText w:val=""/>
+      <w:lvlJc w:val="left"/>
+    </w:lvl>
+    <w:lvl w:ilvl="3" w:tplc="C73CF762">
+      <w:numFmt w:val="decimal"/>
+      <w:lvlText w:val=""/>
+      <w:lvlJc w:val="left"/>
+    </w:lvl>
+    <w:lvl w:ilvl="4" w:tplc="250A5D48">
+      <w:numFmt w:val="decimal"/>
+      <w:lvlText w:val=""/>
+      <w:lvlJc w:val="left"/>
+    </w:lvl>
+    <w:lvl w:ilvl="5" w:tplc="29422994">
+      <w:numFmt w:val="decimal"/>
+      <w:lvlText w:val=""/>
+      <w:lvlJc w:val="left"/>
+    </w:lvl>
+    <w:lvl w:ilvl="6" w:tplc="5C267B60">
+      <w:numFmt w:val="decimal"/>
+      <w:lvlText w:val=""/>
+      <w:lvlJc w:val="left"/>
+    </w:lvl>
+    <w:lvl w:ilvl="7" w:tplc="AF0A9A82">
+      <w:numFmt w:val="decimal"/>
+      <w:lvlText w:val=""/>
+      <w:lvlJc w:val="left"/>
+    </w:lvl>
+    <w:lvl w:ilvl="8" w:tplc="1BA00BCA">
+      <w:numFmt w:val="decimal"/>
+      <w:lvlText w:val=""/>
+      <w:lvlJc w:val="left"/>
+    </w:lvl>
+  </w:abstractNum>
+  <w:abstractNum w:abstractNumId="6" w15:restartNumberingAfterBreak="0">
+    <w:nsid w:val="34141E05"/>
+    <w:multiLevelType w:val="hybridMultilevel"/>
+    <w:tmpl w:val="DC0E8076"/>
+    <w:lvl w:ilvl="0" w:tplc="ADAAC852">
+      <w:start w:val="1"/>
+      <w:numFmt w:val="decimal"/>
+      <w:lvlText w:val="%1."/>
+      <w:lvlJc w:val="left"/>
+      <w:pPr>
+        <w:ind w:left="360" w:hanging="300"/>
+      </w:pPr>
+    </w:lvl>
+    <w:lvl w:ilvl="1" w:tplc="9EB4E66E" w:tentative="1">
+      <w:start w:val="1"/>
+      <w:numFmt w:val="lowerLetter"/>
+      <w:lvlText w:val="%2."/>
+      <w:lvlJc w:val="left"/>
+      <w:pPr>
+        <w:ind w:left="720" w:hanging="300"/>
+      </w:pPr>
+    </w:lvl>
+    <w:lvl w:ilvl="2" w:tplc="A808C46E">
+      <w:numFmt w:val="decimal"/>
+      <w:lvlText w:val=""/>
+      <w:lvlJc w:val="left"/>
+    </w:lvl>
+    <w:lvl w:ilvl="3" w:tplc="5498B6E4">
+      <w:numFmt w:val="decimal"/>
+      <w:lvlText w:val=""/>
+      <w:lvlJc w:val="left"/>
+    </w:lvl>
+    <w:lvl w:ilvl="4" w:tplc="EA66F7B4">
+      <w:numFmt w:val="decimal"/>
+      <w:lvlText w:val=""/>
+      <w:lvlJc w:val="left"/>
+    </w:lvl>
+    <w:lvl w:ilvl="5" w:tplc="4CA6D140">
+      <w:numFmt w:val="decimal"/>
+      <w:lvlText w:val=""/>
+      <w:lvlJc w:val="left"/>
+    </w:lvl>
+    <w:lvl w:ilvl="6" w:tplc="1B54BE46">
+      <w:numFmt w:val="decimal"/>
+      <w:lvlText w:val=""/>
+      <w:lvlJc w:val="left"/>
+    </w:lvl>
+    <w:lvl w:ilvl="7" w:tplc="00C021DE">
+      <w:numFmt w:val="decimal"/>
+      <w:lvlText w:val=""/>
+      <w:lvlJc w:val="left"/>
+    </w:lvl>
+    <w:lvl w:ilvl="8" w:tplc="87CE8450">
+      <w:numFmt w:val="decimal"/>
+      <w:lvlText w:val=""/>
+      <w:lvlJc w:val="left"/>
+    </w:lvl>
+  </w:abstractNum>
+  <w:abstractNum w:abstractNumId="7" w15:restartNumberingAfterBreak="0">
+    <w:nsid w:val="584C31E4"/>
+    <w:multiLevelType w:val="hybridMultilevel"/>
+    <w:tmpl w:val="7B142B72"/>
+    <w:lvl w:ilvl="0" w:tplc="14405026">
       <w:start w:val="1"/>
       <w:numFmt w:val="bullet"/>
       <w:lvlText w:val="•"/>
@@ -22820,7 +23226,7 @@
         <w:ind w:left="360" w:hanging="260"/>
       </w:pPr>
     </w:lvl>
-    <w:lvl w:ilvl="1" w:tplc="E3F6FDAC" w:tentative="1">
+    <w:lvl w:ilvl="1" w:tplc="35E86E9C" w:tentative="1">
       <w:start w:val="1"/>
       <w:numFmt w:val="bullet"/>
       <w:lvlText w:val="–"/>
@@ -22829,47 +23235,47 @@
         <w:ind w:left="720" w:hanging="260"/>
       </w:pPr>
     </w:lvl>
-    <w:lvl w:ilvl="2" w:tplc="4B3816D0">
+    <w:lvl w:ilvl="2" w:tplc="B9C663B0">
       <w:numFmt w:val="decimal"/>
       <w:lvlText w:val=""/>
       <w:lvlJc w:val="left"/>
     </w:lvl>
-    <w:lvl w:ilvl="3" w:tplc="73944F0C">
+    <w:lvl w:ilvl="3" w:tplc="B5BA0ECA">
       <w:numFmt w:val="decimal"/>
       <w:lvlText w:val=""/>
       <w:lvlJc w:val="left"/>
     </w:lvl>
-    <w:lvl w:ilvl="4" w:tplc="F7925B90">
+    <w:lvl w:ilvl="4" w:tplc="B73623FE">
       <w:numFmt w:val="decimal"/>
       <w:lvlText w:val=""/>
       <w:lvlJc w:val="left"/>
     </w:lvl>
-    <w:lvl w:ilvl="5" w:tplc="019E8976">
+    <w:lvl w:ilvl="5" w:tplc="2BA6F05C">
       <w:numFmt w:val="decimal"/>
       <w:lvlText w:val=""/>
       <w:lvlJc w:val="left"/>
     </w:lvl>
-    <w:lvl w:ilvl="6" w:tplc="F6A6E312">
+    <w:lvl w:ilvl="6" w:tplc="BCC8BA02">
       <w:numFmt w:val="decimal"/>
       <w:lvlText w:val=""/>
       <w:lvlJc w:val="left"/>
     </w:lvl>
-    <w:lvl w:ilvl="7" w:tplc="C1624ADE">
+    <w:lvl w:ilvl="7" w:tplc="558C5E96">
       <w:numFmt w:val="decimal"/>
       <w:lvlText w:val=""/>
       <w:lvlJc w:val="left"/>
     </w:lvl>
-    <w:lvl w:ilvl="8" w:tplc="9B105990">
+    <w:lvl w:ilvl="8" w:tplc="19401FD2">
       <w:numFmt w:val="decimal"/>
       <w:lvlText w:val=""/>
       <w:lvlJc w:val="left"/>
     </w:lvl>
   </w:abstractNum>
-  <w:abstractNum w:abstractNumId="1" w15:restartNumberingAfterBreak="0">
-    <w:nsid w:val="21B72E9A"/>
+  <w:abstractNum w:abstractNumId="8" w15:restartNumberingAfterBreak="0">
+    <w:nsid w:val="78EA0631"/>
     <w:multiLevelType w:val="hybridMultilevel"/>
-    <w:tmpl w:val="04F6962C"/>
-    <w:lvl w:ilvl="0" w:tplc="BCCECAB8">
+    <w:tmpl w:val="771E2E34"/>
+    <w:lvl w:ilvl="0" w:tplc="E3C00140">
       <w:start w:val="1"/>
       <w:numFmt w:val="decimal"/>
       <w:lvlText w:val="%1."/>
@@ -22878,7 +23284,7 @@
         <w:ind w:left="360" w:hanging="300"/>
       </w:pPr>
     </w:lvl>
-    <w:lvl w:ilvl="1" w:tplc="97506A1A" w:tentative="1">
+    <w:lvl w:ilvl="1" w:tplc="71E00748" w:tentative="1">
       <w:start w:val="1"/>
       <w:numFmt w:val="lowerLetter"/>
       <w:lvlText w:val="%2."/>
@@ -22887,337 +23293,47 @@
         <w:ind w:left="720" w:hanging="300"/>
       </w:pPr>
     </w:lvl>
-    <w:lvl w:ilvl="2" w:tplc="E1B69E36">
+    <w:lvl w:ilvl="2" w:tplc="B04CC738">
       <w:numFmt w:val="decimal"/>
       <w:lvlText w:val=""/>
       <w:lvlJc w:val="left"/>
     </w:lvl>
-    <w:lvl w:ilvl="3" w:tplc="1FA445C0">
+    <w:lvl w:ilvl="3" w:tplc="51A469E8">
       <w:numFmt w:val="decimal"/>
       <w:lvlText w:val=""/>
       <w:lvlJc w:val="left"/>
     </w:lvl>
-    <w:lvl w:ilvl="4" w:tplc="2DD00F18">
+    <w:lvl w:ilvl="4" w:tplc="6E1ED09C">
       <w:numFmt w:val="decimal"/>
       <w:lvlText w:val=""/>
       <w:lvlJc w:val="left"/>
     </w:lvl>
-    <w:lvl w:ilvl="5" w:tplc="675A8274">
+    <w:lvl w:ilvl="5" w:tplc="B1B29334">
       <w:numFmt w:val="decimal"/>
       <w:lvlText w:val=""/>
       <w:lvlJc w:val="left"/>
     </w:lvl>
-    <w:lvl w:ilvl="6" w:tplc="2BC4810A">
+    <w:lvl w:ilvl="6" w:tplc="BC8CB5E8">
       <w:numFmt w:val="decimal"/>
       <w:lvlText w:val=""/>
       <w:lvlJc w:val="left"/>
     </w:lvl>
-    <w:lvl w:ilvl="7" w:tplc="DC181018">
+    <w:lvl w:ilvl="7" w:tplc="08D4FD42">
       <w:numFmt w:val="decimal"/>
       <w:lvlText w:val=""/>
       <w:lvlJc w:val="left"/>
     </w:lvl>
-    <w:lvl w:ilvl="8" w:tplc="CCBCC88C">
+    <w:lvl w:ilvl="8" w:tplc="5818EEB6">
       <w:numFmt w:val="decimal"/>
       <w:lvlText w:val=""/>
       <w:lvlJc w:val="left"/>
     </w:lvl>
   </w:abstractNum>
-  <w:abstractNum w:abstractNumId="2" w15:restartNumberingAfterBreak="0">
-    <w:nsid w:val="2D76390E"/>
+  <w:abstractNum w:abstractNumId="9" w15:restartNumberingAfterBreak="0">
+    <w:nsid w:val="7A1E2419"/>
     <w:multiLevelType w:val="hybridMultilevel"/>
-    <w:tmpl w:val="36F49EDA"/>
-    <w:lvl w:ilvl="0" w:tplc="9FD2C16C">
-      <w:start w:val="1"/>
-      <w:numFmt w:val="decimal"/>
-      <w:lvlText w:val="%1."/>
-      <w:lvlJc w:val="left"/>
-      <w:pPr>
-        <w:ind w:left="360" w:hanging="300"/>
-      </w:pPr>
-    </w:lvl>
-    <w:lvl w:ilvl="1" w:tplc="D39CC8E4" w:tentative="1">
-      <w:start w:val="1"/>
-      <w:numFmt w:val="lowerLetter"/>
-      <w:lvlText w:val="%2."/>
-      <w:lvlJc w:val="left"/>
-      <w:pPr>
-        <w:ind w:left="720" w:hanging="300"/>
-      </w:pPr>
-    </w:lvl>
-    <w:lvl w:ilvl="2" w:tplc="654C799C">
-      <w:numFmt w:val="decimal"/>
-      <w:lvlText w:val=""/>
-      <w:lvlJc w:val="left"/>
-    </w:lvl>
-    <w:lvl w:ilvl="3" w:tplc="E1529626">
-      <w:numFmt w:val="decimal"/>
-      <w:lvlText w:val=""/>
-      <w:lvlJc w:val="left"/>
-    </w:lvl>
-    <w:lvl w:ilvl="4" w:tplc="9C144300">
-      <w:numFmt w:val="decimal"/>
-      <w:lvlText w:val=""/>
-      <w:lvlJc w:val="left"/>
-    </w:lvl>
-    <w:lvl w:ilvl="5" w:tplc="CF743CEA">
-      <w:numFmt w:val="decimal"/>
-      <w:lvlText w:val=""/>
-      <w:lvlJc w:val="left"/>
-    </w:lvl>
-    <w:lvl w:ilvl="6" w:tplc="33E8A922">
-      <w:numFmt w:val="decimal"/>
-      <w:lvlText w:val=""/>
-      <w:lvlJc w:val="left"/>
-    </w:lvl>
-    <w:lvl w:ilvl="7" w:tplc="FF6A3B54">
-      <w:numFmt w:val="decimal"/>
-      <w:lvlText w:val=""/>
-      <w:lvlJc w:val="left"/>
-    </w:lvl>
-    <w:lvl w:ilvl="8" w:tplc="6C80059E">
-      <w:numFmt w:val="decimal"/>
-      <w:lvlText w:val=""/>
-      <w:lvlJc w:val="left"/>
-    </w:lvl>
-  </w:abstractNum>
-  <w:abstractNum w:abstractNumId="3" w15:restartNumberingAfterBreak="0">
-    <w:nsid w:val="3F527E1F"/>
-    <w:multiLevelType w:val="hybridMultilevel"/>
-    <w:tmpl w:val="7E3C3386"/>
-    <w:lvl w:ilvl="0" w:tplc="2976EC68">
-      <w:start w:val="1"/>
-      <w:numFmt w:val="decimal"/>
-      <w:lvlText w:val="%1."/>
-      <w:lvlJc w:val="left"/>
-      <w:pPr>
-        <w:ind w:left="360" w:hanging="300"/>
-      </w:pPr>
-    </w:lvl>
-    <w:lvl w:ilvl="1" w:tplc="F0CC704C" w:tentative="1">
-      <w:start w:val="1"/>
-      <w:numFmt w:val="lowerLetter"/>
-      <w:lvlText w:val="%2."/>
-      <w:lvlJc w:val="left"/>
-      <w:pPr>
-        <w:ind w:left="720" w:hanging="300"/>
-      </w:pPr>
-    </w:lvl>
-    <w:lvl w:ilvl="2" w:tplc="7B422704">
-      <w:numFmt w:val="decimal"/>
-      <w:lvlText w:val=""/>
-      <w:lvlJc w:val="left"/>
-    </w:lvl>
-    <w:lvl w:ilvl="3" w:tplc="331E9036">
-      <w:numFmt w:val="decimal"/>
-      <w:lvlText w:val=""/>
-      <w:lvlJc w:val="left"/>
-    </w:lvl>
-    <w:lvl w:ilvl="4" w:tplc="D832AC48">
-      <w:numFmt w:val="decimal"/>
-      <w:lvlText w:val=""/>
-      <w:lvlJc w:val="left"/>
-    </w:lvl>
-    <w:lvl w:ilvl="5" w:tplc="FB7424AA">
-      <w:numFmt w:val="decimal"/>
-      <w:lvlText w:val=""/>
-      <w:lvlJc w:val="left"/>
-    </w:lvl>
-    <w:lvl w:ilvl="6" w:tplc="16D41956">
-      <w:numFmt w:val="decimal"/>
-      <w:lvlText w:val=""/>
-      <w:lvlJc w:val="left"/>
-    </w:lvl>
-    <w:lvl w:ilvl="7" w:tplc="6D140D6C">
-      <w:numFmt w:val="decimal"/>
-      <w:lvlText w:val=""/>
-      <w:lvlJc w:val="left"/>
-    </w:lvl>
-    <w:lvl w:ilvl="8" w:tplc="2DD4AAE2">
-      <w:numFmt w:val="decimal"/>
-      <w:lvlText w:val=""/>
-      <w:lvlJc w:val="left"/>
-    </w:lvl>
-  </w:abstractNum>
-  <w:abstractNum w:abstractNumId="4" w15:restartNumberingAfterBreak="0">
-    <w:nsid w:val="3FF85A31"/>
-    <w:multiLevelType w:val="hybridMultilevel"/>
-    <w:tmpl w:val="C358972A"/>
-    <w:lvl w:ilvl="0" w:tplc="B97E8D4C">
-      <w:start w:val="1"/>
-      <w:numFmt w:val="decimal"/>
-      <w:lvlText w:val="%1."/>
-      <w:lvlJc w:val="left"/>
-      <w:pPr>
-        <w:ind w:left="360" w:hanging="300"/>
-      </w:pPr>
-    </w:lvl>
-    <w:lvl w:ilvl="1" w:tplc="084C8962" w:tentative="1">
-      <w:start w:val="1"/>
-      <w:numFmt w:val="lowerLetter"/>
-      <w:lvlText w:val="%2."/>
-      <w:lvlJc w:val="left"/>
-      <w:pPr>
-        <w:ind w:left="720" w:hanging="300"/>
-      </w:pPr>
-    </w:lvl>
-    <w:lvl w:ilvl="2" w:tplc="E16C91EA">
-      <w:numFmt w:val="decimal"/>
-      <w:lvlText w:val=""/>
-      <w:lvlJc w:val="left"/>
-    </w:lvl>
-    <w:lvl w:ilvl="3" w:tplc="35D44CF8">
-      <w:numFmt w:val="decimal"/>
-      <w:lvlText w:val=""/>
-      <w:lvlJc w:val="left"/>
-    </w:lvl>
-    <w:lvl w:ilvl="4" w:tplc="1BBC6F42">
-      <w:numFmt w:val="decimal"/>
-      <w:lvlText w:val=""/>
-      <w:lvlJc w:val="left"/>
-    </w:lvl>
-    <w:lvl w:ilvl="5" w:tplc="D6CCF3CE">
-      <w:numFmt w:val="decimal"/>
-      <w:lvlText w:val=""/>
-      <w:lvlJc w:val="left"/>
-    </w:lvl>
-    <w:lvl w:ilvl="6" w:tplc="E08E6356">
-      <w:numFmt w:val="decimal"/>
-      <w:lvlText w:val=""/>
-      <w:lvlJc w:val="left"/>
-    </w:lvl>
-    <w:lvl w:ilvl="7" w:tplc="76D8A8B0">
-      <w:numFmt w:val="decimal"/>
-      <w:lvlText w:val=""/>
-      <w:lvlJc w:val="left"/>
-    </w:lvl>
-    <w:lvl w:ilvl="8" w:tplc="DE3C3F7A">
-      <w:numFmt w:val="decimal"/>
-      <w:lvlText w:val=""/>
-      <w:lvlJc w:val="left"/>
-    </w:lvl>
-  </w:abstractNum>
-  <w:abstractNum w:abstractNumId="5" w15:restartNumberingAfterBreak="0">
-    <w:nsid w:val="510453C1"/>
-    <w:multiLevelType w:val="hybridMultilevel"/>
-    <w:tmpl w:val="D60E5D6A"/>
-    <w:lvl w:ilvl="0" w:tplc="0DBAF508">
-      <w:start w:val="1"/>
-      <w:numFmt w:val="decimal"/>
-      <w:lvlText w:val="%1."/>
-      <w:lvlJc w:val="left"/>
-      <w:pPr>
-        <w:ind w:left="360" w:hanging="300"/>
-      </w:pPr>
-    </w:lvl>
-    <w:lvl w:ilvl="1" w:tplc="BAE42EDE" w:tentative="1">
-      <w:start w:val="1"/>
-      <w:numFmt w:val="lowerLetter"/>
-      <w:lvlText w:val="%2."/>
-      <w:lvlJc w:val="left"/>
-      <w:pPr>
-        <w:ind w:left="720" w:hanging="300"/>
-      </w:pPr>
-    </w:lvl>
-    <w:lvl w:ilvl="2" w:tplc="6CFEB5E4">
-      <w:numFmt w:val="decimal"/>
-      <w:lvlText w:val=""/>
-      <w:lvlJc w:val="left"/>
-    </w:lvl>
-    <w:lvl w:ilvl="3" w:tplc="7C600DB2">
-      <w:numFmt w:val="decimal"/>
-      <w:lvlText w:val=""/>
-      <w:lvlJc w:val="left"/>
-    </w:lvl>
-    <w:lvl w:ilvl="4" w:tplc="EB1C2DD2">
-      <w:numFmt w:val="decimal"/>
-      <w:lvlText w:val=""/>
-      <w:lvlJc w:val="left"/>
-    </w:lvl>
-    <w:lvl w:ilvl="5" w:tplc="2BA4AC6C">
-      <w:numFmt w:val="decimal"/>
-      <w:lvlText w:val=""/>
-      <w:lvlJc w:val="left"/>
-    </w:lvl>
-    <w:lvl w:ilvl="6" w:tplc="52282C3E">
-      <w:numFmt w:val="decimal"/>
-      <w:lvlText w:val=""/>
-      <w:lvlJc w:val="left"/>
-    </w:lvl>
-    <w:lvl w:ilvl="7" w:tplc="8EEA3A60">
-      <w:numFmt w:val="decimal"/>
-      <w:lvlText w:val=""/>
-      <w:lvlJc w:val="left"/>
-    </w:lvl>
-    <w:lvl w:ilvl="8" w:tplc="CE3EA44A">
-      <w:numFmt w:val="decimal"/>
-      <w:lvlText w:val=""/>
-      <w:lvlJc w:val="left"/>
-    </w:lvl>
-  </w:abstractNum>
-  <w:abstractNum w:abstractNumId="6" w15:restartNumberingAfterBreak="0">
-    <w:nsid w:val="6C12443D"/>
-    <w:multiLevelType w:val="hybridMultilevel"/>
-    <w:tmpl w:val="349218D0"/>
-    <w:lvl w:ilvl="0" w:tplc="31C4A4B2">
-      <w:start w:val="1"/>
-      <w:numFmt w:val="decimal"/>
-      <w:lvlText w:val="%1."/>
-      <w:lvlJc w:val="left"/>
-      <w:pPr>
-        <w:ind w:left="360" w:hanging="300"/>
-      </w:pPr>
-    </w:lvl>
-    <w:lvl w:ilvl="1" w:tplc="AA7498E8" w:tentative="1">
-      <w:start w:val="1"/>
-      <w:numFmt w:val="lowerLetter"/>
-      <w:lvlText w:val="%2."/>
-      <w:lvlJc w:val="left"/>
-      <w:pPr>
-        <w:ind w:left="720" w:hanging="300"/>
-      </w:pPr>
-    </w:lvl>
-    <w:lvl w:ilvl="2" w:tplc="807CACC2">
-      <w:numFmt w:val="decimal"/>
-      <w:lvlText w:val=""/>
-      <w:lvlJc w:val="left"/>
-    </w:lvl>
-    <w:lvl w:ilvl="3" w:tplc="2F5A128C">
-      <w:numFmt w:val="decimal"/>
-      <w:lvlText w:val=""/>
-      <w:lvlJc w:val="left"/>
-    </w:lvl>
-    <w:lvl w:ilvl="4" w:tplc="CAF0EB60">
-      <w:numFmt w:val="decimal"/>
-      <w:lvlText w:val=""/>
-      <w:lvlJc w:val="left"/>
-    </w:lvl>
-    <w:lvl w:ilvl="5" w:tplc="4EBAC9FE">
-      <w:numFmt w:val="decimal"/>
-      <w:lvlText w:val=""/>
-      <w:lvlJc w:val="left"/>
-    </w:lvl>
-    <w:lvl w:ilvl="6" w:tplc="9B1AD43E">
-      <w:numFmt w:val="decimal"/>
-      <w:lvlText w:val=""/>
-      <w:lvlJc w:val="left"/>
-    </w:lvl>
-    <w:lvl w:ilvl="7" w:tplc="FDAC3DBE">
-      <w:numFmt w:val="decimal"/>
-      <w:lvlText w:val=""/>
-      <w:lvlJc w:val="left"/>
-    </w:lvl>
-    <w:lvl w:ilvl="8" w:tplc="1FB84ECC">
-      <w:numFmt w:val="decimal"/>
-      <w:lvlText w:val=""/>
-      <w:lvlJc w:val="left"/>
-    </w:lvl>
-  </w:abstractNum>
-  <w:abstractNum w:abstractNumId="7" w15:restartNumberingAfterBreak="0">
-    <w:nsid w:val="6C4C6D64"/>
-    <w:multiLevelType w:val="hybridMultilevel"/>
-    <w:tmpl w:val="B284ECF2"/>
-    <w:lvl w:ilvl="0" w:tplc="84728DE6" w:tentative="1">
+    <w:tmpl w:val="F524204A"/>
+    <w:lvl w:ilvl="0" w:tplc="3F366EB2" w:tentative="1">
       <w:start w:val="1"/>
       <w:numFmt w:val="bullet"/>
       <w:lvlText w:val="●"/>
@@ -23226,7 +23342,7 @@
         <w:ind w:left="720" w:hanging="360"/>
       </w:pPr>
     </w:lvl>
-    <w:lvl w:ilvl="1" w:tplc="4356C606" w:tentative="1">
+    <w:lvl w:ilvl="1" w:tplc="082CD0FA" w:tentative="1">
       <w:start w:val="1"/>
       <w:numFmt w:val="bullet"/>
       <w:lvlText w:val="○"/>
@@ -23235,7 +23351,7 @@
         <w:ind w:left="1440" w:hanging="360"/>
       </w:pPr>
     </w:lvl>
-    <w:lvl w:ilvl="2" w:tplc="7028112A" w:tentative="1">
+    <w:lvl w:ilvl="2" w:tplc="835E320E" w:tentative="1">
       <w:start w:val="1"/>
       <w:numFmt w:val="bullet"/>
       <w:lvlText w:val="■"/>
@@ -23244,7 +23360,7 @@
         <w:ind w:left="2160" w:hanging="360"/>
       </w:pPr>
     </w:lvl>
-    <w:lvl w:ilvl="3" w:tplc="D542F316" w:tentative="1">
+    <w:lvl w:ilvl="3" w:tplc="A2A2B24C" w:tentative="1">
       <w:start w:val="1"/>
       <w:numFmt w:val="bullet"/>
       <w:lvlText w:val="●"/>
@@ -23253,7 +23369,7 @@
         <w:ind w:left="2880" w:hanging="360"/>
       </w:pPr>
     </w:lvl>
-    <w:lvl w:ilvl="4" w:tplc="53C0812E" w:tentative="1">
+    <w:lvl w:ilvl="4" w:tplc="88F81C04" w:tentative="1">
       <w:start w:val="1"/>
       <w:numFmt w:val="bullet"/>
       <w:lvlText w:val="○"/>
@@ -23262,7 +23378,7 @@
         <w:ind w:left="3600" w:hanging="360"/>
       </w:pPr>
     </w:lvl>
-    <w:lvl w:ilvl="5" w:tplc="3CEEF0E0" w:tentative="1">
+    <w:lvl w:ilvl="5" w:tplc="10F04E12" w:tentative="1">
       <w:start w:val="1"/>
       <w:numFmt w:val="bullet"/>
       <w:lvlText w:val="■"/>
@@ -23271,7 +23387,7 @@
         <w:ind w:left="4320" w:hanging="360"/>
       </w:pPr>
     </w:lvl>
-    <w:lvl w:ilvl="6" w:tplc="5CC8BFA4" w:tentative="1">
+    <w:lvl w:ilvl="6" w:tplc="8B14FF4A" w:tentative="1">
       <w:start w:val="1"/>
       <w:numFmt w:val="bullet"/>
       <w:lvlText w:val="●"/>
@@ -23280,7 +23396,7 @@
         <w:ind w:left="5040" w:hanging="360"/>
       </w:pPr>
     </w:lvl>
-    <w:lvl w:ilvl="7" w:tplc="AD506F88" w:tentative="1">
+    <w:lvl w:ilvl="7" w:tplc="793EB738" w:tentative="1">
       <w:start w:val="1"/>
       <w:numFmt w:val="bullet"/>
       <w:lvlText w:val="●"/>
@@ -23289,7 +23405,7 @@
         <w:ind w:left="5760" w:hanging="360"/>
       </w:pPr>
     </w:lvl>
-    <w:lvl w:ilvl="8" w:tplc="1012E564" w:tentative="1">
+    <w:lvl w:ilvl="8" w:tplc="58A2B996" w:tentative="1">
       <w:start w:val="1"/>
       <w:numFmt w:val="bullet"/>
       <w:lvlText w:val="●"/>
@@ -23299,177 +23415,61 @@
       </w:pPr>
     </w:lvl>
   </w:abstractNum>
-  <w:abstractNum w:abstractNumId="8" w15:restartNumberingAfterBreak="0">
-    <w:nsid w:val="739855ED"/>
-    <w:multiLevelType w:val="hybridMultilevel"/>
-    <w:tmpl w:val="7C6CAA4A"/>
-    <w:lvl w:ilvl="0" w:tplc="46127C72">
-      <w:start w:val="1"/>
-      <w:numFmt w:val="decimal"/>
-      <w:lvlText w:val="%1."/>
-      <w:lvlJc w:val="left"/>
-      <w:pPr>
-        <w:ind w:left="360" w:hanging="300"/>
-      </w:pPr>
-    </w:lvl>
-    <w:lvl w:ilvl="1" w:tplc="7F5C6F40" w:tentative="1">
-      <w:start w:val="1"/>
-      <w:numFmt w:val="lowerLetter"/>
-      <w:lvlText w:val="%2."/>
-      <w:lvlJc w:val="left"/>
-      <w:pPr>
-        <w:ind w:left="720" w:hanging="300"/>
-      </w:pPr>
-    </w:lvl>
-    <w:lvl w:ilvl="2" w:tplc="5E8A70F2">
-      <w:numFmt w:val="decimal"/>
-      <w:lvlText w:val=""/>
-      <w:lvlJc w:val="left"/>
-    </w:lvl>
-    <w:lvl w:ilvl="3" w:tplc="5A501E02">
-      <w:numFmt w:val="decimal"/>
-      <w:lvlText w:val=""/>
-      <w:lvlJc w:val="left"/>
-    </w:lvl>
-    <w:lvl w:ilvl="4" w:tplc="7A8EF5D2">
-      <w:numFmt w:val="decimal"/>
-      <w:lvlText w:val=""/>
-      <w:lvlJc w:val="left"/>
-    </w:lvl>
-    <w:lvl w:ilvl="5" w:tplc="0D1C3804">
-      <w:numFmt w:val="decimal"/>
-      <w:lvlText w:val=""/>
-      <w:lvlJc w:val="left"/>
-    </w:lvl>
-    <w:lvl w:ilvl="6" w:tplc="52A4F532">
-      <w:numFmt w:val="decimal"/>
-      <w:lvlText w:val=""/>
-      <w:lvlJc w:val="left"/>
-    </w:lvl>
-    <w:lvl w:ilvl="7" w:tplc="0FCA113C">
-      <w:numFmt w:val="decimal"/>
-      <w:lvlText w:val=""/>
-      <w:lvlJc w:val="left"/>
-    </w:lvl>
-    <w:lvl w:ilvl="8" w:tplc="68724A6E">
-      <w:numFmt w:val="decimal"/>
-      <w:lvlText w:val=""/>
-      <w:lvlJc w:val="left"/>
-    </w:lvl>
-  </w:abstractNum>
-  <w:abstractNum w:abstractNumId="9" w15:restartNumberingAfterBreak="0">
-    <w:nsid w:val="7CAD4F07"/>
-    <w:multiLevelType w:val="hybridMultilevel"/>
-    <w:tmpl w:val="26BA33A8"/>
-    <w:lvl w:ilvl="0" w:tplc="0AA2336A">
-      <w:start w:val="1"/>
-      <w:numFmt w:val="decimal"/>
-      <w:lvlText w:val="%1."/>
-      <w:lvlJc w:val="left"/>
-      <w:pPr>
-        <w:ind w:left="360" w:hanging="300"/>
-      </w:pPr>
-    </w:lvl>
-    <w:lvl w:ilvl="1" w:tplc="B3B4B560" w:tentative="1">
-      <w:start w:val="1"/>
-      <w:numFmt w:val="lowerLetter"/>
-      <w:lvlText w:val="%2."/>
-      <w:lvlJc w:val="left"/>
-      <w:pPr>
-        <w:ind w:left="720" w:hanging="300"/>
-      </w:pPr>
-    </w:lvl>
-    <w:lvl w:ilvl="2" w:tplc="CCEE83BA">
-      <w:numFmt w:val="decimal"/>
-      <w:lvlText w:val=""/>
-      <w:lvlJc w:val="left"/>
-    </w:lvl>
-    <w:lvl w:ilvl="3" w:tplc="FB769BC8">
-      <w:numFmt w:val="decimal"/>
-      <w:lvlText w:val=""/>
-      <w:lvlJc w:val="left"/>
-    </w:lvl>
-    <w:lvl w:ilvl="4" w:tplc="E8C20D88">
-      <w:numFmt w:val="decimal"/>
-      <w:lvlText w:val=""/>
-      <w:lvlJc w:val="left"/>
-    </w:lvl>
-    <w:lvl w:ilvl="5" w:tplc="7C3EC136">
-      <w:numFmt w:val="decimal"/>
-      <w:lvlText w:val=""/>
-      <w:lvlJc w:val="left"/>
-    </w:lvl>
-    <w:lvl w:ilvl="6" w:tplc="A8B6B786">
-      <w:numFmt w:val="decimal"/>
-      <w:lvlText w:val=""/>
-      <w:lvlJc w:val="left"/>
-    </w:lvl>
-    <w:lvl w:ilvl="7" w:tplc="0D9430EE">
-      <w:numFmt w:val="decimal"/>
-      <w:lvlText w:val=""/>
-      <w:lvlJc w:val="left"/>
-    </w:lvl>
-    <w:lvl w:ilvl="8" w:tplc="64DCA2A4">
-      <w:numFmt w:val="decimal"/>
-      <w:lvlText w:val=""/>
-      <w:lvlJc w:val="left"/>
-    </w:lvl>
-  </w:abstractNum>
-  <w:num w:numId="1" w16cid:durableId="1210916996">
+  <w:num w:numId="1" w16cid:durableId="1674916541">
+    <w:abstractNumId w:val="9"/>
+    <w:lvlOverride w:ilvl="0">
+      <w:startOverride w:val="1"/>
+    </w:lvlOverride>
+  </w:num>
+  <w:num w:numId="2" w16cid:durableId="1235385639">
     <w:abstractNumId w:val="7"/>
     <w:lvlOverride w:ilvl="0">
       <w:startOverride w:val="1"/>
     </w:lvlOverride>
   </w:num>
-  <w:num w:numId="2" w16cid:durableId="19085123">
+  <w:num w:numId="3" w16cid:durableId="753861498">
+    <w:abstractNumId w:val="4"/>
+    <w:lvlOverride w:ilvl="0">
+      <w:startOverride w:val="1"/>
+    </w:lvlOverride>
+  </w:num>
+  <w:num w:numId="4" w16cid:durableId="2065907207">
+    <w:abstractNumId w:val="2"/>
+    <w:lvlOverride w:ilvl="0">
+      <w:startOverride w:val="1"/>
+    </w:lvlOverride>
+  </w:num>
+  <w:num w:numId="5" w16cid:durableId="1418749164">
+    <w:abstractNumId w:val="3"/>
+    <w:lvlOverride w:ilvl="0">
+      <w:startOverride w:val="1"/>
+    </w:lvlOverride>
+  </w:num>
+  <w:num w:numId="6" w16cid:durableId="78911677">
+    <w:abstractNumId w:val="5"/>
+    <w:lvlOverride w:ilvl="0">
+      <w:startOverride w:val="1"/>
+    </w:lvlOverride>
+  </w:num>
+  <w:num w:numId="7" w16cid:durableId="277219985">
+    <w:abstractNumId w:val="8"/>
+    <w:lvlOverride w:ilvl="0">
+      <w:startOverride w:val="1"/>
+    </w:lvlOverride>
+  </w:num>
+  <w:num w:numId="8" w16cid:durableId="123474448">
     <w:abstractNumId w:val="0"/>
     <w:lvlOverride w:ilvl="0">
       <w:startOverride w:val="1"/>
     </w:lvlOverride>
   </w:num>
-  <w:num w:numId="3" w16cid:durableId="595939766">
-    <w:abstractNumId w:val="8"/>
-    <w:lvlOverride w:ilvl="0">
-      <w:startOverride w:val="1"/>
-    </w:lvlOverride>
-  </w:num>
-  <w:num w:numId="4" w16cid:durableId="331613769">
-    <w:abstractNumId w:val="3"/>
-    <w:lvlOverride w:ilvl="0">
-      <w:startOverride w:val="1"/>
-    </w:lvlOverride>
-  </w:num>
-  <w:num w:numId="5" w16cid:durableId="4283586">
+  <w:num w:numId="9" w16cid:durableId="182091318">
     <w:abstractNumId w:val="6"/>
     <w:lvlOverride w:ilvl="0">
       <w:startOverride w:val="1"/>
     </w:lvlOverride>
   </w:num>
-  <w:num w:numId="6" w16cid:durableId="1697996861">
-    <w:abstractNumId w:val="2"/>
-    <w:lvlOverride w:ilvl="0">
-      <w:startOverride w:val="1"/>
-    </w:lvlOverride>
-  </w:num>
-  <w:num w:numId="7" w16cid:durableId="688146943">
-    <w:abstractNumId w:val="4"/>
-    <w:lvlOverride w:ilvl="0">
-      <w:startOverride w:val="1"/>
-    </w:lvlOverride>
-  </w:num>
-  <w:num w:numId="8" w16cid:durableId="8879196">
-    <w:abstractNumId w:val="5"/>
-    <w:lvlOverride w:ilvl="0">
-      <w:startOverride w:val="1"/>
-    </w:lvlOverride>
-  </w:num>
-  <w:num w:numId="9" w16cid:durableId="185944914">
-    <w:abstractNumId w:val="9"/>
-    <w:lvlOverride w:ilvl="0">
-      <w:startOverride w:val="1"/>
-    </w:lvlOverride>
-  </w:num>
-  <w:num w:numId="10" w16cid:durableId="260647974">
+  <w:num w:numId="10" w16cid:durableId="2004042651">
     <w:abstractNumId w:val="1"/>
     <w:lvlOverride w:ilvl="0">
       <w:startOverride w:val="1"/>
@@ -24150,7 +24150,7 @@
     <w:autoRedefine/>
     <w:uiPriority w:val="39"/>
     <w:unhideWhenUsed/>
-    <w:rsid w:val="0040225B"/>
+    <w:rsid w:val="00A03164"/>
     <w:pPr>
       <w:spacing w:after="100"/>
     </w:pPr>
@@ -24162,7 +24162,7 @@
     <w:autoRedefine/>
     <w:uiPriority w:val="39"/>
     <w:unhideWhenUsed/>
-    <w:rsid w:val="0040225B"/>
+    <w:rsid w:val="00A03164"/>
     <w:pPr>
       <w:spacing w:after="100"/>
       <w:ind w:left="210"/>

--- a/discoverer-neo/docs/user-guide/manual/Discoverer-Neo-MANAGER-Guide-Full-en.docx
+++ b/discoverer-neo/docs/user-guide/manual/Discoverer-Neo-MANAGER-Guide-Full-en.docx
@@ -74,7 +74,7 @@
     <w:sdt>
       <w:sdtPr>
         <w:alias w:val="Contents"/>
-        <w:id w:val="1991139085"/>
+        <w:id w:val="2039548371"/>
       </w:sdtPr>
       <w:sdtEndPr/>
       <w:sdtContent>
@@ -102,7 +102,7 @@
           <w:r>
             <w:fldChar w:fldCharType="separate"/>
           </w:r>
-          <w:hyperlink w:anchor="_Toc241696435" w:history="1">
+          <w:hyperlink w:anchor="_Toc241745307" w:history="1">
             <w:r>
               <w:rPr>
                 <w:rStyle w:val="Hiperligao"/>
@@ -126,7 +126,7 @@
               <w:rPr>
                 <w:noProof/>
               </w:rPr>
-              <w:instrText xml:space="preserve"> PAGEREF _Toc241696435 \h </w:instrText>
+              <w:instrText xml:space="preserve"> PAGEREF _Toc241745307 \h </w:instrText>
             </w:r>
             <w:r>
               <w:rPr>
@@ -168,7 +168,7 @@
               <w14:ligatures w14:val="standardContextual"/>
             </w:rPr>
           </w:pPr>
-          <w:hyperlink w:anchor="_Toc241696436" w:history="1">
+          <w:hyperlink w:anchor="_Toc241745308" w:history="1">
             <w:r>
               <w:rPr>
                 <w:rStyle w:val="Hiperligao"/>
@@ -192,7 +192,7 @@
               <w:rPr>
                 <w:noProof/>
               </w:rPr>
-              <w:instrText xml:space="preserve"> PAGEREF _Toc241696436 \h </w:instrText>
+              <w:instrText xml:space="preserve"> PAGEREF _Toc241745308 \h </w:instrText>
             </w:r>
             <w:r>
               <w:rPr>
@@ -234,7 +234,7 @@
               <w14:ligatures w14:val="standardContextual"/>
             </w:rPr>
           </w:pPr>
-          <w:hyperlink w:anchor="_Toc241696437" w:history="1">
+          <w:hyperlink w:anchor="_Toc241745309" w:history="1">
             <w:r>
               <w:rPr>
                 <w:rStyle w:val="Hiperligao"/>
@@ -258,7 +258,7 @@
               <w:rPr>
                 <w:noProof/>
               </w:rPr>
-              <w:instrText xml:space="preserve"> PAGEREF _Toc241696437 \h </w:instrText>
+              <w:instrText xml:space="preserve"> PAGEREF _Toc241745309 \h </w:instrText>
             </w:r>
             <w:r>
               <w:rPr>
@@ -300,7 +300,7 @@
               <w14:ligatures w14:val="standardContextual"/>
             </w:rPr>
           </w:pPr>
-          <w:hyperlink w:anchor="_Toc241696438" w:history="1">
+          <w:hyperlink w:anchor="_Toc241745310" w:history="1">
             <w:r>
               <w:rPr>
                 <w:rStyle w:val="Hiperligao"/>
@@ -324,7 +324,7 @@
               <w:rPr>
                 <w:noProof/>
               </w:rPr>
-              <w:instrText xml:space="preserve"> PAGEREF _Toc241696438 \h </w:instrText>
+              <w:instrText xml:space="preserve"> PAGEREF _Toc241745310 \h </w:instrText>
             </w:r>
             <w:r>
               <w:rPr>
@@ -366,7 +366,7 @@
               <w14:ligatures w14:val="standardContextual"/>
             </w:rPr>
           </w:pPr>
-          <w:hyperlink w:anchor="_Toc241696439" w:history="1">
+          <w:hyperlink w:anchor="_Toc241745311" w:history="1">
             <w:r>
               <w:rPr>
                 <w:rStyle w:val="Hiperligao"/>
@@ -390,7 +390,7 @@
               <w:rPr>
                 <w:noProof/>
               </w:rPr>
-              <w:instrText xml:space="preserve"> PAGEREF _Toc241696439 \h </w:instrText>
+              <w:instrText xml:space="preserve"> PAGEREF _Toc241745311 \h </w:instrText>
             </w:r>
             <w:r>
               <w:rPr>
@@ -432,7 +432,7 @@
               <w14:ligatures w14:val="standardContextual"/>
             </w:rPr>
           </w:pPr>
-          <w:hyperlink w:anchor="_Toc241696440" w:history="1">
+          <w:hyperlink w:anchor="_Toc241745312" w:history="1">
             <w:r>
               <w:rPr>
                 <w:rStyle w:val="Hiperligao"/>
@@ -456,7 +456,7 @@
               <w:rPr>
                 <w:noProof/>
               </w:rPr>
-              <w:instrText xml:space="preserve"> PAGEREF _Toc241696440 \h </w:instrText>
+              <w:instrText xml:space="preserve"> PAGEREF _Toc241745312 \h </w:instrText>
             </w:r>
             <w:r>
               <w:rPr>
@@ -498,7 +498,7 @@
               <w14:ligatures w14:val="standardContextual"/>
             </w:rPr>
           </w:pPr>
-          <w:hyperlink w:anchor="_Toc241696441" w:history="1">
+          <w:hyperlink w:anchor="_Toc241745313" w:history="1">
             <w:r>
               <w:rPr>
                 <w:rStyle w:val="Hiperligao"/>
@@ -522,7 +522,7 @@
               <w:rPr>
                 <w:noProof/>
               </w:rPr>
-              <w:instrText xml:space="preserve"> PAGEREF _Toc241696441 \h </w:instrText>
+              <w:instrText xml:space="preserve"> PAGEREF _Toc241745313 \h </w:instrText>
             </w:r>
             <w:r>
               <w:rPr>
@@ -564,7 +564,7 @@
               <w14:ligatures w14:val="standardContextual"/>
             </w:rPr>
           </w:pPr>
-          <w:hyperlink w:anchor="_Toc241696442" w:history="1">
+          <w:hyperlink w:anchor="_Toc241745314" w:history="1">
             <w:r>
               <w:rPr>
                 <w:rStyle w:val="Hiperligao"/>
@@ -588,7 +588,7 @@
               <w:rPr>
                 <w:noProof/>
               </w:rPr>
-              <w:instrText xml:space="preserve"> PAGEREF _Toc241696442 \h </w:instrText>
+              <w:instrText xml:space="preserve"> PAGEREF _Toc241745314 \h </w:instrText>
             </w:r>
             <w:r>
               <w:rPr>
@@ -630,7 +630,7 @@
               <w14:ligatures w14:val="standardContextual"/>
             </w:rPr>
           </w:pPr>
-          <w:hyperlink w:anchor="_Toc241696443" w:history="1">
+          <w:hyperlink w:anchor="_Toc241745315" w:history="1">
             <w:r>
               <w:rPr>
                 <w:rStyle w:val="Hiperligao"/>
@@ -654,7 +654,7 @@
               <w:rPr>
                 <w:noProof/>
               </w:rPr>
-              <w:instrText xml:space="preserve"> PAGEREF _Toc241696443 \h </w:instrText>
+              <w:instrText xml:space="preserve"> PAGEREF _Toc241745315 \h </w:instrText>
             </w:r>
             <w:r>
               <w:rPr>
@@ -696,7 +696,7 @@
               <w14:ligatures w14:val="standardContextual"/>
             </w:rPr>
           </w:pPr>
-          <w:hyperlink w:anchor="_Toc241696444" w:history="1">
+          <w:hyperlink w:anchor="_Toc241745316" w:history="1">
             <w:r>
               <w:rPr>
                 <w:rStyle w:val="Hiperligao"/>
@@ -720,7 +720,7 @@
               <w:rPr>
                 <w:noProof/>
               </w:rPr>
-              <w:instrText xml:space="preserve"> PAGEREF _Toc241696444 \h </w:instrText>
+              <w:instrText xml:space="preserve"> PAGEREF _Toc241745316 \h </w:instrText>
             </w:r>
             <w:r>
               <w:rPr>
@@ -762,7 +762,7 @@
               <w14:ligatures w14:val="standardContextual"/>
             </w:rPr>
           </w:pPr>
-          <w:hyperlink w:anchor="_Toc241696445" w:history="1">
+          <w:hyperlink w:anchor="_Toc241745317" w:history="1">
             <w:r>
               <w:rPr>
                 <w:rStyle w:val="Hiperligao"/>
@@ -786,7 +786,7 @@
               <w:rPr>
                 <w:noProof/>
               </w:rPr>
-              <w:instrText xml:space="preserve"> PAGEREF _Toc241696445 \h </w:instrText>
+              <w:instrText xml:space="preserve"> PAGEREF _Toc241745317 \h </w:instrText>
             </w:r>
             <w:r>
               <w:rPr>
@@ -828,7 +828,7 @@
               <w14:ligatures w14:val="standardContextual"/>
             </w:rPr>
           </w:pPr>
-          <w:hyperlink w:anchor="_Toc241696446" w:history="1">
+          <w:hyperlink w:anchor="_Toc241745318" w:history="1">
             <w:r>
               <w:rPr>
                 <w:rStyle w:val="Hiperligao"/>
@@ -852,7 +852,7 @@
               <w:rPr>
                 <w:noProof/>
               </w:rPr>
-              <w:instrText xml:space="preserve"> PAGEREF _Toc241696446 \h </w:instrText>
+              <w:instrText xml:space="preserve"> PAGEREF _Toc241745318 \h </w:instrText>
             </w:r>
             <w:r>
               <w:rPr>
@@ -894,7 +894,7 @@
               <w14:ligatures w14:val="standardContextual"/>
             </w:rPr>
           </w:pPr>
-          <w:hyperlink w:anchor="_Toc241696447" w:history="1">
+          <w:hyperlink w:anchor="_Toc241745319" w:history="1">
             <w:r>
               <w:rPr>
                 <w:rStyle w:val="Hiperligao"/>
@@ -918,7 +918,7 @@
               <w:rPr>
                 <w:noProof/>
               </w:rPr>
-              <w:instrText xml:space="preserve"> PAGEREF _Toc241696447 \h </w:instrText>
+              <w:instrText xml:space="preserve"> PAGEREF _Toc241745319 \h </w:instrText>
             </w:r>
             <w:r>
               <w:rPr>
@@ -960,7 +960,7 @@
               <w14:ligatures w14:val="standardContextual"/>
             </w:rPr>
           </w:pPr>
-          <w:hyperlink w:anchor="_Toc241696448" w:history="1">
+          <w:hyperlink w:anchor="_Toc241745320" w:history="1">
             <w:r>
               <w:rPr>
                 <w:rStyle w:val="Hiperligao"/>
@@ -984,7 +984,7 @@
               <w:rPr>
                 <w:noProof/>
               </w:rPr>
-              <w:instrText xml:space="preserve"> PAGEREF _Toc241696448 \h </w:instrText>
+              <w:instrText xml:space="preserve"> PAGEREF _Toc241745320 \h </w:instrText>
             </w:r>
             <w:r>
               <w:rPr>
@@ -1026,7 +1026,7 @@
               <w14:ligatures w14:val="standardContextual"/>
             </w:rPr>
           </w:pPr>
-          <w:hyperlink w:anchor="_Toc241696449" w:history="1">
+          <w:hyperlink w:anchor="_Toc241745321" w:history="1">
             <w:r>
               <w:rPr>
                 <w:rStyle w:val="Hiperligao"/>
@@ -1050,7 +1050,7 @@
               <w:rPr>
                 <w:noProof/>
               </w:rPr>
-              <w:instrText xml:space="preserve"> PAGEREF _Toc241696449 \h </w:instrText>
+              <w:instrText xml:space="preserve"> PAGEREF _Toc241745321 \h </w:instrText>
             </w:r>
             <w:r>
               <w:rPr>
@@ -1092,7 +1092,7 @@
               <w14:ligatures w14:val="standardContextual"/>
             </w:rPr>
           </w:pPr>
-          <w:hyperlink w:anchor="_Toc241696450" w:history="1">
+          <w:hyperlink w:anchor="_Toc241745322" w:history="1">
             <w:r>
               <w:rPr>
                 <w:rStyle w:val="Hiperligao"/>
@@ -1116,7 +1116,7 @@
               <w:rPr>
                 <w:noProof/>
               </w:rPr>
-              <w:instrText xml:space="preserve"> PAGEREF _Toc241696450 \h </w:instrText>
+              <w:instrText xml:space="preserve"> PAGEREF _Toc241745322 \h </w:instrText>
             </w:r>
             <w:r>
               <w:rPr>
@@ -1158,7 +1158,7 @@
               <w14:ligatures w14:val="standardContextual"/>
             </w:rPr>
           </w:pPr>
-          <w:hyperlink w:anchor="_Toc241696451" w:history="1">
+          <w:hyperlink w:anchor="_Toc241745323" w:history="1">
             <w:r>
               <w:rPr>
                 <w:rStyle w:val="Hiperligao"/>
@@ -1182,7 +1182,7 @@
               <w:rPr>
                 <w:noProof/>
               </w:rPr>
-              <w:instrText xml:space="preserve"> PAGEREF _Toc241696451 \h </w:instrText>
+              <w:instrText xml:space="preserve"> PAGEREF _Toc241745323 \h </w:instrText>
             </w:r>
             <w:r>
               <w:rPr>
@@ -1224,7 +1224,7 @@
               <w14:ligatures w14:val="standardContextual"/>
             </w:rPr>
           </w:pPr>
-          <w:hyperlink w:anchor="_Toc241696452" w:history="1">
+          <w:hyperlink w:anchor="_Toc241745324" w:history="1">
             <w:r>
               <w:rPr>
                 <w:rStyle w:val="Hiperligao"/>
@@ -1248,7 +1248,7 @@
               <w:rPr>
                 <w:noProof/>
               </w:rPr>
-              <w:instrText xml:space="preserve"> PAGEREF _Toc241696452 \h </w:instrText>
+              <w:instrText xml:space="preserve"> PAGEREF _Toc241745324 \h </w:instrText>
             </w:r>
             <w:r>
               <w:rPr>
@@ -1290,7 +1290,7 @@
               <w14:ligatures w14:val="standardContextual"/>
             </w:rPr>
           </w:pPr>
-          <w:hyperlink w:anchor="_Toc241696453" w:history="1">
+          <w:hyperlink w:anchor="_Toc241745325" w:history="1">
             <w:r>
               <w:rPr>
                 <w:rStyle w:val="Hiperligao"/>
@@ -1314,7 +1314,7 @@
               <w:rPr>
                 <w:noProof/>
               </w:rPr>
-              <w:instrText xml:space="preserve"> PAGEREF _Toc241696453 \h </w:instrText>
+              <w:instrText xml:space="preserve"> PAGEREF _Toc241745325 \h </w:instrText>
             </w:r>
             <w:r>
               <w:rPr>
@@ -1356,7 +1356,7 @@
               <w14:ligatures w14:val="standardContextual"/>
             </w:rPr>
           </w:pPr>
-          <w:hyperlink w:anchor="_Toc241696454" w:history="1">
+          <w:hyperlink w:anchor="_Toc241745326" w:history="1">
             <w:r>
               <w:rPr>
                 <w:rStyle w:val="Hiperligao"/>
@@ -1380,7 +1380,7 @@
               <w:rPr>
                 <w:noProof/>
               </w:rPr>
-              <w:instrText xml:space="preserve"> PAGEREF _Toc241696454 \h </w:instrText>
+              <w:instrText xml:space="preserve"> PAGEREF _Toc241745326 \h </w:instrText>
             </w:r>
             <w:r>
               <w:rPr>
@@ -1422,7 +1422,7 @@
               <w14:ligatures w14:val="standardContextual"/>
             </w:rPr>
           </w:pPr>
-          <w:hyperlink w:anchor="_Toc241696455" w:history="1">
+          <w:hyperlink w:anchor="_Toc241745327" w:history="1">
             <w:r>
               <w:rPr>
                 <w:rStyle w:val="Hiperligao"/>
@@ -1446,7 +1446,7 @@
               <w:rPr>
                 <w:noProof/>
               </w:rPr>
-              <w:instrText xml:space="preserve"> PAGEREF _Toc241696455 \h </w:instrText>
+              <w:instrText xml:space="preserve"> PAGEREF _Toc241745327 \h </w:instrText>
             </w:r>
             <w:r>
               <w:rPr>
@@ -1488,7 +1488,7 @@
               <w14:ligatures w14:val="standardContextual"/>
             </w:rPr>
           </w:pPr>
-          <w:hyperlink w:anchor="_Toc241696456" w:history="1">
+          <w:hyperlink w:anchor="_Toc241745328" w:history="1">
             <w:r>
               <w:rPr>
                 <w:rStyle w:val="Hiperligao"/>
@@ -1512,7 +1512,7 @@
               <w:rPr>
                 <w:noProof/>
               </w:rPr>
-              <w:instrText xml:space="preserve"> PAGEREF _Toc241696456 \h </w:instrText>
+              <w:instrText xml:space="preserve"> PAGEREF _Toc241745328 \h </w:instrText>
             </w:r>
             <w:r>
               <w:rPr>
@@ -1554,7 +1554,7 @@
               <w14:ligatures w14:val="standardContextual"/>
             </w:rPr>
           </w:pPr>
-          <w:hyperlink w:anchor="_Toc241696457" w:history="1">
+          <w:hyperlink w:anchor="_Toc241745329" w:history="1">
             <w:r>
               <w:rPr>
                 <w:rStyle w:val="Hiperligao"/>
@@ -1578,7 +1578,7 @@
               <w:rPr>
                 <w:noProof/>
               </w:rPr>
-              <w:instrText xml:space="preserve"> PAGEREF _Toc241696457 \h </w:instrText>
+              <w:instrText xml:space="preserve"> PAGEREF _Toc241745329 \h </w:instrText>
             </w:r>
             <w:r>
               <w:rPr>
@@ -1620,7 +1620,7 @@
               <w14:ligatures w14:val="standardContextual"/>
             </w:rPr>
           </w:pPr>
-          <w:hyperlink w:anchor="_Toc241696458" w:history="1">
+          <w:hyperlink w:anchor="_Toc241745330" w:history="1">
             <w:r>
               <w:rPr>
                 <w:rStyle w:val="Hiperligao"/>
@@ -1644,7 +1644,7 @@
               <w:rPr>
                 <w:noProof/>
               </w:rPr>
-              <w:instrText xml:space="preserve"> PAGEREF _Toc241696458 \h </w:instrText>
+              <w:instrText xml:space="preserve"> PAGEREF _Toc241745330 \h </w:instrText>
             </w:r>
             <w:r>
               <w:rPr>
@@ -1686,7 +1686,7 @@
               <w14:ligatures w14:val="standardContextual"/>
             </w:rPr>
           </w:pPr>
-          <w:hyperlink w:anchor="_Toc241696459" w:history="1">
+          <w:hyperlink w:anchor="_Toc241745331" w:history="1">
             <w:r>
               <w:rPr>
                 <w:rStyle w:val="Hiperligao"/>
@@ -1710,7 +1710,7 @@
               <w:rPr>
                 <w:noProof/>
               </w:rPr>
-              <w:instrText xml:space="preserve"> PAGEREF _Toc241696459 \h </w:instrText>
+              <w:instrText xml:space="preserve"> PAGEREF _Toc241745331 \h </w:instrText>
             </w:r>
             <w:r>
               <w:rPr>
@@ -1752,7 +1752,7 @@
               <w14:ligatures w14:val="standardContextual"/>
             </w:rPr>
           </w:pPr>
-          <w:hyperlink w:anchor="_Toc241696460" w:history="1">
+          <w:hyperlink w:anchor="_Toc241745332" w:history="1">
             <w:r>
               <w:rPr>
                 <w:rStyle w:val="Hiperligao"/>
@@ -1776,7 +1776,7 @@
               <w:rPr>
                 <w:noProof/>
               </w:rPr>
-              <w:instrText xml:space="preserve"> PAGEREF _Toc241696460 \h </w:instrText>
+              <w:instrText xml:space="preserve"> PAGEREF _Toc241745332 \h </w:instrText>
             </w:r>
             <w:r>
               <w:rPr>
@@ -1818,7 +1818,7 @@
               <w14:ligatures w14:val="standardContextual"/>
             </w:rPr>
           </w:pPr>
-          <w:hyperlink w:anchor="_Toc241696461" w:history="1">
+          <w:hyperlink w:anchor="_Toc241745333" w:history="1">
             <w:r>
               <w:rPr>
                 <w:rStyle w:val="Hiperligao"/>
@@ -1842,7 +1842,7 @@
               <w:rPr>
                 <w:noProof/>
               </w:rPr>
-              <w:instrText xml:space="preserve"> PAGEREF _Toc241696461 \h </w:instrText>
+              <w:instrText xml:space="preserve"> PAGEREF _Toc241745333 \h </w:instrText>
             </w:r>
             <w:r>
               <w:rPr>
@@ -1884,7 +1884,7 @@
               <w14:ligatures w14:val="standardContextual"/>
             </w:rPr>
           </w:pPr>
-          <w:hyperlink w:anchor="_Toc241696462" w:history="1">
+          <w:hyperlink w:anchor="_Toc241745334" w:history="1">
             <w:r>
               <w:rPr>
                 <w:rStyle w:val="Hiperligao"/>
@@ -1908,7 +1908,7 @@
               <w:rPr>
                 <w:noProof/>
               </w:rPr>
-              <w:instrText xml:space="preserve"> PAGEREF _Toc241696462 \h </w:instrText>
+              <w:instrText xml:space="preserve"> PAGEREF _Toc241745334 \h </w:instrText>
             </w:r>
             <w:r>
               <w:rPr>
@@ -1950,7 +1950,7 @@
               <w14:ligatures w14:val="standardContextual"/>
             </w:rPr>
           </w:pPr>
-          <w:hyperlink w:anchor="_Toc241696463" w:history="1">
+          <w:hyperlink w:anchor="_Toc241745335" w:history="1">
             <w:r>
               <w:rPr>
                 <w:rStyle w:val="Hiperligao"/>
@@ -1974,7 +1974,7 @@
               <w:rPr>
                 <w:noProof/>
               </w:rPr>
-              <w:instrText xml:space="preserve"> PAGEREF _Toc241696463 \h </w:instrText>
+              <w:instrText xml:space="preserve"> PAGEREF _Toc241745335 \h </w:instrText>
             </w:r>
             <w:r>
               <w:rPr>
@@ -2016,7 +2016,7 @@
               <w14:ligatures w14:val="standardContextual"/>
             </w:rPr>
           </w:pPr>
-          <w:hyperlink w:anchor="_Toc241696464" w:history="1">
+          <w:hyperlink w:anchor="_Toc241745336" w:history="1">
             <w:r>
               <w:rPr>
                 <w:rStyle w:val="Hiperligao"/>
@@ -2040,7 +2040,7 @@
               <w:rPr>
                 <w:noProof/>
               </w:rPr>
-              <w:instrText xml:space="preserve"> PAGEREF _Toc241696464 \h </w:instrText>
+              <w:instrText xml:space="preserve"> PAGEREF _Toc241745336 \h </w:instrText>
             </w:r>
             <w:r>
               <w:rPr>
@@ -2082,7 +2082,7 @@
               <w14:ligatures w14:val="standardContextual"/>
             </w:rPr>
           </w:pPr>
-          <w:hyperlink w:anchor="_Toc241696465" w:history="1">
+          <w:hyperlink w:anchor="_Toc241745337" w:history="1">
             <w:r>
               <w:rPr>
                 <w:rStyle w:val="Hiperligao"/>
@@ -2106,7 +2106,7 @@
               <w:rPr>
                 <w:noProof/>
               </w:rPr>
-              <w:instrText xml:space="preserve"> PAGEREF _Toc241696465 \h </w:instrText>
+              <w:instrText xml:space="preserve"> PAGEREF _Toc241745337 \h </w:instrText>
             </w:r>
             <w:r>
               <w:rPr>
@@ -2154,7 +2154,7 @@
       <w:pPr>
         <w:pStyle w:val="Ttulo1"/>
       </w:pPr>
-      <w:bookmarkStart w:id="0" w:name="_Toc241696435"/>
+      <w:bookmarkStart w:id="0" w:name="_Toc241745307"/>
       <w:r>
         <w:lastRenderedPageBreak/>
         <w:t>Your role at a glance</w:t>
@@ -2235,7 +2235,7 @@
       <w:pPr>
         <w:pStyle w:val="Ttulo2"/>
       </w:pPr>
-      <w:bookmarkStart w:id="1" w:name="_Toc241696436"/>
+      <w:bookmarkStart w:id="1" w:name="_Toc241745308"/>
       <w:r>
         <w:t>You can / You cannot</w:t>
       </w:r>
@@ -2256,7 +2256,7 @@
           <w:left w:w="10" w:type="dxa"/>
           <w:right w:w="10" w:type="dxa"/>
         </w:tblCellMar>
-        <w:tblLook w:val="04A0" w:firstRow="1" w:lastRow="0" w:firstColumn="1" w:lastColumn="0" w:noHBand="0" w:noVBand="1"/>
+        <w:tblLook w:val="0000" w:firstRow="0" w:lastRow="0" w:firstColumn="0" w:lastColumn="0" w:noHBand="0" w:noVBand="0"/>
       </w:tblPr>
       <w:tblGrid>
         <w:gridCol w:w="4011"/>
@@ -2969,7 +2969,7 @@
       <w:pPr>
         <w:pStyle w:val="Ttulo2"/>
       </w:pPr>
-      <w:bookmarkStart w:id="2" w:name="_Toc241696437"/>
+      <w:bookmarkStart w:id="2" w:name="_Toc241745309"/>
       <w:r>
         <w:t>Where your access comes from</w:t>
       </w:r>
@@ -3070,7 +3070,7 @@
           <w:left w:w="10" w:type="dxa"/>
           <w:right w:w="10" w:type="dxa"/>
         </w:tblCellMar>
-        <w:tblLook w:val="04A0" w:firstRow="1" w:lastRow="0" w:firstColumn="1" w:lastColumn="0" w:noHBand="0" w:noVBand="1"/>
+        <w:tblLook w:val="0000" w:firstRow="0" w:lastRow="0" w:firstColumn="0" w:lastColumn="0" w:noHBand="0" w:noVBand="0"/>
       </w:tblPr>
       <w:tblGrid>
         <w:gridCol w:w="1473"/>
@@ -3579,7 +3579,7 @@
       <w:pPr>
         <w:pStyle w:val="Ttulo2"/>
       </w:pPr>
-      <w:bookmarkStart w:id="3" w:name="_Toc241696438"/>
+      <w:bookmarkStart w:id="3" w:name="_Toc241745310"/>
       <w:r>
         <w:t>How to sign in, change your password, and sign out</w:t>
       </w:r>
@@ -3704,7 +3704,7 @@
         </w:rPr>
         <w:lastRenderedPageBreak/>
         <w:drawing>
-          <wp:inline distT="0" distB="0" distL="0" distR="0" wp14:anchorId="3AC9EE74" wp14:editId="6FCD9E6C">
+          <wp:inline distT="0" distB="0" distL="0" distR="0" wp14:anchorId="1948334D" wp14:editId="01E4E220">
             <wp:extent cx="5715000" cy="3571875"/>
             <wp:effectExtent l="0" t="0" r="0" b="0"/>
             <wp:docPr id="197" name="01-login.png" descr="The sign-in page with Email, Password, Remember me and the Sign in button." title="The sign-in page with Email, Password, Remember me and the Sign in button."/>
@@ -3815,7 +3815,7 @@
         </w:rPr>
         <w:lastRenderedPageBreak/>
         <w:drawing>
-          <wp:inline distT="0" distB="0" distL="0" distR="0" wp14:anchorId="3E437D9C" wp14:editId="3E36A48F">
+          <wp:inline distT="0" distB="0" distL="0" distR="0" wp14:anchorId="44C38E3C" wp14:editId="1D347EE0">
             <wp:extent cx="5715000" cy="3571875"/>
             <wp:effectExtent l="0" t="0" r="0" b="0"/>
             <wp:docPr id="198" name="03-user-menu.png" descr="The account menu open, with Settings and Log out." title="The account menu open, with Settings and Log out."/>
@@ -3868,7 +3868,7 @@
         <w:pStyle w:val="Ttulo1"/>
         <w:pageBreakBefore/>
       </w:pPr>
-      <w:bookmarkStart w:id="4" w:name="_Toc241696439"/>
+      <w:bookmarkStart w:id="4" w:name="_Toc241745311"/>
       <w:r>
         <w:lastRenderedPageBreak/>
         <w:t>Dashboard</w:t>
@@ -3901,7 +3901,7 @@
           <w:noProof/>
         </w:rPr>
         <w:drawing>
-          <wp:inline distT="0" distB="0" distL="0" distR="0" wp14:anchorId="5153E873" wp14:editId="1B097033">
+          <wp:inline distT="0" distB="0" distL="0" distR="0" wp14:anchorId="01F41126" wp14:editId="0B429402">
             <wp:extent cx="5715000" cy="5133975"/>
             <wp:effectExtent l="0" t="0" r="0" b="0"/>
             <wp:docPr id="199" name="01-dashboard-sidebar.png" descr="The Manager dashboard with the sidebar and summary cards." title="The Manager dashboard with the sidebar and summary cards."/>
@@ -3964,7 +3964,7 @@
           <w:left w:w="10" w:type="dxa"/>
           <w:right w:w="10" w:type="dxa"/>
         </w:tblCellMar>
-        <w:tblLook w:val="04A0" w:firstRow="1" w:lastRow="0" w:firstColumn="1" w:lastColumn="0" w:noHBand="0" w:noVBand="1"/>
+        <w:tblLook w:val="0000" w:firstRow="0" w:lastRow="0" w:firstColumn="0" w:lastColumn="0" w:noHBand="0" w:noVBand="0"/>
       </w:tblPr>
       <w:tblGrid>
         <w:gridCol w:w="2489"/>
@@ -4409,7 +4409,7 @@
         <w:pStyle w:val="Ttulo1"/>
         <w:pageBreakBefore/>
       </w:pPr>
-      <w:bookmarkStart w:id="5" w:name="_Toc241696440"/>
+      <w:bookmarkStart w:id="5" w:name="_Toc241745312"/>
       <w:r>
         <w:lastRenderedPageBreak/>
         <w:t>Users</w:t>
@@ -4442,7 +4442,7 @@
           <w:noProof/>
         </w:rPr>
         <w:drawing>
-          <wp:inline distT="0" distB="0" distL="0" distR="0" wp14:anchorId="542227FF" wp14:editId="3D6548D0">
+          <wp:inline distT="0" distB="0" distL="0" distR="0" wp14:anchorId="1434C2DC" wp14:editId="472429E2">
             <wp:extent cx="5715000" cy="3571875"/>
             <wp:effectExtent l="0" t="0" r="0" b="0"/>
             <wp:docPr id="200" name="06-users.png" descr="The Users list for a Manager, without administrators and without New User or Credentials file buttons." title="The Users list for a Manager, without administrators and without New User or Credentials file buttons."/>
@@ -4570,7 +4570,7 @@
           <w:left w:w="10" w:type="dxa"/>
           <w:right w:w="10" w:type="dxa"/>
         </w:tblCellMar>
-        <w:tblLook w:val="04A0" w:firstRow="1" w:lastRow="0" w:firstColumn="1" w:lastColumn="0" w:noHBand="0" w:noVBand="1"/>
+        <w:tblLook w:val="0000" w:firstRow="0" w:lastRow="0" w:firstColumn="0" w:lastColumn="0" w:noHBand="0" w:noVBand="0"/>
       </w:tblPr>
       <w:tblGrid>
         <w:gridCol w:w="5291"/>
@@ -4891,7 +4891,7 @@
       <w:pPr>
         <w:pStyle w:val="Ttulo2"/>
       </w:pPr>
-      <w:bookmarkStart w:id="6" w:name="_Toc241696441"/>
+      <w:bookmarkStart w:id="6" w:name="_Toc241745313"/>
       <w:r>
         <w:t>Maps for a person</w:t>
       </w:r>
@@ -4934,8 +4934,8 @@
         </w:rPr>
         <w:lastRenderedPageBreak/>
         <w:drawing>
-          <wp:inline distT="0" distB="0" distL="0" distR="0" wp14:anchorId="71A731F8" wp14:editId="3634F234">
-            <wp:extent cx="4362450" cy="1819275"/>
+          <wp:inline distT="0" distB="0" distL="0" distR="0" wp14:anchorId="5167A7FE" wp14:editId="10A49830">
+            <wp:extent cx="4362450" cy="2190750"/>
             <wp:effectExtent l="0" t="0" r="0" b="0"/>
             <wp:docPr id="201" name="09-users-maps-dialog.png" descr="The Maps dialog for a user, with share-level selects and owner and remove icons." title="The Maps dialog for a user, with share-level selects and owner and remove icons."/>
             <wp:cNvGraphicFramePr>
@@ -4960,7 +4960,7 @@
                   <pic:spPr bwMode="auto">
                     <a:xfrm>
                       <a:off x="0" y="0"/>
-                      <a:ext cx="4362450" cy="1819275"/>
+                      <a:ext cx="4362450" cy="2190750"/>
                     </a:xfrm>
                     <a:prstGeom prst="rect">
                       <a:avLst/>
@@ -4997,7 +4997,7 @@
           <w:left w:w="10" w:type="dxa"/>
           <w:right w:w="10" w:type="dxa"/>
         </w:tblCellMar>
-        <w:tblLook w:val="04A0" w:firstRow="1" w:lastRow="0" w:firstColumn="1" w:lastColumn="0" w:noHBand="0" w:noVBand="1"/>
+        <w:tblLook w:val="0000" w:firstRow="0" w:lastRow="0" w:firstColumn="0" w:lastColumn="0" w:noHBand="0" w:noVBand="0"/>
       </w:tblPr>
       <w:tblGrid>
         <w:gridCol w:w="3610"/>
@@ -5549,7 +5549,7 @@
           <w:left w:w="10" w:type="dxa"/>
           <w:right w:w="10" w:type="dxa"/>
         </w:tblCellMar>
-        <w:tblLook w:val="04A0" w:firstRow="1" w:lastRow="0" w:firstColumn="1" w:lastColumn="0" w:noHBand="0" w:noVBand="1"/>
+        <w:tblLook w:val="0000" w:firstRow="0" w:lastRow="0" w:firstColumn="0" w:lastColumn="0" w:noHBand="0" w:noVBand="0"/>
       </w:tblPr>
       <w:tblGrid>
         <w:gridCol w:w="3438"/>
@@ -5898,7 +5898,7 @@
           <w:left w:w="10" w:type="dxa"/>
           <w:right w:w="10" w:type="dxa"/>
         </w:tblCellMar>
-        <w:tblLook w:val="04A0" w:firstRow="1" w:lastRow="0" w:firstColumn="1" w:lastColumn="0" w:noHBand="0" w:noVBand="1"/>
+        <w:tblLook w:val="0000" w:firstRow="0" w:lastRow="0" w:firstColumn="0" w:lastColumn="0" w:noHBand="0" w:noVBand="0"/>
       </w:tblPr>
       <w:tblGrid>
         <w:gridCol w:w="1851"/>
@@ -6173,7 +6173,7 @@
       <w:pPr>
         <w:pStyle w:val="Ttulo2"/>
       </w:pPr>
-      <w:bookmarkStart w:id="7" w:name="_Toc241696442"/>
+      <w:bookmarkStart w:id="7" w:name="_Toc241745314"/>
       <w:r>
         <w:t>Example: give a map to a colleague who takes over</w:t>
       </w:r>
@@ -6222,6 +6222,7 @@
         <w:spacing w:after="60"/>
       </w:pPr>
       <w:r>
+        <w:lastRenderedPageBreak/>
         <w:t>Find the map. Click the owner icon.</w:t>
       </w:r>
     </w:p>
@@ -6235,7 +6236,6 @@
         <w:spacing w:after="60"/>
       </w:pPr>
       <w:r>
-        <w:lastRenderedPageBreak/>
         <w:t xml:space="preserve">In </w:t>
       </w:r>
       <w:r>
@@ -6302,7 +6302,7 @@
         <w:pStyle w:val="Ttulo1"/>
         <w:pageBreakBefore/>
       </w:pPr>
-      <w:bookmarkStart w:id="8" w:name="_Toc241696443"/>
+      <w:bookmarkStart w:id="8" w:name="_Toc241745315"/>
       <w:r>
         <w:lastRenderedPageBreak/>
         <w:t>Maps</w:t>
@@ -6335,7 +6335,7 @@
           <w:noProof/>
         </w:rPr>
         <w:drawing>
-          <wp:inline distT="0" distB="0" distL="0" distR="0" wp14:anchorId="283C7927" wp14:editId="330092DA">
+          <wp:inline distT="0" distB="0" distL="0" distR="0" wp14:anchorId="156F25E8" wp14:editId="640DFF29">
             <wp:extent cx="5715000" cy="3429000"/>
             <wp:effectExtent l="0" t="0" r="0" b="0"/>
             <wp:docPr id="202" name="02-maps-all.png" descr="The Maps list, All tab, with Copy, Share, Schedule and Export icons on each row." title="The Maps list, All tab, with Copy, Share, Schedule and Export icons on each row."/>
@@ -6387,7 +6387,7 @@
       <w:pPr>
         <w:pStyle w:val="Ttulo2"/>
       </w:pPr>
-      <w:bookmarkStart w:id="9" w:name="_Toc241696444"/>
+      <w:bookmarkStart w:id="9" w:name="_Toc241745316"/>
       <w:r>
         <w:t>Finding a map</w:t>
       </w:r>
@@ -6408,7 +6408,7 @@
           <w:left w:w="10" w:type="dxa"/>
           <w:right w:w="10" w:type="dxa"/>
         </w:tblCellMar>
-        <w:tblLook w:val="04A0" w:firstRow="1" w:lastRow="0" w:firstColumn="1" w:lastColumn="0" w:noHBand="0" w:noVBand="1"/>
+        <w:tblLook w:val="0000" w:firstRow="0" w:lastRow="0" w:firstColumn="0" w:lastColumn="0" w:noHBand="0" w:noVBand="0"/>
       </w:tblPr>
       <w:tblGrid>
         <w:gridCol w:w="3610"/>
@@ -7013,7 +7013,7 @@
       <w:pPr>
         <w:pStyle w:val="Ttulo2"/>
       </w:pPr>
-      <w:bookmarkStart w:id="10" w:name="_Toc241696445"/>
+      <w:bookmarkStart w:id="10" w:name="_Toc241745317"/>
       <w:r>
         <w:lastRenderedPageBreak/>
         <w:t>What each icon does</w:t>
@@ -7035,7 +7035,7 @@
           <w:left w:w="10" w:type="dxa"/>
           <w:right w:w="10" w:type="dxa"/>
         </w:tblCellMar>
-        <w:tblLook w:val="04A0" w:firstRow="1" w:lastRow="0" w:firstColumn="1" w:lastColumn="0" w:noHBand="0" w:noVBand="1"/>
+        <w:tblLook w:val="0000" w:firstRow="0" w:lastRow="0" w:firstColumn="0" w:lastColumn="0" w:noHBand="0" w:noVBand="0"/>
       </w:tblPr>
       <w:tblGrid>
         <w:gridCol w:w="3610"/>
@@ -7613,7 +7613,7 @@
       <w:pPr>
         <w:pStyle w:val="Ttulo2"/>
       </w:pPr>
-      <w:bookmarkStart w:id="11" w:name="_Toc241696446"/>
+      <w:bookmarkStart w:id="11" w:name="_Toc241745318"/>
       <w:r>
         <w:t>Copy a map to build your own</w:t>
       </w:r>
@@ -7702,7 +7702,7 @@
       <w:pPr>
         <w:pStyle w:val="Ttulo2"/>
       </w:pPr>
-      <w:bookmarkStart w:id="12" w:name="_Toc241696447"/>
+      <w:bookmarkStart w:id="12" w:name="_Toc241745319"/>
       <w:r>
         <w:t>Share a map</w:t>
       </w:r>
@@ -7807,7 +7807,7 @@
         </w:rPr>
         <w:lastRenderedPageBreak/>
         <w:drawing>
-          <wp:inline distT="0" distB="0" distL="0" distR="0" wp14:anchorId="380E8C30" wp14:editId="2124E2DC">
+          <wp:inline distT="0" distB="0" distL="0" distR="0" wp14:anchorId="0802A57C" wp14:editId="68933480">
             <wp:extent cx="3743325" cy="3895725"/>
             <wp:effectExtent l="0" t="0" r="0" b="0"/>
             <wp:docPr id="203" name="03-share-dialog.png" descr="The Share map dialog with a search box and Can view, Can export and Can edit buttons." title="The Share map dialog with a search box and Can view, Can export and Can edit buttons."/>
@@ -7890,7 +7890,7 @@
         <w:pStyle w:val="Ttulo1"/>
         <w:pageBreakBefore/>
       </w:pPr>
-      <w:bookmarkStart w:id="13" w:name="_Toc241696448"/>
+      <w:bookmarkStart w:id="13" w:name="_Toc241745320"/>
       <w:r>
         <w:lastRenderedPageBreak/>
         <w:t>Map builder</w:t>
@@ -7923,7 +7923,7 @@
           <w:noProof/>
         </w:rPr>
         <w:drawing>
-          <wp:inline distT="0" distB="0" distL="0" distR="0" wp14:anchorId="1F1FC819" wp14:editId="214C2713">
+          <wp:inline distT="0" distB="0" distL="0" distR="0" wp14:anchorId="72520403" wp14:editId="4F70EE69">
             <wp:extent cx="5715000" cy="3571875"/>
             <wp:effectExtent l="0" t="0" r="0" b="0"/>
             <wp:docPr id="204" name="05-builder-overview.png" descr="The map builder with the Business Areas tree, the columns canvas and the Properties panel." title="The map builder with the Business Areas tree, the columns canvas and the Properties panel."/>
@@ -7975,7 +7975,7 @@
       <w:pPr>
         <w:pStyle w:val="Ttulo2"/>
       </w:pPr>
-      <w:bookmarkStart w:id="14" w:name="_Toc241696449"/>
+      <w:bookmarkStart w:id="14" w:name="_Toc241745321"/>
       <w:r>
         <w:t>What you may save</w:t>
       </w:r>
@@ -7996,7 +7996,7 @@
           <w:left w:w="10" w:type="dxa"/>
           <w:right w:w="10" w:type="dxa"/>
         </w:tblCellMar>
-        <w:tblLook w:val="04A0" w:firstRow="1" w:lastRow="0" w:firstColumn="1" w:lastColumn="0" w:noHBand="0" w:noVBand="1"/>
+        <w:tblLook w:val="0000" w:firstRow="0" w:lastRow="0" w:firstColumn="0" w:lastColumn="0" w:noHBand="0" w:noVBand="0"/>
       </w:tblPr>
       <w:tblGrid>
         <w:gridCol w:w="4778"/>
@@ -8356,7 +8356,7 @@
       <w:pPr>
         <w:pStyle w:val="Ttulo2"/>
       </w:pPr>
-      <w:bookmarkStart w:id="15" w:name="_Toc241696450"/>
+      <w:bookmarkStart w:id="15" w:name="_Toc241745322"/>
       <w:r>
         <w:t>The toolbar</w:t>
       </w:r>
@@ -8377,7 +8377,7 @@
           <w:left w:w="10" w:type="dxa"/>
           <w:right w:w="10" w:type="dxa"/>
         </w:tblCellMar>
-        <w:tblLook w:val="04A0" w:firstRow="1" w:lastRow="0" w:firstColumn="1" w:lastColumn="0" w:noHBand="0" w:noVBand="1"/>
+        <w:tblLook w:val="0000" w:firstRow="0" w:lastRow="0" w:firstColumn="0" w:lastColumn="0" w:noHBand="0" w:noVBand="0"/>
       </w:tblPr>
       <w:tblGrid>
         <w:gridCol w:w="3610"/>
@@ -9197,7 +9197,7 @@
       <w:pPr>
         <w:pStyle w:val="Ttulo2"/>
       </w:pPr>
-      <w:bookmarkStart w:id="16" w:name="_Toc241696451"/>
+      <w:bookmarkStart w:id="16" w:name="_Toc241745323"/>
       <w:r>
         <w:t>Build a map</w:t>
       </w:r>
@@ -9365,7 +9365,7 @@
       <w:pPr>
         <w:pStyle w:val="Ttulo2"/>
       </w:pPr>
-      <w:bookmarkStart w:id="17" w:name="_Toc241696452"/>
+      <w:bookmarkStart w:id="17" w:name="_Toc241745324"/>
       <w:r>
         <w:t>Configure column</w:t>
       </w:r>
@@ -9386,7 +9386,7 @@
           <w:left w:w="10" w:type="dxa"/>
           <w:right w:w="10" w:type="dxa"/>
         </w:tblCellMar>
-        <w:tblLook w:val="04A0" w:firstRow="1" w:lastRow="0" w:firstColumn="1" w:lastColumn="0" w:noHBand="0" w:noVBand="1"/>
+        <w:tblLook w:val="0000" w:firstRow="0" w:lastRow="0" w:firstColumn="0" w:lastColumn="0" w:noHBand="0" w:noVBand="0"/>
       </w:tblPr>
       <w:tblGrid>
         <w:gridCol w:w="4011"/>
@@ -10185,7 +10185,7 @@
           <w:left w:w="10" w:type="dxa"/>
           <w:right w:w="10" w:type="dxa"/>
         </w:tblCellMar>
-        <w:tblLook w:val="04A0" w:firstRow="1" w:lastRow="0" w:firstColumn="1" w:lastColumn="0" w:noHBand="0" w:noVBand="1"/>
+        <w:tblLook w:val="0000" w:firstRow="0" w:lastRow="0" w:firstColumn="0" w:lastColumn="0" w:noHBand="0" w:noVBand="0"/>
       </w:tblPr>
       <w:tblGrid>
         <w:gridCol w:w="3438"/>
@@ -10534,7 +10534,7 @@
           <w:left w:w="10" w:type="dxa"/>
           <w:right w:w="10" w:type="dxa"/>
         </w:tblCellMar>
-        <w:tblLook w:val="04A0" w:firstRow="1" w:lastRow="0" w:firstColumn="1" w:lastColumn="0" w:noHBand="0" w:noVBand="1"/>
+        <w:tblLook w:val="0000" w:firstRow="0" w:lastRow="0" w:firstColumn="0" w:lastColumn="0" w:noHBand="0" w:noVBand="0"/>
       </w:tblPr>
       <w:tblGrid>
         <w:gridCol w:w="3438"/>
@@ -10820,7 +10820,7 @@
           <w:left w:w="10" w:type="dxa"/>
           <w:right w:w="10" w:type="dxa"/>
         </w:tblCellMar>
-        <w:tblLook w:val="04A0" w:firstRow="1" w:lastRow="0" w:firstColumn="1" w:lastColumn="0" w:noHBand="0" w:noVBand="1"/>
+        <w:tblLook w:val="0000" w:firstRow="0" w:lastRow="0" w:firstColumn="0" w:lastColumn="0" w:noHBand="0" w:noVBand="0"/>
       </w:tblPr>
       <w:tblGrid>
         <w:gridCol w:w="5743"/>
@@ -11282,7 +11282,7 @@
       <w:pPr>
         <w:pStyle w:val="Ttulo2"/>
       </w:pPr>
-      <w:bookmarkStart w:id="18" w:name="_Toc241696453"/>
+      <w:bookmarkStart w:id="18" w:name="_Toc241745325"/>
       <w:r>
         <w:t>The five settings tabs</w:t>
       </w:r>
@@ -11303,7 +11303,7 @@
           <w:left w:w="10" w:type="dxa"/>
           <w:right w:w="10" w:type="dxa"/>
         </w:tblCellMar>
-        <w:tblLook w:val="04A0" w:firstRow="1" w:lastRow="0" w:firstColumn="1" w:lastColumn="0" w:noHBand="0" w:noVBand="1"/>
+        <w:tblLook w:val="0000" w:firstRow="0" w:lastRow="0" w:firstColumn="0" w:lastColumn="0" w:noHBand="0" w:noVBand="0"/>
       </w:tblPr>
       <w:tblGrid>
         <w:gridCol w:w="4513"/>
@@ -11886,7 +11886,7 @@
           <w:left w:w="10" w:type="dxa"/>
           <w:right w:w="10" w:type="dxa"/>
         </w:tblCellMar>
-        <w:tblLook w:val="04A0" w:firstRow="1" w:lastRow="0" w:firstColumn="1" w:lastColumn="0" w:noHBand="0" w:noVBand="1"/>
+        <w:tblLook w:val="0000" w:firstRow="0" w:lastRow="0" w:firstColumn="0" w:lastColumn="0" w:noHBand="0" w:noVBand="0"/>
       </w:tblPr>
       <w:tblGrid>
         <w:gridCol w:w="4247"/>
@@ -12567,7 +12567,7 @@
           <w:left w:w="10" w:type="dxa"/>
           <w:right w:w="10" w:type="dxa"/>
         </w:tblCellMar>
-        <w:tblLook w:val="04A0" w:firstRow="1" w:lastRow="0" w:firstColumn="1" w:lastColumn="0" w:noHBand="0" w:noVBand="1"/>
+        <w:tblLook w:val="0000" w:firstRow="0" w:lastRow="0" w:firstColumn="0" w:lastColumn="0" w:noHBand="0" w:noVBand="0"/>
       </w:tblPr>
       <w:tblGrid>
         <w:gridCol w:w="4513"/>
@@ -12947,7 +12947,7 @@
       <w:pPr>
         <w:pStyle w:val="Ttulo2"/>
       </w:pPr>
-      <w:bookmarkStart w:id="19" w:name="_Toc241696454"/>
+      <w:bookmarkStart w:id="19" w:name="_Toc241745326"/>
       <w:r>
         <w:lastRenderedPageBreak/>
         <w:t>Conditional formatting</w:t>
@@ -13004,7 +13004,7 @@
           <w:left w:w="10" w:type="dxa"/>
           <w:right w:w="10" w:type="dxa"/>
         </w:tblCellMar>
-        <w:tblLook w:val="04A0" w:firstRow="1" w:lastRow="0" w:firstColumn="1" w:lastColumn="0" w:noHBand="0" w:noVBand="1"/>
+        <w:tblLook w:val="0000" w:firstRow="0" w:lastRow="0" w:firstColumn="0" w:lastColumn="0" w:noHBand="0" w:noVBand="0"/>
       </w:tblPr>
       <w:tblGrid>
         <w:gridCol w:w="3800"/>
@@ -13654,7 +13654,7 @@
       <w:pPr>
         <w:pStyle w:val="Ttulo2"/>
       </w:pPr>
-      <w:bookmarkStart w:id="20" w:name="_Toc241696455"/>
+      <w:bookmarkStart w:id="20" w:name="_Toc241745327"/>
       <w:r>
         <w:t>Refused maps</w:t>
       </w:r>
@@ -13670,7 +13670,7 @@
         <w:pStyle w:val="Ttulo1"/>
         <w:pageBreakBefore/>
       </w:pPr>
-      <w:bookmarkStart w:id="21" w:name="_Toc241696456"/>
+      <w:bookmarkStart w:id="21" w:name="_Toc241745328"/>
       <w:r>
         <w:lastRenderedPageBreak/>
         <w:t>Map viewer</w:t>
@@ -13713,7 +13713,7 @@
           <w:noProof/>
         </w:rPr>
         <w:drawing>
-          <wp:inline distT="0" distB="0" distL="0" distR="0" wp14:anchorId="0183BC07" wp14:editId="35D10DE5">
+          <wp:inline distT="0" distB="0" distL="0" distR="0" wp14:anchorId="3A770DC8" wp14:editId="0458911E">
             <wp:extent cx="5715000" cy="3571875"/>
             <wp:effectExtent l="0" t="0" r="0" b="0"/>
             <wp:docPr id="205" name="06-viewer-results.png" descr="A completed run with Excel, CSV and PDF buttons over the results grid." title="A completed run with Excel, CSV and PDF buttons over the results grid."/>
@@ -13776,7 +13776,7 @@
           <w:left w:w="10" w:type="dxa"/>
           <w:right w:w="10" w:type="dxa"/>
         </w:tblCellMar>
-        <w:tblLook w:val="04A0" w:firstRow="1" w:lastRow="0" w:firstColumn="1" w:lastColumn="0" w:noHBand="0" w:noVBand="1"/>
+        <w:tblLook w:val="0000" w:firstRow="0" w:lastRow="0" w:firstColumn="0" w:lastColumn="0" w:noHBand="0" w:noVBand="0"/>
       </w:tblPr>
       <w:tblGrid>
         <w:gridCol w:w="3610"/>
@@ -14602,7 +14602,7 @@
       <w:pPr>
         <w:pStyle w:val="Ttulo2"/>
       </w:pPr>
-      <w:bookmarkStart w:id="22" w:name="_Toc241696457"/>
+      <w:bookmarkStart w:id="22" w:name="_Toc241745329"/>
       <w:r>
         <w:t>Export to PDF</w:t>
       </w:r>
@@ -14648,7 +14648,7 @@
           <w:left w:w="10" w:type="dxa"/>
           <w:right w:w="10" w:type="dxa"/>
         </w:tblCellMar>
-        <w:tblLook w:val="04A0" w:firstRow="1" w:lastRow="0" w:firstColumn="1" w:lastColumn="0" w:noHBand="0" w:noVBand="1"/>
+        <w:tblLook w:val="0000" w:firstRow="0" w:lastRow="0" w:firstColumn="0" w:lastColumn="0" w:noHBand="0" w:noVBand="0"/>
       </w:tblPr>
       <w:tblGrid>
         <w:gridCol w:w="3438"/>
@@ -15014,7 +15014,7 @@
       <w:pPr>
         <w:pStyle w:val="Ttulo2"/>
       </w:pPr>
-      <w:bookmarkStart w:id="23" w:name="_Toc241696458"/>
+      <w:bookmarkStart w:id="23" w:name="_Toc241745330"/>
       <w:r>
         <w:t>Example: run and export GD_M.M10_V01.DIS</w:t>
       </w:r>
@@ -15127,7 +15127,7 @@
         <w:pStyle w:val="Ttulo1"/>
         <w:pageBreakBefore/>
       </w:pPr>
-      <w:bookmarkStart w:id="24" w:name="_Toc241696459"/>
+      <w:bookmarkStart w:id="24" w:name="_Toc241745331"/>
       <w:r>
         <w:lastRenderedPageBreak/>
         <w:t>Schedules</w:t>
@@ -15150,7 +15150,7 @@
           <w:noProof/>
         </w:rPr>
         <w:drawing>
-          <wp:inline distT="0" distB="0" distL="0" distR="0" wp14:anchorId="300ECA42" wp14:editId="42721088">
+          <wp:inline distT="0" distB="0" distL="0" distR="0" wp14:anchorId="54C3EF1C" wp14:editId="7BB8DC63">
             <wp:extent cx="5715000" cy="3571875"/>
             <wp:effectExtent l="0" t="0" r="0" b="0"/>
             <wp:docPr id="206" name="38-schedules-list.png" descr="The Schedules page with a paused schedule and its action icons." title="The Schedules page with a paused schedule and its action icons."/>
@@ -15243,7 +15243,7 @@
           <w:left w:w="10" w:type="dxa"/>
           <w:right w:w="10" w:type="dxa"/>
         </w:tblCellMar>
-        <w:tblLook w:val="04A0" w:firstRow="1" w:lastRow="0" w:firstColumn="1" w:lastColumn="0" w:noHBand="0" w:noVBand="1"/>
+        <w:tblLook w:val="0000" w:firstRow="0" w:lastRow="0" w:firstColumn="0" w:lastColumn="0" w:noHBand="0" w:noVBand="0"/>
       </w:tblPr>
       <w:tblGrid>
         <w:gridCol w:w="5157"/>
@@ -15820,7 +15820,7 @@
           <w:left w:w="10" w:type="dxa"/>
           <w:right w:w="10" w:type="dxa"/>
         </w:tblCellMar>
-        <w:tblLook w:val="04A0" w:firstRow="1" w:lastRow="0" w:firstColumn="1" w:lastColumn="0" w:noHBand="0" w:noVBand="1"/>
+        <w:tblLook w:val="0000" w:firstRow="0" w:lastRow="0" w:firstColumn="0" w:lastColumn="0" w:noHBand="0" w:noVBand="0"/>
       </w:tblPr>
       <w:tblGrid>
         <w:gridCol w:w="4011"/>
@@ -16535,7 +16535,7 @@
           <w:left w:w="10" w:type="dxa"/>
           <w:right w:w="10" w:type="dxa"/>
         </w:tblCellMar>
-        <w:tblLook w:val="04A0" w:firstRow="1" w:lastRow="0" w:firstColumn="1" w:lastColumn="0" w:noHBand="0" w:noVBand="1"/>
+        <w:tblLook w:val="0000" w:firstRow="0" w:lastRow="0" w:firstColumn="0" w:lastColumn="0" w:noHBand="0" w:noVBand="0"/>
       </w:tblPr>
       <w:tblGrid>
         <w:gridCol w:w="3438"/>
@@ -16895,7 +16895,7 @@
           <w:left w:w="10" w:type="dxa"/>
           <w:right w:w="10" w:type="dxa"/>
         </w:tblCellMar>
-        <w:tblLook w:val="04A0" w:firstRow="1" w:lastRow="0" w:firstColumn="1" w:lastColumn="0" w:noHBand="0" w:noVBand="1"/>
+        <w:tblLook w:val="0000" w:firstRow="0" w:lastRow="0" w:firstColumn="0" w:lastColumn="0" w:noHBand="0" w:noVBand="0"/>
       </w:tblPr>
       <w:tblGrid>
         <w:gridCol w:w="3438"/>
@@ -17201,7 +17201,7 @@
       <w:pPr>
         <w:pStyle w:val="Ttulo2"/>
       </w:pPr>
-      <w:bookmarkStart w:id="25" w:name="_Toc241696460"/>
+      <w:bookmarkStart w:id="25" w:name="_Toc241745332"/>
       <w:r>
         <w:t>Example: schedule a weekly run</w:t>
       </w:r>
@@ -17367,7 +17367,7 @@
         <w:pStyle w:val="Ttulo1"/>
         <w:pageBreakBefore/>
       </w:pPr>
-      <w:bookmarkStart w:id="26" w:name="_Toc241696461"/>
+      <w:bookmarkStart w:id="26" w:name="_Toc241745333"/>
       <w:r>
         <w:lastRenderedPageBreak/>
         <w:t>Runs</w:t>
@@ -17397,7 +17397,7 @@
           <w:noProof/>
         </w:rPr>
         <w:drawing>
-          <wp:inline distT="0" distB="0" distL="0" distR="0" wp14:anchorId="2CF100FB" wp14:editId="34BF7347">
+          <wp:inline distT="0" distB="0" distL="0" distR="0" wp14:anchorId="7DEBAC49" wp14:editId="553D6321">
             <wp:extent cx="5715000" cy="3571875"/>
             <wp:effectExtent l="0" t="0" r="0" b="0"/>
             <wp:docPr id="207" name="08-runs.png" descr="The Runs page with map, status and kind filters and the list of runs." title="The Runs page with map, status and kind filters and the list of runs."/>
@@ -17460,7 +17460,7 @@
           <w:left w:w="10" w:type="dxa"/>
           <w:right w:w="10" w:type="dxa"/>
         </w:tblCellMar>
-        <w:tblLook w:val="04A0" w:firstRow="1" w:lastRow="0" w:firstColumn="1" w:lastColumn="0" w:noHBand="0" w:noVBand="1"/>
+        <w:tblLook w:val="0000" w:firstRow="0" w:lastRow="0" w:firstColumn="0" w:lastColumn="0" w:noHBand="0" w:noVBand="0"/>
       </w:tblPr>
       <w:tblGrid>
         <w:gridCol w:w="3610"/>
@@ -18118,7 +18118,7 @@
         <w:pStyle w:val="Ttulo1"/>
         <w:pageBreakBefore/>
       </w:pPr>
-      <w:bookmarkStart w:id="27" w:name="_Toc241696462"/>
+      <w:bookmarkStart w:id="27" w:name="_Toc241745334"/>
       <w:r>
         <w:lastRenderedPageBreak/>
         <w:t>Exports</w:t>
@@ -18148,7 +18148,7 @@
           <w:noProof/>
         </w:rPr>
         <w:drawing>
-          <wp:inline distT="0" distB="0" distL="0" distR="0" wp14:anchorId="2FB63952" wp14:editId="7CC1C00C">
+          <wp:inline distT="0" distB="0" distL="0" distR="0" wp14:anchorId="2F10D782" wp14:editId="34286CFF">
             <wp:extent cx="5715000" cy="3571875"/>
             <wp:effectExtent l="0" t="0" r="0" b="0"/>
             <wp:docPr id="208" name="44-exports.png" descr="The Exports page listing export jobs with a Download button on finished ones." title="The Exports page listing export jobs with a Download button on finished ones."/>
@@ -18211,7 +18211,7 @@
           <w:left w:w="10" w:type="dxa"/>
           <w:right w:w="10" w:type="dxa"/>
         </w:tblCellMar>
-        <w:tblLook w:val="04A0" w:firstRow="1" w:lastRow="0" w:firstColumn="1" w:lastColumn="0" w:noHBand="0" w:noVBand="1"/>
+        <w:tblLook w:val="0000" w:firstRow="0" w:lastRow="0" w:firstColumn="0" w:lastColumn="0" w:noHBand="0" w:noVBand="0"/>
       </w:tblPr>
       <w:tblGrid>
         <w:gridCol w:w="5291"/>
@@ -18425,7 +18425,7 @@
         <w:pStyle w:val="Ttulo1"/>
         <w:pageBreakBefore/>
       </w:pPr>
-      <w:bookmarkStart w:id="28" w:name="_Toc241696463"/>
+      <w:bookmarkStart w:id="28" w:name="_Toc241745335"/>
       <w:r>
         <w:lastRenderedPageBreak/>
         <w:t>Settings</w:t>
@@ -18468,7 +18468,7 @@
           <w:noProof/>
         </w:rPr>
         <w:drawing>
-          <wp:inline distT="0" distB="0" distL="0" distR="0" wp14:anchorId="2FF19495" wp14:editId="61DDD44B">
+          <wp:inline distT="0" distB="0" distL="0" distR="0" wp14:anchorId="0DEA3327" wp14:editId="6CB921B4">
             <wp:extent cx="5715000" cy="3571875"/>
             <wp:effectExtent l="0" t="0" r="0" b="0"/>
             <wp:docPr id="209" name="04-settings.png" descr="The Settings page with the Language, Theme and Color palette cards." title="The Settings page with the Language, Theme and Color palette cards."/>
@@ -18531,7 +18531,7 @@
           <w:left w:w="10" w:type="dxa"/>
           <w:right w:w="10" w:type="dxa"/>
         </w:tblCellMar>
-        <w:tblLook w:val="04A0" w:firstRow="1" w:lastRow="0" w:firstColumn="1" w:lastColumn="0" w:noHBand="0" w:noVBand="1"/>
+        <w:tblLook w:val="0000" w:firstRow="0" w:lastRow="0" w:firstColumn="0" w:lastColumn="0" w:noHBand="0" w:noVBand="0"/>
       </w:tblPr>
       <w:tblGrid>
         <w:gridCol w:w="3610"/>
@@ -19022,7 +19022,7 @@
         <w:pStyle w:val="Ttulo1"/>
         <w:pageBreakBefore/>
       </w:pPr>
-      <w:bookmarkStart w:id="29" w:name="_Toc241696464"/>
+      <w:bookmarkStart w:id="29" w:name="_Toc241745336"/>
       <w:r>
         <w:lastRenderedPageBreak/>
         <w:t>Common questions</w:t>
@@ -19222,7 +19222,7 @@
         <w:pStyle w:val="Ttulo1"/>
         <w:pageBreakBefore/>
       </w:pPr>
-      <w:bookmarkStart w:id="30" w:name="_Toc241696465"/>
+      <w:bookmarkStart w:id="30" w:name="_Toc241745337"/>
       <w:r>
         <w:lastRenderedPageBreak/>
         <w:t>Glossary</w:t>
@@ -19244,7 +19244,7 @@
           <w:left w:w="10" w:type="dxa"/>
           <w:right w:w="10" w:type="dxa"/>
         </w:tblCellMar>
-        <w:tblLook w:val="04A0" w:firstRow="1" w:lastRow="0" w:firstColumn="1" w:lastColumn="0" w:noHBand="0" w:noVBand="1"/>
+        <w:tblLook w:val="0000" w:firstRow="0" w:lastRow="0" w:firstColumn="0" w:lastColumn="0" w:noHBand="0" w:noVBand="0"/>
       </w:tblPr>
       <w:tblGrid>
         <w:gridCol w:w="4513"/>
@@ -20308,10 +20308,10 @@
 <file path=word/numbering.xml><?xml version="1.0" encoding="utf-8"?>
 <w:numbering xmlns:wpc="http://schemas.microsoft.com/office/word/2010/wordprocessingCanvas" xmlns:cx="http://schemas.microsoft.com/office/drawing/2014/chartex" xmlns:cx1="http://schemas.microsoft.com/office/drawing/2015/9/8/chartex" xmlns:cx2="http://schemas.microsoft.com/office/drawing/2015/10/21/chartex" xmlns:cx3="http://schemas.microsoft.com/office/drawing/2016/5/9/chartex" xmlns:cx4="http://schemas.microsoft.com/office/drawing/2016/5/10/chartex" xmlns:cx5="http://schemas.microsoft.com/office/drawing/2016/5/11/chartex" xmlns:cx6="http://schemas.microsoft.com/office/drawing/2016/5/12/chartex" xmlns:cx7="http://schemas.microsoft.com/office/drawing/2016/5/13/chartex" xmlns:cx8="http://schemas.microsoft.com/office/drawing/2016/5/14/chartex" xmlns:mc="http://schemas.openxmlformats.org/markup-compatibility/2006" xmlns:aink="http://schemas.microsoft.com/office/drawing/2016/ink" xmlns:am3d="http://schemas.microsoft.com/office/drawing/2017/model3d" xmlns:o="urn:schemas-microsoft-com:office:office" xmlns:oel="http://schemas.microsoft.com/office/2019/extlst" xmlns:r="http://schemas.openxmlformats.org/officeDocument/2006/relationships" xmlns:m="http://schemas.openxmlformats.org/officeDocument/2006/math" xmlns:v="urn:schemas-microsoft-com:vml" xmlns:wp14="http://schemas.microsoft.com/office/word/2010/wordprocessingDrawing" xmlns:wp="http://schemas.openxmlformats.org/drawingml/2006/wordprocessingDrawing" xmlns:w10="urn:schemas-microsoft-com:office:word" xmlns:w="http://schemas.openxmlformats.org/wordprocessingml/2006/main" xmlns:w14="http://schemas.microsoft.com/office/word/2010/wordml" xmlns:w15="http://schemas.microsoft.com/office/word/2012/wordml" xmlns:w16cex="http://schemas.microsoft.com/office/word/2018/wordml/cex" xmlns:w16cid="http://schemas.microsoft.com/office/word/2016/wordml/cid" xmlns:w16="http://schemas.microsoft.com/office/word/2018/wordml" xmlns:w16sdtdh="http://schemas.microsoft.com/office/word/2020/wordml/sdtdatahash" xmlns:w16se="http://schemas.microsoft.com/office/word/2015/wordml/symex" xmlns:wpg="http://schemas.microsoft.com/office/word/2010/wordprocessingGroup" xmlns:wpi="http://schemas.microsoft.com/office/word/2010/wordprocessingInk" xmlns:wne="http://schemas.microsoft.com/office/word/2006/wordml" xmlns:wps="http://schemas.microsoft.com/office/word/2010/wordprocessingShape" mc:Ignorable="w14 w15 w16se w16cid w16 w16cex w16sdtdh wp14">
   <w:abstractNum w:abstractNumId="0" w15:restartNumberingAfterBreak="0">
-    <w:nsid w:val="1201770B"/>
+    <w:nsid w:val="047B145E"/>
     <w:multiLevelType w:val="hybridMultilevel"/>
-    <w:tmpl w:val="4F247F1E"/>
-    <w:lvl w:ilvl="0" w:tplc="35C678D8">
+    <w:tmpl w:val="2D2A0604"/>
+    <w:lvl w:ilvl="0" w:tplc="12A24C22">
       <w:start w:val="1"/>
       <w:numFmt w:val="decimal"/>
       <w:lvlText w:val="%1."/>
@@ -20320,7 +20320,7 @@
         <w:ind w:left="360" w:hanging="300"/>
       </w:pPr>
     </w:lvl>
-    <w:lvl w:ilvl="1" w:tplc="9AB45F14" w:tentative="1">
+    <w:lvl w:ilvl="1" w:tplc="3CA2726A" w:tentative="1">
       <w:start w:val="1"/>
       <w:numFmt w:val="lowerLetter"/>
       <w:lvlText w:val="%2."/>
@@ -20329,47 +20329,105 @@
         <w:ind w:left="720" w:hanging="300"/>
       </w:pPr>
     </w:lvl>
-    <w:lvl w:ilvl="2" w:tplc="DE726372">
+    <w:lvl w:ilvl="2" w:tplc="B86442B0">
       <w:numFmt w:val="decimal"/>
       <w:lvlText w:val=""/>
       <w:lvlJc w:val="left"/>
     </w:lvl>
-    <w:lvl w:ilvl="3" w:tplc="8960C3F4">
+    <w:lvl w:ilvl="3" w:tplc="C28634C6">
       <w:numFmt w:val="decimal"/>
       <w:lvlText w:val=""/>
       <w:lvlJc w:val="left"/>
     </w:lvl>
-    <w:lvl w:ilvl="4" w:tplc="13FCED00">
+    <w:lvl w:ilvl="4" w:tplc="FCA04B70">
       <w:numFmt w:val="decimal"/>
       <w:lvlText w:val=""/>
       <w:lvlJc w:val="left"/>
     </w:lvl>
-    <w:lvl w:ilvl="5" w:tplc="A7003E12">
+    <w:lvl w:ilvl="5" w:tplc="81C037E4">
       <w:numFmt w:val="decimal"/>
       <w:lvlText w:val=""/>
       <w:lvlJc w:val="left"/>
     </w:lvl>
-    <w:lvl w:ilvl="6" w:tplc="AFBAE660">
+    <w:lvl w:ilvl="6" w:tplc="857A2186">
       <w:numFmt w:val="decimal"/>
       <w:lvlText w:val=""/>
       <w:lvlJc w:val="left"/>
     </w:lvl>
-    <w:lvl w:ilvl="7" w:tplc="A066D66A">
+    <w:lvl w:ilvl="7" w:tplc="550ACCCC">
       <w:numFmt w:val="decimal"/>
       <w:lvlText w:val=""/>
       <w:lvlJc w:val="left"/>
     </w:lvl>
-    <w:lvl w:ilvl="8" w:tplc="3C4CA7B8">
+    <w:lvl w:ilvl="8" w:tplc="4E465382">
       <w:numFmt w:val="decimal"/>
       <w:lvlText w:val=""/>
       <w:lvlJc w:val="left"/>
     </w:lvl>
   </w:abstractNum>
   <w:abstractNum w:abstractNumId="1" w15:restartNumberingAfterBreak="0">
-    <w:nsid w:val="135A1AEB"/>
+    <w:nsid w:val="05D74509"/>
     <w:multiLevelType w:val="hybridMultilevel"/>
-    <w:tmpl w:val="B6AA5092"/>
-    <w:lvl w:ilvl="0" w:tplc="40D493E6" w:tentative="1">
+    <w:tmpl w:val="508214D6"/>
+    <w:lvl w:ilvl="0" w:tplc="B4BE620C">
+      <w:start w:val="1"/>
+      <w:numFmt w:val="bullet"/>
+      <w:lvlText w:val="•"/>
+      <w:lvlJc w:val="left"/>
+      <w:pPr>
+        <w:ind w:left="360" w:hanging="260"/>
+      </w:pPr>
+    </w:lvl>
+    <w:lvl w:ilvl="1" w:tplc="061821CA" w:tentative="1">
+      <w:start w:val="1"/>
+      <w:numFmt w:val="bullet"/>
+      <w:lvlText w:val="–"/>
+      <w:lvlJc w:val="left"/>
+      <w:pPr>
+        <w:ind w:left="720" w:hanging="260"/>
+      </w:pPr>
+    </w:lvl>
+    <w:lvl w:ilvl="2" w:tplc="9CCE2B42">
+      <w:numFmt w:val="decimal"/>
+      <w:lvlText w:val=""/>
+      <w:lvlJc w:val="left"/>
+    </w:lvl>
+    <w:lvl w:ilvl="3" w:tplc="F5322D56">
+      <w:numFmt w:val="decimal"/>
+      <w:lvlText w:val=""/>
+      <w:lvlJc w:val="left"/>
+    </w:lvl>
+    <w:lvl w:ilvl="4" w:tplc="B5AE75D6">
+      <w:numFmt w:val="decimal"/>
+      <w:lvlText w:val=""/>
+      <w:lvlJc w:val="left"/>
+    </w:lvl>
+    <w:lvl w:ilvl="5" w:tplc="0950BE48">
+      <w:numFmt w:val="decimal"/>
+      <w:lvlText w:val=""/>
+      <w:lvlJc w:val="left"/>
+    </w:lvl>
+    <w:lvl w:ilvl="6" w:tplc="492A3A20">
+      <w:numFmt w:val="decimal"/>
+      <w:lvlText w:val=""/>
+      <w:lvlJc w:val="left"/>
+    </w:lvl>
+    <w:lvl w:ilvl="7" w:tplc="3BF6A036">
+      <w:numFmt w:val="decimal"/>
+      <w:lvlText w:val=""/>
+      <w:lvlJc w:val="left"/>
+    </w:lvl>
+    <w:lvl w:ilvl="8" w:tplc="D2D01330">
+      <w:numFmt w:val="decimal"/>
+      <w:lvlText w:val=""/>
+      <w:lvlJc w:val="left"/>
+    </w:lvl>
+  </w:abstractNum>
+  <w:abstractNum w:abstractNumId="2" w15:restartNumberingAfterBreak="0">
+    <w:nsid w:val="0B492D03"/>
+    <w:multiLevelType w:val="hybridMultilevel"/>
+    <w:tmpl w:val="167CFA14"/>
+    <w:lvl w:ilvl="0" w:tplc="665EAC1C" w:tentative="1">
       <w:start w:val="1"/>
       <w:numFmt w:val="bullet"/>
       <w:lvlText w:val="●"/>
@@ -20378,7 +20436,7 @@
         <w:ind w:left="720" w:hanging="360"/>
       </w:pPr>
     </w:lvl>
-    <w:lvl w:ilvl="1" w:tplc="5B14A976" w:tentative="1">
+    <w:lvl w:ilvl="1" w:tplc="212E2C0C" w:tentative="1">
       <w:start w:val="1"/>
       <w:numFmt w:val="bullet"/>
       <w:lvlText w:val="○"/>
@@ -20387,7 +20445,7 @@
         <w:ind w:left="1440" w:hanging="360"/>
       </w:pPr>
     </w:lvl>
-    <w:lvl w:ilvl="2" w:tplc="B0E843F8" w:tentative="1">
+    <w:lvl w:ilvl="2" w:tplc="45483326" w:tentative="1">
       <w:start w:val="1"/>
       <w:numFmt w:val="bullet"/>
       <w:lvlText w:val="■"/>
@@ -20396,7 +20454,7 @@
         <w:ind w:left="2160" w:hanging="360"/>
       </w:pPr>
     </w:lvl>
-    <w:lvl w:ilvl="3" w:tplc="F15CF17A" w:tentative="1">
+    <w:lvl w:ilvl="3" w:tplc="C1985E36" w:tentative="1">
       <w:start w:val="1"/>
       <w:numFmt w:val="bullet"/>
       <w:lvlText w:val="●"/>
@@ -20405,7 +20463,7 @@
         <w:ind w:left="2880" w:hanging="360"/>
       </w:pPr>
     </w:lvl>
-    <w:lvl w:ilvl="4" w:tplc="9F9C90DC" w:tentative="1">
+    <w:lvl w:ilvl="4" w:tplc="D59C7EE6" w:tentative="1">
       <w:start w:val="1"/>
       <w:numFmt w:val="bullet"/>
       <w:lvlText w:val="○"/>
@@ -20414,7 +20472,7 @@
         <w:ind w:left="3600" w:hanging="360"/>
       </w:pPr>
     </w:lvl>
-    <w:lvl w:ilvl="5" w:tplc="C67E8B54" w:tentative="1">
+    <w:lvl w:ilvl="5" w:tplc="AB686154" w:tentative="1">
       <w:start w:val="1"/>
       <w:numFmt w:val="bullet"/>
       <w:lvlText w:val="■"/>
@@ -20423,7 +20481,7 @@
         <w:ind w:left="4320" w:hanging="360"/>
       </w:pPr>
     </w:lvl>
-    <w:lvl w:ilvl="6" w:tplc="7DBAA79A" w:tentative="1">
+    <w:lvl w:ilvl="6" w:tplc="42D425E6" w:tentative="1">
       <w:start w:val="1"/>
       <w:numFmt w:val="bullet"/>
       <w:lvlText w:val="●"/>
@@ -20432,7 +20490,7 @@
         <w:ind w:left="5040" w:hanging="360"/>
       </w:pPr>
     </w:lvl>
-    <w:lvl w:ilvl="7" w:tplc="577A7258" w:tentative="1">
+    <w:lvl w:ilvl="7" w:tplc="35CE9752" w:tentative="1">
       <w:start w:val="1"/>
       <w:numFmt w:val="bullet"/>
       <w:lvlText w:val="●"/>
@@ -20441,7 +20499,7 @@
         <w:ind w:left="5760" w:hanging="360"/>
       </w:pPr>
     </w:lvl>
-    <w:lvl w:ilvl="8" w:tplc="03AAD42A" w:tentative="1">
+    <w:lvl w:ilvl="8" w:tplc="A8F8E4FA" w:tentative="1">
       <w:start w:val="1"/>
       <w:numFmt w:val="bullet"/>
       <w:lvlText w:val="●"/>
@@ -20451,11 +20509,11 @@
       </w:pPr>
     </w:lvl>
   </w:abstractNum>
-  <w:abstractNum w:abstractNumId="2" w15:restartNumberingAfterBreak="0">
-    <w:nsid w:val="21457F6B"/>
+  <w:abstractNum w:abstractNumId="3" w15:restartNumberingAfterBreak="0">
+    <w:nsid w:val="12BC7737"/>
     <w:multiLevelType w:val="hybridMultilevel"/>
-    <w:tmpl w:val="E6363F2E"/>
-    <w:lvl w:ilvl="0" w:tplc="258027FE">
+    <w:tmpl w:val="8AC071CA"/>
+    <w:lvl w:ilvl="0" w:tplc="DB201014">
       <w:start w:val="1"/>
       <w:numFmt w:val="decimal"/>
       <w:lvlText w:val="%1."/>
@@ -20464,7 +20522,7 @@
         <w:ind w:left="360" w:hanging="300"/>
       </w:pPr>
     </w:lvl>
-    <w:lvl w:ilvl="1" w:tplc="80F6E34A" w:tentative="1">
+    <w:lvl w:ilvl="1" w:tplc="4252A37E" w:tentative="1">
       <w:start w:val="1"/>
       <w:numFmt w:val="lowerLetter"/>
       <w:lvlText w:val="%2."/>
@@ -20473,47 +20531,47 @@
         <w:ind w:left="720" w:hanging="300"/>
       </w:pPr>
     </w:lvl>
-    <w:lvl w:ilvl="2" w:tplc="46E66C1A">
+    <w:lvl w:ilvl="2" w:tplc="85744FA8">
       <w:numFmt w:val="decimal"/>
       <w:lvlText w:val=""/>
       <w:lvlJc w:val="left"/>
     </w:lvl>
-    <w:lvl w:ilvl="3" w:tplc="BB44B936">
+    <w:lvl w:ilvl="3" w:tplc="3CEEC2FE">
       <w:numFmt w:val="decimal"/>
       <w:lvlText w:val=""/>
       <w:lvlJc w:val="left"/>
     </w:lvl>
-    <w:lvl w:ilvl="4" w:tplc="C78E4EEE">
+    <w:lvl w:ilvl="4" w:tplc="3878D2DA">
       <w:numFmt w:val="decimal"/>
       <w:lvlText w:val=""/>
       <w:lvlJc w:val="left"/>
     </w:lvl>
-    <w:lvl w:ilvl="5" w:tplc="6E0C2582">
+    <w:lvl w:ilvl="5" w:tplc="9BD82F34">
       <w:numFmt w:val="decimal"/>
       <w:lvlText w:val=""/>
       <w:lvlJc w:val="left"/>
     </w:lvl>
-    <w:lvl w:ilvl="6" w:tplc="321CD8C2">
+    <w:lvl w:ilvl="6" w:tplc="38462364">
       <w:numFmt w:val="decimal"/>
       <w:lvlText w:val=""/>
       <w:lvlJc w:val="left"/>
     </w:lvl>
-    <w:lvl w:ilvl="7" w:tplc="04FC9F12">
+    <w:lvl w:ilvl="7" w:tplc="13EC81EA">
       <w:numFmt w:val="decimal"/>
       <w:lvlText w:val=""/>
       <w:lvlJc w:val="left"/>
     </w:lvl>
-    <w:lvl w:ilvl="8" w:tplc="E9E6CAC8">
+    <w:lvl w:ilvl="8" w:tplc="4BA089DA">
       <w:numFmt w:val="decimal"/>
       <w:lvlText w:val=""/>
       <w:lvlJc w:val="left"/>
     </w:lvl>
   </w:abstractNum>
-  <w:abstractNum w:abstractNumId="3" w15:restartNumberingAfterBreak="0">
-    <w:nsid w:val="2D3035D2"/>
+  <w:abstractNum w:abstractNumId="4" w15:restartNumberingAfterBreak="0">
+    <w:nsid w:val="1E4D2F16"/>
     <w:multiLevelType w:val="hybridMultilevel"/>
-    <w:tmpl w:val="F4AE3B50"/>
-    <w:lvl w:ilvl="0" w:tplc="C8923EA2">
+    <w:tmpl w:val="2CD66FC2"/>
+    <w:lvl w:ilvl="0" w:tplc="D4BA5D60">
       <w:start w:val="1"/>
       <w:numFmt w:val="decimal"/>
       <w:lvlText w:val="%1."/>
@@ -20522,7 +20580,7 @@
         <w:ind w:left="360" w:hanging="300"/>
       </w:pPr>
     </w:lvl>
-    <w:lvl w:ilvl="1" w:tplc="2974AB96" w:tentative="1">
+    <w:lvl w:ilvl="1" w:tplc="A9A013DA" w:tentative="1">
       <w:start w:val="1"/>
       <w:numFmt w:val="lowerLetter"/>
       <w:lvlText w:val="%2."/>
@@ -20531,47 +20589,47 @@
         <w:ind w:left="720" w:hanging="300"/>
       </w:pPr>
     </w:lvl>
-    <w:lvl w:ilvl="2" w:tplc="3856ACFA">
+    <w:lvl w:ilvl="2" w:tplc="0E34626A">
       <w:numFmt w:val="decimal"/>
       <w:lvlText w:val=""/>
       <w:lvlJc w:val="left"/>
     </w:lvl>
-    <w:lvl w:ilvl="3" w:tplc="7D78EC4A">
+    <w:lvl w:ilvl="3" w:tplc="E9143A8C">
       <w:numFmt w:val="decimal"/>
       <w:lvlText w:val=""/>
       <w:lvlJc w:val="left"/>
     </w:lvl>
-    <w:lvl w:ilvl="4" w:tplc="59FEF152">
+    <w:lvl w:ilvl="4" w:tplc="6DE8F69A">
       <w:numFmt w:val="decimal"/>
       <w:lvlText w:val=""/>
       <w:lvlJc w:val="left"/>
     </w:lvl>
-    <w:lvl w:ilvl="5" w:tplc="866C82E8">
+    <w:lvl w:ilvl="5" w:tplc="FB3E3404">
       <w:numFmt w:val="decimal"/>
       <w:lvlText w:val=""/>
       <w:lvlJc w:val="left"/>
     </w:lvl>
-    <w:lvl w:ilvl="6" w:tplc="9F6209E0">
+    <w:lvl w:ilvl="6" w:tplc="EDEAC66A">
       <w:numFmt w:val="decimal"/>
       <w:lvlText w:val=""/>
       <w:lvlJc w:val="left"/>
     </w:lvl>
-    <w:lvl w:ilvl="7" w:tplc="4B6272CC">
+    <w:lvl w:ilvl="7" w:tplc="7032C09E">
       <w:numFmt w:val="decimal"/>
       <w:lvlText w:val=""/>
       <w:lvlJc w:val="left"/>
     </w:lvl>
-    <w:lvl w:ilvl="8" w:tplc="59DA9032">
+    <w:lvl w:ilvl="8" w:tplc="269448C4">
       <w:numFmt w:val="decimal"/>
       <w:lvlText w:val=""/>
       <w:lvlJc w:val="left"/>
     </w:lvl>
   </w:abstractNum>
-  <w:abstractNum w:abstractNumId="4" w15:restartNumberingAfterBreak="0">
-    <w:nsid w:val="2D392C80"/>
+  <w:abstractNum w:abstractNumId="5" w15:restartNumberingAfterBreak="0">
+    <w:nsid w:val="21515A59"/>
     <w:multiLevelType w:val="hybridMultilevel"/>
-    <w:tmpl w:val="AA587EBE"/>
-    <w:lvl w:ilvl="0" w:tplc="CDF03036">
+    <w:tmpl w:val="BAD6537E"/>
+    <w:lvl w:ilvl="0" w:tplc="8CA65376">
       <w:start w:val="1"/>
       <w:numFmt w:val="decimal"/>
       <w:lvlText w:val="%1."/>
@@ -20580,7 +20638,7 @@
         <w:ind w:left="360" w:hanging="300"/>
       </w:pPr>
     </w:lvl>
-    <w:lvl w:ilvl="1" w:tplc="026AF6C0" w:tentative="1">
+    <w:lvl w:ilvl="1" w:tplc="63E4B588" w:tentative="1">
       <w:start w:val="1"/>
       <w:numFmt w:val="lowerLetter"/>
       <w:lvlText w:val="%2."/>
@@ -20589,47 +20647,47 @@
         <w:ind w:left="720" w:hanging="300"/>
       </w:pPr>
     </w:lvl>
-    <w:lvl w:ilvl="2" w:tplc="C32C24C2">
+    <w:lvl w:ilvl="2" w:tplc="9E00FDE2">
       <w:numFmt w:val="decimal"/>
       <w:lvlText w:val=""/>
       <w:lvlJc w:val="left"/>
     </w:lvl>
-    <w:lvl w:ilvl="3" w:tplc="8DEC42C6">
+    <w:lvl w:ilvl="3" w:tplc="58181DF4">
       <w:numFmt w:val="decimal"/>
       <w:lvlText w:val=""/>
       <w:lvlJc w:val="left"/>
     </w:lvl>
-    <w:lvl w:ilvl="4" w:tplc="FE6C0876">
+    <w:lvl w:ilvl="4" w:tplc="8368BD02">
       <w:numFmt w:val="decimal"/>
       <w:lvlText w:val=""/>
       <w:lvlJc w:val="left"/>
     </w:lvl>
-    <w:lvl w:ilvl="5" w:tplc="E4DE987E">
+    <w:lvl w:ilvl="5" w:tplc="74F6A1C4">
       <w:numFmt w:val="decimal"/>
       <w:lvlText w:val=""/>
       <w:lvlJc w:val="left"/>
     </w:lvl>
-    <w:lvl w:ilvl="6" w:tplc="BA109B8E">
+    <w:lvl w:ilvl="6" w:tplc="7660AE2A">
       <w:numFmt w:val="decimal"/>
       <w:lvlText w:val=""/>
       <w:lvlJc w:val="left"/>
     </w:lvl>
-    <w:lvl w:ilvl="7" w:tplc="397840A4">
+    <w:lvl w:ilvl="7" w:tplc="01F44A66">
       <w:numFmt w:val="decimal"/>
       <w:lvlText w:val=""/>
       <w:lvlJc w:val="left"/>
     </w:lvl>
-    <w:lvl w:ilvl="8" w:tplc="363AB352">
+    <w:lvl w:ilvl="8" w:tplc="8C7E4D1A">
       <w:numFmt w:val="decimal"/>
       <w:lvlText w:val=""/>
       <w:lvlJc w:val="left"/>
     </w:lvl>
   </w:abstractNum>
-  <w:abstractNum w:abstractNumId="5" w15:restartNumberingAfterBreak="0">
-    <w:nsid w:val="4B930F4A"/>
+  <w:abstractNum w:abstractNumId="6" w15:restartNumberingAfterBreak="0">
+    <w:nsid w:val="414D7328"/>
     <w:multiLevelType w:val="hybridMultilevel"/>
-    <w:tmpl w:val="6C5C7C8E"/>
-    <w:lvl w:ilvl="0" w:tplc="CD3C2286">
+    <w:tmpl w:val="2E7EF11C"/>
+    <w:lvl w:ilvl="0" w:tplc="548E39BC">
       <w:start w:val="1"/>
       <w:numFmt w:val="decimal"/>
       <w:lvlText w:val="%1."/>
@@ -20638,7 +20696,7 @@
         <w:ind w:left="360" w:hanging="300"/>
       </w:pPr>
     </w:lvl>
-    <w:lvl w:ilvl="1" w:tplc="DF2E7152" w:tentative="1">
+    <w:lvl w:ilvl="1" w:tplc="29B6A710" w:tentative="1">
       <w:start w:val="1"/>
       <w:numFmt w:val="lowerLetter"/>
       <w:lvlText w:val="%2."/>
@@ -20647,105 +20705,47 @@
         <w:ind w:left="720" w:hanging="300"/>
       </w:pPr>
     </w:lvl>
-    <w:lvl w:ilvl="2" w:tplc="F9C460A0">
+    <w:lvl w:ilvl="2" w:tplc="8E889558">
       <w:numFmt w:val="decimal"/>
       <w:lvlText w:val=""/>
       <w:lvlJc w:val="left"/>
     </w:lvl>
-    <w:lvl w:ilvl="3" w:tplc="6C4E53E8">
+    <w:lvl w:ilvl="3" w:tplc="F6861454">
       <w:numFmt w:val="decimal"/>
       <w:lvlText w:val=""/>
       <w:lvlJc w:val="left"/>
     </w:lvl>
-    <w:lvl w:ilvl="4" w:tplc="418ACEE0">
+    <w:lvl w:ilvl="4" w:tplc="25488BDA">
       <w:numFmt w:val="decimal"/>
       <w:lvlText w:val=""/>
       <w:lvlJc w:val="left"/>
     </w:lvl>
-    <w:lvl w:ilvl="5" w:tplc="E404ED2A">
+    <w:lvl w:ilvl="5" w:tplc="D3E6A8FC">
       <w:numFmt w:val="decimal"/>
       <w:lvlText w:val=""/>
       <w:lvlJc w:val="left"/>
     </w:lvl>
-    <w:lvl w:ilvl="6" w:tplc="E2DEF6E4">
+    <w:lvl w:ilvl="6" w:tplc="34843E1E">
       <w:numFmt w:val="decimal"/>
       <w:lvlText w:val=""/>
       <w:lvlJc w:val="left"/>
     </w:lvl>
-    <w:lvl w:ilvl="7" w:tplc="53F8EB7A">
+    <w:lvl w:ilvl="7" w:tplc="7B2829E2">
       <w:numFmt w:val="decimal"/>
       <w:lvlText w:val=""/>
       <w:lvlJc w:val="left"/>
     </w:lvl>
-    <w:lvl w:ilvl="8" w:tplc="2D8E1E5C">
-      <w:numFmt w:val="decimal"/>
-      <w:lvlText w:val=""/>
-      <w:lvlJc w:val="left"/>
-    </w:lvl>
-  </w:abstractNum>
-  <w:abstractNum w:abstractNumId="6" w15:restartNumberingAfterBreak="0">
-    <w:nsid w:val="4E6132EF"/>
-    <w:multiLevelType w:val="hybridMultilevel"/>
-    <w:tmpl w:val="8CD8DBA0"/>
-    <w:lvl w:ilvl="0" w:tplc="21CA9B86">
-      <w:start w:val="1"/>
-      <w:numFmt w:val="bullet"/>
-      <w:lvlText w:val="•"/>
-      <w:lvlJc w:val="left"/>
-      <w:pPr>
-        <w:ind w:left="360" w:hanging="260"/>
-      </w:pPr>
-    </w:lvl>
-    <w:lvl w:ilvl="1" w:tplc="F36053B0" w:tentative="1">
-      <w:start w:val="1"/>
-      <w:numFmt w:val="bullet"/>
-      <w:lvlText w:val="–"/>
-      <w:lvlJc w:val="left"/>
-      <w:pPr>
-        <w:ind w:left="720" w:hanging="260"/>
-      </w:pPr>
-    </w:lvl>
-    <w:lvl w:ilvl="2" w:tplc="03AACB48">
-      <w:numFmt w:val="decimal"/>
-      <w:lvlText w:val=""/>
-      <w:lvlJc w:val="left"/>
-    </w:lvl>
-    <w:lvl w:ilvl="3" w:tplc="46B612AE">
-      <w:numFmt w:val="decimal"/>
-      <w:lvlText w:val=""/>
-      <w:lvlJc w:val="left"/>
-    </w:lvl>
-    <w:lvl w:ilvl="4" w:tplc="F8928322">
-      <w:numFmt w:val="decimal"/>
-      <w:lvlText w:val=""/>
-      <w:lvlJc w:val="left"/>
-    </w:lvl>
-    <w:lvl w:ilvl="5" w:tplc="4B3A7E3E">
-      <w:numFmt w:val="decimal"/>
-      <w:lvlText w:val=""/>
-      <w:lvlJc w:val="left"/>
-    </w:lvl>
-    <w:lvl w:ilvl="6" w:tplc="73F02044">
-      <w:numFmt w:val="decimal"/>
-      <w:lvlText w:val=""/>
-      <w:lvlJc w:val="left"/>
-    </w:lvl>
-    <w:lvl w:ilvl="7" w:tplc="5B3ED952">
-      <w:numFmt w:val="decimal"/>
-      <w:lvlText w:val=""/>
-      <w:lvlJc w:val="left"/>
-    </w:lvl>
-    <w:lvl w:ilvl="8" w:tplc="C01A4F8E">
+    <w:lvl w:ilvl="8" w:tplc="521C85BC">
       <w:numFmt w:val="decimal"/>
       <w:lvlText w:val=""/>
       <w:lvlJc w:val="left"/>
     </w:lvl>
   </w:abstractNum>
   <w:abstractNum w:abstractNumId="7" w15:restartNumberingAfterBreak="0">
-    <w:nsid w:val="65B932FF"/>
+    <w:nsid w:val="5B4F2BE1"/>
     <w:multiLevelType w:val="hybridMultilevel"/>
-    <w:tmpl w:val="579A200A"/>
-    <w:lvl w:ilvl="0" w:tplc="9522B806">
+    <w:tmpl w:val="3502EF4C"/>
+    <w:lvl w:ilvl="0" w:tplc="EFF2BDFC">
       <w:start w:val="1"/>
       <w:numFmt w:val="decimal"/>
       <w:lvlText w:val="%1."/>
@@ -20754,7 +20754,7 @@
         <w:ind w:left="360" w:hanging="300"/>
       </w:pPr>
     </w:lvl>
-    <w:lvl w:ilvl="1" w:tplc="399454F8" w:tentative="1">
+    <w:lvl w:ilvl="1" w:tplc="23502992" w:tentative="1">
       <w:start w:val="1"/>
       <w:numFmt w:val="lowerLetter"/>
       <w:lvlText w:val="%2."/>
@@ -20763,47 +20763,47 @@
         <w:ind w:left="720" w:hanging="300"/>
       </w:pPr>
     </w:lvl>
-    <w:lvl w:ilvl="2" w:tplc="2222C62E">
+    <w:lvl w:ilvl="2" w:tplc="10D4D25C">
       <w:numFmt w:val="decimal"/>
       <w:lvlText w:val=""/>
       <w:lvlJc w:val="left"/>
     </w:lvl>
-    <w:lvl w:ilvl="3" w:tplc="5F5CE2B2">
+    <w:lvl w:ilvl="3" w:tplc="AA82D7B4">
       <w:numFmt w:val="decimal"/>
       <w:lvlText w:val=""/>
       <w:lvlJc w:val="left"/>
     </w:lvl>
-    <w:lvl w:ilvl="4" w:tplc="6FB4BDF0">
+    <w:lvl w:ilvl="4" w:tplc="8B9EBD66">
       <w:numFmt w:val="decimal"/>
       <w:lvlText w:val=""/>
       <w:lvlJc w:val="left"/>
     </w:lvl>
-    <w:lvl w:ilvl="5" w:tplc="143CA788">
+    <w:lvl w:ilvl="5" w:tplc="9530F820">
       <w:numFmt w:val="decimal"/>
       <w:lvlText w:val=""/>
       <w:lvlJc w:val="left"/>
     </w:lvl>
-    <w:lvl w:ilvl="6" w:tplc="A25AF18A">
+    <w:lvl w:ilvl="6" w:tplc="65722448">
       <w:numFmt w:val="decimal"/>
       <w:lvlText w:val=""/>
       <w:lvlJc w:val="left"/>
     </w:lvl>
-    <w:lvl w:ilvl="7" w:tplc="F47C04CC">
+    <w:lvl w:ilvl="7" w:tplc="60C27B1A">
       <w:numFmt w:val="decimal"/>
       <w:lvlText w:val=""/>
       <w:lvlJc w:val="left"/>
     </w:lvl>
-    <w:lvl w:ilvl="8" w:tplc="47C6CCB0">
+    <w:lvl w:ilvl="8" w:tplc="124C4EB0">
       <w:numFmt w:val="decimal"/>
       <w:lvlText w:val=""/>
       <w:lvlJc w:val="left"/>
     </w:lvl>
   </w:abstractNum>
   <w:abstractNum w:abstractNumId="8" w15:restartNumberingAfterBreak="0">
-    <w:nsid w:val="70B10C31"/>
+    <w:nsid w:val="719A6056"/>
     <w:multiLevelType w:val="hybridMultilevel"/>
-    <w:tmpl w:val="A62C966C"/>
-    <w:lvl w:ilvl="0" w:tplc="26FE2FA0">
+    <w:tmpl w:val="25CEC434"/>
+    <w:lvl w:ilvl="0" w:tplc="A89C0E56">
       <w:start w:val="1"/>
       <w:numFmt w:val="decimal"/>
       <w:lvlText w:val="%1."/>
@@ -20812,7 +20812,7 @@
         <w:ind w:left="360" w:hanging="300"/>
       </w:pPr>
     </w:lvl>
-    <w:lvl w:ilvl="1" w:tplc="7396A7CA" w:tentative="1">
+    <w:lvl w:ilvl="1" w:tplc="706EC698" w:tentative="1">
       <w:start w:val="1"/>
       <w:numFmt w:val="lowerLetter"/>
       <w:lvlText w:val="%2."/>
@@ -20821,92 +20821,92 @@
         <w:ind w:left="720" w:hanging="300"/>
       </w:pPr>
     </w:lvl>
-    <w:lvl w:ilvl="2" w:tplc="7C38FE34">
+    <w:lvl w:ilvl="2" w:tplc="64DCC6C2">
       <w:numFmt w:val="decimal"/>
       <w:lvlText w:val=""/>
       <w:lvlJc w:val="left"/>
     </w:lvl>
-    <w:lvl w:ilvl="3" w:tplc="D24E9036">
+    <w:lvl w:ilvl="3" w:tplc="83DC33B0">
       <w:numFmt w:val="decimal"/>
       <w:lvlText w:val=""/>
       <w:lvlJc w:val="left"/>
     </w:lvl>
-    <w:lvl w:ilvl="4" w:tplc="11926CCE">
+    <w:lvl w:ilvl="4" w:tplc="495CAC32">
       <w:numFmt w:val="decimal"/>
       <w:lvlText w:val=""/>
       <w:lvlJc w:val="left"/>
     </w:lvl>
-    <w:lvl w:ilvl="5" w:tplc="A09ACB18">
+    <w:lvl w:ilvl="5" w:tplc="753AA804">
       <w:numFmt w:val="decimal"/>
       <w:lvlText w:val=""/>
       <w:lvlJc w:val="left"/>
     </w:lvl>
-    <w:lvl w:ilvl="6" w:tplc="F3E2A826">
+    <w:lvl w:ilvl="6" w:tplc="3C82ADE4">
       <w:numFmt w:val="decimal"/>
       <w:lvlText w:val=""/>
       <w:lvlJc w:val="left"/>
     </w:lvl>
-    <w:lvl w:ilvl="7" w:tplc="449A54BC">
+    <w:lvl w:ilvl="7" w:tplc="A9D8545A">
       <w:numFmt w:val="decimal"/>
       <w:lvlText w:val=""/>
       <w:lvlJc w:val="left"/>
     </w:lvl>
-    <w:lvl w:ilvl="8" w:tplc="04E62DC0">
+    <w:lvl w:ilvl="8" w:tplc="6B8EA848">
       <w:numFmt w:val="decimal"/>
       <w:lvlText w:val=""/>
       <w:lvlJc w:val="left"/>
     </w:lvl>
   </w:abstractNum>
-  <w:num w:numId="1" w16cid:durableId="962424546">
+  <w:num w:numId="1" w16cid:durableId="289746526">
+    <w:abstractNumId w:val="2"/>
+    <w:lvlOverride w:ilvl="0">
+      <w:startOverride w:val="1"/>
+    </w:lvlOverride>
+  </w:num>
+  <w:num w:numId="2" w16cid:durableId="56125882">
     <w:abstractNumId w:val="1"/>
     <w:lvlOverride w:ilvl="0">
       <w:startOverride w:val="1"/>
     </w:lvlOverride>
   </w:num>
-  <w:num w:numId="2" w16cid:durableId="556353828">
-    <w:abstractNumId w:val="6"/>
-    <w:lvlOverride w:ilvl="0">
-      <w:startOverride w:val="1"/>
-    </w:lvlOverride>
-  </w:num>
-  <w:num w:numId="3" w16cid:durableId="1164666936">
+  <w:num w:numId="3" w16cid:durableId="994265939">
     <w:abstractNumId w:val="5"/>
     <w:lvlOverride w:ilvl="0">
       <w:startOverride w:val="1"/>
     </w:lvlOverride>
   </w:num>
-  <w:num w:numId="4" w16cid:durableId="1221283369">
+  <w:num w:numId="4" w16cid:durableId="2063288728">
     <w:abstractNumId w:val="7"/>
     <w:lvlOverride w:ilvl="0">
       <w:startOverride w:val="1"/>
     </w:lvlOverride>
   </w:num>
-  <w:num w:numId="5" w16cid:durableId="667364323">
-    <w:abstractNumId w:val="2"/>
+  <w:num w:numId="5" w16cid:durableId="225380053">
+    <w:abstractNumId w:val="3"/>
     <w:lvlOverride w:ilvl="0">
       <w:startOverride w:val="1"/>
     </w:lvlOverride>
   </w:num>
-  <w:num w:numId="6" w16cid:durableId="842550751">
+  <w:num w:numId="6" w16cid:durableId="911892210">
     <w:abstractNumId w:val="4"/>
     <w:lvlOverride w:ilvl="0">
       <w:startOverride w:val="1"/>
     </w:lvlOverride>
   </w:num>
-  <w:num w:numId="7" w16cid:durableId="1751467403">
+  <w:num w:numId="7" w16cid:durableId="1225986357">
     <w:abstractNumId w:val="0"/>
     <w:lvlOverride w:ilvl="0">
       <w:startOverride w:val="1"/>
     </w:lvlOverride>
   </w:num>
-  <w:num w:numId="8" w16cid:durableId="1892493502">
-    <w:abstractNumId w:val="3"/>
+  <w:num w:numId="8" w16cid:durableId="353271102">
+    <w:abstractNumId w:val="8"/>
     <w:lvlOverride w:ilvl="0">
       <w:startOverride w:val="1"/>
     </w:lvlOverride>
   </w:num>
-  <w:num w:numId="9" w16cid:durableId="598414108">
-    <w:abstractNumId w:val="8"/>
+  <w:num w:numId="9" w16cid:durableId="321205639">
+    <w:abstractNumId w:val="6"/>
     <w:lvlOverride w:ilvl="0">
       <w:startOverride w:val="1"/>
     </w:lvlOverride>
@@ -21586,7 +21586,7 @@
     <w:autoRedefine/>
     <w:uiPriority w:val="39"/>
     <w:unhideWhenUsed/>
-    <w:rsid w:val="00491C4E"/>
+    <w:rsid w:val="009D702E"/>
     <w:pPr>
       <w:spacing w:after="100"/>
     </w:pPr>
@@ -21598,7 +21598,7 @@
     <w:autoRedefine/>
     <w:uiPriority w:val="39"/>
     <w:unhideWhenUsed/>
-    <w:rsid w:val="00491C4E"/>
+    <w:rsid w:val="009D702E"/>
     <w:pPr>
       <w:spacing w:after="100"/>
       <w:ind w:left="210"/>

--- a/discoverer-neo/docs/user-guide/manual/Discoverer-Neo-MANAGER-Guide-Full-en.docx
+++ b/discoverer-neo/docs/user-guide/manual/Discoverer-Neo-MANAGER-Guide-Full-en.docx
@@ -54,7 +54,7 @@
           <w:sz w:val="22"/>
           <w:szCs w:val="22"/>
         </w:rPr>
-        <w:t>Version 2.1.0</w:t>
+        <w:t>Version 2.1.1</w:t>
       </w:r>
     </w:p>
     <w:p>
@@ -74,7 +74,7 @@
     <w:sdt>
       <w:sdtPr>
         <w:alias w:val="Contents"/>
-        <w:id w:val="2039548371"/>
+        <w:id w:val="-740792056"/>
       </w:sdtPr>
       <w:sdtEndPr/>
       <w:sdtContent>
@@ -102,7 +102,7 @@
           <w:r>
             <w:fldChar w:fldCharType="separate"/>
           </w:r>
-          <w:hyperlink w:anchor="_Toc241745307" w:history="1">
+          <w:hyperlink w:anchor="_Toc241748147" w:history="1">
             <w:r>
               <w:rPr>
                 <w:rStyle w:val="Hiperligao"/>
@@ -126,7 +126,7 @@
               <w:rPr>
                 <w:noProof/>
               </w:rPr>
-              <w:instrText xml:space="preserve"> PAGEREF _Toc241745307 \h </w:instrText>
+              <w:instrText xml:space="preserve"> PAGEREF _Toc241748147 \h </w:instrText>
             </w:r>
             <w:r>
               <w:rPr>
@@ -168,7 +168,7 @@
               <w14:ligatures w14:val="standardContextual"/>
             </w:rPr>
           </w:pPr>
-          <w:hyperlink w:anchor="_Toc241745308" w:history="1">
+          <w:hyperlink w:anchor="_Toc241748148" w:history="1">
             <w:r>
               <w:rPr>
                 <w:rStyle w:val="Hiperligao"/>
@@ -192,7 +192,7 @@
               <w:rPr>
                 <w:noProof/>
               </w:rPr>
-              <w:instrText xml:space="preserve"> PAGEREF _Toc241745308 \h </w:instrText>
+              <w:instrText xml:space="preserve"> PAGEREF _Toc241748148 \h </w:instrText>
             </w:r>
             <w:r>
               <w:rPr>
@@ -234,7 +234,7 @@
               <w14:ligatures w14:val="standardContextual"/>
             </w:rPr>
           </w:pPr>
-          <w:hyperlink w:anchor="_Toc241745309" w:history="1">
+          <w:hyperlink w:anchor="_Toc241748149" w:history="1">
             <w:r>
               <w:rPr>
                 <w:rStyle w:val="Hiperligao"/>
@@ -258,7 +258,7 @@
               <w:rPr>
                 <w:noProof/>
               </w:rPr>
-              <w:instrText xml:space="preserve"> PAGEREF _Toc241745309 \h </w:instrText>
+              <w:instrText xml:space="preserve"> PAGEREF _Toc241748149 \h </w:instrText>
             </w:r>
             <w:r>
               <w:rPr>
@@ -300,7 +300,7 @@
               <w14:ligatures w14:val="standardContextual"/>
             </w:rPr>
           </w:pPr>
-          <w:hyperlink w:anchor="_Toc241745310" w:history="1">
+          <w:hyperlink w:anchor="_Toc241748150" w:history="1">
             <w:r>
               <w:rPr>
                 <w:rStyle w:val="Hiperligao"/>
@@ -324,7 +324,7 @@
               <w:rPr>
                 <w:noProof/>
               </w:rPr>
-              <w:instrText xml:space="preserve"> PAGEREF _Toc241745310 \h </w:instrText>
+              <w:instrText xml:space="preserve"> PAGEREF _Toc241748150 \h </w:instrText>
             </w:r>
             <w:r>
               <w:rPr>
@@ -366,7 +366,7 @@
               <w14:ligatures w14:val="standardContextual"/>
             </w:rPr>
           </w:pPr>
-          <w:hyperlink w:anchor="_Toc241745311" w:history="1">
+          <w:hyperlink w:anchor="_Toc241748151" w:history="1">
             <w:r>
               <w:rPr>
                 <w:rStyle w:val="Hiperligao"/>
@@ -390,7 +390,7 @@
               <w:rPr>
                 <w:noProof/>
               </w:rPr>
-              <w:instrText xml:space="preserve"> PAGEREF _Toc241745311 \h </w:instrText>
+              <w:instrText xml:space="preserve"> PAGEREF _Toc241748151 \h </w:instrText>
             </w:r>
             <w:r>
               <w:rPr>
@@ -432,7 +432,7 @@
               <w14:ligatures w14:val="standardContextual"/>
             </w:rPr>
           </w:pPr>
-          <w:hyperlink w:anchor="_Toc241745312" w:history="1">
+          <w:hyperlink w:anchor="_Toc241748152" w:history="1">
             <w:r>
               <w:rPr>
                 <w:rStyle w:val="Hiperligao"/>
@@ -456,7 +456,7 @@
               <w:rPr>
                 <w:noProof/>
               </w:rPr>
-              <w:instrText xml:space="preserve"> PAGEREF _Toc241745312 \h </w:instrText>
+              <w:instrText xml:space="preserve"> PAGEREF _Toc241748152 \h </w:instrText>
             </w:r>
             <w:r>
               <w:rPr>
@@ -498,7 +498,7 @@
               <w14:ligatures w14:val="standardContextual"/>
             </w:rPr>
           </w:pPr>
-          <w:hyperlink w:anchor="_Toc241745313" w:history="1">
+          <w:hyperlink w:anchor="_Toc241748153" w:history="1">
             <w:r>
               <w:rPr>
                 <w:rStyle w:val="Hiperligao"/>
@@ -522,7 +522,7 @@
               <w:rPr>
                 <w:noProof/>
               </w:rPr>
-              <w:instrText xml:space="preserve"> PAGEREF _Toc241745313 \h </w:instrText>
+              <w:instrText xml:space="preserve"> PAGEREF _Toc241748153 \h </w:instrText>
             </w:r>
             <w:r>
               <w:rPr>
@@ -564,7 +564,7 @@
               <w14:ligatures w14:val="standardContextual"/>
             </w:rPr>
           </w:pPr>
-          <w:hyperlink w:anchor="_Toc241745314" w:history="1">
+          <w:hyperlink w:anchor="_Toc241748154" w:history="1">
             <w:r>
               <w:rPr>
                 <w:rStyle w:val="Hiperligao"/>
@@ -588,7 +588,7 @@
               <w:rPr>
                 <w:noProof/>
               </w:rPr>
-              <w:instrText xml:space="preserve"> PAGEREF _Toc241745314 \h </w:instrText>
+              <w:instrText xml:space="preserve"> PAGEREF _Toc241748154 \h </w:instrText>
             </w:r>
             <w:r>
               <w:rPr>
@@ -630,7 +630,7 @@
               <w14:ligatures w14:val="standardContextual"/>
             </w:rPr>
           </w:pPr>
-          <w:hyperlink w:anchor="_Toc241745315" w:history="1">
+          <w:hyperlink w:anchor="_Toc241748155" w:history="1">
             <w:r>
               <w:rPr>
                 <w:rStyle w:val="Hiperligao"/>
@@ -654,7 +654,7 @@
               <w:rPr>
                 <w:noProof/>
               </w:rPr>
-              <w:instrText xml:space="preserve"> PAGEREF _Toc241745315 \h </w:instrText>
+              <w:instrText xml:space="preserve"> PAGEREF _Toc241748155 \h </w:instrText>
             </w:r>
             <w:r>
               <w:rPr>
@@ -696,7 +696,7 @@
               <w14:ligatures w14:val="standardContextual"/>
             </w:rPr>
           </w:pPr>
-          <w:hyperlink w:anchor="_Toc241745316" w:history="1">
+          <w:hyperlink w:anchor="_Toc241748156" w:history="1">
             <w:r>
               <w:rPr>
                 <w:rStyle w:val="Hiperligao"/>
@@ -720,7 +720,7 @@
               <w:rPr>
                 <w:noProof/>
               </w:rPr>
-              <w:instrText xml:space="preserve"> PAGEREF _Toc241745316 \h </w:instrText>
+              <w:instrText xml:space="preserve"> PAGEREF _Toc241748156 \h </w:instrText>
             </w:r>
             <w:r>
               <w:rPr>
@@ -762,7 +762,7 @@
               <w14:ligatures w14:val="standardContextual"/>
             </w:rPr>
           </w:pPr>
-          <w:hyperlink w:anchor="_Toc241745317" w:history="1">
+          <w:hyperlink w:anchor="_Toc241748157" w:history="1">
             <w:r>
               <w:rPr>
                 <w:rStyle w:val="Hiperligao"/>
@@ -786,7 +786,7 @@
               <w:rPr>
                 <w:noProof/>
               </w:rPr>
-              <w:instrText xml:space="preserve"> PAGEREF _Toc241745317 \h </w:instrText>
+              <w:instrText xml:space="preserve"> PAGEREF _Toc241748157 \h </w:instrText>
             </w:r>
             <w:r>
               <w:rPr>
@@ -828,7 +828,7 @@
               <w14:ligatures w14:val="standardContextual"/>
             </w:rPr>
           </w:pPr>
-          <w:hyperlink w:anchor="_Toc241745318" w:history="1">
+          <w:hyperlink w:anchor="_Toc241748158" w:history="1">
             <w:r>
               <w:rPr>
                 <w:rStyle w:val="Hiperligao"/>
@@ -852,7 +852,7 @@
               <w:rPr>
                 <w:noProof/>
               </w:rPr>
-              <w:instrText xml:space="preserve"> PAGEREF _Toc241745318 \h </w:instrText>
+              <w:instrText xml:space="preserve"> PAGEREF _Toc241748158 \h </w:instrText>
             </w:r>
             <w:r>
               <w:rPr>
@@ -894,7 +894,7 @@
               <w14:ligatures w14:val="standardContextual"/>
             </w:rPr>
           </w:pPr>
-          <w:hyperlink w:anchor="_Toc241745319" w:history="1">
+          <w:hyperlink w:anchor="_Toc241748159" w:history="1">
             <w:r>
               <w:rPr>
                 <w:rStyle w:val="Hiperligao"/>
@@ -918,7 +918,7 @@
               <w:rPr>
                 <w:noProof/>
               </w:rPr>
-              <w:instrText xml:space="preserve"> PAGEREF _Toc241745319 \h </w:instrText>
+              <w:instrText xml:space="preserve"> PAGEREF _Toc241748159 \h </w:instrText>
             </w:r>
             <w:r>
               <w:rPr>
@@ -960,7 +960,7 @@
               <w14:ligatures w14:val="standardContextual"/>
             </w:rPr>
           </w:pPr>
-          <w:hyperlink w:anchor="_Toc241745320" w:history="1">
+          <w:hyperlink w:anchor="_Toc241748160" w:history="1">
             <w:r>
               <w:rPr>
                 <w:rStyle w:val="Hiperligao"/>
@@ -984,7 +984,7 @@
               <w:rPr>
                 <w:noProof/>
               </w:rPr>
-              <w:instrText xml:space="preserve"> PAGEREF _Toc241745320 \h </w:instrText>
+              <w:instrText xml:space="preserve"> PAGEREF _Toc241748160 \h </w:instrText>
             </w:r>
             <w:r>
               <w:rPr>
@@ -1026,7 +1026,7 @@
               <w14:ligatures w14:val="standardContextual"/>
             </w:rPr>
           </w:pPr>
-          <w:hyperlink w:anchor="_Toc241745321" w:history="1">
+          <w:hyperlink w:anchor="_Toc241748161" w:history="1">
             <w:r>
               <w:rPr>
                 <w:rStyle w:val="Hiperligao"/>
@@ -1050,7 +1050,7 @@
               <w:rPr>
                 <w:noProof/>
               </w:rPr>
-              <w:instrText xml:space="preserve"> PAGEREF _Toc241745321 \h </w:instrText>
+              <w:instrText xml:space="preserve"> PAGEREF _Toc241748161 \h </w:instrText>
             </w:r>
             <w:r>
               <w:rPr>
@@ -1092,7 +1092,7 @@
               <w14:ligatures w14:val="standardContextual"/>
             </w:rPr>
           </w:pPr>
-          <w:hyperlink w:anchor="_Toc241745322" w:history="1">
+          <w:hyperlink w:anchor="_Toc241748162" w:history="1">
             <w:r>
               <w:rPr>
                 <w:rStyle w:val="Hiperligao"/>
@@ -1116,7 +1116,7 @@
               <w:rPr>
                 <w:noProof/>
               </w:rPr>
-              <w:instrText xml:space="preserve"> PAGEREF _Toc241745322 \h </w:instrText>
+              <w:instrText xml:space="preserve"> PAGEREF _Toc241748162 \h </w:instrText>
             </w:r>
             <w:r>
               <w:rPr>
@@ -1158,7 +1158,7 @@
               <w14:ligatures w14:val="standardContextual"/>
             </w:rPr>
           </w:pPr>
-          <w:hyperlink w:anchor="_Toc241745323" w:history="1">
+          <w:hyperlink w:anchor="_Toc241748163" w:history="1">
             <w:r>
               <w:rPr>
                 <w:rStyle w:val="Hiperligao"/>
@@ -1182,7 +1182,7 @@
               <w:rPr>
                 <w:noProof/>
               </w:rPr>
-              <w:instrText xml:space="preserve"> PAGEREF _Toc241745323 \h </w:instrText>
+              <w:instrText xml:space="preserve"> PAGEREF _Toc241748163 \h </w:instrText>
             </w:r>
             <w:r>
               <w:rPr>
@@ -1224,7 +1224,7 @@
               <w14:ligatures w14:val="standardContextual"/>
             </w:rPr>
           </w:pPr>
-          <w:hyperlink w:anchor="_Toc241745324" w:history="1">
+          <w:hyperlink w:anchor="_Toc241748164" w:history="1">
             <w:r>
               <w:rPr>
                 <w:rStyle w:val="Hiperligao"/>
@@ -1248,7 +1248,7 @@
               <w:rPr>
                 <w:noProof/>
               </w:rPr>
-              <w:instrText xml:space="preserve"> PAGEREF _Toc241745324 \h </w:instrText>
+              <w:instrText xml:space="preserve"> PAGEREF _Toc241748164 \h </w:instrText>
             </w:r>
             <w:r>
               <w:rPr>
@@ -1290,7 +1290,7 @@
               <w14:ligatures w14:val="standardContextual"/>
             </w:rPr>
           </w:pPr>
-          <w:hyperlink w:anchor="_Toc241745325" w:history="1">
+          <w:hyperlink w:anchor="_Toc241748165" w:history="1">
             <w:r>
               <w:rPr>
                 <w:rStyle w:val="Hiperligao"/>
@@ -1314,7 +1314,7 @@
               <w:rPr>
                 <w:noProof/>
               </w:rPr>
-              <w:instrText xml:space="preserve"> PAGEREF _Toc241745325 \h </w:instrText>
+              <w:instrText xml:space="preserve"> PAGEREF _Toc241748165 \h </w:instrText>
             </w:r>
             <w:r>
               <w:rPr>
@@ -1356,7 +1356,7 @@
               <w14:ligatures w14:val="standardContextual"/>
             </w:rPr>
           </w:pPr>
-          <w:hyperlink w:anchor="_Toc241745326" w:history="1">
+          <w:hyperlink w:anchor="_Toc241748166" w:history="1">
             <w:r>
               <w:rPr>
                 <w:rStyle w:val="Hiperligao"/>
@@ -1380,7 +1380,7 @@
               <w:rPr>
                 <w:noProof/>
               </w:rPr>
-              <w:instrText xml:space="preserve"> PAGEREF _Toc241745326 \h </w:instrText>
+              <w:instrText xml:space="preserve"> PAGEREF _Toc241748166 \h </w:instrText>
             </w:r>
             <w:r>
               <w:rPr>
@@ -1422,7 +1422,7 @@
               <w14:ligatures w14:val="standardContextual"/>
             </w:rPr>
           </w:pPr>
-          <w:hyperlink w:anchor="_Toc241745327" w:history="1">
+          <w:hyperlink w:anchor="_Toc241748167" w:history="1">
             <w:r>
               <w:rPr>
                 <w:rStyle w:val="Hiperligao"/>
@@ -1446,7 +1446,7 @@
               <w:rPr>
                 <w:noProof/>
               </w:rPr>
-              <w:instrText xml:space="preserve"> PAGEREF _Toc241745327 \h </w:instrText>
+              <w:instrText xml:space="preserve"> PAGEREF _Toc241748167 \h </w:instrText>
             </w:r>
             <w:r>
               <w:rPr>
@@ -1488,7 +1488,7 @@
               <w14:ligatures w14:val="standardContextual"/>
             </w:rPr>
           </w:pPr>
-          <w:hyperlink w:anchor="_Toc241745328" w:history="1">
+          <w:hyperlink w:anchor="_Toc241748168" w:history="1">
             <w:r>
               <w:rPr>
                 <w:rStyle w:val="Hiperligao"/>
@@ -1512,7 +1512,7 @@
               <w:rPr>
                 <w:noProof/>
               </w:rPr>
-              <w:instrText xml:space="preserve"> PAGEREF _Toc241745328 \h </w:instrText>
+              <w:instrText xml:space="preserve"> PAGEREF _Toc241748168 \h </w:instrText>
             </w:r>
             <w:r>
               <w:rPr>
@@ -1554,7 +1554,7 @@
               <w14:ligatures w14:val="standardContextual"/>
             </w:rPr>
           </w:pPr>
-          <w:hyperlink w:anchor="_Toc241745329" w:history="1">
+          <w:hyperlink w:anchor="_Toc241748169" w:history="1">
             <w:r>
               <w:rPr>
                 <w:rStyle w:val="Hiperligao"/>
@@ -1578,7 +1578,7 @@
               <w:rPr>
                 <w:noProof/>
               </w:rPr>
-              <w:instrText xml:space="preserve"> PAGEREF _Toc241745329 \h </w:instrText>
+              <w:instrText xml:space="preserve"> PAGEREF _Toc241748169 \h </w:instrText>
             </w:r>
             <w:r>
               <w:rPr>
@@ -1620,7 +1620,7 @@
               <w14:ligatures w14:val="standardContextual"/>
             </w:rPr>
           </w:pPr>
-          <w:hyperlink w:anchor="_Toc241745330" w:history="1">
+          <w:hyperlink w:anchor="_Toc241748170" w:history="1">
             <w:r>
               <w:rPr>
                 <w:rStyle w:val="Hiperligao"/>
@@ -1644,7 +1644,7 @@
               <w:rPr>
                 <w:noProof/>
               </w:rPr>
-              <w:instrText xml:space="preserve"> PAGEREF _Toc241745330 \h </w:instrText>
+              <w:instrText xml:space="preserve"> PAGEREF _Toc241748170 \h </w:instrText>
             </w:r>
             <w:r>
               <w:rPr>
@@ -1686,7 +1686,7 @@
               <w14:ligatures w14:val="standardContextual"/>
             </w:rPr>
           </w:pPr>
-          <w:hyperlink w:anchor="_Toc241745331" w:history="1">
+          <w:hyperlink w:anchor="_Toc241748171" w:history="1">
             <w:r>
               <w:rPr>
                 <w:rStyle w:val="Hiperligao"/>
@@ -1710,7 +1710,7 @@
               <w:rPr>
                 <w:noProof/>
               </w:rPr>
-              <w:instrText xml:space="preserve"> PAGEREF _Toc241745331 \h </w:instrText>
+              <w:instrText xml:space="preserve"> PAGEREF _Toc241748171 \h </w:instrText>
             </w:r>
             <w:r>
               <w:rPr>
@@ -1752,7 +1752,7 @@
               <w14:ligatures w14:val="standardContextual"/>
             </w:rPr>
           </w:pPr>
-          <w:hyperlink w:anchor="_Toc241745332" w:history="1">
+          <w:hyperlink w:anchor="_Toc241748172" w:history="1">
             <w:r>
               <w:rPr>
                 <w:rStyle w:val="Hiperligao"/>
@@ -1776,7 +1776,7 @@
               <w:rPr>
                 <w:noProof/>
               </w:rPr>
-              <w:instrText xml:space="preserve"> PAGEREF _Toc241745332 \h </w:instrText>
+              <w:instrText xml:space="preserve"> PAGEREF _Toc241748172 \h </w:instrText>
             </w:r>
             <w:r>
               <w:rPr>
@@ -1818,7 +1818,7 @@
               <w14:ligatures w14:val="standardContextual"/>
             </w:rPr>
           </w:pPr>
-          <w:hyperlink w:anchor="_Toc241745333" w:history="1">
+          <w:hyperlink w:anchor="_Toc241748173" w:history="1">
             <w:r>
               <w:rPr>
                 <w:rStyle w:val="Hiperligao"/>
@@ -1842,7 +1842,7 @@
               <w:rPr>
                 <w:noProof/>
               </w:rPr>
-              <w:instrText xml:space="preserve"> PAGEREF _Toc241745333 \h </w:instrText>
+              <w:instrText xml:space="preserve"> PAGEREF _Toc241748173 \h </w:instrText>
             </w:r>
             <w:r>
               <w:rPr>
@@ -1884,7 +1884,7 @@
               <w14:ligatures w14:val="standardContextual"/>
             </w:rPr>
           </w:pPr>
-          <w:hyperlink w:anchor="_Toc241745334" w:history="1">
+          <w:hyperlink w:anchor="_Toc241748174" w:history="1">
             <w:r>
               <w:rPr>
                 <w:rStyle w:val="Hiperligao"/>
@@ -1908,7 +1908,7 @@
               <w:rPr>
                 <w:noProof/>
               </w:rPr>
-              <w:instrText xml:space="preserve"> PAGEREF _Toc241745334 \h </w:instrText>
+              <w:instrText xml:space="preserve"> PAGEREF _Toc241748174 \h </w:instrText>
             </w:r>
             <w:r>
               <w:rPr>
@@ -1950,7 +1950,7 @@
               <w14:ligatures w14:val="standardContextual"/>
             </w:rPr>
           </w:pPr>
-          <w:hyperlink w:anchor="_Toc241745335" w:history="1">
+          <w:hyperlink w:anchor="_Toc241748175" w:history="1">
             <w:r>
               <w:rPr>
                 <w:rStyle w:val="Hiperligao"/>
@@ -1974,7 +1974,7 @@
               <w:rPr>
                 <w:noProof/>
               </w:rPr>
-              <w:instrText xml:space="preserve"> PAGEREF _Toc241745335 \h </w:instrText>
+              <w:instrText xml:space="preserve"> PAGEREF _Toc241748175 \h </w:instrText>
             </w:r>
             <w:r>
               <w:rPr>
@@ -2016,7 +2016,7 @@
               <w14:ligatures w14:val="standardContextual"/>
             </w:rPr>
           </w:pPr>
-          <w:hyperlink w:anchor="_Toc241745336" w:history="1">
+          <w:hyperlink w:anchor="_Toc241748176" w:history="1">
             <w:r>
               <w:rPr>
                 <w:rStyle w:val="Hiperligao"/>
@@ -2040,7 +2040,7 @@
               <w:rPr>
                 <w:noProof/>
               </w:rPr>
-              <w:instrText xml:space="preserve"> PAGEREF _Toc241745336 \h </w:instrText>
+              <w:instrText xml:space="preserve"> PAGEREF _Toc241748176 \h </w:instrText>
             </w:r>
             <w:r>
               <w:rPr>
@@ -2082,7 +2082,7 @@
               <w14:ligatures w14:val="standardContextual"/>
             </w:rPr>
           </w:pPr>
-          <w:hyperlink w:anchor="_Toc241745337" w:history="1">
+          <w:hyperlink w:anchor="_Toc241748177" w:history="1">
             <w:r>
               <w:rPr>
                 <w:rStyle w:val="Hiperligao"/>
@@ -2106,7 +2106,7 @@
               <w:rPr>
                 <w:noProof/>
               </w:rPr>
-              <w:instrText xml:space="preserve"> PAGEREF _Toc241745337 \h </w:instrText>
+              <w:instrText xml:space="preserve"> PAGEREF _Toc241748177 \h </w:instrText>
             </w:r>
             <w:r>
               <w:rPr>
@@ -2154,7 +2154,7 @@
       <w:pPr>
         <w:pStyle w:val="Ttulo1"/>
       </w:pPr>
-      <w:bookmarkStart w:id="0" w:name="_Toc241745307"/>
+      <w:bookmarkStart w:id="0" w:name="_Toc241748147"/>
       <w:r>
         <w:lastRenderedPageBreak/>
         <w:t>Your role at a glance</w:t>
@@ -2235,7 +2235,7 @@
       <w:pPr>
         <w:pStyle w:val="Ttulo2"/>
       </w:pPr>
-      <w:bookmarkStart w:id="1" w:name="_Toc241745308"/>
+      <w:bookmarkStart w:id="1" w:name="_Toc241748148"/>
       <w:r>
         <w:t>You can / You cannot</w:t>
       </w:r>
@@ -2256,7 +2256,7 @@
           <w:left w:w="10" w:type="dxa"/>
           <w:right w:w="10" w:type="dxa"/>
         </w:tblCellMar>
-        <w:tblLook w:val="0000" w:firstRow="0" w:lastRow="0" w:firstColumn="0" w:lastColumn="0" w:noHBand="0" w:noVBand="0"/>
+        <w:tblLook w:val="04A0" w:firstRow="1" w:lastRow="0" w:firstColumn="1" w:lastColumn="0" w:noHBand="0" w:noVBand="1"/>
       </w:tblPr>
       <w:tblGrid>
         <w:gridCol w:w="4011"/>
@@ -2969,7 +2969,7 @@
       <w:pPr>
         <w:pStyle w:val="Ttulo2"/>
       </w:pPr>
-      <w:bookmarkStart w:id="2" w:name="_Toc241745309"/>
+      <w:bookmarkStart w:id="2" w:name="_Toc241748149"/>
       <w:r>
         <w:t>Where your access comes from</w:t>
       </w:r>
@@ -3070,7 +3070,7 @@
           <w:left w:w="10" w:type="dxa"/>
           <w:right w:w="10" w:type="dxa"/>
         </w:tblCellMar>
-        <w:tblLook w:val="0000" w:firstRow="0" w:lastRow="0" w:firstColumn="0" w:lastColumn="0" w:noHBand="0" w:noVBand="0"/>
+        <w:tblLook w:val="04A0" w:firstRow="1" w:lastRow="0" w:firstColumn="1" w:lastColumn="0" w:noHBand="0" w:noVBand="1"/>
       </w:tblPr>
       <w:tblGrid>
         <w:gridCol w:w="1473"/>
@@ -3579,7 +3579,7 @@
       <w:pPr>
         <w:pStyle w:val="Ttulo2"/>
       </w:pPr>
-      <w:bookmarkStart w:id="3" w:name="_Toc241745310"/>
+      <w:bookmarkStart w:id="3" w:name="_Toc241748150"/>
       <w:r>
         <w:t>How to sign in, change your password, and sign out</w:t>
       </w:r>
@@ -3704,7 +3704,7 @@
         </w:rPr>
         <w:lastRenderedPageBreak/>
         <w:drawing>
-          <wp:inline distT="0" distB="0" distL="0" distR="0" wp14:anchorId="1948334D" wp14:editId="01E4E220">
+          <wp:inline distT="0" distB="0" distL="0" distR="0" wp14:anchorId="7066B4ED" wp14:editId="2F37EA66">
             <wp:extent cx="5715000" cy="3571875"/>
             <wp:effectExtent l="0" t="0" r="0" b="0"/>
             <wp:docPr id="197" name="01-login.png" descr="The sign-in page with Email, Password, Remember me and the Sign in button." title="The sign-in page with Email, Password, Remember me and the Sign in button."/>
@@ -3815,7 +3815,7 @@
         </w:rPr>
         <w:lastRenderedPageBreak/>
         <w:drawing>
-          <wp:inline distT="0" distB="0" distL="0" distR="0" wp14:anchorId="44C38E3C" wp14:editId="1D347EE0">
+          <wp:inline distT="0" distB="0" distL="0" distR="0" wp14:anchorId="0F28201A" wp14:editId="11643F25">
             <wp:extent cx="5715000" cy="3571875"/>
             <wp:effectExtent l="0" t="0" r="0" b="0"/>
             <wp:docPr id="198" name="03-user-menu.png" descr="The account menu open, with Settings and Log out." title="The account menu open, with Settings and Log out."/>
@@ -3868,7 +3868,7 @@
         <w:pStyle w:val="Ttulo1"/>
         <w:pageBreakBefore/>
       </w:pPr>
-      <w:bookmarkStart w:id="4" w:name="_Toc241745311"/>
+      <w:bookmarkStart w:id="4" w:name="_Toc241748151"/>
       <w:r>
         <w:lastRenderedPageBreak/>
         <w:t>Dashboard</w:t>
@@ -3901,7 +3901,7 @@
           <w:noProof/>
         </w:rPr>
         <w:drawing>
-          <wp:inline distT="0" distB="0" distL="0" distR="0" wp14:anchorId="01F41126" wp14:editId="0B429402">
+          <wp:inline distT="0" distB="0" distL="0" distR="0" wp14:anchorId="4DD71CAC" wp14:editId="5073CF18">
             <wp:extent cx="5715000" cy="5133975"/>
             <wp:effectExtent l="0" t="0" r="0" b="0"/>
             <wp:docPr id="199" name="01-dashboard-sidebar.png" descr="The Manager dashboard with the sidebar and summary cards." title="The Manager dashboard with the sidebar and summary cards."/>
@@ -3964,7 +3964,7 @@
           <w:left w:w="10" w:type="dxa"/>
           <w:right w:w="10" w:type="dxa"/>
         </w:tblCellMar>
-        <w:tblLook w:val="0000" w:firstRow="0" w:lastRow="0" w:firstColumn="0" w:lastColumn="0" w:noHBand="0" w:noVBand="0"/>
+        <w:tblLook w:val="04A0" w:firstRow="1" w:lastRow="0" w:firstColumn="1" w:lastColumn="0" w:noHBand="0" w:noVBand="1"/>
       </w:tblPr>
       <w:tblGrid>
         <w:gridCol w:w="2489"/>
@@ -4409,7 +4409,7 @@
         <w:pStyle w:val="Ttulo1"/>
         <w:pageBreakBefore/>
       </w:pPr>
-      <w:bookmarkStart w:id="5" w:name="_Toc241745312"/>
+      <w:bookmarkStart w:id="5" w:name="_Toc241748152"/>
       <w:r>
         <w:lastRenderedPageBreak/>
         <w:t>Users</w:t>
@@ -4442,7 +4442,7 @@
           <w:noProof/>
         </w:rPr>
         <w:drawing>
-          <wp:inline distT="0" distB="0" distL="0" distR="0" wp14:anchorId="1434C2DC" wp14:editId="472429E2">
+          <wp:inline distT="0" distB="0" distL="0" distR="0" wp14:anchorId="05DCB90B" wp14:editId="7FB38EFE">
             <wp:extent cx="5715000" cy="3571875"/>
             <wp:effectExtent l="0" t="0" r="0" b="0"/>
             <wp:docPr id="200" name="06-users.png" descr="The Users list for a Manager, without administrators and without New User or Credentials file buttons." title="The Users list for a Manager, without administrators and without New User or Credentials file buttons."/>
@@ -4570,7 +4570,7 @@
           <w:left w:w="10" w:type="dxa"/>
           <w:right w:w="10" w:type="dxa"/>
         </w:tblCellMar>
-        <w:tblLook w:val="0000" w:firstRow="0" w:lastRow="0" w:firstColumn="0" w:lastColumn="0" w:noHBand="0" w:noVBand="0"/>
+        <w:tblLook w:val="04A0" w:firstRow="1" w:lastRow="0" w:firstColumn="1" w:lastColumn="0" w:noHBand="0" w:noVBand="1"/>
       </w:tblPr>
       <w:tblGrid>
         <w:gridCol w:w="5291"/>
@@ -4891,7 +4891,7 @@
       <w:pPr>
         <w:pStyle w:val="Ttulo2"/>
       </w:pPr>
-      <w:bookmarkStart w:id="6" w:name="_Toc241745313"/>
+      <w:bookmarkStart w:id="6" w:name="_Toc241748153"/>
       <w:r>
         <w:t>Maps for a person</w:t>
       </w:r>
@@ -4934,7 +4934,7 @@
         </w:rPr>
         <w:lastRenderedPageBreak/>
         <w:drawing>
-          <wp:inline distT="0" distB="0" distL="0" distR="0" wp14:anchorId="5167A7FE" wp14:editId="10A49830">
+          <wp:inline distT="0" distB="0" distL="0" distR="0" wp14:anchorId="2681A8BA" wp14:editId="5732A430">
             <wp:extent cx="4362450" cy="2190750"/>
             <wp:effectExtent l="0" t="0" r="0" b="0"/>
             <wp:docPr id="201" name="09-users-maps-dialog.png" descr="The Maps dialog for a user, with share-level selects and owner and remove icons." title="The Maps dialog for a user, with share-level selects and owner and remove icons."/>
@@ -4997,7 +4997,7 @@
           <w:left w:w="10" w:type="dxa"/>
           <w:right w:w="10" w:type="dxa"/>
         </w:tblCellMar>
-        <w:tblLook w:val="0000" w:firstRow="0" w:lastRow="0" w:firstColumn="0" w:lastColumn="0" w:noHBand="0" w:noVBand="0"/>
+        <w:tblLook w:val="04A0" w:firstRow="1" w:lastRow="0" w:firstColumn="1" w:lastColumn="0" w:noHBand="0" w:noVBand="1"/>
       </w:tblPr>
       <w:tblGrid>
         <w:gridCol w:w="3610"/>
@@ -5549,7 +5549,7 @@
           <w:left w:w="10" w:type="dxa"/>
           <w:right w:w="10" w:type="dxa"/>
         </w:tblCellMar>
-        <w:tblLook w:val="0000" w:firstRow="0" w:lastRow="0" w:firstColumn="0" w:lastColumn="0" w:noHBand="0" w:noVBand="0"/>
+        <w:tblLook w:val="04A0" w:firstRow="1" w:lastRow="0" w:firstColumn="1" w:lastColumn="0" w:noHBand="0" w:noVBand="1"/>
       </w:tblPr>
       <w:tblGrid>
         <w:gridCol w:w="3438"/>
@@ -5898,7 +5898,7 @@
           <w:left w:w="10" w:type="dxa"/>
           <w:right w:w="10" w:type="dxa"/>
         </w:tblCellMar>
-        <w:tblLook w:val="0000" w:firstRow="0" w:lastRow="0" w:firstColumn="0" w:lastColumn="0" w:noHBand="0" w:noVBand="0"/>
+        <w:tblLook w:val="04A0" w:firstRow="1" w:lastRow="0" w:firstColumn="1" w:lastColumn="0" w:noHBand="0" w:noVBand="1"/>
       </w:tblPr>
       <w:tblGrid>
         <w:gridCol w:w="1851"/>
@@ -6173,7 +6173,7 @@
       <w:pPr>
         <w:pStyle w:val="Ttulo2"/>
       </w:pPr>
-      <w:bookmarkStart w:id="7" w:name="_Toc241745314"/>
+      <w:bookmarkStart w:id="7" w:name="_Toc241748154"/>
       <w:r>
         <w:t>Example: give a map to a colleague who takes over</w:t>
       </w:r>
@@ -6302,7 +6302,7 @@
         <w:pStyle w:val="Ttulo1"/>
         <w:pageBreakBefore/>
       </w:pPr>
-      <w:bookmarkStart w:id="8" w:name="_Toc241745315"/>
+      <w:bookmarkStart w:id="8" w:name="_Toc241748155"/>
       <w:r>
         <w:lastRenderedPageBreak/>
         <w:t>Maps</w:t>
@@ -6335,7 +6335,7 @@
           <w:noProof/>
         </w:rPr>
         <w:drawing>
-          <wp:inline distT="0" distB="0" distL="0" distR="0" wp14:anchorId="156F25E8" wp14:editId="640DFF29">
+          <wp:inline distT="0" distB="0" distL="0" distR="0" wp14:anchorId="4CD19D41" wp14:editId="208A9BF5">
             <wp:extent cx="5715000" cy="3429000"/>
             <wp:effectExtent l="0" t="0" r="0" b="0"/>
             <wp:docPr id="202" name="02-maps-all.png" descr="The Maps list, All tab, with Copy, Share, Schedule and Export icons on each row." title="The Maps list, All tab, with Copy, Share, Schedule and Export icons on each row."/>
@@ -6387,7 +6387,7 @@
       <w:pPr>
         <w:pStyle w:val="Ttulo2"/>
       </w:pPr>
-      <w:bookmarkStart w:id="9" w:name="_Toc241745316"/>
+      <w:bookmarkStart w:id="9" w:name="_Toc241748156"/>
       <w:r>
         <w:t>Finding a map</w:t>
       </w:r>
@@ -6408,7 +6408,7 @@
           <w:left w:w="10" w:type="dxa"/>
           <w:right w:w="10" w:type="dxa"/>
         </w:tblCellMar>
-        <w:tblLook w:val="0000" w:firstRow="0" w:lastRow="0" w:firstColumn="0" w:lastColumn="0" w:noHBand="0" w:noVBand="0"/>
+        <w:tblLook w:val="04A0" w:firstRow="1" w:lastRow="0" w:firstColumn="1" w:lastColumn="0" w:noHBand="0" w:noVBand="1"/>
       </w:tblPr>
       <w:tblGrid>
         <w:gridCol w:w="3610"/>
@@ -7013,7 +7013,7 @@
       <w:pPr>
         <w:pStyle w:val="Ttulo2"/>
       </w:pPr>
-      <w:bookmarkStart w:id="10" w:name="_Toc241745317"/>
+      <w:bookmarkStart w:id="10" w:name="_Toc241748157"/>
       <w:r>
         <w:lastRenderedPageBreak/>
         <w:t>What each icon does</w:t>
@@ -7035,7 +7035,7 @@
           <w:left w:w="10" w:type="dxa"/>
           <w:right w:w="10" w:type="dxa"/>
         </w:tblCellMar>
-        <w:tblLook w:val="0000" w:firstRow="0" w:lastRow="0" w:firstColumn="0" w:lastColumn="0" w:noHBand="0" w:noVBand="0"/>
+        <w:tblLook w:val="04A0" w:firstRow="1" w:lastRow="0" w:firstColumn="1" w:lastColumn="0" w:noHBand="0" w:noVBand="1"/>
       </w:tblPr>
       <w:tblGrid>
         <w:gridCol w:w="3610"/>
@@ -7613,7 +7613,7 @@
       <w:pPr>
         <w:pStyle w:val="Ttulo2"/>
       </w:pPr>
-      <w:bookmarkStart w:id="11" w:name="_Toc241745318"/>
+      <w:bookmarkStart w:id="11" w:name="_Toc241748158"/>
       <w:r>
         <w:t>Copy a map to build your own</w:t>
       </w:r>
@@ -7702,7 +7702,7 @@
       <w:pPr>
         <w:pStyle w:val="Ttulo2"/>
       </w:pPr>
-      <w:bookmarkStart w:id="12" w:name="_Toc241745319"/>
+      <w:bookmarkStart w:id="12" w:name="_Toc241748159"/>
       <w:r>
         <w:t>Share a map</w:t>
       </w:r>
@@ -7807,7 +7807,7 @@
         </w:rPr>
         <w:lastRenderedPageBreak/>
         <w:drawing>
-          <wp:inline distT="0" distB="0" distL="0" distR="0" wp14:anchorId="0802A57C" wp14:editId="68933480">
+          <wp:inline distT="0" distB="0" distL="0" distR="0" wp14:anchorId="008DDB94" wp14:editId="5D2D5A83">
             <wp:extent cx="3743325" cy="3895725"/>
             <wp:effectExtent l="0" t="0" r="0" b="0"/>
             <wp:docPr id="203" name="03-share-dialog.png" descr="The Share map dialog with a search box and Can view, Can export and Can edit buttons." title="The Share map dialog with a search box and Can view, Can export and Can edit buttons."/>
@@ -7890,7 +7890,7 @@
         <w:pStyle w:val="Ttulo1"/>
         <w:pageBreakBefore/>
       </w:pPr>
-      <w:bookmarkStart w:id="13" w:name="_Toc241745320"/>
+      <w:bookmarkStart w:id="13" w:name="_Toc241748160"/>
       <w:r>
         <w:lastRenderedPageBreak/>
         <w:t>Map builder</w:t>
@@ -7923,7 +7923,7 @@
           <w:noProof/>
         </w:rPr>
         <w:drawing>
-          <wp:inline distT="0" distB="0" distL="0" distR="0" wp14:anchorId="72520403" wp14:editId="4F70EE69">
+          <wp:inline distT="0" distB="0" distL="0" distR="0" wp14:anchorId="2FF631B4" wp14:editId="12DD8ABA">
             <wp:extent cx="5715000" cy="3571875"/>
             <wp:effectExtent l="0" t="0" r="0" b="0"/>
             <wp:docPr id="204" name="05-builder-overview.png" descr="The map builder with the Business Areas tree, the columns canvas and the Properties panel." title="The map builder with the Business Areas tree, the columns canvas and the Properties panel."/>
@@ -7975,7 +7975,7 @@
       <w:pPr>
         <w:pStyle w:val="Ttulo2"/>
       </w:pPr>
-      <w:bookmarkStart w:id="14" w:name="_Toc241745321"/>
+      <w:bookmarkStart w:id="14" w:name="_Toc241748161"/>
       <w:r>
         <w:t>What you may save</w:t>
       </w:r>
@@ -7996,7 +7996,7 @@
           <w:left w:w="10" w:type="dxa"/>
           <w:right w:w="10" w:type="dxa"/>
         </w:tblCellMar>
-        <w:tblLook w:val="0000" w:firstRow="0" w:lastRow="0" w:firstColumn="0" w:lastColumn="0" w:noHBand="0" w:noVBand="0"/>
+        <w:tblLook w:val="04A0" w:firstRow="1" w:lastRow="0" w:firstColumn="1" w:lastColumn="0" w:noHBand="0" w:noVBand="1"/>
       </w:tblPr>
       <w:tblGrid>
         <w:gridCol w:w="4778"/>
@@ -8356,7 +8356,7 @@
       <w:pPr>
         <w:pStyle w:val="Ttulo2"/>
       </w:pPr>
-      <w:bookmarkStart w:id="15" w:name="_Toc241745322"/>
+      <w:bookmarkStart w:id="15" w:name="_Toc241748162"/>
       <w:r>
         <w:t>The toolbar</w:t>
       </w:r>
@@ -8377,7 +8377,7 @@
           <w:left w:w="10" w:type="dxa"/>
           <w:right w:w="10" w:type="dxa"/>
         </w:tblCellMar>
-        <w:tblLook w:val="0000" w:firstRow="0" w:lastRow="0" w:firstColumn="0" w:lastColumn="0" w:noHBand="0" w:noVBand="0"/>
+        <w:tblLook w:val="04A0" w:firstRow="1" w:lastRow="0" w:firstColumn="1" w:lastColumn="0" w:noHBand="0" w:noVBand="1"/>
       </w:tblPr>
       <w:tblGrid>
         <w:gridCol w:w="3610"/>
@@ -9197,7 +9197,7 @@
       <w:pPr>
         <w:pStyle w:val="Ttulo2"/>
       </w:pPr>
-      <w:bookmarkStart w:id="16" w:name="_Toc241745323"/>
+      <w:bookmarkStart w:id="16" w:name="_Toc241748163"/>
       <w:r>
         <w:t>Build a map</w:t>
       </w:r>
@@ -9365,7 +9365,7 @@
       <w:pPr>
         <w:pStyle w:val="Ttulo2"/>
       </w:pPr>
-      <w:bookmarkStart w:id="17" w:name="_Toc241745324"/>
+      <w:bookmarkStart w:id="17" w:name="_Toc241748164"/>
       <w:r>
         <w:t>Configure column</w:t>
       </w:r>
@@ -9386,7 +9386,7 @@
           <w:left w:w="10" w:type="dxa"/>
           <w:right w:w="10" w:type="dxa"/>
         </w:tblCellMar>
-        <w:tblLook w:val="0000" w:firstRow="0" w:lastRow="0" w:firstColumn="0" w:lastColumn="0" w:noHBand="0" w:noVBand="0"/>
+        <w:tblLook w:val="04A0" w:firstRow="1" w:lastRow="0" w:firstColumn="1" w:lastColumn="0" w:noHBand="0" w:noVBand="1"/>
       </w:tblPr>
       <w:tblGrid>
         <w:gridCol w:w="4011"/>
@@ -10185,7 +10185,7 @@
           <w:left w:w="10" w:type="dxa"/>
           <w:right w:w="10" w:type="dxa"/>
         </w:tblCellMar>
-        <w:tblLook w:val="0000" w:firstRow="0" w:lastRow="0" w:firstColumn="0" w:lastColumn="0" w:noHBand="0" w:noVBand="0"/>
+        <w:tblLook w:val="04A0" w:firstRow="1" w:lastRow="0" w:firstColumn="1" w:lastColumn="0" w:noHBand="0" w:noVBand="1"/>
       </w:tblPr>
       <w:tblGrid>
         <w:gridCol w:w="3438"/>
@@ -10534,7 +10534,7 @@
           <w:left w:w="10" w:type="dxa"/>
           <w:right w:w="10" w:type="dxa"/>
         </w:tblCellMar>
-        <w:tblLook w:val="0000" w:firstRow="0" w:lastRow="0" w:firstColumn="0" w:lastColumn="0" w:noHBand="0" w:noVBand="0"/>
+        <w:tblLook w:val="04A0" w:firstRow="1" w:lastRow="0" w:firstColumn="1" w:lastColumn="0" w:noHBand="0" w:noVBand="1"/>
       </w:tblPr>
       <w:tblGrid>
         <w:gridCol w:w="3438"/>
@@ -10820,7 +10820,7 @@
           <w:left w:w="10" w:type="dxa"/>
           <w:right w:w="10" w:type="dxa"/>
         </w:tblCellMar>
-        <w:tblLook w:val="0000" w:firstRow="0" w:lastRow="0" w:firstColumn="0" w:lastColumn="0" w:noHBand="0" w:noVBand="0"/>
+        <w:tblLook w:val="04A0" w:firstRow="1" w:lastRow="0" w:firstColumn="1" w:lastColumn="0" w:noHBand="0" w:noVBand="1"/>
       </w:tblPr>
       <w:tblGrid>
         <w:gridCol w:w="5743"/>
@@ -11282,7 +11282,7 @@
       <w:pPr>
         <w:pStyle w:val="Ttulo2"/>
       </w:pPr>
-      <w:bookmarkStart w:id="18" w:name="_Toc241745325"/>
+      <w:bookmarkStart w:id="18" w:name="_Toc241748165"/>
       <w:r>
         <w:t>The five settings tabs</w:t>
       </w:r>
@@ -11303,7 +11303,7 @@
           <w:left w:w="10" w:type="dxa"/>
           <w:right w:w="10" w:type="dxa"/>
         </w:tblCellMar>
-        <w:tblLook w:val="0000" w:firstRow="0" w:lastRow="0" w:firstColumn="0" w:lastColumn="0" w:noHBand="0" w:noVBand="0"/>
+        <w:tblLook w:val="04A0" w:firstRow="1" w:lastRow="0" w:firstColumn="1" w:lastColumn="0" w:noHBand="0" w:noVBand="1"/>
       </w:tblPr>
       <w:tblGrid>
         <w:gridCol w:w="4513"/>
@@ -11886,7 +11886,7 @@
           <w:left w:w="10" w:type="dxa"/>
           <w:right w:w="10" w:type="dxa"/>
         </w:tblCellMar>
-        <w:tblLook w:val="0000" w:firstRow="0" w:lastRow="0" w:firstColumn="0" w:lastColumn="0" w:noHBand="0" w:noVBand="0"/>
+        <w:tblLook w:val="04A0" w:firstRow="1" w:lastRow="0" w:firstColumn="1" w:lastColumn="0" w:noHBand="0" w:noVBand="1"/>
       </w:tblPr>
       <w:tblGrid>
         <w:gridCol w:w="4247"/>
@@ -12567,7 +12567,7 @@
           <w:left w:w="10" w:type="dxa"/>
           <w:right w:w="10" w:type="dxa"/>
         </w:tblCellMar>
-        <w:tblLook w:val="0000" w:firstRow="0" w:lastRow="0" w:firstColumn="0" w:lastColumn="0" w:noHBand="0" w:noVBand="0"/>
+        <w:tblLook w:val="04A0" w:firstRow="1" w:lastRow="0" w:firstColumn="1" w:lastColumn="0" w:noHBand="0" w:noVBand="1"/>
       </w:tblPr>
       <w:tblGrid>
         <w:gridCol w:w="4513"/>
@@ -12947,7 +12947,7 @@
       <w:pPr>
         <w:pStyle w:val="Ttulo2"/>
       </w:pPr>
-      <w:bookmarkStart w:id="19" w:name="_Toc241745326"/>
+      <w:bookmarkStart w:id="19" w:name="_Toc241748166"/>
       <w:r>
         <w:lastRenderedPageBreak/>
         <w:t>Conditional formatting</w:t>
@@ -13004,7 +13004,7 @@
           <w:left w:w="10" w:type="dxa"/>
           <w:right w:w="10" w:type="dxa"/>
         </w:tblCellMar>
-        <w:tblLook w:val="0000" w:firstRow="0" w:lastRow="0" w:firstColumn="0" w:lastColumn="0" w:noHBand="0" w:noVBand="0"/>
+        <w:tblLook w:val="04A0" w:firstRow="1" w:lastRow="0" w:firstColumn="1" w:lastColumn="0" w:noHBand="0" w:noVBand="1"/>
       </w:tblPr>
       <w:tblGrid>
         <w:gridCol w:w="3800"/>
@@ -13654,7 +13654,7 @@
       <w:pPr>
         <w:pStyle w:val="Ttulo2"/>
       </w:pPr>
-      <w:bookmarkStart w:id="20" w:name="_Toc241745327"/>
+      <w:bookmarkStart w:id="20" w:name="_Toc241748167"/>
       <w:r>
         <w:t>Refused maps</w:t>
       </w:r>
@@ -13670,7 +13670,7 @@
         <w:pStyle w:val="Ttulo1"/>
         <w:pageBreakBefore/>
       </w:pPr>
-      <w:bookmarkStart w:id="21" w:name="_Toc241745328"/>
+      <w:bookmarkStart w:id="21" w:name="_Toc241748168"/>
       <w:r>
         <w:lastRenderedPageBreak/>
         <w:t>Map viewer</w:t>
@@ -13713,7 +13713,7 @@
           <w:noProof/>
         </w:rPr>
         <w:drawing>
-          <wp:inline distT="0" distB="0" distL="0" distR="0" wp14:anchorId="3A770DC8" wp14:editId="0458911E">
+          <wp:inline distT="0" distB="0" distL="0" distR="0" wp14:anchorId="581FCE39" wp14:editId="57373394">
             <wp:extent cx="5715000" cy="3571875"/>
             <wp:effectExtent l="0" t="0" r="0" b="0"/>
             <wp:docPr id="205" name="06-viewer-results.png" descr="A completed run with Excel, CSV and PDF buttons over the results grid." title="A completed run with Excel, CSV and PDF buttons over the results grid."/>
@@ -13776,7 +13776,7 @@
           <w:left w:w="10" w:type="dxa"/>
           <w:right w:w="10" w:type="dxa"/>
         </w:tblCellMar>
-        <w:tblLook w:val="0000" w:firstRow="0" w:lastRow="0" w:firstColumn="0" w:lastColumn="0" w:noHBand="0" w:noVBand="0"/>
+        <w:tblLook w:val="04A0" w:firstRow="1" w:lastRow="0" w:firstColumn="1" w:lastColumn="0" w:noHBand="0" w:noVBand="1"/>
       </w:tblPr>
       <w:tblGrid>
         <w:gridCol w:w="3610"/>
@@ -14602,7 +14602,7 @@
       <w:pPr>
         <w:pStyle w:val="Ttulo2"/>
       </w:pPr>
-      <w:bookmarkStart w:id="22" w:name="_Toc241745329"/>
+      <w:bookmarkStart w:id="22" w:name="_Toc241748169"/>
       <w:r>
         <w:t>Export to PDF</w:t>
       </w:r>
@@ -14648,7 +14648,7 @@
           <w:left w:w="10" w:type="dxa"/>
           <w:right w:w="10" w:type="dxa"/>
         </w:tblCellMar>
-        <w:tblLook w:val="0000" w:firstRow="0" w:lastRow="0" w:firstColumn="0" w:lastColumn="0" w:noHBand="0" w:noVBand="0"/>
+        <w:tblLook w:val="04A0" w:firstRow="1" w:lastRow="0" w:firstColumn="1" w:lastColumn="0" w:noHBand="0" w:noVBand="1"/>
       </w:tblPr>
       <w:tblGrid>
         <w:gridCol w:w="3438"/>
@@ -15014,7 +15014,7 @@
       <w:pPr>
         <w:pStyle w:val="Ttulo2"/>
       </w:pPr>
-      <w:bookmarkStart w:id="23" w:name="_Toc241745330"/>
+      <w:bookmarkStart w:id="23" w:name="_Toc241748170"/>
       <w:r>
         <w:t>Example: run and export GD_M.M10_V01.DIS</w:t>
       </w:r>
@@ -15127,7 +15127,7 @@
         <w:pStyle w:val="Ttulo1"/>
         <w:pageBreakBefore/>
       </w:pPr>
-      <w:bookmarkStart w:id="24" w:name="_Toc241745331"/>
+      <w:bookmarkStart w:id="24" w:name="_Toc241748171"/>
       <w:r>
         <w:lastRenderedPageBreak/>
         <w:t>Schedules</w:t>
@@ -15150,7 +15150,7 @@
           <w:noProof/>
         </w:rPr>
         <w:drawing>
-          <wp:inline distT="0" distB="0" distL="0" distR="0" wp14:anchorId="54C3EF1C" wp14:editId="7BB8DC63">
+          <wp:inline distT="0" distB="0" distL="0" distR="0" wp14:anchorId="7BC28A8E" wp14:editId="714A68F6">
             <wp:extent cx="5715000" cy="3571875"/>
             <wp:effectExtent l="0" t="0" r="0" b="0"/>
             <wp:docPr id="206" name="38-schedules-list.png" descr="The Schedules page with a paused schedule and its action icons." title="The Schedules page with a paused schedule and its action icons."/>
@@ -15243,7 +15243,7 @@
           <w:left w:w="10" w:type="dxa"/>
           <w:right w:w="10" w:type="dxa"/>
         </w:tblCellMar>
-        <w:tblLook w:val="0000" w:firstRow="0" w:lastRow="0" w:firstColumn="0" w:lastColumn="0" w:noHBand="0" w:noVBand="0"/>
+        <w:tblLook w:val="04A0" w:firstRow="1" w:lastRow="0" w:firstColumn="1" w:lastColumn="0" w:noHBand="0" w:noVBand="1"/>
       </w:tblPr>
       <w:tblGrid>
         <w:gridCol w:w="5157"/>
@@ -15820,7 +15820,7 @@
           <w:left w:w="10" w:type="dxa"/>
           <w:right w:w="10" w:type="dxa"/>
         </w:tblCellMar>
-        <w:tblLook w:val="0000" w:firstRow="0" w:lastRow="0" w:firstColumn="0" w:lastColumn="0" w:noHBand="0" w:noVBand="0"/>
+        <w:tblLook w:val="04A0" w:firstRow="1" w:lastRow="0" w:firstColumn="1" w:lastColumn="0" w:noHBand="0" w:noVBand="1"/>
       </w:tblPr>
       <w:tblGrid>
         <w:gridCol w:w="4011"/>
@@ -16535,7 +16535,7 @@
           <w:left w:w="10" w:type="dxa"/>
           <w:right w:w="10" w:type="dxa"/>
         </w:tblCellMar>
-        <w:tblLook w:val="0000" w:firstRow="0" w:lastRow="0" w:firstColumn="0" w:lastColumn="0" w:noHBand="0" w:noVBand="0"/>
+        <w:tblLook w:val="04A0" w:firstRow="1" w:lastRow="0" w:firstColumn="1" w:lastColumn="0" w:noHBand="0" w:noVBand="1"/>
       </w:tblPr>
       <w:tblGrid>
         <w:gridCol w:w="3438"/>
@@ -16895,7 +16895,7 @@
           <w:left w:w="10" w:type="dxa"/>
           <w:right w:w="10" w:type="dxa"/>
         </w:tblCellMar>
-        <w:tblLook w:val="0000" w:firstRow="0" w:lastRow="0" w:firstColumn="0" w:lastColumn="0" w:noHBand="0" w:noVBand="0"/>
+        <w:tblLook w:val="04A0" w:firstRow="1" w:lastRow="0" w:firstColumn="1" w:lastColumn="0" w:noHBand="0" w:noVBand="1"/>
       </w:tblPr>
       <w:tblGrid>
         <w:gridCol w:w="3438"/>
@@ -17201,7 +17201,7 @@
       <w:pPr>
         <w:pStyle w:val="Ttulo2"/>
       </w:pPr>
-      <w:bookmarkStart w:id="25" w:name="_Toc241745332"/>
+      <w:bookmarkStart w:id="25" w:name="_Toc241748172"/>
       <w:r>
         <w:t>Example: schedule a weekly run</w:t>
       </w:r>
@@ -17367,7 +17367,7 @@
         <w:pStyle w:val="Ttulo1"/>
         <w:pageBreakBefore/>
       </w:pPr>
-      <w:bookmarkStart w:id="26" w:name="_Toc241745333"/>
+      <w:bookmarkStart w:id="26" w:name="_Toc241748173"/>
       <w:r>
         <w:lastRenderedPageBreak/>
         <w:t>Runs</w:t>
@@ -17397,7 +17397,7 @@
           <w:noProof/>
         </w:rPr>
         <w:drawing>
-          <wp:inline distT="0" distB="0" distL="0" distR="0" wp14:anchorId="7DEBAC49" wp14:editId="553D6321">
+          <wp:inline distT="0" distB="0" distL="0" distR="0" wp14:anchorId="4EA99D7A" wp14:editId="5C0B31C0">
             <wp:extent cx="5715000" cy="3571875"/>
             <wp:effectExtent l="0" t="0" r="0" b="0"/>
             <wp:docPr id="207" name="08-runs.png" descr="The Runs page with map, status and kind filters and the list of runs." title="The Runs page with map, status and kind filters and the list of runs."/>
@@ -17460,7 +17460,7 @@
           <w:left w:w="10" w:type="dxa"/>
           <w:right w:w="10" w:type="dxa"/>
         </w:tblCellMar>
-        <w:tblLook w:val="0000" w:firstRow="0" w:lastRow="0" w:firstColumn="0" w:lastColumn="0" w:noHBand="0" w:noVBand="0"/>
+        <w:tblLook w:val="04A0" w:firstRow="1" w:lastRow="0" w:firstColumn="1" w:lastColumn="0" w:noHBand="0" w:noVBand="1"/>
       </w:tblPr>
       <w:tblGrid>
         <w:gridCol w:w="3610"/>
@@ -18118,7 +18118,7 @@
         <w:pStyle w:val="Ttulo1"/>
         <w:pageBreakBefore/>
       </w:pPr>
-      <w:bookmarkStart w:id="27" w:name="_Toc241745334"/>
+      <w:bookmarkStart w:id="27" w:name="_Toc241748174"/>
       <w:r>
         <w:lastRenderedPageBreak/>
         <w:t>Exports</w:t>
@@ -18148,7 +18148,7 @@
           <w:noProof/>
         </w:rPr>
         <w:drawing>
-          <wp:inline distT="0" distB="0" distL="0" distR="0" wp14:anchorId="2F10D782" wp14:editId="34286CFF">
+          <wp:inline distT="0" distB="0" distL="0" distR="0" wp14:anchorId="34808A30" wp14:editId="42421B72">
             <wp:extent cx="5715000" cy="3571875"/>
             <wp:effectExtent l="0" t="0" r="0" b="0"/>
             <wp:docPr id="208" name="44-exports.png" descr="The Exports page listing export jobs with a Download button on finished ones." title="The Exports page listing export jobs with a Download button on finished ones."/>
@@ -18211,7 +18211,7 @@
           <w:left w:w="10" w:type="dxa"/>
           <w:right w:w="10" w:type="dxa"/>
         </w:tblCellMar>
-        <w:tblLook w:val="0000" w:firstRow="0" w:lastRow="0" w:firstColumn="0" w:lastColumn="0" w:noHBand="0" w:noVBand="0"/>
+        <w:tblLook w:val="04A0" w:firstRow="1" w:lastRow="0" w:firstColumn="1" w:lastColumn="0" w:noHBand="0" w:noVBand="1"/>
       </w:tblPr>
       <w:tblGrid>
         <w:gridCol w:w="5291"/>
@@ -18425,7 +18425,7 @@
         <w:pStyle w:val="Ttulo1"/>
         <w:pageBreakBefore/>
       </w:pPr>
-      <w:bookmarkStart w:id="28" w:name="_Toc241745335"/>
+      <w:bookmarkStart w:id="28" w:name="_Toc241748175"/>
       <w:r>
         <w:lastRenderedPageBreak/>
         <w:t>Settings</w:t>
@@ -18468,7 +18468,7 @@
           <w:noProof/>
         </w:rPr>
         <w:drawing>
-          <wp:inline distT="0" distB="0" distL="0" distR="0" wp14:anchorId="0DEA3327" wp14:editId="6CB921B4">
+          <wp:inline distT="0" distB="0" distL="0" distR="0" wp14:anchorId="7D23AD3E" wp14:editId="5CBA12A4">
             <wp:extent cx="5715000" cy="3571875"/>
             <wp:effectExtent l="0" t="0" r="0" b="0"/>
             <wp:docPr id="209" name="04-settings.png" descr="The Settings page with the Language, Theme and Color palette cards." title="The Settings page with the Language, Theme and Color palette cards."/>
@@ -18531,7 +18531,7 @@
           <w:left w:w="10" w:type="dxa"/>
           <w:right w:w="10" w:type="dxa"/>
         </w:tblCellMar>
-        <w:tblLook w:val="0000" w:firstRow="0" w:lastRow="0" w:firstColumn="0" w:lastColumn="0" w:noHBand="0" w:noVBand="0"/>
+        <w:tblLook w:val="04A0" w:firstRow="1" w:lastRow="0" w:firstColumn="1" w:lastColumn="0" w:noHBand="0" w:noVBand="1"/>
       </w:tblPr>
       <w:tblGrid>
         <w:gridCol w:w="3610"/>
@@ -19022,7 +19022,7 @@
         <w:pStyle w:val="Ttulo1"/>
         <w:pageBreakBefore/>
       </w:pPr>
-      <w:bookmarkStart w:id="29" w:name="_Toc241745336"/>
+      <w:bookmarkStart w:id="29" w:name="_Toc241748176"/>
       <w:r>
         <w:lastRenderedPageBreak/>
         <w:t>Common questions</w:t>
@@ -19222,7 +19222,7 @@
         <w:pStyle w:val="Ttulo1"/>
         <w:pageBreakBefore/>
       </w:pPr>
-      <w:bookmarkStart w:id="30" w:name="_Toc241745337"/>
+      <w:bookmarkStart w:id="30" w:name="_Toc241748177"/>
       <w:r>
         <w:lastRenderedPageBreak/>
         <w:t>Glossary</w:t>
@@ -19244,7 +19244,7 @@
           <w:left w:w="10" w:type="dxa"/>
           <w:right w:w="10" w:type="dxa"/>
         </w:tblCellMar>
-        <w:tblLook w:val="0000" w:firstRow="0" w:lastRow="0" w:firstColumn="0" w:lastColumn="0" w:noHBand="0" w:noVBand="0"/>
+        <w:tblLook w:val="04A0" w:firstRow="1" w:lastRow="0" w:firstColumn="1" w:lastColumn="0" w:noHBand="0" w:noVBand="1"/>
       </w:tblPr>
       <w:tblGrid>
         <w:gridCol w:w="4513"/>
@@ -20299,7 +20299,7 @@
         <w:sz w:val="16"/>
         <w:szCs w:val="16"/>
       </w:rPr>
-      <w:t>Discoverer Neo 2.1.0 · Complete guide · MANAGER</w:t>
+      <w:t>Discoverer Neo 2.1.1 · Complete guide · MANAGER</w:t>
     </w:r>
   </w:p>
 </w:hdr>
@@ -20308,10 +20308,10 @@
 <file path=word/numbering.xml><?xml version="1.0" encoding="utf-8"?>
 <w:numbering xmlns:wpc="http://schemas.microsoft.com/office/word/2010/wordprocessingCanvas" xmlns:cx="http://schemas.microsoft.com/office/drawing/2014/chartex" xmlns:cx1="http://schemas.microsoft.com/office/drawing/2015/9/8/chartex" xmlns:cx2="http://schemas.microsoft.com/office/drawing/2015/10/21/chartex" xmlns:cx3="http://schemas.microsoft.com/office/drawing/2016/5/9/chartex" xmlns:cx4="http://schemas.microsoft.com/office/drawing/2016/5/10/chartex" xmlns:cx5="http://schemas.microsoft.com/office/drawing/2016/5/11/chartex" xmlns:cx6="http://schemas.microsoft.com/office/drawing/2016/5/12/chartex" xmlns:cx7="http://schemas.microsoft.com/office/drawing/2016/5/13/chartex" xmlns:cx8="http://schemas.microsoft.com/office/drawing/2016/5/14/chartex" xmlns:mc="http://schemas.openxmlformats.org/markup-compatibility/2006" xmlns:aink="http://schemas.microsoft.com/office/drawing/2016/ink" xmlns:am3d="http://schemas.microsoft.com/office/drawing/2017/model3d" xmlns:o="urn:schemas-microsoft-com:office:office" xmlns:oel="http://schemas.microsoft.com/office/2019/extlst" xmlns:r="http://schemas.openxmlformats.org/officeDocument/2006/relationships" xmlns:m="http://schemas.openxmlformats.org/officeDocument/2006/math" xmlns:v="urn:schemas-microsoft-com:vml" xmlns:wp14="http://schemas.microsoft.com/office/word/2010/wordprocessingDrawing" xmlns:wp="http://schemas.openxmlformats.org/drawingml/2006/wordprocessingDrawing" xmlns:w10="urn:schemas-microsoft-com:office:word" xmlns:w="http://schemas.openxmlformats.org/wordprocessingml/2006/main" xmlns:w14="http://schemas.microsoft.com/office/word/2010/wordml" xmlns:w15="http://schemas.microsoft.com/office/word/2012/wordml" xmlns:w16cex="http://schemas.microsoft.com/office/word/2018/wordml/cex" xmlns:w16cid="http://schemas.microsoft.com/office/word/2016/wordml/cid" xmlns:w16="http://schemas.microsoft.com/office/word/2018/wordml" xmlns:w16sdtdh="http://schemas.microsoft.com/office/word/2020/wordml/sdtdatahash" xmlns:w16se="http://schemas.microsoft.com/office/word/2015/wordml/symex" xmlns:wpg="http://schemas.microsoft.com/office/word/2010/wordprocessingGroup" xmlns:wpi="http://schemas.microsoft.com/office/word/2010/wordprocessingInk" xmlns:wne="http://schemas.microsoft.com/office/word/2006/wordml" xmlns:wps="http://schemas.microsoft.com/office/word/2010/wordprocessingShape" mc:Ignorable="w14 w15 w16se w16cid w16 w16cex w16sdtdh wp14">
   <w:abstractNum w:abstractNumId="0" w15:restartNumberingAfterBreak="0">
-    <w:nsid w:val="047B145E"/>
+    <w:nsid w:val="00CB21AC"/>
     <w:multiLevelType w:val="hybridMultilevel"/>
-    <w:tmpl w:val="2D2A0604"/>
-    <w:lvl w:ilvl="0" w:tplc="12A24C22">
+    <w:tmpl w:val="E766C546"/>
+    <w:lvl w:ilvl="0" w:tplc="C44AC57E">
       <w:start w:val="1"/>
       <w:numFmt w:val="decimal"/>
       <w:lvlText w:val="%1."/>
@@ -20320,7 +20320,7 @@
         <w:ind w:left="360" w:hanging="300"/>
       </w:pPr>
     </w:lvl>
-    <w:lvl w:ilvl="1" w:tplc="3CA2726A" w:tentative="1">
+    <w:lvl w:ilvl="1" w:tplc="252C871A" w:tentative="1">
       <w:start w:val="1"/>
       <w:numFmt w:val="lowerLetter"/>
       <w:lvlText w:val="%2."/>
@@ -20329,47 +20329,105 @@
         <w:ind w:left="720" w:hanging="300"/>
       </w:pPr>
     </w:lvl>
-    <w:lvl w:ilvl="2" w:tplc="B86442B0">
+    <w:lvl w:ilvl="2" w:tplc="6C266C92">
       <w:numFmt w:val="decimal"/>
       <w:lvlText w:val=""/>
       <w:lvlJc w:val="left"/>
     </w:lvl>
-    <w:lvl w:ilvl="3" w:tplc="C28634C6">
+    <w:lvl w:ilvl="3" w:tplc="B99E9AEC">
       <w:numFmt w:val="decimal"/>
       <w:lvlText w:val=""/>
       <w:lvlJc w:val="left"/>
     </w:lvl>
-    <w:lvl w:ilvl="4" w:tplc="FCA04B70">
+    <w:lvl w:ilvl="4" w:tplc="C3146052">
       <w:numFmt w:val="decimal"/>
       <w:lvlText w:val=""/>
       <w:lvlJc w:val="left"/>
     </w:lvl>
-    <w:lvl w:ilvl="5" w:tplc="81C037E4">
+    <w:lvl w:ilvl="5" w:tplc="7E586626">
       <w:numFmt w:val="decimal"/>
       <w:lvlText w:val=""/>
       <w:lvlJc w:val="left"/>
     </w:lvl>
-    <w:lvl w:ilvl="6" w:tplc="857A2186">
+    <w:lvl w:ilvl="6" w:tplc="3926F71E">
       <w:numFmt w:val="decimal"/>
       <w:lvlText w:val=""/>
       <w:lvlJc w:val="left"/>
     </w:lvl>
-    <w:lvl w:ilvl="7" w:tplc="550ACCCC">
+    <w:lvl w:ilvl="7" w:tplc="CB6C8CEC">
       <w:numFmt w:val="decimal"/>
       <w:lvlText w:val=""/>
       <w:lvlJc w:val="left"/>
     </w:lvl>
-    <w:lvl w:ilvl="8" w:tplc="4E465382">
+    <w:lvl w:ilvl="8" w:tplc="A2B6A83A">
       <w:numFmt w:val="decimal"/>
       <w:lvlText w:val=""/>
       <w:lvlJc w:val="left"/>
     </w:lvl>
   </w:abstractNum>
   <w:abstractNum w:abstractNumId="1" w15:restartNumberingAfterBreak="0">
-    <w:nsid w:val="05D74509"/>
+    <w:nsid w:val="07DD6972"/>
     <w:multiLevelType w:val="hybridMultilevel"/>
-    <w:tmpl w:val="508214D6"/>
-    <w:lvl w:ilvl="0" w:tplc="B4BE620C">
+    <w:tmpl w:val="0EA88A80"/>
+    <w:lvl w:ilvl="0" w:tplc="D9647990">
+      <w:start w:val="1"/>
+      <w:numFmt w:val="decimal"/>
+      <w:lvlText w:val="%1."/>
+      <w:lvlJc w:val="left"/>
+      <w:pPr>
+        <w:ind w:left="360" w:hanging="300"/>
+      </w:pPr>
+    </w:lvl>
+    <w:lvl w:ilvl="1" w:tplc="2C9483A8" w:tentative="1">
+      <w:start w:val="1"/>
+      <w:numFmt w:val="lowerLetter"/>
+      <w:lvlText w:val="%2."/>
+      <w:lvlJc w:val="left"/>
+      <w:pPr>
+        <w:ind w:left="720" w:hanging="300"/>
+      </w:pPr>
+    </w:lvl>
+    <w:lvl w:ilvl="2" w:tplc="44F242C2">
+      <w:numFmt w:val="decimal"/>
+      <w:lvlText w:val=""/>
+      <w:lvlJc w:val="left"/>
+    </w:lvl>
+    <w:lvl w:ilvl="3" w:tplc="56EAAC72">
+      <w:numFmt w:val="decimal"/>
+      <w:lvlText w:val=""/>
+      <w:lvlJc w:val="left"/>
+    </w:lvl>
+    <w:lvl w:ilvl="4" w:tplc="11540844">
+      <w:numFmt w:val="decimal"/>
+      <w:lvlText w:val=""/>
+      <w:lvlJc w:val="left"/>
+    </w:lvl>
+    <w:lvl w:ilvl="5" w:tplc="8E70F9AC">
+      <w:numFmt w:val="decimal"/>
+      <w:lvlText w:val=""/>
+      <w:lvlJc w:val="left"/>
+    </w:lvl>
+    <w:lvl w:ilvl="6" w:tplc="ED36C12E">
+      <w:numFmt w:val="decimal"/>
+      <w:lvlText w:val=""/>
+      <w:lvlJc w:val="left"/>
+    </w:lvl>
+    <w:lvl w:ilvl="7" w:tplc="B88EAF3A">
+      <w:numFmt w:val="decimal"/>
+      <w:lvlText w:val=""/>
+      <w:lvlJc w:val="left"/>
+    </w:lvl>
+    <w:lvl w:ilvl="8" w:tplc="D410DFD6">
+      <w:numFmt w:val="decimal"/>
+      <w:lvlText w:val=""/>
+      <w:lvlJc w:val="left"/>
+    </w:lvl>
+  </w:abstractNum>
+  <w:abstractNum w:abstractNumId="2" w15:restartNumberingAfterBreak="0">
+    <w:nsid w:val="0EF87698"/>
+    <w:multiLevelType w:val="hybridMultilevel"/>
+    <w:tmpl w:val="F8B847C2"/>
+    <w:lvl w:ilvl="0" w:tplc="5BAADD04">
       <w:start w:val="1"/>
       <w:numFmt w:val="bullet"/>
       <w:lvlText w:val="•"/>
@@ -20378,7 +20436,7 @@
         <w:ind w:left="360" w:hanging="260"/>
       </w:pPr>
     </w:lvl>
-    <w:lvl w:ilvl="1" w:tplc="061821CA" w:tentative="1">
+    <w:lvl w:ilvl="1" w:tplc="72BE5BA4" w:tentative="1">
       <w:start w:val="1"/>
       <w:numFmt w:val="bullet"/>
       <w:lvlText w:val="–"/>
@@ -20387,47 +20445,221 @@
         <w:ind w:left="720" w:hanging="260"/>
       </w:pPr>
     </w:lvl>
-    <w:lvl w:ilvl="2" w:tplc="9CCE2B42">
+    <w:lvl w:ilvl="2" w:tplc="239EEB46">
       <w:numFmt w:val="decimal"/>
       <w:lvlText w:val=""/>
       <w:lvlJc w:val="left"/>
     </w:lvl>
-    <w:lvl w:ilvl="3" w:tplc="F5322D56">
+    <w:lvl w:ilvl="3" w:tplc="5964D08E">
       <w:numFmt w:val="decimal"/>
       <w:lvlText w:val=""/>
       <w:lvlJc w:val="left"/>
     </w:lvl>
-    <w:lvl w:ilvl="4" w:tplc="B5AE75D6">
+    <w:lvl w:ilvl="4" w:tplc="4C48BA10">
       <w:numFmt w:val="decimal"/>
       <w:lvlText w:val=""/>
       <w:lvlJc w:val="left"/>
     </w:lvl>
-    <w:lvl w:ilvl="5" w:tplc="0950BE48">
+    <w:lvl w:ilvl="5" w:tplc="98C409AE">
       <w:numFmt w:val="decimal"/>
       <w:lvlText w:val=""/>
       <w:lvlJc w:val="left"/>
     </w:lvl>
-    <w:lvl w:ilvl="6" w:tplc="492A3A20">
+    <w:lvl w:ilvl="6" w:tplc="C360B71C">
       <w:numFmt w:val="decimal"/>
       <w:lvlText w:val=""/>
       <w:lvlJc w:val="left"/>
     </w:lvl>
-    <w:lvl w:ilvl="7" w:tplc="3BF6A036">
+    <w:lvl w:ilvl="7" w:tplc="63F41FFE">
       <w:numFmt w:val="decimal"/>
       <w:lvlText w:val=""/>
       <w:lvlJc w:val="left"/>
     </w:lvl>
-    <w:lvl w:ilvl="8" w:tplc="D2D01330">
+    <w:lvl w:ilvl="8" w:tplc="CF16229C">
       <w:numFmt w:val="decimal"/>
       <w:lvlText w:val=""/>
       <w:lvlJc w:val="left"/>
     </w:lvl>
   </w:abstractNum>
-  <w:abstractNum w:abstractNumId="2" w15:restartNumberingAfterBreak="0">
-    <w:nsid w:val="0B492D03"/>
+  <w:abstractNum w:abstractNumId="3" w15:restartNumberingAfterBreak="0">
+    <w:nsid w:val="23BA5BCC"/>
     <w:multiLevelType w:val="hybridMultilevel"/>
-    <w:tmpl w:val="167CFA14"/>
-    <w:lvl w:ilvl="0" w:tplc="665EAC1C" w:tentative="1">
+    <w:tmpl w:val="B3DC9AD2"/>
+    <w:lvl w:ilvl="0" w:tplc="01403140">
+      <w:start w:val="1"/>
+      <w:numFmt w:val="decimal"/>
+      <w:lvlText w:val="%1."/>
+      <w:lvlJc w:val="left"/>
+      <w:pPr>
+        <w:ind w:left="360" w:hanging="300"/>
+      </w:pPr>
+    </w:lvl>
+    <w:lvl w:ilvl="1" w:tplc="EC4016A2" w:tentative="1">
+      <w:start w:val="1"/>
+      <w:numFmt w:val="lowerLetter"/>
+      <w:lvlText w:val="%2."/>
+      <w:lvlJc w:val="left"/>
+      <w:pPr>
+        <w:ind w:left="720" w:hanging="300"/>
+      </w:pPr>
+    </w:lvl>
+    <w:lvl w:ilvl="2" w:tplc="843676E0">
+      <w:numFmt w:val="decimal"/>
+      <w:lvlText w:val=""/>
+      <w:lvlJc w:val="left"/>
+    </w:lvl>
+    <w:lvl w:ilvl="3" w:tplc="D4788310">
+      <w:numFmt w:val="decimal"/>
+      <w:lvlText w:val=""/>
+      <w:lvlJc w:val="left"/>
+    </w:lvl>
+    <w:lvl w:ilvl="4" w:tplc="939E8666">
+      <w:numFmt w:val="decimal"/>
+      <w:lvlText w:val=""/>
+      <w:lvlJc w:val="left"/>
+    </w:lvl>
+    <w:lvl w:ilvl="5" w:tplc="71D8C6E4">
+      <w:numFmt w:val="decimal"/>
+      <w:lvlText w:val=""/>
+      <w:lvlJc w:val="left"/>
+    </w:lvl>
+    <w:lvl w:ilvl="6" w:tplc="C78E2456">
+      <w:numFmt w:val="decimal"/>
+      <w:lvlText w:val=""/>
+      <w:lvlJc w:val="left"/>
+    </w:lvl>
+    <w:lvl w:ilvl="7" w:tplc="61C664A2">
+      <w:numFmt w:val="decimal"/>
+      <w:lvlText w:val=""/>
+      <w:lvlJc w:val="left"/>
+    </w:lvl>
+    <w:lvl w:ilvl="8" w:tplc="289A01E8">
+      <w:numFmt w:val="decimal"/>
+      <w:lvlText w:val=""/>
+      <w:lvlJc w:val="left"/>
+    </w:lvl>
+  </w:abstractNum>
+  <w:abstractNum w:abstractNumId="4" w15:restartNumberingAfterBreak="0">
+    <w:nsid w:val="2B080E14"/>
+    <w:multiLevelType w:val="hybridMultilevel"/>
+    <w:tmpl w:val="8FEE0068"/>
+    <w:lvl w:ilvl="0" w:tplc="09846A6E">
+      <w:start w:val="1"/>
+      <w:numFmt w:val="decimal"/>
+      <w:lvlText w:val="%1."/>
+      <w:lvlJc w:val="left"/>
+      <w:pPr>
+        <w:ind w:left="360" w:hanging="300"/>
+      </w:pPr>
+    </w:lvl>
+    <w:lvl w:ilvl="1" w:tplc="5880AFAC" w:tentative="1">
+      <w:start w:val="1"/>
+      <w:numFmt w:val="lowerLetter"/>
+      <w:lvlText w:val="%2."/>
+      <w:lvlJc w:val="left"/>
+      <w:pPr>
+        <w:ind w:left="720" w:hanging="300"/>
+      </w:pPr>
+    </w:lvl>
+    <w:lvl w:ilvl="2" w:tplc="DF3450CA">
+      <w:numFmt w:val="decimal"/>
+      <w:lvlText w:val=""/>
+      <w:lvlJc w:val="left"/>
+    </w:lvl>
+    <w:lvl w:ilvl="3" w:tplc="CB200F26">
+      <w:numFmt w:val="decimal"/>
+      <w:lvlText w:val=""/>
+      <w:lvlJc w:val="left"/>
+    </w:lvl>
+    <w:lvl w:ilvl="4" w:tplc="78E42100">
+      <w:numFmt w:val="decimal"/>
+      <w:lvlText w:val=""/>
+      <w:lvlJc w:val="left"/>
+    </w:lvl>
+    <w:lvl w:ilvl="5" w:tplc="607851EC">
+      <w:numFmt w:val="decimal"/>
+      <w:lvlText w:val=""/>
+      <w:lvlJc w:val="left"/>
+    </w:lvl>
+    <w:lvl w:ilvl="6" w:tplc="65944024">
+      <w:numFmt w:val="decimal"/>
+      <w:lvlText w:val=""/>
+      <w:lvlJc w:val="left"/>
+    </w:lvl>
+    <w:lvl w:ilvl="7" w:tplc="0F546804">
+      <w:numFmt w:val="decimal"/>
+      <w:lvlText w:val=""/>
+      <w:lvlJc w:val="left"/>
+    </w:lvl>
+    <w:lvl w:ilvl="8" w:tplc="F27AE0EA">
+      <w:numFmt w:val="decimal"/>
+      <w:lvlText w:val=""/>
+      <w:lvlJc w:val="left"/>
+    </w:lvl>
+  </w:abstractNum>
+  <w:abstractNum w:abstractNumId="5" w15:restartNumberingAfterBreak="0">
+    <w:nsid w:val="441E6F8C"/>
+    <w:multiLevelType w:val="hybridMultilevel"/>
+    <w:tmpl w:val="40EE7CD2"/>
+    <w:lvl w:ilvl="0" w:tplc="01EADBBC">
+      <w:start w:val="1"/>
+      <w:numFmt w:val="decimal"/>
+      <w:lvlText w:val="%1."/>
+      <w:lvlJc w:val="left"/>
+      <w:pPr>
+        <w:ind w:left="360" w:hanging="300"/>
+      </w:pPr>
+    </w:lvl>
+    <w:lvl w:ilvl="1" w:tplc="646CEE2A" w:tentative="1">
+      <w:start w:val="1"/>
+      <w:numFmt w:val="lowerLetter"/>
+      <w:lvlText w:val="%2."/>
+      <w:lvlJc w:val="left"/>
+      <w:pPr>
+        <w:ind w:left="720" w:hanging="300"/>
+      </w:pPr>
+    </w:lvl>
+    <w:lvl w:ilvl="2" w:tplc="4542726E">
+      <w:numFmt w:val="decimal"/>
+      <w:lvlText w:val=""/>
+      <w:lvlJc w:val="left"/>
+    </w:lvl>
+    <w:lvl w:ilvl="3" w:tplc="67803B0C">
+      <w:numFmt w:val="decimal"/>
+      <w:lvlText w:val=""/>
+      <w:lvlJc w:val="left"/>
+    </w:lvl>
+    <w:lvl w:ilvl="4" w:tplc="A0426F82">
+      <w:numFmt w:val="decimal"/>
+      <w:lvlText w:val=""/>
+      <w:lvlJc w:val="left"/>
+    </w:lvl>
+    <w:lvl w:ilvl="5" w:tplc="56B61490">
+      <w:numFmt w:val="decimal"/>
+      <w:lvlText w:val=""/>
+      <w:lvlJc w:val="left"/>
+    </w:lvl>
+    <w:lvl w:ilvl="6" w:tplc="14EE3C12">
+      <w:numFmt w:val="decimal"/>
+      <w:lvlText w:val=""/>
+      <w:lvlJc w:val="left"/>
+    </w:lvl>
+    <w:lvl w:ilvl="7" w:tplc="D960CF22">
+      <w:numFmt w:val="decimal"/>
+      <w:lvlText w:val=""/>
+      <w:lvlJc w:val="left"/>
+    </w:lvl>
+    <w:lvl w:ilvl="8" w:tplc="EE8E6178">
+      <w:numFmt w:val="decimal"/>
+      <w:lvlText w:val=""/>
+      <w:lvlJc w:val="left"/>
+    </w:lvl>
+  </w:abstractNum>
+  <w:abstractNum w:abstractNumId="6" w15:restartNumberingAfterBreak="0">
+    <w:nsid w:val="4521567E"/>
+    <w:multiLevelType w:val="hybridMultilevel"/>
+    <w:tmpl w:val="B7C44D00"/>
+    <w:lvl w:ilvl="0" w:tplc="574ECA60" w:tentative="1">
       <w:start w:val="1"/>
       <w:numFmt w:val="bullet"/>
       <w:lvlText w:val="●"/>
@@ -20436,7 +20668,7 @@
         <w:ind w:left="720" w:hanging="360"/>
       </w:pPr>
     </w:lvl>
-    <w:lvl w:ilvl="1" w:tplc="212E2C0C" w:tentative="1">
+    <w:lvl w:ilvl="1" w:tplc="514A08EA" w:tentative="1">
       <w:start w:val="1"/>
       <w:numFmt w:val="bullet"/>
       <w:lvlText w:val="○"/>
@@ -20445,7 +20677,7 @@
         <w:ind w:left="1440" w:hanging="360"/>
       </w:pPr>
     </w:lvl>
-    <w:lvl w:ilvl="2" w:tplc="45483326" w:tentative="1">
+    <w:lvl w:ilvl="2" w:tplc="75607DD0" w:tentative="1">
       <w:start w:val="1"/>
       <w:numFmt w:val="bullet"/>
       <w:lvlText w:val="■"/>
@@ -20454,7 +20686,7 @@
         <w:ind w:left="2160" w:hanging="360"/>
       </w:pPr>
     </w:lvl>
-    <w:lvl w:ilvl="3" w:tplc="C1985E36" w:tentative="1">
+    <w:lvl w:ilvl="3" w:tplc="354E4B7A" w:tentative="1">
       <w:start w:val="1"/>
       <w:numFmt w:val="bullet"/>
       <w:lvlText w:val="●"/>
@@ -20463,7 +20695,7 @@
         <w:ind w:left="2880" w:hanging="360"/>
       </w:pPr>
     </w:lvl>
-    <w:lvl w:ilvl="4" w:tplc="D59C7EE6" w:tentative="1">
+    <w:lvl w:ilvl="4" w:tplc="D794F28C" w:tentative="1">
       <w:start w:val="1"/>
       <w:numFmt w:val="bullet"/>
       <w:lvlText w:val="○"/>
@@ -20472,7 +20704,7 @@
         <w:ind w:left="3600" w:hanging="360"/>
       </w:pPr>
     </w:lvl>
-    <w:lvl w:ilvl="5" w:tplc="AB686154" w:tentative="1">
+    <w:lvl w:ilvl="5" w:tplc="8E46B942" w:tentative="1">
       <w:start w:val="1"/>
       <w:numFmt w:val="bullet"/>
       <w:lvlText w:val="■"/>
@@ -20481,7 +20713,7 @@
         <w:ind w:left="4320" w:hanging="360"/>
       </w:pPr>
     </w:lvl>
-    <w:lvl w:ilvl="6" w:tplc="42D425E6" w:tentative="1">
+    <w:lvl w:ilvl="6" w:tplc="A7FAC3A0" w:tentative="1">
       <w:start w:val="1"/>
       <w:numFmt w:val="bullet"/>
       <w:lvlText w:val="●"/>
@@ -20490,7 +20722,7 @@
         <w:ind w:left="5040" w:hanging="360"/>
       </w:pPr>
     </w:lvl>
-    <w:lvl w:ilvl="7" w:tplc="35CE9752" w:tentative="1">
+    <w:lvl w:ilvl="7" w:tplc="51348AEE" w:tentative="1">
       <w:start w:val="1"/>
       <w:numFmt w:val="bullet"/>
       <w:lvlText w:val="●"/>
@@ -20499,7 +20731,7 @@
         <w:ind w:left="5760" w:hanging="360"/>
       </w:pPr>
     </w:lvl>
-    <w:lvl w:ilvl="8" w:tplc="A8F8E4FA" w:tentative="1">
+    <w:lvl w:ilvl="8" w:tplc="59CC81FE" w:tentative="1">
       <w:start w:val="1"/>
       <w:numFmt w:val="bullet"/>
       <w:lvlText w:val="●"/>
@@ -20509,11 +20741,11 @@
       </w:pPr>
     </w:lvl>
   </w:abstractNum>
-  <w:abstractNum w:abstractNumId="3" w15:restartNumberingAfterBreak="0">
-    <w:nsid w:val="12BC7737"/>
+  <w:abstractNum w:abstractNumId="7" w15:restartNumberingAfterBreak="0">
+    <w:nsid w:val="504941B2"/>
     <w:multiLevelType w:val="hybridMultilevel"/>
-    <w:tmpl w:val="8AC071CA"/>
-    <w:lvl w:ilvl="0" w:tplc="DB201014">
+    <w:tmpl w:val="32C65AF4"/>
+    <w:lvl w:ilvl="0" w:tplc="A9F6B212">
       <w:start w:val="1"/>
       <w:numFmt w:val="decimal"/>
       <w:lvlText w:val="%1."/>
@@ -20522,7 +20754,7 @@
         <w:ind w:left="360" w:hanging="300"/>
       </w:pPr>
     </w:lvl>
-    <w:lvl w:ilvl="1" w:tplc="4252A37E" w:tentative="1">
+    <w:lvl w:ilvl="1" w:tplc="FFB0A426" w:tentative="1">
       <w:start w:val="1"/>
       <w:numFmt w:val="lowerLetter"/>
       <w:lvlText w:val="%2."/>
@@ -20531,47 +20763,47 @@
         <w:ind w:left="720" w:hanging="300"/>
       </w:pPr>
     </w:lvl>
-    <w:lvl w:ilvl="2" w:tplc="85744FA8">
+    <w:lvl w:ilvl="2" w:tplc="E63407E8">
       <w:numFmt w:val="decimal"/>
       <w:lvlText w:val=""/>
       <w:lvlJc w:val="left"/>
     </w:lvl>
-    <w:lvl w:ilvl="3" w:tplc="3CEEC2FE">
+    <w:lvl w:ilvl="3" w:tplc="989AC168">
       <w:numFmt w:val="decimal"/>
       <w:lvlText w:val=""/>
       <w:lvlJc w:val="left"/>
     </w:lvl>
-    <w:lvl w:ilvl="4" w:tplc="3878D2DA">
+    <w:lvl w:ilvl="4" w:tplc="47EE0D94">
       <w:numFmt w:val="decimal"/>
       <w:lvlText w:val=""/>
       <w:lvlJc w:val="left"/>
     </w:lvl>
-    <w:lvl w:ilvl="5" w:tplc="9BD82F34">
+    <w:lvl w:ilvl="5" w:tplc="527CB73E">
       <w:numFmt w:val="decimal"/>
       <w:lvlText w:val=""/>
       <w:lvlJc w:val="left"/>
     </w:lvl>
-    <w:lvl w:ilvl="6" w:tplc="38462364">
+    <w:lvl w:ilvl="6" w:tplc="3C10B80E">
       <w:numFmt w:val="decimal"/>
       <w:lvlText w:val=""/>
       <w:lvlJc w:val="left"/>
     </w:lvl>
-    <w:lvl w:ilvl="7" w:tplc="13EC81EA">
+    <w:lvl w:ilvl="7" w:tplc="77C8D64A">
       <w:numFmt w:val="decimal"/>
       <w:lvlText w:val=""/>
       <w:lvlJc w:val="left"/>
     </w:lvl>
-    <w:lvl w:ilvl="8" w:tplc="4BA089DA">
+    <w:lvl w:ilvl="8" w:tplc="955A01B2">
       <w:numFmt w:val="decimal"/>
       <w:lvlText w:val=""/>
       <w:lvlJc w:val="left"/>
     </w:lvl>
   </w:abstractNum>
-  <w:abstractNum w:abstractNumId="4" w15:restartNumberingAfterBreak="0">
-    <w:nsid w:val="1E4D2F16"/>
+  <w:abstractNum w:abstractNumId="8" w15:restartNumberingAfterBreak="0">
+    <w:nsid w:val="5FFF7202"/>
     <w:multiLevelType w:val="hybridMultilevel"/>
-    <w:tmpl w:val="2CD66FC2"/>
-    <w:lvl w:ilvl="0" w:tplc="D4BA5D60">
+    <w:tmpl w:val="002C0470"/>
+    <w:lvl w:ilvl="0" w:tplc="B352F330">
       <w:start w:val="1"/>
       <w:numFmt w:val="decimal"/>
       <w:lvlText w:val="%1."/>
@@ -20580,7 +20812,7 @@
         <w:ind w:left="360" w:hanging="300"/>
       </w:pPr>
     </w:lvl>
-    <w:lvl w:ilvl="1" w:tplc="A9A013DA" w:tentative="1">
+    <w:lvl w:ilvl="1" w:tplc="0582B280" w:tentative="1">
       <w:start w:val="1"/>
       <w:numFmt w:val="lowerLetter"/>
       <w:lvlText w:val="%2."/>
@@ -20589,324 +20821,92 @@
         <w:ind w:left="720" w:hanging="300"/>
       </w:pPr>
     </w:lvl>
-    <w:lvl w:ilvl="2" w:tplc="0E34626A">
+    <w:lvl w:ilvl="2" w:tplc="81A4E31E">
       <w:numFmt w:val="decimal"/>
       <w:lvlText w:val=""/>
       <w:lvlJc w:val="left"/>
     </w:lvl>
-    <w:lvl w:ilvl="3" w:tplc="E9143A8C">
+    <w:lvl w:ilvl="3" w:tplc="73E2408A">
       <w:numFmt w:val="decimal"/>
       <w:lvlText w:val=""/>
       <w:lvlJc w:val="left"/>
     </w:lvl>
-    <w:lvl w:ilvl="4" w:tplc="6DE8F69A">
+    <w:lvl w:ilvl="4" w:tplc="8056DED2">
       <w:numFmt w:val="decimal"/>
       <w:lvlText w:val=""/>
       <w:lvlJc w:val="left"/>
     </w:lvl>
-    <w:lvl w:ilvl="5" w:tplc="FB3E3404">
+    <w:lvl w:ilvl="5" w:tplc="ADD8D326">
       <w:numFmt w:val="decimal"/>
       <w:lvlText w:val=""/>
       <w:lvlJc w:val="left"/>
     </w:lvl>
-    <w:lvl w:ilvl="6" w:tplc="EDEAC66A">
+    <w:lvl w:ilvl="6" w:tplc="F32A38DA">
       <w:numFmt w:val="decimal"/>
       <w:lvlText w:val=""/>
       <w:lvlJc w:val="left"/>
     </w:lvl>
-    <w:lvl w:ilvl="7" w:tplc="7032C09E">
+    <w:lvl w:ilvl="7" w:tplc="606095EE">
       <w:numFmt w:val="decimal"/>
       <w:lvlText w:val=""/>
       <w:lvlJc w:val="left"/>
     </w:lvl>
-    <w:lvl w:ilvl="8" w:tplc="269448C4">
+    <w:lvl w:ilvl="8" w:tplc="63FA02B0">
       <w:numFmt w:val="decimal"/>
       <w:lvlText w:val=""/>
       <w:lvlJc w:val="left"/>
     </w:lvl>
   </w:abstractNum>
-  <w:abstractNum w:abstractNumId="5" w15:restartNumberingAfterBreak="0">
-    <w:nsid w:val="21515A59"/>
-    <w:multiLevelType w:val="hybridMultilevel"/>
-    <w:tmpl w:val="BAD6537E"/>
-    <w:lvl w:ilvl="0" w:tplc="8CA65376">
-      <w:start w:val="1"/>
-      <w:numFmt w:val="decimal"/>
-      <w:lvlText w:val="%1."/>
-      <w:lvlJc w:val="left"/>
-      <w:pPr>
-        <w:ind w:left="360" w:hanging="300"/>
-      </w:pPr>
-    </w:lvl>
-    <w:lvl w:ilvl="1" w:tplc="63E4B588" w:tentative="1">
-      <w:start w:val="1"/>
-      <w:numFmt w:val="lowerLetter"/>
-      <w:lvlText w:val="%2."/>
-      <w:lvlJc w:val="left"/>
-      <w:pPr>
-        <w:ind w:left="720" w:hanging="300"/>
-      </w:pPr>
-    </w:lvl>
-    <w:lvl w:ilvl="2" w:tplc="9E00FDE2">
-      <w:numFmt w:val="decimal"/>
-      <w:lvlText w:val=""/>
-      <w:lvlJc w:val="left"/>
-    </w:lvl>
-    <w:lvl w:ilvl="3" w:tplc="58181DF4">
-      <w:numFmt w:val="decimal"/>
-      <w:lvlText w:val=""/>
-      <w:lvlJc w:val="left"/>
-    </w:lvl>
-    <w:lvl w:ilvl="4" w:tplc="8368BD02">
-      <w:numFmt w:val="decimal"/>
-      <w:lvlText w:val=""/>
-      <w:lvlJc w:val="left"/>
-    </w:lvl>
-    <w:lvl w:ilvl="5" w:tplc="74F6A1C4">
-      <w:numFmt w:val="decimal"/>
-      <w:lvlText w:val=""/>
-      <w:lvlJc w:val="left"/>
-    </w:lvl>
-    <w:lvl w:ilvl="6" w:tplc="7660AE2A">
-      <w:numFmt w:val="decimal"/>
-      <w:lvlText w:val=""/>
-      <w:lvlJc w:val="left"/>
-    </w:lvl>
-    <w:lvl w:ilvl="7" w:tplc="01F44A66">
-      <w:numFmt w:val="decimal"/>
-      <w:lvlText w:val=""/>
-      <w:lvlJc w:val="left"/>
-    </w:lvl>
-    <w:lvl w:ilvl="8" w:tplc="8C7E4D1A">
-      <w:numFmt w:val="decimal"/>
-      <w:lvlText w:val=""/>
-      <w:lvlJc w:val="left"/>
-    </w:lvl>
-  </w:abstractNum>
-  <w:abstractNum w:abstractNumId="6" w15:restartNumberingAfterBreak="0">
-    <w:nsid w:val="414D7328"/>
-    <w:multiLevelType w:val="hybridMultilevel"/>
-    <w:tmpl w:val="2E7EF11C"/>
-    <w:lvl w:ilvl="0" w:tplc="548E39BC">
-      <w:start w:val="1"/>
-      <w:numFmt w:val="decimal"/>
-      <w:lvlText w:val="%1."/>
-      <w:lvlJc w:val="left"/>
-      <w:pPr>
-        <w:ind w:left="360" w:hanging="300"/>
-      </w:pPr>
-    </w:lvl>
-    <w:lvl w:ilvl="1" w:tplc="29B6A710" w:tentative="1">
-      <w:start w:val="1"/>
-      <w:numFmt w:val="lowerLetter"/>
-      <w:lvlText w:val="%2."/>
-      <w:lvlJc w:val="left"/>
-      <w:pPr>
-        <w:ind w:left="720" w:hanging="300"/>
-      </w:pPr>
-    </w:lvl>
-    <w:lvl w:ilvl="2" w:tplc="8E889558">
-      <w:numFmt w:val="decimal"/>
-      <w:lvlText w:val=""/>
-      <w:lvlJc w:val="left"/>
-    </w:lvl>
-    <w:lvl w:ilvl="3" w:tplc="F6861454">
-      <w:numFmt w:val="decimal"/>
-      <w:lvlText w:val=""/>
-      <w:lvlJc w:val="left"/>
-    </w:lvl>
-    <w:lvl w:ilvl="4" w:tplc="25488BDA">
-      <w:numFmt w:val="decimal"/>
-      <w:lvlText w:val=""/>
-      <w:lvlJc w:val="left"/>
-    </w:lvl>
-    <w:lvl w:ilvl="5" w:tplc="D3E6A8FC">
-      <w:numFmt w:val="decimal"/>
-      <w:lvlText w:val=""/>
-      <w:lvlJc w:val="left"/>
-    </w:lvl>
-    <w:lvl w:ilvl="6" w:tplc="34843E1E">
-      <w:numFmt w:val="decimal"/>
-      <w:lvlText w:val=""/>
-      <w:lvlJc w:val="left"/>
-    </w:lvl>
-    <w:lvl w:ilvl="7" w:tplc="7B2829E2">
-      <w:numFmt w:val="decimal"/>
-      <w:lvlText w:val=""/>
-      <w:lvlJc w:val="left"/>
-    </w:lvl>
-    <w:lvl w:ilvl="8" w:tplc="521C85BC">
-      <w:numFmt w:val="decimal"/>
-      <w:lvlText w:val=""/>
-      <w:lvlJc w:val="left"/>
-    </w:lvl>
-  </w:abstractNum>
-  <w:abstractNum w:abstractNumId="7" w15:restartNumberingAfterBreak="0">
-    <w:nsid w:val="5B4F2BE1"/>
-    <w:multiLevelType w:val="hybridMultilevel"/>
-    <w:tmpl w:val="3502EF4C"/>
-    <w:lvl w:ilvl="0" w:tplc="EFF2BDFC">
-      <w:start w:val="1"/>
-      <w:numFmt w:val="decimal"/>
-      <w:lvlText w:val="%1."/>
-      <w:lvlJc w:val="left"/>
-      <w:pPr>
-        <w:ind w:left="360" w:hanging="300"/>
-      </w:pPr>
-    </w:lvl>
-    <w:lvl w:ilvl="1" w:tplc="23502992" w:tentative="1">
-      <w:start w:val="1"/>
-      <w:numFmt w:val="lowerLetter"/>
-      <w:lvlText w:val="%2."/>
-      <w:lvlJc w:val="left"/>
-      <w:pPr>
-        <w:ind w:left="720" w:hanging="300"/>
-      </w:pPr>
-    </w:lvl>
-    <w:lvl w:ilvl="2" w:tplc="10D4D25C">
-      <w:numFmt w:val="decimal"/>
-      <w:lvlText w:val=""/>
-      <w:lvlJc w:val="left"/>
-    </w:lvl>
-    <w:lvl w:ilvl="3" w:tplc="AA82D7B4">
-      <w:numFmt w:val="decimal"/>
-      <w:lvlText w:val=""/>
-      <w:lvlJc w:val="left"/>
-    </w:lvl>
-    <w:lvl w:ilvl="4" w:tplc="8B9EBD66">
-      <w:numFmt w:val="decimal"/>
-      <w:lvlText w:val=""/>
-      <w:lvlJc w:val="left"/>
-    </w:lvl>
-    <w:lvl w:ilvl="5" w:tplc="9530F820">
-      <w:numFmt w:val="decimal"/>
-      <w:lvlText w:val=""/>
-      <w:lvlJc w:val="left"/>
-    </w:lvl>
-    <w:lvl w:ilvl="6" w:tplc="65722448">
-      <w:numFmt w:val="decimal"/>
-      <w:lvlText w:val=""/>
-      <w:lvlJc w:val="left"/>
-    </w:lvl>
-    <w:lvl w:ilvl="7" w:tplc="60C27B1A">
-      <w:numFmt w:val="decimal"/>
-      <w:lvlText w:val=""/>
-      <w:lvlJc w:val="left"/>
-    </w:lvl>
-    <w:lvl w:ilvl="8" w:tplc="124C4EB0">
-      <w:numFmt w:val="decimal"/>
-      <w:lvlText w:val=""/>
-      <w:lvlJc w:val="left"/>
-    </w:lvl>
-  </w:abstractNum>
-  <w:abstractNum w:abstractNumId="8" w15:restartNumberingAfterBreak="0">
-    <w:nsid w:val="719A6056"/>
-    <w:multiLevelType w:val="hybridMultilevel"/>
-    <w:tmpl w:val="25CEC434"/>
-    <w:lvl w:ilvl="0" w:tplc="A89C0E56">
-      <w:start w:val="1"/>
-      <w:numFmt w:val="decimal"/>
-      <w:lvlText w:val="%1."/>
-      <w:lvlJc w:val="left"/>
-      <w:pPr>
-        <w:ind w:left="360" w:hanging="300"/>
-      </w:pPr>
-    </w:lvl>
-    <w:lvl w:ilvl="1" w:tplc="706EC698" w:tentative="1">
-      <w:start w:val="1"/>
-      <w:numFmt w:val="lowerLetter"/>
-      <w:lvlText w:val="%2."/>
-      <w:lvlJc w:val="left"/>
-      <w:pPr>
-        <w:ind w:left="720" w:hanging="300"/>
-      </w:pPr>
-    </w:lvl>
-    <w:lvl w:ilvl="2" w:tplc="64DCC6C2">
-      <w:numFmt w:val="decimal"/>
-      <w:lvlText w:val=""/>
-      <w:lvlJc w:val="left"/>
-    </w:lvl>
-    <w:lvl w:ilvl="3" w:tplc="83DC33B0">
-      <w:numFmt w:val="decimal"/>
-      <w:lvlText w:val=""/>
-      <w:lvlJc w:val="left"/>
-    </w:lvl>
-    <w:lvl w:ilvl="4" w:tplc="495CAC32">
-      <w:numFmt w:val="decimal"/>
-      <w:lvlText w:val=""/>
-      <w:lvlJc w:val="left"/>
-    </w:lvl>
-    <w:lvl w:ilvl="5" w:tplc="753AA804">
-      <w:numFmt w:val="decimal"/>
-      <w:lvlText w:val=""/>
-      <w:lvlJc w:val="left"/>
-    </w:lvl>
-    <w:lvl w:ilvl="6" w:tplc="3C82ADE4">
-      <w:numFmt w:val="decimal"/>
-      <w:lvlText w:val=""/>
-      <w:lvlJc w:val="left"/>
-    </w:lvl>
-    <w:lvl w:ilvl="7" w:tplc="A9D8545A">
-      <w:numFmt w:val="decimal"/>
-      <w:lvlText w:val=""/>
-      <w:lvlJc w:val="left"/>
-    </w:lvl>
-    <w:lvl w:ilvl="8" w:tplc="6B8EA848">
-      <w:numFmt w:val="decimal"/>
-      <w:lvlText w:val=""/>
-      <w:lvlJc w:val="left"/>
-    </w:lvl>
-  </w:abstractNum>
-  <w:num w:numId="1" w16cid:durableId="289746526">
+  <w:num w:numId="1" w16cid:durableId="1963656409">
+    <w:abstractNumId w:val="6"/>
+    <w:lvlOverride w:ilvl="0">
+      <w:startOverride w:val="1"/>
+    </w:lvlOverride>
+  </w:num>
+  <w:num w:numId="2" w16cid:durableId="1879853177">
     <w:abstractNumId w:val="2"/>
     <w:lvlOverride w:ilvl="0">
       <w:startOverride w:val="1"/>
     </w:lvlOverride>
   </w:num>
-  <w:num w:numId="2" w16cid:durableId="56125882">
+  <w:num w:numId="3" w16cid:durableId="1519388230">
+    <w:abstractNumId w:val="7"/>
+    <w:lvlOverride w:ilvl="0">
+      <w:startOverride w:val="1"/>
+    </w:lvlOverride>
+  </w:num>
+  <w:num w:numId="4" w16cid:durableId="890992918">
     <w:abstractNumId w:val="1"/>
     <w:lvlOverride w:ilvl="0">
       <w:startOverride w:val="1"/>
     </w:lvlOverride>
   </w:num>
-  <w:num w:numId="3" w16cid:durableId="994265939">
+  <w:num w:numId="5" w16cid:durableId="1278832902">
     <w:abstractNumId w:val="5"/>
     <w:lvlOverride w:ilvl="0">
       <w:startOverride w:val="1"/>
     </w:lvlOverride>
   </w:num>
-  <w:num w:numId="4" w16cid:durableId="2063288728">
-    <w:abstractNumId w:val="7"/>
+  <w:num w:numId="6" w16cid:durableId="538473018">
+    <w:abstractNumId w:val="0"/>
     <w:lvlOverride w:ilvl="0">
       <w:startOverride w:val="1"/>
     </w:lvlOverride>
   </w:num>
-  <w:num w:numId="5" w16cid:durableId="225380053">
+  <w:num w:numId="7" w16cid:durableId="1698502108">
+    <w:abstractNumId w:val="4"/>
+    <w:lvlOverride w:ilvl="0">
+      <w:startOverride w:val="1"/>
+    </w:lvlOverride>
+  </w:num>
+  <w:num w:numId="8" w16cid:durableId="1496528823">
     <w:abstractNumId w:val="3"/>
     <w:lvlOverride w:ilvl="0">
       <w:startOverride w:val="1"/>
     </w:lvlOverride>
   </w:num>
-  <w:num w:numId="6" w16cid:durableId="911892210">
-    <w:abstractNumId w:val="4"/>
-    <w:lvlOverride w:ilvl="0">
-      <w:startOverride w:val="1"/>
-    </w:lvlOverride>
-  </w:num>
-  <w:num w:numId="7" w16cid:durableId="1225986357">
-    <w:abstractNumId w:val="0"/>
-    <w:lvlOverride w:ilvl="0">
-      <w:startOverride w:val="1"/>
-    </w:lvlOverride>
-  </w:num>
-  <w:num w:numId="8" w16cid:durableId="353271102">
+  <w:num w:numId="9" w16cid:durableId="34745641">
     <w:abstractNumId w:val="8"/>
-    <w:lvlOverride w:ilvl="0">
-      <w:startOverride w:val="1"/>
-    </w:lvlOverride>
-  </w:num>
-  <w:num w:numId="9" w16cid:durableId="321205639">
-    <w:abstractNumId w:val="6"/>
     <w:lvlOverride w:ilvl="0">
       <w:startOverride w:val="1"/>
     </w:lvlOverride>
@@ -21586,7 +21586,7 @@
     <w:autoRedefine/>
     <w:uiPriority w:val="39"/>
     <w:unhideWhenUsed/>
-    <w:rsid w:val="009D702E"/>
+    <w:rsid w:val="002F5781"/>
     <w:pPr>
       <w:spacing w:after="100"/>
     </w:pPr>
@@ -21598,7 +21598,7 @@
     <w:autoRedefine/>
     <w:uiPriority w:val="39"/>
     <w:unhideWhenUsed/>
-    <w:rsid w:val="009D702E"/>
+    <w:rsid w:val="002F5781"/>
     <w:pPr>
       <w:spacing w:after="100"/>
       <w:ind w:left="210"/>

--- a/discoverer-neo/docs/user-guide/manual/Discoverer-Neo-MANAGER-Guide-Full-en.docx
+++ b/discoverer-neo/docs/user-guide/manual/Discoverer-Neo-MANAGER-Guide-Full-en.docx
@@ -54,7 +54,7 @@
           <w:sz w:val="22"/>
           <w:szCs w:val="22"/>
         </w:rPr>
-        <w:t>Version 2.1.1</w:t>
+        <w:t>Version 2.2.0</w:t>
       </w:r>
     </w:p>
     <w:p>
@@ -74,7 +74,7 @@
     <w:sdt>
       <w:sdtPr>
         <w:alias w:val="Contents"/>
-        <w:id w:val="-740792056"/>
+        <w:id w:val="-661854258"/>
       </w:sdtPr>
       <w:sdtEndPr/>
       <w:sdtContent>
@@ -102,7 +102,7 @@
           <w:r>
             <w:fldChar w:fldCharType="separate"/>
           </w:r>
-          <w:hyperlink w:anchor="_Toc241748147" w:history="1">
+          <w:hyperlink w:anchor="_Toc241848380" w:history="1">
             <w:r>
               <w:rPr>
                 <w:rStyle w:val="Hiperligao"/>
@@ -126,7 +126,7 @@
               <w:rPr>
                 <w:noProof/>
               </w:rPr>
-              <w:instrText xml:space="preserve"> PAGEREF _Toc241748147 \h </w:instrText>
+              <w:instrText xml:space="preserve"> PAGEREF _Toc241848380 \h </w:instrText>
             </w:r>
             <w:r>
               <w:rPr>
@@ -168,7 +168,7 @@
               <w14:ligatures w14:val="standardContextual"/>
             </w:rPr>
           </w:pPr>
-          <w:hyperlink w:anchor="_Toc241748148" w:history="1">
+          <w:hyperlink w:anchor="_Toc241848381" w:history="1">
             <w:r>
               <w:rPr>
                 <w:rStyle w:val="Hiperligao"/>
@@ -192,7 +192,7 @@
               <w:rPr>
                 <w:noProof/>
               </w:rPr>
-              <w:instrText xml:space="preserve"> PAGEREF _Toc241748148 \h </w:instrText>
+              <w:instrText xml:space="preserve"> PAGEREF _Toc241848381 \h </w:instrText>
             </w:r>
             <w:r>
               <w:rPr>
@@ -234,7 +234,7 @@
               <w14:ligatures w14:val="standardContextual"/>
             </w:rPr>
           </w:pPr>
-          <w:hyperlink w:anchor="_Toc241748149" w:history="1">
+          <w:hyperlink w:anchor="_Toc241848382" w:history="1">
             <w:r>
               <w:rPr>
                 <w:rStyle w:val="Hiperligao"/>
@@ -258,7 +258,7 @@
               <w:rPr>
                 <w:noProof/>
               </w:rPr>
-              <w:instrText xml:space="preserve"> PAGEREF _Toc241748149 \h </w:instrText>
+              <w:instrText xml:space="preserve"> PAGEREF _Toc241848382 \h </w:instrText>
             </w:r>
             <w:r>
               <w:rPr>
@@ -300,7 +300,7 @@
               <w14:ligatures w14:val="standardContextual"/>
             </w:rPr>
           </w:pPr>
-          <w:hyperlink w:anchor="_Toc241748150" w:history="1">
+          <w:hyperlink w:anchor="_Toc241848383" w:history="1">
             <w:r>
               <w:rPr>
                 <w:rStyle w:val="Hiperligao"/>
@@ -324,7 +324,7 @@
               <w:rPr>
                 <w:noProof/>
               </w:rPr>
-              <w:instrText xml:space="preserve"> PAGEREF _Toc241748150 \h </w:instrText>
+              <w:instrText xml:space="preserve"> PAGEREF _Toc241848383 \h </w:instrText>
             </w:r>
             <w:r>
               <w:rPr>
@@ -366,7 +366,7 @@
               <w14:ligatures w14:val="standardContextual"/>
             </w:rPr>
           </w:pPr>
-          <w:hyperlink w:anchor="_Toc241748151" w:history="1">
+          <w:hyperlink w:anchor="_Toc241848384" w:history="1">
             <w:r>
               <w:rPr>
                 <w:rStyle w:val="Hiperligao"/>
@@ -390,7 +390,7 @@
               <w:rPr>
                 <w:noProof/>
               </w:rPr>
-              <w:instrText xml:space="preserve"> PAGEREF _Toc241748151 \h </w:instrText>
+              <w:instrText xml:space="preserve"> PAGEREF _Toc241848384 \h </w:instrText>
             </w:r>
             <w:r>
               <w:rPr>
@@ -432,7 +432,7 @@
               <w14:ligatures w14:val="standardContextual"/>
             </w:rPr>
           </w:pPr>
-          <w:hyperlink w:anchor="_Toc241748152" w:history="1">
+          <w:hyperlink w:anchor="_Toc241848385" w:history="1">
             <w:r>
               <w:rPr>
                 <w:rStyle w:val="Hiperligao"/>
@@ -456,7 +456,7 @@
               <w:rPr>
                 <w:noProof/>
               </w:rPr>
-              <w:instrText xml:space="preserve"> PAGEREF _Toc241748152 \h </w:instrText>
+              <w:instrText xml:space="preserve"> PAGEREF _Toc241848385 \h </w:instrText>
             </w:r>
             <w:r>
               <w:rPr>
@@ -498,7 +498,7 @@
               <w14:ligatures w14:val="standardContextual"/>
             </w:rPr>
           </w:pPr>
-          <w:hyperlink w:anchor="_Toc241748153" w:history="1">
+          <w:hyperlink w:anchor="_Toc241848386" w:history="1">
             <w:r>
               <w:rPr>
                 <w:rStyle w:val="Hiperligao"/>
@@ -522,7 +522,7 @@
               <w:rPr>
                 <w:noProof/>
               </w:rPr>
-              <w:instrText xml:space="preserve"> PAGEREF _Toc241748153 \h </w:instrText>
+              <w:instrText xml:space="preserve"> PAGEREF _Toc241848386 \h </w:instrText>
             </w:r>
             <w:r>
               <w:rPr>
@@ -564,7 +564,7 @@
               <w14:ligatures w14:val="standardContextual"/>
             </w:rPr>
           </w:pPr>
-          <w:hyperlink w:anchor="_Toc241748154" w:history="1">
+          <w:hyperlink w:anchor="_Toc241848387" w:history="1">
             <w:r>
               <w:rPr>
                 <w:rStyle w:val="Hiperligao"/>
@@ -588,7 +588,7 @@
               <w:rPr>
                 <w:noProof/>
               </w:rPr>
-              <w:instrText xml:space="preserve"> PAGEREF _Toc241748154 \h </w:instrText>
+              <w:instrText xml:space="preserve"> PAGEREF _Toc241848387 \h </w:instrText>
             </w:r>
             <w:r>
               <w:rPr>
@@ -630,7 +630,7 @@
               <w14:ligatures w14:val="standardContextual"/>
             </w:rPr>
           </w:pPr>
-          <w:hyperlink w:anchor="_Toc241748155" w:history="1">
+          <w:hyperlink w:anchor="_Toc241848388" w:history="1">
             <w:r>
               <w:rPr>
                 <w:rStyle w:val="Hiperligao"/>
@@ -654,7 +654,7 @@
               <w:rPr>
                 <w:noProof/>
               </w:rPr>
-              <w:instrText xml:space="preserve"> PAGEREF _Toc241748155 \h </w:instrText>
+              <w:instrText xml:space="preserve"> PAGEREF _Toc241848388 \h </w:instrText>
             </w:r>
             <w:r>
               <w:rPr>
@@ -696,7 +696,7 @@
               <w14:ligatures w14:val="standardContextual"/>
             </w:rPr>
           </w:pPr>
-          <w:hyperlink w:anchor="_Toc241748156" w:history="1">
+          <w:hyperlink w:anchor="_Toc241848389" w:history="1">
             <w:r>
               <w:rPr>
                 <w:rStyle w:val="Hiperligao"/>
@@ -720,7 +720,7 @@
               <w:rPr>
                 <w:noProof/>
               </w:rPr>
-              <w:instrText xml:space="preserve"> PAGEREF _Toc241748156 \h </w:instrText>
+              <w:instrText xml:space="preserve"> PAGEREF _Toc241848389 \h </w:instrText>
             </w:r>
             <w:r>
               <w:rPr>
@@ -762,7 +762,7 @@
               <w14:ligatures w14:val="standardContextual"/>
             </w:rPr>
           </w:pPr>
-          <w:hyperlink w:anchor="_Toc241748157" w:history="1">
+          <w:hyperlink w:anchor="_Toc241848390" w:history="1">
             <w:r>
               <w:rPr>
                 <w:rStyle w:val="Hiperligao"/>
@@ -786,7 +786,7 @@
               <w:rPr>
                 <w:noProof/>
               </w:rPr>
-              <w:instrText xml:space="preserve"> PAGEREF _Toc241748157 \h </w:instrText>
+              <w:instrText xml:space="preserve"> PAGEREF _Toc241848390 \h </w:instrText>
             </w:r>
             <w:r>
               <w:rPr>
@@ -828,7 +828,7 @@
               <w14:ligatures w14:val="standardContextual"/>
             </w:rPr>
           </w:pPr>
-          <w:hyperlink w:anchor="_Toc241748158" w:history="1">
+          <w:hyperlink w:anchor="_Toc241848391" w:history="1">
             <w:r>
               <w:rPr>
                 <w:rStyle w:val="Hiperligao"/>
@@ -852,7 +852,7 @@
               <w:rPr>
                 <w:noProof/>
               </w:rPr>
-              <w:instrText xml:space="preserve"> PAGEREF _Toc241748158 \h </w:instrText>
+              <w:instrText xml:space="preserve"> PAGEREF _Toc241848391 \h </w:instrText>
             </w:r>
             <w:r>
               <w:rPr>
@@ -894,7 +894,7 @@
               <w14:ligatures w14:val="standardContextual"/>
             </w:rPr>
           </w:pPr>
-          <w:hyperlink w:anchor="_Toc241748159" w:history="1">
+          <w:hyperlink w:anchor="_Toc241848392" w:history="1">
             <w:r>
               <w:rPr>
                 <w:rStyle w:val="Hiperligao"/>
@@ -918,7 +918,7 @@
               <w:rPr>
                 <w:noProof/>
               </w:rPr>
-              <w:instrText xml:space="preserve"> PAGEREF _Toc241748159 \h </w:instrText>
+              <w:instrText xml:space="preserve"> PAGEREF _Toc241848392 \h </w:instrText>
             </w:r>
             <w:r>
               <w:rPr>
@@ -960,7 +960,7 @@
               <w14:ligatures w14:val="standardContextual"/>
             </w:rPr>
           </w:pPr>
-          <w:hyperlink w:anchor="_Toc241748160" w:history="1">
+          <w:hyperlink w:anchor="_Toc241848393" w:history="1">
             <w:r>
               <w:rPr>
                 <w:rStyle w:val="Hiperligao"/>
@@ -984,7 +984,7 @@
               <w:rPr>
                 <w:noProof/>
               </w:rPr>
-              <w:instrText xml:space="preserve"> PAGEREF _Toc241748160 \h </w:instrText>
+              <w:instrText xml:space="preserve"> PAGEREF _Toc241848393 \h </w:instrText>
             </w:r>
             <w:r>
               <w:rPr>
@@ -1026,7 +1026,7 @@
               <w14:ligatures w14:val="standardContextual"/>
             </w:rPr>
           </w:pPr>
-          <w:hyperlink w:anchor="_Toc241748161" w:history="1">
+          <w:hyperlink w:anchor="_Toc241848394" w:history="1">
             <w:r>
               <w:rPr>
                 <w:rStyle w:val="Hiperligao"/>
@@ -1050,7 +1050,7 @@
               <w:rPr>
                 <w:noProof/>
               </w:rPr>
-              <w:instrText xml:space="preserve"> PAGEREF _Toc241748161 \h </w:instrText>
+              <w:instrText xml:space="preserve"> PAGEREF _Toc241848394 \h </w:instrText>
             </w:r>
             <w:r>
               <w:rPr>
@@ -1092,7 +1092,7 @@
               <w14:ligatures w14:val="standardContextual"/>
             </w:rPr>
           </w:pPr>
-          <w:hyperlink w:anchor="_Toc241748162" w:history="1">
+          <w:hyperlink w:anchor="_Toc241848395" w:history="1">
             <w:r>
               <w:rPr>
                 <w:rStyle w:val="Hiperligao"/>
@@ -1116,7 +1116,7 @@
               <w:rPr>
                 <w:noProof/>
               </w:rPr>
-              <w:instrText xml:space="preserve"> PAGEREF _Toc241748162 \h </w:instrText>
+              <w:instrText xml:space="preserve"> PAGEREF _Toc241848395 \h </w:instrText>
             </w:r>
             <w:r>
               <w:rPr>
@@ -1158,7 +1158,7 @@
               <w14:ligatures w14:val="standardContextual"/>
             </w:rPr>
           </w:pPr>
-          <w:hyperlink w:anchor="_Toc241748163" w:history="1">
+          <w:hyperlink w:anchor="_Toc241848396" w:history="1">
             <w:r>
               <w:rPr>
                 <w:rStyle w:val="Hiperligao"/>
@@ -1182,7 +1182,7 @@
               <w:rPr>
                 <w:noProof/>
               </w:rPr>
-              <w:instrText xml:space="preserve"> PAGEREF _Toc241748163 \h </w:instrText>
+              <w:instrText xml:space="preserve"> PAGEREF _Toc241848396 \h </w:instrText>
             </w:r>
             <w:r>
               <w:rPr>
@@ -1224,7 +1224,7 @@
               <w14:ligatures w14:val="standardContextual"/>
             </w:rPr>
           </w:pPr>
-          <w:hyperlink w:anchor="_Toc241748164" w:history="1">
+          <w:hyperlink w:anchor="_Toc241848397" w:history="1">
             <w:r>
               <w:rPr>
                 <w:rStyle w:val="Hiperligao"/>
@@ -1248,7 +1248,7 @@
               <w:rPr>
                 <w:noProof/>
               </w:rPr>
-              <w:instrText xml:space="preserve"> PAGEREF _Toc241748164 \h </w:instrText>
+              <w:instrText xml:space="preserve"> PAGEREF _Toc241848397 \h </w:instrText>
             </w:r>
             <w:r>
               <w:rPr>
@@ -1290,7 +1290,7 @@
               <w14:ligatures w14:val="standardContextual"/>
             </w:rPr>
           </w:pPr>
-          <w:hyperlink w:anchor="_Toc241748165" w:history="1">
+          <w:hyperlink w:anchor="_Toc241848398" w:history="1">
             <w:r>
               <w:rPr>
                 <w:rStyle w:val="Hiperligao"/>
@@ -1314,7 +1314,7 @@
               <w:rPr>
                 <w:noProof/>
               </w:rPr>
-              <w:instrText xml:space="preserve"> PAGEREF _Toc241748165 \h </w:instrText>
+              <w:instrText xml:space="preserve"> PAGEREF _Toc241848398 \h </w:instrText>
             </w:r>
             <w:r>
               <w:rPr>
@@ -1356,7 +1356,7 @@
               <w14:ligatures w14:val="standardContextual"/>
             </w:rPr>
           </w:pPr>
-          <w:hyperlink w:anchor="_Toc241748166" w:history="1">
+          <w:hyperlink w:anchor="_Toc241848399" w:history="1">
             <w:r>
               <w:rPr>
                 <w:rStyle w:val="Hiperligao"/>
@@ -1380,7 +1380,7 @@
               <w:rPr>
                 <w:noProof/>
               </w:rPr>
-              <w:instrText xml:space="preserve"> PAGEREF _Toc241748166 \h </w:instrText>
+              <w:instrText xml:space="preserve"> PAGEREF _Toc241848399 \h </w:instrText>
             </w:r>
             <w:r>
               <w:rPr>
@@ -1422,7 +1422,7 @@
               <w14:ligatures w14:val="standardContextual"/>
             </w:rPr>
           </w:pPr>
-          <w:hyperlink w:anchor="_Toc241748167" w:history="1">
+          <w:hyperlink w:anchor="_Toc241848400" w:history="1">
             <w:r>
               <w:rPr>
                 <w:rStyle w:val="Hiperligao"/>
@@ -1446,7 +1446,7 @@
               <w:rPr>
                 <w:noProof/>
               </w:rPr>
-              <w:instrText xml:space="preserve"> PAGEREF _Toc241748167 \h </w:instrText>
+              <w:instrText xml:space="preserve"> PAGEREF _Toc241848400 \h </w:instrText>
             </w:r>
             <w:r>
               <w:rPr>
@@ -1488,7 +1488,7 @@
               <w14:ligatures w14:val="standardContextual"/>
             </w:rPr>
           </w:pPr>
-          <w:hyperlink w:anchor="_Toc241748168" w:history="1">
+          <w:hyperlink w:anchor="_Toc241848401" w:history="1">
             <w:r>
               <w:rPr>
                 <w:rStyle w:val="Hiperligao"/>
@@ -1512,7 +1512,7 @@
               <w:rPr>
                 <w:noProof/>
               </w:rPr>
-              <w:instrText xml:space="preserve"> PAGEREF _Toc241748168 \h </w:instrText>
+              <w:instrText xml:space="preserve"> PAGEREF _Toc241848401 \h </w:instrText>
             </w:r>
             <w:r>
               <w:rPr>
@@ -1554,7 +1554,7 @@
               <w14:ligatures w14:val="standardContextual"/>
             </w:rPr>
           </w:pPr>
-          <w:hyperlink w:anchor="_Toc241748169" w:history="1">
+          <w:hyperlink w:anchor="_Toc241848402" w:history="1">
             <w:r>
               <w:rPr>
                 <w:rStyle w:val="Hiperligao"/>
@@ -1578,7 +1578,7 @@
               <w:rPr>
                 <w:noProof/>
               </w:rPr>
-              <w:instrText xml:space="preserve"> PAGEREF _Toc241748169 \h </w:instrText>
+              <w:instrText xml:space="preserve"> PAGEREF _Toc241848402 \h </w:instrText>
             </w:r>
             <w:r>
               <w:rPr>
@@ -1620,7 +1620,7 @@
               <w14:ligatures w14:val="standardContextual"/>
             </w:rPr>
           </w:pPr>
-          <w:hyperlink w:anchor="_Toc241748170" w:history="1">
+          <w:hyperlink w:anchor="_Toc241848403" w:history="1">
             <w:r>
               <w:rPr>
                 <w:rStyle w:val="Hiperligao"/>
@@ -1644,7 +1644,7 @@
               <w:rPr>
                 <w:noProof/>
               </w:rPr>
-              <w:instrText xml:space="preserve"> PAGEREF _Toc241748170 \h </w:instrText>
+              <w:instrText xml:space="preserve"> PAGEREF _Toc241848403 \h </w:instrText>
             </w:r>
             <w:r>
               <w:rPr>
@@ -1686,7 +1686,7 @@
               <w14:ligatures w14:val="standardContextual"/>
             </w:rPr>
           </w:pPr>
-          <w:hyperlink w:anchor="_Toc241748171" w:history="1">
+          <w:hyperlink w:anchor="_Toc241848404" w:history="1">
             <w:r>
               <w:rPr>
                 <w:rStyle w:val="Hiperligao"/>
@@ -1710,7 +1710,7 @@
               <w:rPr>
                 <w:noProof/>
               </w:rPr>
-              <w:instrText xml:space="preserve"> PAGEREF _Toc241748171 \h </w:instrText>
+              <w:instrText xml:space="preserve"> PAGEREF _Toc241848404 \h </w:instrText>
             </w:r>
             <w:r>
               <w:rPr>
@@ -1752,12 +1752,78 @@
               <w14:ligatures w14:val="standardContextual"/>
             </w:rPr>
           </w:pPr>
-          <w:hyperlink w:anchor="_Toc241748172" w:history="1">
+          <w:hyperlink w:anchor="_Toc241848405" w:history="1">
             <w:r>
               <w:rPr>
                 <w:rStyle w:val="Hiperligao"/>
                 <w:noProof/>
               </w:rPr>
+              <w:t>Parameters that follow the run date</w:t>
+            </w:r>
+            <w:r>
+              <w:rPr>
+                <w:noProof/>
+              </w:rPr>
+              <w:tab/>
+            </w:r>
+            <w:r>
+              <w:rPr>
+                <w:noProof/>
+              </w:rPr>
+              <w:fldChar w:fldCharType="begin"/>
+            </w:r>
+            <w:r>
+              <w:rPr>
+                <w:noProof/>
+              </w:rPr>
+              <w:instrText xml:space="preserve"> PAGEREF _Toc241848405 \h </w:instrText>
+            </w:r>
+            <w:r>
+              <w:rPr>
+                <w:noProof/>
+              </w:rPr>
+            </w:r>
+            <w:r>
+              <w:rPr>
+                <w:noProof/>
+              </w:rPr>
+              <w:fldChar w:fldCharType="separate"/>
+            </w:r>
+            <w:r>
+              <w:rPr>
+                <w:noProof/>
+              </w:rPr>
+              <w:t>21</w:t>
+            </w:r>
+            <w:r>
+              <w:rPr>
+                <w:noProof/>
+              </w:rPr>
+              <w:fldChar w:fldCharType="end"/>
+            </w:r>
+          </w:hyperlink>
+        </w:p>
+        <w:p>
+          <w:pPr>
+            <w:pStyle w:val="ndice2"/>
+            <w:tabs>
+              <w:tab w:val="right" w:leader="dot" w:pos="9016"/>
+            </w:tabs>
+            <w:rPr>
+              <w:rFonts w:asciiTheme="minorHAnsi" w:eastAsiaTheme="minorEastAsia" w:hAnsiTheme="minorHAnsi" w:cstheme="minorBidi"/>
+              <w:noProof/>
+              <w:kern w:val="2"/>
+              <w:sz w:val="24"/>
+              <w:szCs w:val="24"/>
+              <w14:ligatures w14:val="standardContextual"/>
+            </w:rPr>
+          </w:pPr>
+          <w:hyperlink w:anchor="_Toc241848406" w:history="1">
+            <w:r>
+              <w:rPr>
+                <w:rStyle w:val="Hiperligao"/>
+                <w:noProof/>
+              </w:rPr>
               <w:t>Example: schedule a weekly run</w:t>
             </w:r>
             <w:r>
@@ -1776,7 +1842,7 @@
               <w:rPr>
                 <w:noProof/>
               </w:rPr>
-              <w:instrText xml:space="preserve"> PAGEREF _Toc241748172 \h </w:instrText>
+              <w:instrText xml:space="preserve"> PAGEREF _Toc241848406 \h </w:instrText>
             </w:r>
             <w:r>
               <w:rPr>
@@ -1793,7 +1859,7 @@
               <w:rPr>
                 <w:noProof/>
               </w:rPr>
-              <w:t>20</w:t>
+              <w:t>22</w:t>
             </w:r>
             <w:r>
               <w:rPr>
@@ -1818,7 +1884,7 @@
               <w14:ligatures w14:val="standardContextual"/>
             </w:rPr>
           </w:pPr>
-          <w:hyperlink w:anchor="_Toc241748173" w:history="1">
+          <w:hyperlink w:anchor="_Toc241848407" w:history="1">
             <w:r>
               <w:rPr>
                 <w:rStyle w:val="Hiperligao"/>
@@ -1842,7 +1908,7 @@
               <w:rPr>
                 <w:noProof/>
               </w:rPr>
-              <w:instrText xml:space="preserve"> PAGEREF _Toc241748173 \h </w:instrText>
+              <w:instrText xml:space="preserve"> PAGEREF _Toc241848407 \h </w:instrText>
             </w:r>
             <w:r>
               <w:rPr>
@@ -1859,7 +1925,7 @@
               <w:rPr>
                 <w:noProof/>
               </w:rPr>
-              <w:t>21</w:t>
+              <w:t>23</w:t>
             </w:r>
             <w:r>
               <w:rPr>
@@ -1884,7 +1950,7 @@
               <w14:ligatures w14:val="standardContextual"/>
             </w:rPr>
           </w:pPr>
-          <w:hyperlink w:anchor="_Toc241748174" w:history="1">
+          <w:hyperlink w:anchor="_Toc241848408" w:history="1">
             <w:r>
               <w:rPr>
                 <w:rStyle w:val="Hiperligao"/>
@@ -1908,7 +1974,7 @@
               <w:rPr>
                 <w:noProof/>
               </w:rPr>
-              <w:instrText xml:space="preserve"> PAGEREF _Toc241748174 \h </w:instrText>
+              <w:instrText xml:space="preserve"> PAGEREF _Toc241848408 \h </w:instrText>
             </w:r>
             <w:r>
               <w:rPr>
@@ -1925,7 +1991,7 @@
               <w:rPr>
                 <w:noProof/>
               </w:rPr>
-              <w:t>22</w:t>
+              <w:t>24</w:t>
             </w:r>
             <w:r>
               <w:rPr>
@@ -1950,7 +2016,7 @@
               <w14:ligatures w14:val="standardContextual"/>
             </w:rPr>
           </w:pPr>
-          <w:hyperlink w:anchor="_Toc241748175" w:history="1">
+          <w:hyperlink w:anchor="_Toc241848409" w:history="1">
             <w:r>
               <w:rPr>
                 <w:rStyle w:val="Hiperligao"/>
@@ -1974,7 +2040,7 @@
               <w:rPr>
                 <w:noProof/>
               </w:rPr>
-              <w:instrText xml:space="preserve"> PAGEREF _Toc241748175 \h </w:instrText>
+              <w:instrText xml:space="preserve"> PAGEREF _Toc241848409 \h </w:instrText>
             </w:r>
             <w:r>
               <w:rPr>
@@ -1991,7 +2057,7 @@
               <w:rPr>
                 <w:noProof/>
               </w:rPr>
-              <w:t>23</w:t>
+              <w:t>25</w:t>
             </w:r>
             <w:r>
               <w:rPr>
@@ -2016,7 +2082,7 @@
               <w14:ligatures w14:val="standardContextual"/>
             </w:rPr>
           </w:pPr>
-          <w:hyperlink w:anchor="_Toc241748176" w:history="1">
+          <w:hyperlink w:anchor="_Toc241848410" w:history="1">
             <w:r>
               <w:rPr>
                 <w:rStyle w:val="Hiperligao"/>
@@ -2040,7 +2106,7 @@
               <w:rPr>
                 <w:noProof/>
               </w:rPr>
-              <w:instrText xml:space="preserve"> PAGEREF _Toc241748176 \h </w:instrText>
+              <w:instrText xml:space="preserve"> PAGEREF _Toc241848410 \h </w:instrText>
             </w:r>
             <w:r>
               <w:rPr>
@@ -2057,7 +2123,7 @@
               <w:rPr>
                 <w:noProof/>
               </w:rPr>
-              <w:t>24</w:t>
+              <w:t>26</w:t>
             </w:r>
             <w:r>
               <w:rPr>
@@ -2082,7 +2148,7 @@
               <w14:ligatures w14:val="standardContextual"/>
             </w:rPr>
           </w:pPr>
-          <w:hyperlink w:anchor="_Toc241748177" w:history="1">
+          <w:hyperlink w:anchor="_Toc241848411" w:history="1">
             <w:r>
               <w:rPr>
                 <w:rStyle w:val="Hiperligao"/>
@@ -2106,7 +2172,7 @@
               <w:rPr>
                 <w:noProof/>
               </w:rPr>
-              <w:instrText xml:space="preserve"> PAGEREF _Toc241748177 \h </w:instrText>
+              <w:instrText xml:space="preserve"> PAGEREF _Toc241848411 \h </w:instrText>
             </w:r>
             <w:r>
               <w:rPr>
@@ -2123,7 +2189,7 @@
               <w:rPr>
                 <w:noProof/>
               </w:rPr>
-              <w:t>25</w:t>
+              <w:t>27</w:t>
             </w:r>
             <w:r>
               <w:rPr>
@@ -2154,7 +2220,7 @@
       <w:pPr>
         <w:pStyle w:val="Ttulo1"/>
       </w:pPr>
-      <w:bookmarkStart w:id="0" w:name="_Toc241748147"/>
+      <w:bookmarkStart w:id="0" w:name="_Toc241848380"/>
       <w:r>
         <w:lastRenderedPageBreak/>
         <w:t>Your role at a glance</w:t>
@@ -2235,7 +2301,7 @@
       <w:pPr>
         <w:pStyle w:val="Ttulo2"/>
       </w:pPr>
-      <w:bookmarkStart w:id="1" w:name="_Toc241748148"/>
+      <w:bookmarkStart w:id="1" w:name="_Toc241848381"/>
       <w:r>
         <w:t>You can / You cannot</w:t>
       </w:r>
@@ -2256,7 +2322,7 @@
           <w:left w:w="10" w:type="dxa"/>
           <w:right w:w="10" w:type="dxa"/>
         </w:tblCellMar>
-        <w:tblLook w:val="04A0" w:firstRow="1" w:lastRow="0" w:firstColumn="1" w:lastColumn="0" w:noHBand="0" w:noVBand="1"/>
+        <w:tblLook w:val="0000" w:firstRow="0" w:lastRow="0" w:firstColumn="0" w:lastColumn="0" w:noHBand="0" w:noVBand="0"/>
       </w:tblPr>
       <w:tblGrid>
         <w:gridCol w:w="4011"/>
@@ -2969,7 +3035,7 @@
       <w:pPr>
         <w:pStyle w:val="Ttulo2"/>
       </w:pPr>
-      <w:bookmarkStart w:id="2" w:name="_Toc241748149"/>
+      <w:bookmarkStart w:id="2" w:name="_Toc241848382"/>
       <w:r>
         <w:t>Where your access comes from</w:t>
       </w:r>
@@ -3070,7 +3136,7 @@
           <w:left w:w="10" w:type="dxa"/>
           <w:right w:w="10" w:type="dxa"/>
         </w:tblCellMar>
-        <w:tblLook w:val="04A0" w:firstRow="1" w:lastRow="0" w:firstColumn="1" w:lastColumn="0" w:noHBand="0" w:noVBand="1"/>
+        <w:tblLook w:val="0000" w:firstRow="0" w:lastRow="0" w:firstColumn="0" w:lastColumn="0" w:noHBand="0" w:noVBand="0"/>
       </w:tblPr>
       <w:tblGrid>
         <w:gridCol w:w="1473"/>
@@ -3579,7 +3645,7 @@
       <w:pPr>
         <w:pStyle w:val="Ttulo2"/>
       </w:pPr>
-      <w:bookmarkStart w:id="3" w:name="_Toc241748150"/>
+      <w:bookmarkStart w:id="3" w:name="_Toc241848383"/>
       <w:r>
         <w:t>How to sign in, change your password, and sign out</w:t>
       </w:r>
@@ -3704,10 +3770,10 @@
         </w:rPr>
         <w:lastRenderedPageBreak/>
         <w:drawing>
-          <wp:inline distT="0" distB="0" distL="0" distR="0" wp14:anchorId="7066B4ED" wp14:editId="2F37EA66">
+          <wp:inline distT="0" distB="0" distL="0" distR="0" wp14:anchorId="154F1C60" wp14:editId="17005A8E">
             <wp:extent cx="5715000" cy="3571875"/>
             <wp:effectExtent l="0" t="0" r="0" b="0"/>
-            <wp:docPr id="197" name="01-login.png" descr="The sign-in page with Email, Password, Remember me and the Sign in button." title="The sign-in page with Email, Password, Remember me and the Sign in button."/>
+            <wp:docPr id="201" name="01-login.png" descr="The sign-in page with Email, Password, Remember me and the Sign in button." title="The sign-in page with Email, Password, Remember me and the Sign in button."/>
             <wp:cNvGraphicFramePr>
               <a:graphicFrameLocks xmlns:a="http://schemas.openxmlformats.org/drawingml/2006/main" noChangeAspect="1"/>
             </wp:cNvGraphicFramePr>
@@ -3815,10 +3881,10 @@
         </w:rPr>
         <w:lastRenderedPageBreak/>
         <w:drawing>
-          <wp:inline distT="0" distB="0" distL="0" distR="0" wp14:anchorId="0F28201A" wp14:editId="11643F25">
+          <wp:inline distT="0" distB="0" distL="0" distR="0" wp14:anchorId="039EBE99" wp14:editId="7C02B238">
             <wp:extent cx="5715000" cy="3571875"/>
             <wp:effectExtent l="0" t="0" r="0" b="0"/>
-            <wp:docPr id="198" name="03-user-menu.png" descr="The account menu open, with Settings and Log out." title="The account menu open, with Settings and Log out."/>
+            <wp:docPr id="202" name="03-user-menu.png" descr="The account menu open, with Settings and Log out." title="The account menu open, with Settings and Log out."/>
             <wp:cNvGraphicFramePr>
               <a:graphicFrameLocks xmlns:a="http://schemas.openxmlformats.org/drawingml/2006/main" noChangeAspect="1"/>
             </wp:cNvGraphicFramePr>
@@ -3868,7 +3934,7 @@
         <w:pStyle w:val="Ttulo1"/>
         <w:pageBreakBefore/>
       </w:pPr>
-      <w:bookmarkStart w:id="4" w:name="_Toc241748151"/>
+      <w:bookmarkStart w:id="4" w:name="_Toc241848384"/>
       <w:r>
         <w:lastRenderedPageBreak/>
         <w:t>Dashboard</w:t>
@@ -3901,10 +3967,10 @@
           <w:noProof/>
         </w:rPr>
         <w:drawing>
-          <wp:inline distT="0" distB="0" distL="0" distR="0" wp14:anchorId="4DD71CAC" wp14:editId="5073CF18">
+          <wp:inline distT="0" distB="0" distL="0" distR="0" wp14:anchorId="0E7C08DB" wp14:editId="476C6C6F">
             <wp:extent cx="5715000" cy="5133975"/>
             <wp:effectExtent l="0" t="0" r="0" b="0"/>
-            <wp:docPr id="199" name="01-dashboard-sidebar.png" descr="The Manager dashboard with the sidebar and summary cards." title="The Manager dashboard with the sidebar and summary cards."/>
+            <wp:docPr id="203" name="01-dashboard-sidebar.png" descr="The Manager dashboard with the sidebar and summary cards." title="The Manager dashboard with the sidebar and summary cards."/>
             <wp:cNvGraphicFramePr>
               <a:graphicFrameLocks xmlns:a="http://schemas.openxmlformats.org/drawingml/2006/main" noChangeAspect="1"/>
             </wp:cNvGraphicFramePr>
@@ -3964,7 +4030,7 @@
           <w:left w:w="10" w:type="dxa"/>
           <w:right w:w="10" w:type="dxa"/>
         </w:tblCellMar>
-        <w:tblLook w:val="04A0" w:firstRow="1" w:lastRow="0" w:firstColumn="1" w:lastColumn="0" w:noHBand="0" w:noVBand="1"/>
+        <w:tblLook w:val="0000" w:firstRow="0" w:lastRow="0" w:firstColumn="0" w:lastColumn="0" w:noHBand="0" w:noVBand="0"/>
       </w:tblPr>
       <w:tblGrid>
         <w:gridCol w:w="2489"/>
@@ -4409,7 +4475,7 @@
         <w:pStyle w:val="Ttulo1"/>
         <w:pageBreakBefore/>
       </w:pPr>
-      <w:bookmarkStart w:id="5" w:name="_Toc241748152"/>
+      <w:bookmarkStart w:id="5" w:name="_Toc241848385"/>
       <w:r>
         <w:lastRenderedPageBreak/>
         <w:t>Users</w:t>
@@ -4442,10 +4508,10 @@
           <w:noProof/>
         </w:rPr>
         <w:drawing>
-          <wp:inline distT="0" distB="0" distL="0" distR="0" wp14:anchorId="05DCB90B" wp14:editId="7FB38EFE">
+          <wp:inline distT="0" distB="0" distL="0" distR="0" wp14:anchorId="2588C4FA" wp14:editId="0AF97ED2">
             <wp:extent cx="5715000" cy="3571875"/>
             <wp:effectExtent l="0" t="0" r="0" b="0"/>
-            <wp:docPr id="200" name="06-users.png" descr="The Users list for a Manager, without administrators and without New User or Credentials file buttons." title="The Users list for a Manager, without administrators and without New User or Credentials file buttons."/>
+            <wp:docPr id="204" name="06-users.png" descr="The Users list for a Manager, without administrators and without New User or Credentials file buttons." title="The Users list for a Manager, without administrators and without New User or Credentials file buttons."/>
             <wp:cNvGraphicFramePr>
               <a:graphicFrameLocks xmlns:a="http://schemas.openxmlformats.org/drawingml/2006/main" noChangeAspect="1"/>
             </wp:cNvGraphicFramePr>
@@ -4570,7 +4636,7 @@
           <w:left w:w="10" w:type="dxa"/>
           <w:right w:w="10" w:type="dxa"/>
         </w:tblCellMar>
-        <w:tblLook w:val="04A0" w:firstRow="1" w:lastRow="0" w:firstColumn="1" w:lastColumn="0" w:noHBand="0" w:noVBand="1"/>
+        <w:tblLook w:val="0000" w:firstRow="0" w:lastRow="0" w:firstColumn="0" w:lastColumn="0" w:noHBand="0" w:noVBand="0"/>
       </w:tblPr>
       <w:tblGrid>
         <w:gridCol w:w="5291"/>
@@ -4891,7 +4957,7 @@
       <w:pPr>
         <w:pStyle w:val="Ttulo2"/>
       </w:pPr>
-      <w:bookmarkStart w:id="6" w:name="_Toc241748153"/>
+      <w:bookmarkStart w:id="6" w:name="_Toc241848386"/>
       <w:r>
         <w:t>Maps for a person</w:t>
       </w:r>
@@ -4934,10 +5000,10 @@
         </w:rPr>
         <w:lastRenderedPageBreak/>
         <w:drawing>
-          <wp:inline distT="0" distB="0" distL="0" distR="0" wp14:anchorId="2681A8BA" wp14:editId="5732A430">
+          <wp:inline distT="0" distB="0" distL="0" distR="0" wp14:anchorId="2082E328" wp14:editId="58513718">
             <wp:extent cx="4362450" cy="2190750"/>
             <wp:effectExtent l="0" t="0" r="0" b="0"/>
-            <wp:docPr id="201" name="09-users-maps-dialog.png" descr="The Maps dialog for a user, with share-level selects and owner and remove icons." title="The Maps dialog for a user, with share-level selects and owner and remove icons."/>
+            <wp:docPr id="205" name="09-users-maps-dialog.png" descr="The Maps dialog for a user, with share-level selects and owner and remove icons." title="The Maps dialog for a user, with share-level selects and owner and remove icons."/>
             <wp:cNvGraphicFramePr>
               <a:graphicFrameLocks xmlns:a="http://schemas.openxmlformats.org/drawingml/2006/main" noChangeAspect="1"/>
             </wp:cNvGraphicFramePr>
@@ -4997,7 +5063,7 @@
           <w:left w:w="10" w:type="dxa"/>
           <w:right w:w="10" w:type="dxa"/>
         </w:tblCellMar>
-        <w:tblLook w:val="04A0" w:firstRow="1" w:lastRow="0" w:firstColumn="1" w:lastColumn="0" w:noHBand="0" w:noVBand="1"/>
+        <w:tblLook w:val="0000" w:firstRow="0" w:lastRow="0" w:firstColumn="0" w:lastColumn="0" w:noHBand="0" w:noVBand="0"/>
       </w:tblPr>
       <w:tblGrid>
         <w:gridCol w:w="3610"/>
@@ -5549,7 +5615,7 @@
           <w:left w:w="10" w:type="dxa"/>
           <w:right w:w="10" w:type="dxa"/>
         </w:tblCellMar>
-        <w:tblLook w:val="04A0" w:firstRow="1" w:lastRow="0" w:firstColumn="1" w:lastColumn="0" w:noHBand="0" w:noVBand="1"/>
+        <w:tblLook w:val="0000" w:firstRow="0" w:lastRow="0" w:firstColumn="0" w:lastColumn="0" w:noHBand="0" w:noVBand="0"/>
       </w:tblPr>
       <w:tblGrid>
         <w:gridCol w:w="3438"/>
@@ -5898,7 +5964,7 @@
           <w:left w:w="10" w:type="dxa"/>
           <w:right w:w="10" w:type="dxa"/>
         </w:tblCellMar>
-        <w:tblLook w:val="04A0" w:firstRow="1" w:lastRow="0" w:firstColumn="1" w:lastColumn="0" w:noHBand="0" w:noVBand="1"/>
+        <w:tblLook w:val="0000" w:firstRow="0" w:lastRow="0" w:firstColumn="0" w:lastColumn="0" w:noHBand="0" w:noVBand="0"/>
       </w:tblPr>
       <w:tblGrid>
         <w:gridCol w:w="1851"/>
@@ -6173,7 +6239,7 @@
       <w:pPr>
         <w:pStyle w:val="Ttulo2"/>
       </w:pPr>
-      <w:bookmarkStart w:id="7" w:name="_Toc241748154"/>
+      <w:bookmarkStart w:id="7" w:name="_Toc241848387"/>
       <w:r>
         <w:t>Example: give a map to a colleague who takes over</w:t>
       </w:r>
@@ -6302,7 +6368,7 @@
         <w:pStyle w:val="Ttulo1"/>
         <w:pageBreakBefore/>
       </w:pPr>
-      <w:bookmarkStart w:id="8" w:name="_Toc241748155"/>
+      <w:bookmarkStart w:id="8" w:name="_Toc241848388"/>
       <w:r>
         <w:lastRenderedPageBreak/>
         <w:t>Maps</w:t>
@@ -6335,10 +6401,10 @@
           <w:noProof/>
         </w:rPr>
         <w:drawing>
-          <wp:inline distT="0" distB="0" distL="0" distR="0" wp14:anchorId="4CD19D41" wp14:editId="208A9BF5">
+          <wp:inline distT="0" distB="0" distL="0" distR="0" wp14:anchorId="3EBB6B16" wp14:editId="3707FCE4">
             <wp:extent cx="5715000" cy="3429000"/>
             <wp:effectExtent l="0" t="0" r="0" b="0"/>
-            <wp:docPr id="202" name="02-maps-all.png" descr="The Maps list, All tab, with Copy, Share, Schedule and Export icons on each row." title="The Maps list, All tab, with Copy, Share, Schedule and Export icons on each row."/>
+            <wp:docPr id="206" name="02-maps-all.png" descr="The Maps list, All tab, with Copy, Share, Schedule and Export icons on each row." title="The Maps list, All tab, with Copy, Share, Schedule and Export icons on each row."/>
             <wp:cNvGraphicFramePr>
               <a:graphicFrameLocks xmlns:a="http://schemas.openxmlformats.org/drawingml/2006/main" noChangeAspect="1"/>
             </wp:cNvGraphicFramePr>
@@ -6387,7 +6453,7 @@
       <w:pPr>
         <w:pStyle w:val="Ttulo2"/>
       </w:pPr>
-      <w:bookmarkStart w:id="9" w:name="_Toc241748156"/>
+      <w:bookmarkStart w:id="9" w:name="_Toc241848389"/>
       <w:r>
         <w:t>Finding a map</w:t>
       </w:r>
@@ -6408,7 +6474,7 @@
           <w:left w:w="10" w:type="dxa"/>
           <w:right w:w="10" w:type="dxa"/>
         </w:tblCellMar>
-        <w:tblLook w:val="04A0" w:firstRow="1" w:lastRow="0" w:firstColumn="1" w:lastColumn="0" w:noHBand="0" w:noVBand="1"/>
+        <w:tblLook w:val="0000" w:firstRow="0" w:lastRow="0" w:firstColumn="0" w:lastColumn="0" w:noHBand="0" w:noVBand="0"/>
       </w:tblPr>
       <w:tblGrid>
         <w:gridCol w:w="3610"/>
@@ -7013,7 +7079,7 @@
       <w:pPr>
         <w:pStyle w:val="Ttulo2"/>
       </w:pPr>
-      <w:bookmarkStart w:id="10" w:name="_Toc241748157"/>
+      <w:bookmarkStart w:id="10" w:name="_Toc241848390"/>
       <w:r>
         <w:lastRenderedPageBreak/>
         <w:t>What each icon does</w:t>
@@ -7035,7 +7101,7 @@
           <w:left w:w="10" w:type="dxa"/>
           <w:right w:w="10" w:type="dxa"/>
         </w:tblCellMar>
-        <w:tblLook w:val="04A0" w:firstRow="1" w:lastRow="0" w:firstColumn="1" w:lastColumn="0" w:noHBand="0" w:noVBand="1"/>
+        <w:tblLook w:val="0000" w:firstRow="0" w:lastRow="0" w:firstColumn="0" w:lastColumn="0" w:noHBand="0" w:noVBand="0"/>
       </w:tblPr>
       <w:tblGrid>
         <w:gridCol w:w="3610"/>
@@ -7613,7 +7679,7 @@
       <w:pPr>
         <w:pStyle w:val="Ttulo2"/>
       </w:pPr>
-      <w:bookmarkStart w:id="11" w:name="_Toc241748158"/>
+      <w:bookmarkStart w:id="11" w:name="_Toc241848391"/>
       <w:r>
         <w:t>Copy a map to build your own</w:t>
       </w:r>
@@ -7702,7 +7768,7 @@
       <w:pPr>
         <w:pStyle w:val="Ttulo2"/>
       </w:pPr>
-      <w:bookmarkStart w:id="12" w:name="_Toc241748159"/>
+      <w:bookmarkStart w:id="12" w:name="_Toc241848392"/>
       <w:r>
         <w:t>Share a map</w:t>
       </w:r>
@@ -7807,10 +7873,10 @@
         </w:rPr>
         <w:lastRenderedPageBreak/>
         <w:drawing>
-          <wp:inline distT="0" distB="0" distL="0" distR="0" wp14:anchorId="008DDB94" wp14:editId="5D2D5A83">
+          <wp:inline distT="0" distB="0" distL="0" distR="0" wp14:anchorId="487D7EC2" wp14:editId="1174C0B4">
             <wp:extent cx="3743325" cy="3895725"/>
             <wp:effectExtent l="0" t="0" r="0" b="0"/>
-            <wp:docPr id="203" name="03-share-dialog.png" descr="The Share map dialog with a search box and Can view, Can export and Can edit buttons." title="The Share map dialog with a search box and Can view, Can export and Can edit buttons."/>
+            <wp:docPr id="207" name="03-share-dialog.png" descr="The Share map dialog with a search box and Can view, Can export and Can edit buttons." title="The Share map dialog with a search box and Can view, Can export and Can edit buttons."/>
             <wp:cNvGraphicFramePr>
               <a:graphicFrameLocks xmlns:a="http://schemas.openxmlformats.org/drawingml/2006/main" noChangeAspect="1"/>
             </wp:cNvGraphicFramePr>
@@ -7890,7 +7956,7 @@
         <w:pStyle w:val="Ttulo1"/>
         <w:pageBreakBefore/>
       </w:pPr>
-      <w:bookmarkStart w:id="13" w:name="_Toc241748160"/>
+      <w:bookmarkStart w:id="13" w:name="_Toc241848393"/>
       <w:r>
         <w:lastRenderedPageBreak/>
         <w:t>Map builder</w:t>
@@ -7923,10 +7989,10 @@
           <w:noProof/>
         </w:rPr>
         <w:drawing>
-          <wp:inline distT="0" distB="0" distL="0" distR="0" wp14:anchorId="2FF631B4" wp14:editId="12DD8ABA">
+          <wp:inline distT="0" distB="0" distL="0" distR="0" wp14:anchorId="47118644" wp14:editId="0658C67C">
             <wp:extent cx="5715000" cy="3571875"/>
             <wp:effectExtent l="0" t="0" r="0" b="0"/>
-            <wp:docPr id="204" name="05-builder-overview.png" descr="The map builder with the Business Areas tree, the columns canvas and the Properties panel." title="The map builder with the Business Areas tree, the columns canvas and the Properties panel."/>
+            <wp:docPr id="208" name="05-builder-overview.png" descr="The map builder with the Business Areas tree, the columns canvas and the Properties panel." title="The map builder with the Business Areas tree, the columns canvas and the Properties panel."/>
             <wp:cNvGraphicFramePr>
               <a:graphicFrameLocks xmlns:a="http://schemas.openxmlformats.org/drawingml/2006/main" noChangeAspect="1"/>
             </wp:cNvGraphicFramePr>
@@ -7975,7 +8041,7 @@
       <w:pPr>
         <w:pStyle w:val="Ttulo2"/>
       </w:pPr>
-      <w:bookmarkStart w:id="14" w:name="_Toc241748161"/>
+      <w:bookmarkStart w:id="14" w:name="_Toc241848394"/>
       <w:r>
         <w:t>What you may save</w:t>
       </w:r>
@@ -7996,7 +8062,7 @@
           <w:left w:w="10" w:type="dxa"/>
           <w:right w:w="10" w:type="dxa"/>
         </w:tblCellMar>
-        <w:tblLook w:val="04A0" w:firstRow="1" w:lastRow="0" w:firstColumn="1" w:lastColumn="0" w:noHBand="0" w:noVBand="1"/>
+        <w:tblLook w:val="0000" w:firstRow="0" w:lastRow="0" w:firstColumn="0" w:lastColumn="0" w:noHBand="0" w:noVBand="0"/>
       </w:tblPr>
       <w:tblGrid>
         <w:gridCol w:w="4778"/>
@@ -8356,7 +8422,7 @@
       <w:pPr>
         <w:pStyle w:val="Ttulo2"/>
       </w:pPr>
-      <w:bookmarkStart w:id="15" w:name="_Toc241748162"/>
+      <w:bookmarkStart w:id="15" w:name="_Toc241848395"/>
       <w:r>
         <w:t>The toolbar</w:t>
       </w:r>
@@ -8377,7 +8443,7 @@
           <w:left w:w="10" w:type="dxa"/>
           <w:right w:w="10" w:type="dxa"/>
         </w:tblCellMar>
-        <w:tblLook w:val="04A0" w:firstRow="1" w:lastRow="0" w:firstColumn="1" w:lastColumn="0" w:noHBand="0" w:noVBand="1"/>
+        <w:tblLook w:val="0000" w:firstRow="0" w:lastRow="0" w:firstColumn="0" w:lastColumn="0" w:noHBand="0" w:noVBand="0"/>
       </w:tblPr>
       <w:tblGrid>
         <w:gridCol w:w="3610"/>
@@ -8888,7 +8954,17 @@
               <w:spacing w:after="0"/>
             </w:pPr>
             <w:r>
-              <w:t>Saves your changes. Nothing saves by itself.</w:t>
+              <w:t xml:space="preserve">Saves your changes. Nothing saves by itself. If nothing changed, it shows </w:t>
+            </w:r>
+            <w:r>
+              <w:rPr>
+                <w:b/>
+                <w:bCs/>
+              </w:rPr>
+              <w:t>No changes to save</w:t>
+            </w:r>
+            <w:r>
+              <w:t>.</w:t>
             </w:r>
           </w:p>
         </w:tc>
@@ -9197,7 +9273,7 @@
       <w:pPr>
         <w:pStyle w:val="Ttulo2"/>
       </w:pPr>
-      <w:bookmarkStart w:id="16" w:name="_Toc241748163"/>
+      <w:bookmarkStart w:id="16" w:name="_Toc241848396"/>
       <w:r>
         <w:t>Build a map</w:t>
       </w:r>
@@ -9365,7 +9441,7 @@
       <w:pPr>
         <w:pStyle w:val="Ttulo2"/>
       </w:pPr>
-      <w:bookmarkStart w:id="17" w:name="_Toc241748164"/>
+      <w:bookmarkStart w:id="17" w:name="_Toc241848397"/>
       <w:r>
         <w:t>Configure column</w:t>
       </w:r>
@@ -9386,7 +9462,7 @@
           <w:left w:w="10" w:type="dxa"/>
           <w:right w:w="10" w:type="dxa"/>
         </w:tblCellMar>
-        <w:tblLook w:val="04A0" w:firstRow="1" w:lastRow="0" w:firstColumn="1" w:lastColumn="0" w:noHBand="0" w:noVBand="1"/>
+        <w:tblLook w:val="0000" w:firstRow="0" w:lastRow="0" w:firstColumn="0" w:lastColumn="0" w:noHBand="0" w:noVBand="0"/>
       </w:tblPr>
       <w:tblGrid>
         <w:gridCol w:w="4011"/>
@@ -9934,6 +10010,7 @@
                 <w:b/>
                 <w:bCs/>
               </w:rPr>
+              <w:lastRenderedPageBreak/>
               <w:t>Placement</w:t>
             </w:r>
           </w:p>
@@ -10000,7 +10077,6 @@
                 <w:b/>
                 <w:bCs/>
               </w:rPr>
-              <w:lastRenderedPageBreak/>
               <w:t>Crosstab edge</w:t>
             </w:r>
           </w:p>
@@ -10185,7 +10261,7 @@
           <w:left w:w="10" w:type="dxa"/>
           <w:right w:w="10" w:type="dxa"/>
         </w:tblCellMar>
-        <w:tblLook w:val="04A0" w:firstRow="1" w:lastRow="0" w:firstColumn="1" w:lastColumn="0" w:noHBand="0" w:noVBand="1"/>
+        <w:tblLook w:val="0000" w:firstRow="0" w:lastRow="0" w:firstColumn="0" w:lastColumn="0" w:noHBand="0" w:noVBand="0"/>
       </w:tblPr>
       <w:tblGrid>
         <w:gridCol w:w="3438"/>
@@ -10534,7 +10610,7 @@
           <w:left w:w="10" w:type="dxa"/>
           <w:right w:w="10" w:type="dxa"/>
         </w:tblCellMar>
-        <w:tblLook w:val="04A0" w:firstRow="1" w:lastRow="0" w:firstColumn="1" w:lastColumn="0" w:noHBand="0" w:noVBand="1"/>
+        <w:tblLook w:val="0000" w:firstRow="0" w:lastRow="0" w:firstColumn="0" w:lastColumn="0" w:noHBand="0" w:noVBand="0"/>
       </w:tblPr>
       <w:tblGrid>
         <w:gridCol w:w="3438"/>
@@ -10820,7 +10896,7 @@
           <w:left w:w="10" w:type="dxa"/>
           <w:right w:w="10" w:type="dxa"/>
         </w:tblCellMar>
-        <w:tblLook w:val="04A0" w:firstRow="1" w:lastRow="0" w:firstColumn="1" w:lastColumn="0" w:noHBand="0" w:noVBand="1"/>
+        <w:tblLook w:val="0000" w:firstRow="0" w:lastRow="0" w:firstColumn="0" w:lastColumn="0" w:noHBand="0" w:noVBand="0"/>
       </w:tblPr>
       <w:tblGrid>
         <w:gridCol w:w="5743"/>
@@ -11282,7 +11358,7 @@
       <w:pPr>
         <w:pStyle w:val="Ttulo2"/>
       </w:pPr>
-      <w:bookmarkStart w:id="18" w:name="_Toc241748165"/>
+      <w:bookmarkStart w:id="18" w:name="_Toc241848398"/>
       <w:r>
         <w:t>The five settings tabs</w:t>
       </w:r>
@@ -11303,7 +11379,7 @@
           <w:left w:w="10" w:type="dxa"/>
           <w:right w:w="10" w:type="dxa"/>
         </w:tblCellMar>
-        <w:tblLook w:val="04A0" w:firstRow="1" w:lastRow="0" w:firstColumn="1" w:lastColumn="0" w:noHBand="0" w:noVBand="1"/>
+        <w:tblLook w:val="0000" w:firstRow="0" w:lastRow="0" w:firstColumn="0" w:lastColumn="0" w:noHBand="0" w:noVBand="0"/>
       </w:tblPr>
       <w:tblGrid>
         <w:gridCol w:w="4513"/>
@@ -11580,6 +11656,7 @@
                 <w:b/>
                 <w:bCs/>
               </w:rPr>
+              <w:lastRenderedPageBreak/>
               <w:t>Sort</w:t>
             </w:r>
           </w:p>
@@ -11646,7 +11723,6 @@
                 <w:b/>
                 <w:bCs/>
               </w:rPr>
-              <w:lastRenderedPageBreak/>
               <w:t>Parameters</w:t>
             </w:r>
           </w:p>
@@ -11886,7 +11962,7 @@
           <w:left w:w="10" w:type="dxa"/>
           <w:right w:w="10" w:type="dxa"/>
         </w:tblCellMar>
-        <w:tblLook w:val="04A0" w:firstRow="1" w:lastRow="0" w:firstColumn="1" w:lastColumn="0" w:noHBand="0" w:noVBand="1"/>
+        <w:tblLook w:val="0000" w:firstRow="0" w:lastRow="0" w:firstColumn="0" w:lastColumn="0" w:noHBand="0" w:noVBand="0"/>
       </w:tblPr>
       <w:tblGrid>
         <w:gridCol w:w="4247"/>
@@ -12567,7 +12643,7 @@
           <w:left w:w="10" w:type="dxa"/>
           <w:right w:w="10" w:type="dxa"/>
         </w:tblCellMar>
-        <w:tblLook w:val="04A0" w:firstRow="1" w:lastRow="0" w:firstColumn="1" w:lastColumn="0" w:noHBand="0" w:noVBand="1"/>
+        <w:tblLook w:val="0000" w:firstRow="0" w:lastRow="0" w:firstColumn="0" w:lastColumn="0" w:noHBand="0" w:noVBand="0"/>
       </w:tblPr>
       <w:tblGrid>
         <w:gridCol w:w="4513"/>
@@ -12947,7 +13023,7 @@
       <w:pPr>
         <w:pStyle w:val="Ttulo2"/>
       </w:pPr>
-      <w:bookmarkStart w:id="19" w:name="_Toc241748166"/>
+      <w:bookmarkStart w:id="19" w:name="_Toc241848399"/>
       <w:r>
         <w:lastRenderedPageBreak/>
         <w:t>Conditional formatting</w:t>
@@ -13004,7 +13080,7 @@
           <w:left w:w="10" w:type="dxa"/>
           <w:right w:w="10" w:type="dxa"/>
         </w:tblCellMar>
-        <w:tblLook w:val="04A0" w:firstRow="1" w:lastRow="0" w:firstColumn="1" w:lastColumn="0" w:noHBand="0" w:noVBand="1"/>
+        <w:tblLook w:val="0000" w:firstRow="0" w:lastRow="0" w:firstColumn="0" w:lastColumn="0" w:noHBand="0" w:noVBand="0"/>
       </w:tblPr>
       <w:tblGrid>
         <w:gridCol w:w="3800"/>
@@ -13654,7 +13730,7 @@
       <w:pPr>
         <w:pStyle w:val="Ttulo2"/>
       </w:pPr>
-      <w:bookmarkStart w:id="20" w:name="_Toc241748167"/>
+      <w:bookmarkStart w:id="20" w:name="_Toc241848400"/>
       <w:r>
         <w:t>Refused maps</w:t>
       </w:r>
@@ -13670,7 +13746,7 @@
         <w:pStyle w:val="Ttulo1"/>
         <w:pageBreakBefore/>
       </w:pPr>
-      <w:bookmarkStart w:id="21" w:name="_Toc241748168"/>
+      <w:bookmarkStart w:id="21" w:name="_Toc241848401"/>
       <w:r>
         <w:lastRenderedPageBreak/>
         <w:t>Map viewer</w:t>
@@ -13713,10 +13789,10 @@
           <w:noProof/>
         </w:rPr>
         <w:drawing>
-          <wp:inline distT="0" distB="0" distL="0" distR="0" wp14:anchorId="581FCE39" wp14:editId="57373394">
+          <wp:inline distT="0" distB="0" distL="0" distR="0" wp14:anchorId="16C3261E" wp14:editId="579A00AC">
             <wp:extent cx="5715000" cy="3571875"/>
             <wp:effectExtent l="0" t="0" r="0" b="0"/>
-            <wp:docPr id="205" name="06-viewer-results.png" descr="A completed run with Excel, CSV and PDF buttons over the results grid." title="A completed run with Excel, CSV and PDF buttons over the results grid."/>
+            <wp:docPr id="209" name="06-viewer-results.png" descr="A completed run with Excel, CSV and PDF buttons over the results grid." title="A completed run with Excel, CSV and PDF buttons over the results grid."/>
             <wp:cNvGraphicFramePr>
               <a:graphicFrameLocks xmlns:a="http://schemas.openxmlformats.org/drawingml/2006/main" noChangeAspect="1"/>
             </wp:cNvGraphicFramePr>
@@ -13776,7 +13852,7 @@
           <w:left w:w="10" w:type="dxa"/>
           <w:right w:w="10" w:type="dxa"/>
         </w:tblCellMar>
-        <w:tblLook w:val="04A0" w:firstRow="1" w:lastRow="0" w:firstColumn="1" w:lastColumn="0" w:noHBand="0" w:noVBand="1"/>
+        <w:tblLook w:val="0000" w:firstRow="0" w:lastRow="0" w:firstColumn="0" w:lastColumn="0" w:noHBand="0" w:noVBand="0"/>
       </w:tblPr>
       <w:tblGrid>
         <w:gridCol w:w="3610"/>
@@ -14602,7 +14678,7 @@
       <w:pPr>
         <w:pStyle w:val="Ttulo2"/>
       </w:pPr>
-      <w:bookmarkStart w:id="22" w:name="_Toc241748169"/>
+      <w:bookmarkStart w:id="22" w:name="_Toc241848402"/>
       <w:r>
         <w:t>Export to PDF</w:t>
       </w:r>
@@ -14648,7 +14724,7 @@
           <w:left w:w="10" w:type="dxa"/>
           <w:right w:w="10" w:type="dxa"/>
         </w:tblCellMar>
-        <w:tblLook w:val="04A0" w:firstRow="1" w:lastRow="0" w:firstColumn="1" w:lastColumn="0" w:noHBand="0" w:noVBand="1"/>
+        <w:tblLook w:val="0000" w:firstRow="0" w:lastRow="0" w:firstColumn="0" w:lastColumn="0" w:noHBand="0" w:noVBand="0"/>
       </w:tblPr>
       <w:tblGrid>
         <w:gridCol w:w="3438"/>
@@ -15014,7 +15090,7 @@
       <w:pPr>
         <w:pStyle w:val="Ttulo2"/>
       </w:pPr>
-      <w:bookmarkStart w:id="23" w:name="_Toc241748170"/>
+      <w:bookmarkStart w:id="23" w:name="_Toc241848403"/>
       <w:r>
         <w:t>Example: run and export GD_M.M10_V01.DIS</w:t>
       </w:r>
@@ -15127,7 +15203,7 @@
         <w:pStyle w:val="Ttulo1"/>
         <w:pageBreakBefore/>
       </w:pPr>
-      <w:bookmarkStart w:id="24" w:name="_Toc241748171"/>
+      <w:bookmarkStart w:id="24" w:name="_Toc241848404"/>
       <w:r>
         <w:lastRenderedPageBreak/>
         <w:t>Schedules</w:t>
@@ -15150,10 +15226,10 @@
           <w:noProof/>
         </w:rPr>
         <w:drawing>
-          <wp:inline distT="0" distB="0" distL="0" distR="0" wp14:anchorId="7BC28A8E" wp14:editId="714A68F6">
+          <wp:inline distT="0" distB="0" distL="0" distR="0" wp14:anchorId="4A18B407" wp14:editId="30BF5FD0">
             <wp:extent cx="5715000" cy="3571875"/>
             <wp:effectExtent l="0" t="0" r="0" b="0"/>
-            <wp:docPr id="206" name="38-schedules-list.png" descr="The Schedules page with a paused schedule and its action icons." title="The Schedules page with a paused schedule and its action icons."/>
+            <wp:docPr id="210" name="38-schedules-list.png" descr="The Schedules page with a paused schedule and its action icons." title="The Schedules page with a paused schedule and its action icons."/>
             <wp:cNvGraphicFramePr>
               <a:graphicFrameLocks xmlns:a="http://schemas.openxmlformats.org/drawingml/2006/main" noChangeAspect="1"/>
             </wp:cNvGraphicFramePr>
@@ -15243,7 +15319,7 @@
           <w:left w:w="10" w:type="dxa"/>
           <w:right w:w="10" w:type="dxa"/>
         </w:tblCellMar>
-        <w:tblLook w:val="04A0" w:firstRow="1" w:lastRow="0" w:firstColumn="1" w:lastColumn="0" w:noHBand="0" w:noVBand="1"/>
+        <w:tblLook w:val="0000" w:firstRow="0" w:lastRow="0" w:firstColumn="0" w:lastColumn="0" w:noHBand="0" w:noVBand="0"/>
       </w:tblPr>
       <w:tblGrid>
         <w:gridCol w:w="5157"/>
@@ -15820,7 +15896,7 @@
           <w:left w:w="10" w:type="dxa"/>
           <w:right w:w="10" w:type="dxa"/>
         </w:tblCellMar>
-        <w:tblLook w:val="04A0" w:firstRow="1" w:lastRow="0" w:firstColumn="1" w:lastColumn="0" w:noHBand="0" w:noVBand="1"/>
+        <w:tblLook w:val="0000" w:firstRow="0" w:lastRow="0" w:firstColumn="0" w:lastColumn="0" w:noHBand="0" w:noVBand="0"/>
       </w:tblPr>
       <w:tblGrid>
         <w:gridCol w:w="4011"/>
@@ -16160,7 +16236,7 @@
               <w:spacing w:after="0"/>
             </w:pPr>
             <w:r>
-              <w:t>The clock the times use. Default UTC.</w:t>
+              <w:t>The clock the times use. Default: your computer's timezone.</w:t>
             </w:r>
           </w:p>
         </w:tc>
@@ -16200,7 +16276,7 @@
                 <w:b/>
                 <w:bCs/>
               </w:rPr>
-              <w:t>Cron expression</w:t>
+              <w:t>Time</w:t>
             </w:r>
           </w:p>
         </w:tc>
@@ -16225,17 +16301,17 @@
               <w:spacing w:after="0"/>
             </w:pPr>
             <w:r>
-              <w:t xml:space="preserve">Shown for </w:t>
-            </w:r>
-            <w:r>
-              <w:rPr>
-                <w:b/>
-                <w:bCs/>
-              </w:rPr>
-              <w:t>Custom</w:t>
-            </w:r>
-            <w:r>
-              <w:t>. Five fields: minute, hour, day of month, month, day of week.</w:t>
+              <w:t xml:space="preserve">The hour and minute of the run. Shown for every frequency except </w:t>
+            </w:r>
+            <w:r>
+              <w:rPr>
+                <w:b/>
+                <w:bCs/>
+              </w:rPr>
+              <w:t>Custom (cron)</w:t>
+            </w:r>
+            <w:r>
+              <w:t>.</w:t>
             </w:r>
           </w:p>
         </w:tc>
@@ -16276,17 +16352,7 @@
                 <w:b/>
                 <w:bCs/>
               </w:rPr>
-              <w:t>Valid from</w:t>
-            </w:r>
-            <w:r>
-              <w:t xml:space="preserve"> and </w:t>
-            </w:r>
-            <w:r>
-              <w:rPr>
-                <w:b/>
-                <w:bCs/>
-              </w:rPr>
-              <w:t>Valid until</w:t>
+              <w:t>Day of the week</w:t>
             </w:r>
           </w:p>
         </w:tc>
@@ -16312,7 +16378,17 @@
               <w:spacing w:after="0"/>
             </w:pPr>
             <w:r>
-              <w:t>Optional dates. The schedule runs only in between.</w:t>
+              <w:t xml:space="preserve">Shown for </w:t>
+            </w:r>
+            <w:r>
+              <w:rPr>
+                <w:b/>
+                <w:bCs/>
+              </w:rPr>
+              <w:t>Weekly</w:t>
+            </w:r>
+            <w:r>
+              <w:t>.</w:t>
             </w:r>
           </w:p>
         </w:tc>
@@ -16352,7 +16428,7 @@
                 <w:b/>
                 <w:bCs/>
               </w:rPr>
-              <w:t>Output Format</w:t>
+              <w:t>Day of the month</w:t>
             </w:r>
           </w:p>
         </w:tc>
@@ -16377,7 +16453,37 @@
               <w:spacing w:after="0"/>
             </w:pPr>
             <w:r>
-              <w:t>See below.</w:t>
+              <w:t xml:space="preserve">1 to 28, or </w:t>
+            </w:r>
+            <w:r>
+              <w:rPr>
+                <w:b/>
+                <w:bCs/>
+              </w:rPr>
+              <w:t>Last day</w:t>
+            </w:r>
+            <w:r>
+              <w:t xml:space="preserve">. Days 29 to 31 are not offered, so no short month is skipped. Shown for </w:t>
+            </w:r>
+            <w:r>
+              <w:rPr>
+                <w:b/>
+                <w:bCs/>
+              </w:rPr>
+              <w:t>Monthly</w:t>
+            </w:r>
+            <w:r>
+              <w:t xml:space="preserve">, the longer frequencies and </w:t>
+            </w:r>
+            <w:r>
+              <w:rPr>
+                <w:b/>
+                <w:bCs/>
+              </w:rPr>
+              <w:t>Yearly</w:t>
+            </w:r>
+            <w:r>
+              <w:t>.</w:t>
             </w:r>
           </w:p>
         </w:tc>
@@ -16418,6 +16524,300 @@
                 <w:b/>
                 <w:bCs/>
               </w:rPr>
+              <w:t>Month</w:t>
+            </w:r>
+          </w:p>
+        </w:tc>
+        <w:tc>
+          <w:tcPr>
+            <w:tcW w:w="5015" w:type="dxa"/>
+            <w:tcBorders>
+              <w:top w:val="single" w:sz="4" w:space="0" w:color="BFC7D1"/>
+              <w:left w:val="single" w:sz="4" w:space="0" w:color="BFC7D1"/>
+              <w:bottom w:val="single" w:sz="4" w:space="0" w:color="BFC7D1"/>
+              <w:right w:val="single" w:sz="4" w:space="0" w:color="BFC7D1"/>
+            </w:tcBorders>
+            <w:shd w:val="clear" w:color="auto" w:fill="F3F6F9"/>
+            <w:tcMar>
+              <w:top w:w="60" w:type="dxa"/>
+              <w:left w:w="100" w:type="dxa"/>
+              <w:bottom w:w="60" w:type="dxa"/>
+              <w:right w:w="100" w:type="dxa"/>
+            </w:tcMar>
+          </w:tcPr>
+          <w:p>
+            <w:pPr>
+              <w:spacing w:after="0"/>
+            </w:pPr>
+            <w:r>
+              <w:t xml:space="preserve">Shown for </w:t>
+            </w:r>
+            <w:r>
+              <w:rPr>
+                <w:b/>
+                <w:bCs/>
+              </w:rPr>
+              <w:t>Yearly</w:t>
+            </w:r>
+            <w:r>
+              <w:t>.</w:t>
+            </w:r>
+          </w:p>
+        </w:tc>
+      </w:tr>
+      <w:tr>
+        <w:tblPrEx>
+          <w:tblCellMar>
+            <w:top w:w="0" w:type="dxa"/>
+            <w:bottom w:w="0" w:type="dxa"/>
+          </w:tblCellMar>
+        </w:tblPrEx>
+        <w:trPr>
+          <w:cantSplit/>
+        </w:trPr>
+        <w:tc>
+          <w:tcPr>
+            <w:tcW w:w="4011" w:type="dxa"/>
+            <w:tcBorders>
+              <w:top w:val="single" w:sz="4" w:space="0" w:color="BFC7D1"/>
+              <w:left w:val="single" w:sz="4" w:space="0" w:color="BFC7D1"/>
+              <w:bottom w:val="single" w:sz="4" w:space="0" w:color="BFC7D1"/>
+              <w:right w:val="single" w:sz="4" w:space="0" w:color="BFC7D1"/>
+            </w:tcBorders>
+            <w:tcMar>
+              <w:top w:w="60" w:type="dxa"/>
+              <w:left w:w="100" w:type="dxa"/>
+              <w:bottom w:w="60" w:type="dxa"/>
+              <w:right w:w="100" w:type="dxa"/>
+            </w:tcMar>
+          </w:tcPr>
+          <w:p>
+            <w:pPr>
+              <w:spacing w:after="0"/>
+            </w:pPr>
+            <w:r>
+              <w:rPr>
+                <w:b/>
+                <w:bCs/>
+              </w:rPr>
+              <w:t>Cron expression</w:t>
+            </w:r>
+          </w:p>
+        </w:tc>
+        <w:tc>
+          <w:tcPr>
+            <w:tcW w:w="5015" w:type="dxa"/>
+            <w:tcBorders>
+              <w:top w:val="single" w:sz="4" w:space="0" w:color="BFC7D1"/>
+              <w:left w:val="single" w:sz="4" w:space="0" w:color="BFC7D1"/>
+              <w:bottom w:val="single" w:sz="4" w:space="0" w:color="BFC7D1"/>
+              <w:right w:val="single" w:sz="4" w:space="0" w:color="BFC7D1"/>
+            </w:tcBorders>
+            <w:tcMar>
+              <w:top w:w="60" w:type="dxa"/>
+              <w:left w:w="100" w:type="dxa"/>
+              <w:bottom w:w="60" w:type="dxa"/>
+              <w:right w:w="100" w:type="dxa"/>
+            </w:tcMar>
+          </w:tcPr>
+          <w:p>
+            <w:pPr>
+              <w:spacing w:after="0"/>
+            </w:pPr>
+            <w:r>
+              <w:t xml:space="preserve">Shown for </w:t>
+            </w:r>
+            <w:r>
+              <w:rPr>
+                <w:b/>
+                <w:bCs/>
+              </w:rPr>
+              <w:t>Custom (cron)</w:t>
+            </w:r>
+            <w:r>
+              <w:t>. Five fields: minute, hour, day of month, month, day of week.</w:t>
+            </w:r>
+          </w:p>
+        </w:tc>
+      </w:tr>
+      <w:tr>
+        <w:tblPrEx>
+          <w:tblCellMar>
+            <w:top w:w="0" w:type="dxa"/>
+            <w:bottom w:w="0" w:type="dxa"/>
+          </w:tblCellMar>
+        </w:tblPrEx>
+        <w:trPr>
+          <w:cantSplit/>
+        </w:trPr>
+        <w:tc>
+          <w:tcPr>
+            <w:tcW w:w="4011" w:type="dxa"/>
+            <w:tcBorders>
+              <w:top w:val="single" w:sz="4" w:space="0" w:color="BFC7D1"/>
+              <w:left w:val="single" w:sz="4" w:space="0" w:color="BFC7D1"/>
+              <w:bottom w:val="single" w:sz="4" w:space="0" w:color="BFC7D1"/>
+              <w:right w:val="single" w:sz="4" w:space="0" w:color="BFC7D1"/>
+            </w:tcBorders>
+            <w:shd w:val="clear" w:color="auto" w:fill="F3F6F9"/>
+            <w:tcMar>
+              <w:top w:w="60" w:type="dxa"/>
+              <w:left w:w="100" w:type="dxa"/>
+              <w:bottom w:w="60" w:type="dxa"/>
+              <w:right w:w="100" w:type="dxa"/>
+            </w:tcMar>
+          </w:tcPr>
+          <w:p>
+            <w:pPr>
+              <w:spacing w:after="0"/>
+            </w:pPr>
+            <w:r>
+              <w:rPr>
+                <w:b/>
+                <w:bCs/>
+              </w:rPr>
+              <w:t>Valid from</w:t>
+            </w:r>
+            <w:r>
+              <w:t xml:space="preserve"> and </w:t>
+            </w:r>
+            <w:r>
+              <w:rPr>
+                <w:b/>
+                <w:bCs/>
+              </w:rPr>
+              <w:t>Valid until</w:t>
+            </w:r>
+          </w:p>
+        </w:tc>
+        <w:tc>
+          <w:tcPr>
+            <w:tcW w:w="5015" w:type="dxa"/>
+            <w:tcBorders>
+              <w:top w:val="single" w:sz="4" w:space="0" w:color="BFC7D1"/>
+              <w:left w:val="single" w:sz="4" w:space="0" w:color="BFC7D1"/>
+              <w:bottom w:val="single" w:sz="4" w:space="0" w:color="BFC7D1"/>
+              <w:right w:val="single" w:sz="4" w:space="0" w:color="BFC7D1"/>
+            </w:tcBorders>
+            <w:shd w:val="clear" w:color="auto" w:fill="F3F6F9"/>
+            <w:tcMar>
+              <w:top w:w="60" w:type="dxa"/>
+              <w:left w:w="100" w:type="dxa"/>
+              <w:bottom w:w="60" w:type="dxa"/>
+              <w:right w:w="100" w:type="dxa"/>
+            </w:tcMar>
+          </w:tcPr>
+          <w:p>
+            <w:pPr>
+              <w:spacing w:after="0"/>
+            </w:pPr>
+            <w:r>
+              <w:t>Optional dates. The schedule runs only in between.</w:t>
+            </w:r>
+          </w:p>
+        </w:tc>
+      </w:tr>
+      <w:tr>
+        <w:tblPrEx>
+          <w:tblCellMar>
+            <w:top w:w="0" w:type="dxa"/>
+            <w:bottom w:w="0" w:type="dxa"/>
+          </w:tblCellMar>
+        </w:tblPrEx>
+        <w:trPr>
+          <w:cantSplit/>
+        </w:trPr>
+        <w:tc>
+          <w:tcPr>
+            <w:tcW w:w="4011" w:type="dxa"/>
+            <w:tcBorders>
+              <w:top w:val="single" w:sz="4" w:space="0" w:color="BFC7D1"/>
+              <w:left w:val="single" w:sz="4" w:space="0" w:color="BFC7D1"/>
+              <w:bottom w:val="single" w:sz="4" w:space="0" w:color="BFC7D1"/>
+              <w:right w:val="single" w:sz="4" w:space="0" w:color="BFC7D1"/>
+            </w:tcBorders>
+            <w:tcMar>
+              <w:top w:w="60" w:type="dxa"/>
+              <w:left w:w="100" w:type="dxa"/>
+              <w:bottom w:w="60" w:type="dxa"/>
+              <w:right w:w="100" w:type="dxa"/>
+            </w:tcMar>
+          </w:tcPr>
+          <w:p>
+            <w:pPr>
+              <w:spacing w:after="0"/>
+            </w:pPr>
+            <w:r>
+              <w:rPr>
+                <w:b/>
+                <w:bCs/>
+              </w:rPr>
+              <w:t>Output Format</w:t>
+            </w:r>
+          </w:p>
+        </w:tc>
+        <w:tc>
+          <w:tcPr>
+            <w:tcW w:w="5015" w:type="dxa"/>
+            <w:tcBorders>
+              <w:top w:val="single" w:sz="4" w:space="0" w:color="BFC7D1"/>
+              <w:left w:val="single" w:sz="4" w:space="0" w:color="BFC7D1"/>
+              <w:bottom w:val="single" w:sz="4" w:space="0" w:color="BFC7D1"/>
+              <w:right w:val="single" w:sz="4" w:space="0" w:color="BFC7D1"/>
+            </w:tcBorders>
+            <w:tcMar>
+              <w:top w:w="60" w:type="dxa"/>
+              <w:left w:w="100" w:type="dxa"/>
+              <w:bottom w:w="60" w:type="dxa"/>
+              <w:right w:w="100" w:type="dxa"/>
+            </w:tcMar>
+          </w:tcPr>
+          <w:p>
+            <w:pPr>
+              <w:spacing w:after="0"/>
+            </w:pPr>
+            <w:r>
+              <w:t>See below.</w:t>
+            </w:r>
+          </w:p>
+        </w:tc>
+      </w:tr>
+      <w:tr>
+        <w:tblPrEx>
+          <w:tblCellMar>
+            <w:top w:w="0" w:type="dxa"/>
+            <w:bottom w:w="0" w:type="dxa"/>
+          </w:tblCellMar>
+        </w:tblPrEx>
+        <w:trPr>
+          <w:cantSplit/>
+        </w:trPr>
+        <w:tc>
+          <w:tcPr>
+            <w:tcW w:w="4011" w:type="dxa"/>
+            <w:tcBorders>
+              <w:top w:val="single" w:sz="4" w:space="0" w:color="BFC7D1"/>
+              <w:left w:val="single" w:sz="4" w:space="0" w:color="BFC7D1"/>
+              <w:bottom w:val="single" w:sz="4" w:space="0" w:color="BFC7D1"/>
+              <w:right w:val="single" w:sz="4" w:space="0" w:color="BFC7D1"/>
+            </w:tcBorders>
+            <w:shd w:val="clear" w:color="auto" w:fill="F3F6F9"/>
+            <w:tcMar>
+              <w:top w:w="60" w:type="dxa"/>
+              <w:left w:w="100" w:type="dxa"/>
+              <w:bottom w:w="60" w:type="dxa"/>
+              <w:right w:w="100" w:type="dxa"/>
+            </w:tcMar>
+          </w:tcPr>
+          <w:p>
+            <w:pPr>
+              <w:spacing w:after="0"/>
+            </w:pPr>
+            <w:r>
+              <w:rPr>
+                <w:b/>
+                <w:bCs/>
+              </w:rPr>
               <w:t>Parameter presets</w:t>
             </w:r>
           </w:p>
@@ -16444,7 +16844,27 @@
               <w:spacing w:after="0"/>
             </w:pPr>
             <w:r>
-              <w:t>The value used each time for every map parameter.</w:t>
+              <w:t xml:space="preserve">The value of every map parameter: a </w:t>
+            </w:r>
+            <w:r>
+              <w:rPr>
+                <w:b/>
+                <w:bCs/>
+              </w:rPr>
+              <w:t>Fixed value</w:t>
+            </w:r>
+            <w:r>
+              <w:t xml:space="preserve">, or </w:t>
+            </w:r>
+            <w:r>
+              <w:rPr>
+                <w:b/>
+                <w:bCs/>
+              </w:rPr>
+              <w:t>Relative to the run date</w:t>
+            </w:r>
+            <w:r>
+              <w:t xml:space="preserve"> (see below).</w:t>
             </w:r>
           </w:p>
         </w:tc>
@@ -16535,11 +16955,11 @@
           <w:left w:w="10" w:type="dxa"/>
           <w:right w:w="10" w:type="dxa"/>
         </w:tblCellMar>
-        <w:tblLook w:val="04A0" w:firstRow="1" w:lastRow="0" w:firstColumn="1" w:lastColumn="0" w:noHBand="0" w:noVBand="1"/>
+        <w:tblLook w:val="0000" w:firstRow="0" w:lastRow="0" w:firstColumn="0" w:lastColumn="0" w:noHBand="0" w:noVBand="0"/>
       </w:tblPr>
       <w:tblGrid>
-        <w:gridCol w:w="3438"/>
-        <w:gridCol w:w="5588"/>
+        <w:gridCol w:w="3692"/>
+        <w:gridCol w:w="5334"/>
       </w:tblGrid>
       <w:tr>
         <w:tblPrEx>
@@ -16554,7 +16974,7 @@
         </w:trPr>
         <w:tc>
           <w:tcPr>
-            <w:tcW w:w="3438" w:type="dxa"/>
+            <w:tcW w:w="3692" w:type="dxa"/>
             <w:tcBorders>
               <w:top w:val="single" w:sz="4" w:space="0" w:color="BFC7D1"/>
               <w:left w:val="single" w:sz="4" w:space="0" w:color="BFC7D1"/>
@@ -16585,7 +17005,7 @@
         </w:tc>
         <w:tc>
           <w:tcPr>
-            <w:tcW w:w="5588" w:type="dxa"/>
+            <w:tcW w:w="5334" w:type="dxa"/>
             <w:tcBorders>
               <w:top w:val="single" w:sz="4" w:space="0" w:color="BFC7D1"/>
               <w:left w:val="single" w:sz="4" w:space="0" w:color="BFC7D1"/>
@@ -16627,51 +17047,65 @@
         </w:trPr>
         <w:tc>
           <w:tcPr>
-            <w:tcW w:w="3438" w:type="dxa"/>
-            <w:tcBorders>
-              <w:top w:val="single" w:sz="4" w:space="0" w:color="BFC7D1"/>
-              <w:left w:val="single" w:sz="4" w:space="0" w:color="BFC7D1"/>
-              <w:bottom w:val="single" w:sz="4" w:space="0" w:color="BFC7D1"/>
-              <w:right w:val="single" w:sz="4" w:space="0" w:color="BFC7D1"/>
-            </w:tcBorders>
-            <w:tcMar>
-              <w:top w:w="60" w:type="dxa"/>
-              <w:left w:w="100" w:type="dxa"/>
-              <w:bottom w:w="60" w:type="dxa"/>
-              <w:right w:w="100" w:type="dxa"/>
-            </w:tcMar>
-          </w:tcPr>
-          <w:p>
-            <w:pPr>
-              <w:spacing w:after="0"/>
-            </w:pPr>
-            <w:r>
-              <w:t>Daily (midnight)</w:t>
-            </w:r>
-          </w:p>
-        </w:tc>
-        <w:tc>
-          <w:tcPr>
-            <w:tcW w:w="5588" w:type="dxa"/>
-            <w:tcBorders>
-              <w:top w:val="single" w:sz="4" w:space="0" w:color="BFC7D1"/>
-              <w:left w:val="single" w:sz="4" w:space="0" w:color="BFC7D1"/>
-              <w:bottom w:val="single" w:sz="4" w:space="0" w:color="BFC7D1"/>
-              <w:right w:val="single" w:sz="4" w:space="0" w:color="BFC7D1"/>
-            </w:tcBorders>
-            <w:tcMar>
-              <w:top w:w="60" w:type="dxa"/>
-              <w:left w:w="100" w:type="dxa"/>
-              <w:bottom w:w="60" w:type="dxa"/>
-              <w:right w:w="100" w:type="dxa"/>
-            </w:tcMar>
-          </w:tcPr>
-          <w:p>
-            <w:pPr>
-              <w:spacing w:after="0"/>
-            </w:pPr>
-            <w:r>
-              <w:t>Every day at 00:00.</w:t>
+            <w:tcW w:w="3692" w:type="dxa"/>
+            <w:tcBorders>
+              <w:top w:val="single" w:sz="4" w:space="0" w:color="BFC7D1"/>
+              <w:left w:val="single" w:sz="4" w:space="0" w:color="BFC7D1"/>
+              <w:bottom w:val="single" w:sz="4" w:space="0" w:color="BFC7D1"/>
+              <w:right w:val="single" w:sz="4" w:space="0" w:color="BFC7D1"/>
+            </w:tcBorders>
+            <w:tcMar>
+              <w:top w:w="60" w:type="dxa"/>
+              <w:left w:w="100" w:type="dxa"/>
+              <w:bottom w:w="60" w:type="dxa"/>
+              <w:right w:w="100" w:type="dxa"/>
+            </w:tcMar>
+          </w:tcPr>
+          <w:p>
+            <w:pPr>
+              <w:spacing w:after="0"/>
+            </w:pPr>
+            <w:r>
+              <w:rPr>
+                <w:b/>
+                <w:bCs/>
+              </w:rPr>
+              <w:t>Daily</w:t>
+            </w:r>
+          </w:p>
+        </w:tc>
+        <w:tc>
+          <w:tcPr>
+            <w:tcW w:w="5334" w:type="dxa"/>
+            <w:tcBorders>
+              <w:top w:val="single" w:sz="4" w:space="0" w:color="BFC7D1"/>
+              <w:left w:val="single" w:sz="4" w:space="0" w:color="BFC7D1"/>
+              <w:bottom w:val="single" w:sz="4" w:space="0" w:color="BFC7D1"/>
+              <w:right w:val="single" w:sz="4" w:space="0" w:color="BFC7D1"/>
+            </w:tcBorders>
+            <w:tcMar>
+              <w:top w:w="60" w:type="dxa"/>
+              <w:left w:w="100" w:type="dxa"/>
+              <w:bottom w:w="60" w:type="dxa"/>
+              <w:right w:w="100" w:type="dxa"/>
+            </w:tcMar>
+          </w:tcPr>
+          <w:p>
+            <w:pPr>
+              <w:spacing w:after="0"/>
+            </w:pPr>
+            <w:r>
+              <w:t xml:space="preserve">Every day at the </w:t>
+            </w:r>
+            <w:r>
+              <w:rPr>
+                <w:b/>
+                <w:bCs/>
+              </w:rPr>
+              <w:t>Time</w:t>
+            </w:r>
+            <w:r>
+              <w:t xml:space="preserve"> you choose.</w:t>
             </w:r>
           </w:p>
         </w:tc>
@@ -16688,7 +17122,7 @@
         </w:trPr>
         <w:tc>
           <w:tcPr>
-            <w:tcW w:w="3438" w:type="dxa"/>
+            <w:tcW w:w="3692" w:type="dxa"/>
             <w:tcBorders>
               <w:top w:val="single" w:sz="4" w:space="0" w:color="BFC7D1"/>
               <w:left w:val="single" w:sz="4" w:space="0" w:color="BFC7D1"/>
@@ -16708,13 +17142,17 @@
               <w:spacing w:after="0"/>
             </w:pPr>
             <w:r>
-              <w:t>Weekly (Sunday, midnight)</w:t>
-            </w:r>
-          </w:p>
-        </w:tc>
-        <w:tc>
-          <w:tcPr>
-            <w:tcW w:w="5588" w:type="dxa"/>
+              <w:rPr>
+                <w:b/>
+                <w:bCs/>
+              </w:rPr>
+              <w:t>Weekly</w:t>
+            </w:r>
+          </w:p>
+        </w:tc>
+        <w:tc>
+          <w:tcPr>
+            <w:tcW w:w="5334" w:type="dxa"/>
             <w:tcBorders>
               <w:top w:val="single" w:sz="4" w:space="0" w:color="BFC7D1"/>
               <w:left w:val="single" w:sz="4" w:space="0" w:color="BFC7D1"/>
@@ -16734,7 +17172,17 @@
               <w:spacing w:after="0"/>
             </w:pPr>
             <w:r>
-              <w:t>Every Sunday at 00:00.</w:t>
+              <w:t xml:space="preserve">Once a week, on the </w:t>
+            </w:r>
+            <w:r>
+              <w:rPr>
+                <w:b/>
+                <w:bCs/>
+              </w:rPr>
+              <w:t>Day of the week</w:t>
+            </w:r>
+            <w:r>
+              <w:t xml:space="preserve"> you choose.</w:t>
             </w:r>
           </w:p>
         </w:tc>
@@ -16751,51 +17199,55 @@
         </w:trPr>
         <w:tc>
           <w:tcPr>
-            <w:tcW w:w="3438" w:type="dxa"/>
-            <w:tcBorders>
-              <w:top w:val="single" w:sz="4" w:space="0" w:color="BFC7D1"/>
-              <w:left w:val="single" w:sz="4" w:space="0" w:color="BFC7D1"/>
-              <w:bottom w:val="single" w:sz="4" w:space="0" w:color="BFC7D1"/>
-              <w:right w:val="single" w:sz="4" w:space="0" w:color="BFC7D1"/>
-            </w:tcBorders>
-            <w:tcMar>
-              <w:top w:w="60" w:type="dxa"/>
-              <w:left w:w="100" w:type="dxa"/>
-              <w:bottom w:w="60" w:type="dxa"/>
-              <w:right w:w="100" w:type="dxa"/>
-            </w:tcMar>
-          </w:tcPr>
-          <w:p>
-            <w:pPr>
-              <w:spacing w:after="0"/>
-            </w:pPr>
-            <w:r>
-              <w:t>Monthly (1st, midnight)</w:t>
-            </w:r>
-          </w:p>
-        </w:tc>
-        <w:tc>
-          <w:tcPr>
-            <w:tcW w:w="5588" w:type="dxa"/>
-            <w:tcBorders>
-              <w:top w:val="single" w:sz="4" w:space="0" w:color="BFC7D1"/>
-              <w:left w:val="single" w:sz="4" w:space="0" w:color="BFC7D1"/>
-              <w:bottom w:val="single" w:sz="4" w:space="0" w:color="BFC7D1"/>
-              <w:right w:val="single" w:sz="4" w:space="0" w:color="BFC7D1"/>
-            </w:tcBorders>
-            <w:tcMar>
-              <w:top w:w="60" w:type="dxa"/>
-              <w:left w:w="100" w:type="dxa"/>
-              <w:bottom w:w="60" w:type="dxa"/>
-              <w:right w:w="100" w:type="dxa"/>
-            </w:tcMar>
-          </w:tcPr>
-          <w:p>
-            <w:pPr>
-              <w:spacing w:after="0"/>
-            </w:pPr>
-            <w:r>
-              <w:t>The first of each month at 00:00.</w:t>
+            <w:tcW w:w="3692" w:type="dxa"/>
+            <w:tcBorders>
+              <w:top w:val="single" w:sz="4" w:space="0" w:color="BFC7D1"/>
+              <w:left w:val="single" w:sz="4" w:space="0" w:color="BFC7D1"/>
+              <w:bottom w:val="single" w:sz="4" w:space="0" w:color="BFC7D1"/>
+              <w:right w:val="single" w:sz="4" w:space="0" w:color="BFC7D1"/>
+            </w:tcBorders>
+            <w:tcMar>
+              <w:top w:w="60" w:type="dxa"/>
+              <w:left w:w="100" w:type="dxa"/>
+              <w:bottom w:w="60" w:type="dxa"/>
+              <w:right w:w="100" w:type="dxa"/>
+            </w:tcMar>
+          </w:tcPr>
+          <w:p>
+            <w:pPr>
+              <w:spacing w:after="0"/>
+            </w:pPr>
+            <w:r>
+              <w:rPr>
+                <w:b/>
+                <w:bCs/>
+              </w:rPr>
+              <w:t>Fortnightly (1st and 16th)</w:t>
+            </w:r>
+          </w:p>
+        </w:tc>
+        <w:tc>
+          <w:tcPr>
+            <w:tcW w:w="5334" w:type="dxa"/>
+            <w:tcBorders>
+              <w:top w:val="single" w:sz="4" w:space="0" w:color="BFC7D1"/>
+              <w:left w:val="single" w:sz="4" w:space="0" w:color="BFC7D1"/>
+              <w:bottom w:val="single" w:sz="4" w:space="0" w:color="BFC7D1"/>
+              <w:right w:val="single" w:sz="4" w:space="0" w:color="BFC7D1"/>
+            </w:tcBorders>
+            <w:tcMar>
+              <w:top w:w="60" w:type="dxa"/>
+              <w:left w:w="100" w:type="dxa"/>
+              <w:bottom w:w="60" w:type="dxa"/>
+              <w:right w:w="100" w:type="dxa"/>
+            </w:tcMar>
+          </w:tcPr>
+          <w:p>
+            <w:pPr>
+              <w:spacing w:after="0"/>
+            </w:pPr>
+            <w:r>
+              <w:t>On the 1st and the 16th of each month.</w:t>
             </w:r>
           </w:p>
         </w:tc>
@@ -16812,7 +17264,7 @@
         </w:trPr>
         <w:tc>
           <w:tcPr>
-            <w:tcW w:w="3438" w:type="dxa"/>
+            <w:tcW w:w="3692" w:type="dxa"/>
             <w:tcBorders>
               <w:top w:val="single" w:sz="4" w:space="0" w:color="BFC7D1"/>
               <w:left w:val="single" w:sz="4" w:space="0" w:color="BFC7D1"/>
@@ -16832,13 +17284,17 @@
               <w:spacing w:after="0"/>
             </w:pPr>
             <w:r>
-              <w:t>Custom</w:t>
-            </w:r>
-          </w:p>
-        </w:tc>
-        <w:tc>
-          <w:tcPr>
-            <w:tcW w:w="5588" w:type="dxa"/>
+              <w:rPr>
+                <w:b/>
+                <w:bCs/>
+              </w:rPr>
+              <w:t>Monthly</w:t>
+            </w:r>
+          </w:p>
+        </w:tc>
+        <w:tc>
+          <w:tcPr>
+            <w:tcW w:w="5334" w:type="dxa"/>
             <w:tcBorders>
               <w:top w:val="single" w:sz="4" w:space="0" w:color="BFC7D1"/>
               <w:left w:val="single" w:sz="4" w:space="0" w:color="BFC7D1"/>
@@ -16858,7 +17314,443 @@
               <w:spacing w:after="0"/>
             </w:pPr>
             <w:r>
-              <w:t xml:space="preserve">You write the cron expression. Example: </w:t>
+              <w:t xml:space="preserve">Once a month, on the </w:t>
+            </w:r>
+            <w:r>
+              <w:rPr>
+                <w:b/>
+                <w:bCs/>
+              </w:rPr>
+              <w:t>Day of the month</w:t>
+            </w:r>
+            <w:r>
+              <w:t xml:space="preserve"> you choose.</w:t>
+            </w:r>
+          </w:p>
+        </w:tc>
+      </w:tr>
+      <w:tr>
+        <w:tblPrEx>
+          <w:tblCellMar>
+            <w:top w:w="0" w:type="dxa"/>
+            <w:bottom w:w="0" w:type="dxa"/>
+          </w:tblCellMar>
+        </w:tblPrEx>
+        <w:trPr>
+          <w:cantSplit/>
+        </w:trPr>
+        <w:tc>
+          <w:tcPr>
+            <w:tcW w:w="3692" w:type="dxa"/>
+            <w:tcBorders>
+              <w:top w:val="single" w:sz="4" w:space="0" w:color="BFC7D1"/>
+              <w:left w:val="single" w:sz="4" w:space="0" w:color="BFC7D1"/>
+              <w:bottom w:val="single" w:sz="4" w:space="0" w:color="BFC7D1"/>
+              <w:right w:val="single" w:sz="4" w:space="0" w:color="BFC7D1"/>
+            </w:tcBorders>
+            <w:tcMar>
+              <w:top w:w="60" w:type="dxa"/>
+              <w:left w:w="100" w:type="dxa"/>
+              <w:bottom w:w="60" w:type="dxa"/>
+              <w:right w:w="100" w:type="dxa"/>
+            </w:tcMar>
+          </w:tcPr>
+          <w:p>
+            <w:pPr>
+              <w:spacing w:after="0"/>
+            </w:pPr>
+            <w:r>
+              <w:rPr>
+                <w:b/>
+                <w:bCs/>
+              </w:rPr>
+              <w:t>Every 2 months</w:t>
+            </w:r>
+          </w:p>
+        </w:tc>
+        <w:tc>
+          <w:tcPr>
+            <w:tcW w:w="5334" w:type="dxa"/>
+            <w:tcBorders>
+              <w:top w:val="single" w:sz="4" w:space="0" w:color="BFC7D1"/>
+              <w:left w:val="single" w:sz="4" w:space="0" w:color="BFC7D1"/>
+              <w:bottom w:val="single" w:sz="4" w:space="0" w:color="BFC7D1"/>
+              <w:right w:val="single" w:sz="4" w:space="0" w:color="BFC7D1"/>
+            </w:tcBorders>
+            <w:tcMar>
+              <w:top w:w="60" w:type="dxa"/>
+              <w:left w:w="100" w:type="dxa"/>
+              <w:bottom w:w="60" w:type="dxa"/>
+              <w:right w:w="100" w:type="dxa"/>
+            </w:tcMar>
+          </w:tcPr>
+          <w:p>
+            <w:pPr>
+              <w:spacing w:after="0"/>
+            </w:pPr>
+            <w:r>
+              <w:t>In January, March, May, July, September and November.</w:t>
+            </w:r>
+          </w:p>
+        </w:tc>
+      </w:tr>
+      <w:tr>
+        <w:tblPrEx>
+          <w:tblCellMar>
+            <w:top w:w="0" w:type="dxa"/>
+            <w:bottom w:w="0" w:type="dxa"/>
+          </w:tblCellMar>
+        </w:tblPrEx>
+        <w:trPr>
+          <w:cantSplit/>
+        </w:trPr>
+        <w:tc>
+          <w:tcPr>
+            <w:tcW w:w="3692" w:type="dxa"/>
+            <w:tcBorders>
+              <w:top w:val="single" w:sz="4" w:space="0" w:color="BFC7D1"/>
+              <w:left w:val="single" w:sz="4" w:space="0" w:color="BFC7D1"/>
+              <w:bottom w:val="single" w:sz="4" w:space="0" w:color="BFC7D1"/>
+              <w:right w:val="single" w:sz="4" w:space="0" w:color="BFC7D1"/>
+            </w:tcBorders>
+            <w:shd w:val="clear" w:color="auto" w:fill="F3F6F9"/>
+            <w:tcMar>
+              <w:top w:w="60" w:type="dxa"/>
+              <w:left w:w="100" w:type="dxa"/>
+              <w:bottom w:w="60" w:type="dxa"/>
+              <w:right w:w="100" w:type="dxa"/>
+            </w:tcMar>
+          </w:tcPr>
+          <w:p>
+            <w:pPr>
+              <w:spacing w:after="0"/>
+            </w:pPr>
+            <w:r>
+              <w:rPr>
+                <w:b/>
+                <w:bCs/>
+              </w:rPr>
+              <w:t>Quarterly</w:t>
+            </w:r>
+          </w:p>
+        </w:tc>
+        <w:tc>
+          <w:tcPr>
+            <w:tcW w:w="5334" w:type="dxa"/>
+            <w:tcBorders>
+              <w:top w:val="single" w:sz="4" w:space="0" w:color="BFC7D1"/>
+              <w:left w:val="single" w:sz="4" w:space="0" w:color="BFC7D1"/>
+              <w:bottom w:val="single" w:sz="4" w:space="0" w:color="BFC7D1"/>
+              <w:right w:val="single" w:sz="4" w:space="0" w:color="BFC7D1"/>
+            </w:tcBorders>
+            <w:shd w:val="clear" w:color="auto" w:fill="F3F6F9"/>
+            <w:tcMar>
+              <w:top w:w="60" w:type="dxa"/>
+              <w:left w:w="100" w:type="dxa"/>
+              <w:bottom w:w="60" w:type="dxa"/>
+              <w:right w:w="100" w:type="dxa"/>
+            </w:tcMar>
+          </w:tcPr>
+          <w:p>
+            <w:pPr>
+              <w:spacing w:after="0"/>
+            </w:pPr>
+            <w:r>
+              <w:t>In January, April, July and October.</w:t>
+            </w:r>
+          </w:p>
+        </w:tc>
+      </w:tr>
+      <w:tr>
+        <w:tblPrEx>
+          <w:tblCellMar>
+            <w:top w:w="0" w:type="dxa"/>
+            <w:bottom w:w="0" w:type="dxa"/>
+          </w:tblCellMar>
+        </w:tblPrEx>
+        <w:trPr>
+          <w:cantSplit/>
+        </w:trPr>
+        <w:tc>
+          <w:tcPr>
+            <w:tcW w:w="3692" w:type="dxa"/>
+            <w:tcBorders>
+              <w:top w:val="single" w:sz="4" w:space="0" w:color="BFC7D1"/>
+              <w:left w:val="single" w:sz="4" w:space="0" w:color="BFC7D1"/>
+              <w:bottom w:val="single" w:sz="4" w:space="0" w:color="BFC7D1"/>
+              <w:right w:val="single" w:sz="4" w:space="0" w:color="BFC7D1"/>
+            </w:tcBorders>
+            <w:tcMar>
+              <w:top w:w="60" w:type="dxa"/>
+              <w:left w:w="100" w:type="dxa"/>
+              <w:bottom w:w="60" w:type="dxa"/>
+              <w:right w:w="100" w:type="dxa"/>
+            </w:tcMar>
+          </w:tcPr>
+          <w:p>
+            <w:pPr>
+              <w:spacing w:after="0"/>
+            </w:pPr>
+            <w:r>
+              <w:rPr>
+                <w:b/>
+                <w:bCs/>
+              </w:rPr>
+              <w:t>Every 4 months</w:t>
+            </w:r>
+          </w:p>
+        </w:tc>
+        <w:tc>
+          <w:tcPr>
+            <w:tcW w:w="5334" w:type="dxa"/>
+            <w:tcBorders>
+              <w:top w:val="single" w:sz="4" w:space="0" w:color="BFC7D1"/>
+              <w:left w:val="single" w:sz="4" w:space="0" w:color="BFC7D1"/>
+              <w:bottom w:val="single" w:sz="4" w:space="0" w:color="BFC7D1"/>
+              <w:right w:val="single" w:sz="4" w:space="0" w:color="BFC7D1"/>
+            </w:tcBorders>
+            <w:tcMar>
+              <w:top w:w="60" w:type="dxa"/>
+              <w:left w:w="100" w:type="dxa"/>
+              <w:bottom w:w="60" w:type="dxa"/>
+              <w:right w:w="100" w:type="dxa"/>
+            </w:tcMar>
+          </w:tcPr>
+          <w:p>
+            <w:pPr>
+              <w:spacing w:after="0"/>
+            </w:pPr>
+            <w:r>
+              <w:t>In January, May and September.</w:t>
+            </w:r>
+          </w:p>
+        </w:tc>
+      </w:tr>
+      <w:tr>
+        <w:tblPrEx>
+          <w:tblCellMar>
+            <w:top w:w="0" w:type="dxa"/>
+            <w:bottom w:w="0" w:type="dxa"/>
+          </w:tblCellMar>
+        </w:tblPrEx>
+        <w:trPr>
+          <w:cantSplit/>
+        </w:trPr>
+        <w:tc>
+          <w:tcPr>
+            <w:tcW w:w="3692" w:type="dxa"/>
+            <w:tcBorders>
+              <w:top w:val="single" w:sz="4" w:space="0" w:color="BFC7D1"/>
+              <w:left w:val="single" w:sz="4" w:space="0" w:color="BFC7D1"/>
+              <w:bottom w:val="single" w:sz="4" w:space="0" w:color="BFC7D1"/>
+              <w:right w:val="single" w:sz="4" w:space="0" w:color="BFC7D1"/>
+            </w:tcBorders>
+            <w:shd w:val="clear" w:color="auto" w:fill="F3F6F9"/>
+            <w:tcMar>
+              <w:top w:w="60" w:type="dxa"/>
+              <w:left w:w="100" w:type="dxa"/>
+              <w:bottom w:w="60" w:type="dxa"/>
+              <w:right w:w="100" w:type="dxa"/>
+            </w:tcMar>
+          </w:tcPr>
+          <w:p>
+            <w:pPr>
+              <w:spacing w:after="0"/>
+            </w:pPr>
+            <w:r>
+              <w:rPr>
+                <w:b/>
+                <w:bCs/>
+              </w:rPr>
+              <w:t>Every 6 months (semester)</w:t>
+            </w:r>
+          </w:p>
+        </w:tc>
+        <w:tc>
+          <w:tcPr>
+            <w:tcW w:w="5334" w:type="dxa"/>
+            <w:tcBorders>
+              <w:top w:val="single" w:sz="4" w:space="0" w:color="BFC7D1"/>
+              <w:left w:val="single" w:sz="4" w:space="0" w:color="BFC7D1"/>
+              <w:bottom w:val="single" w:sz="4" w:space="0" w:color="BFC7D1"/>
+              <w:right w:val="single" w:sz="4" w:space="0" w:color="BFC7D1"/>
+            </w:tcBorders>
+            <w:shd w:val="clear" w:color="auto" w:fill="F3F6F9"/>
+            <w:tcMar>
+              <w:top w:w="60" w:type="dxa"/>
+              <w:left w:w="100" w:type="dxa"/>
+              <w:bottom w:w="60" w:type="dxa"/>
+              <w:right w:w="100" w:type="dxa"/>
+            </w:tcMar>
+          </w:tcPr>
+          <w:p>
+            <w:pPr>
+              <w:spacing w:after="0"/>
+            </w:pPr>
+            <w:r>
+              <w:t>In January and July.</w:t>
+            </w:r>
+          </w:p>
+        </w:tc>
+      </w:tr>
+      <w:tr>
+        <w:tblPrEx>
+          <w:tblCellMar>
+            <w:top w:w="0" w:type="dxa"/>
+            <w:bottom w:w="0" w:type="dxa"/>
+          </w:tblCellMar>
+        </w:tblPrEx>
+        <w:trPr>
+          <w:cantSplit/>
+        </w:trPr>
+        <w:tc>
+          <w:tcPr>
+            <w:tcW w:w="3692" w:type="dxa"/>
+            <w:tcBorders>
+              <w:top w:val="single" w:sz="4" w:space="0" w:color="BFC7D1"/>
+              <w:left w:val="single" w:sz="4" w:space="0" w:color="BFC7D1"/>
+              <w:bottom w:val="single" w:sz="4" w:space="0" w:color="BFC7D1"/>
+              <w:right w:val="single" w:sz="4" w:space="0" w:color="BFC7D1"/>
+            </w:tcBorders>
+            <w:tcMar>
+              <w:top w:w="60" w:type="dxa"/>
+              <w:left w:w="100" w:type="dxa"/>
+              <w:bottom w:w="60" w:type="dxa"/>
+              <w:right w:w="100" w:type="dxa"/>
+            </w:tcMar>
+          </w:tcPr>
+          <w:p>
+            <w:pPr>
+              <w:spacing w:after="0"/>
+            </w:pPr>
+            <w:r>
+              <w:rPr>
+                <w:b/>
+                <w:bCs/>
+              </w:rPr>
+              <w:t>Yearly</w:t>
+            </w:r>
+          </w:p>
+        </w:tc>
+        <w:tc>
+          <w:tcPr>
+            <w:tcW w:w="5334" w:type="dxa"/>
+            <w:tcBorders>
+              <w:top w:val="single" w:sz="4" w:space="0" w:color="BFC7D1"/>
+              <w:left w:val="single" w:sz="4" w:space="0" w:color="BFC7D1"/>
+              <w:bottom w:val="single" w:sz="4" w:space="0" w:color="BFC7D1"/>
+              <w:right w:val="single" w:sz="4" w:space="0" w:color="BFC7D1"/>
+            </w:tcBorders>
+            <w:tcMar>
+              <w:top w:w="60" w:type="dxa"/>
+              <w:left w:w="100" w:type="dxa"/>
+              <w:bottom w:w="60" w:type="dxa"/>
+              <w:right w:w="100" w:type="dxa"/>
+            </w:tcMar>
+          </w:tcPr>
+          <w:p>
+            <w:pPr>
+              <w:spacing w:after="0"/>
+            </w:pPr>
+            <w:r>
+              <w:t xml:space="preserve">Once a year, on the </w:t>
+            </w:r>
+            <w:r>
+              <w:rPr>
+                <w:b/>
+                <w:bCs/>
+              </w:rPr>
+              <w:t>Month</w:t>
+            </w:r>
+            <w:r>
+              <w:t xml:space="preserve"> and </w:t>
+            </w:r>
+            <w:r>
+              <w:rPr>
+                <w:b/>
+                <w:bCs/>
+              </w:rPr>
+              <w:t>Day of the month</w:t>
+            </w:r>
+            <w:r>
+              <w:t xml:space="preserve"> you choose.</w:t>
+            </w:r>
+          </w:p>
+        </w:tc>
+      </w:tr>
+      <w:tr>
+        <w:tblPrEx>
+          <w:tblCellMar>
+            <w:top w:w="0" w:type="dxa"/>
+            <w:bottom w:w="0" w:type="dxa"/>
+          </w:tblCellMar>
+        </w:tblPrEx>
+        <w:trPr>
+          <w:cantSplit/>
+        </w:trPr>
+        <w:tc>
+          <w:tcPr>
+            <w:tcW w:w="3692" w:type="dxa"/>
+            <w:tcBorders>
+              <w:top w:val="single" w:sz="4" w:space="0" w:color="BFC7D1"/>
+              <w:left w:val="single" w:sz="4" w:space="0" w:color="BFC7D1"/>
+              <w:bottom w:val="single" w:sz="4" w:space="0" w:color="BFC7D1"/>
+              <w:right w:val="single" w:sz="4" w:space="0" w:color="BFC7D1"/>
+            </w:tcBorders>
+            <w:shd w:val="clear" w:color="auto" w:fill="F3F6F9"/>
+            <w:tcMar>
+              <w:top w:w="60" w:type="dxa"/>
+              <w:left w:w="100" w:type="dxa"/>
+              <w:bottom w:w="60" w:type="dxa"/>
+              <w:right w:w="100" w:type="dxa"/>
+            </w:tcMar>
+          </w:tcPr>
+          <w:p>
+            <w:pPr>
+              <w:spacing w:after="0"/>
+            </w:pPr>
+            <w:r>
+              <w:rPr>
+                <w:b/>
+                <w:bCs/>
+              </w:rPr>
+              <w:t>Custom (cron)</w:t>
+            </w:r>
+          </w:p>
+        </w:tc>
+        <w:tc>
+          <w:tcPr>
+            <w:tcW w:w="5334" w:type="dxa"/>
+            <w:tcBorders>
+              <w:top w:val="single" w:sz="4" w:space="0" w:color="BFC7D1"/>
+              <w:left w:val="single" w:sz="4" w:space="0" w:color="BFC7D1"/>
+              <w:bottom w:val="single" w:sz="4" w:space="0" w:color="BFC7D1"/>
+              <w:right w:val="single" w:sz="4" w:space="0" w:color="BFC7D1"/>
+            </w:tcBorders>
+            <w:shd w:val="clear" w:color="auto" w:fill="F3F6F9"/>
+            <w:tcMar>
+              <w:top w:w="60" w:type="dxa"/>
+              <w:left w:w="100" w:type="dxa"/>
+              <w:bottom w:w="60" w:type="dxa"/>
+              <w:right w:w="100" w:type="dxa"/>
+            </w:tcMar>
+          </w:tcPr>
+          <w:p>
+            <w:pPr>
+              <w:spacing w:after="0"/>
+            </w:pPr>
+            <w:r>
+              <w:t xml:space="preserve">You write a </w:t>
+            </w:r>
+            <w:r>
+              <w:rPr>
+                <w:b/>
+                <w:bCs/>
+              </w:rPr>
+              <w:t>Cron expression</w:t>
+            </w:r>
+            <w:r>
+              <w:t xml:space="preserve">: five fields, minute, hour, day of month, month, day of week. Example: </w:t>
             </w:r>
             <w:r>
               <w:rPr>
@@ -16895,7 +17787,7 @@
           <w:left w:w="10" w:type="dxa"/>
           <w:right w:w="10" w:type="dxa"/>
         </w:tblCellMar>
-        <w:tblLook w:val="04A0" w:firstRow="1" w:lastRow="0" w:firstColumn="1" w:lastColumn="0" w:noHBand="0" w:noVBand="1"/>
+        <w:tblLook w:val="0000" w:firstRow="0" w:lastRow="0" w:firstColumn="0" w:lastColumn="0" w:noHBand="0" w:noVBand="0"/>
       </w:tblPr>
       <w:tblGrid>
         <w:gridCol w:w="3438"/>
@@ -16939,6 +17831,7 @@
                 <w:bCs/>
                 <w:color w:val="FFFFFF"/>
               </w:rPr>
+              <w:lastRenderedPageBreak/>
               <w:t>Option (Output Format)</w:t>
             </w:r>
           </w:p>
@@ -17201,11 +18094,51 @@
       <w:pPr>
         <w:pStyle w:val="Ttulo2"/>
       </w:pPr>
-      <w:bookmarkStart w:id="25" w:name="_Toc241748172"/>
-      <w:r>
-        <w:t>Example: schedule a weekly run</w:t>
+      <w:bookmarkStart w:id="25" w:name="_Toc241848405"/>
+      <w:r>
+        <w:t>Parameters that follow the run date</w:t>
       </w:r>
       <w:bookmarkEnd w:id="25"/>
+    </w:p>
+    <w:p>
+      <w:r>
+        <w:t xml:space="preserve">Each parameter in </w:t>
+      </w:r>
+      <w:r>
+        <w:rPr>
+          <w:b/>
+          <w:bCs/>
+        </w:rPr>
+        <w:t>Parameter presets</w:t>
+      </w:r>
+      <w:r>
+        <w:t xml:space="preserve"> has a choice: </w:t>
+      </w:r>
+      <w:r>
+        <w:rPr>
+          <w:b/>
+          <w:bCs/>
+        </w:rPr>
+        <w:t>Fixed value</w:t>
+      </w:r>
+      <w:r>
+        <w:t xml:space="preserve"> or </w:t>
+      </w:r>
+      <w:r>
+        <w:rPr>
+          <w:b/>
+          <w:bCs/>
+        </w:rPr>
+        <w:t>Relative to the run date</w:t>
+      </w:r>
+      <w:r>
+        <w:t>. A fixed value is the same on every run. A relative value changes with the date the schedule runs, so a monthly report always covers the right month.</w:t>
+      </w:r>
+    </w:p>
+    <w:p>
+      <w:r>
+        <w:t>A relative value has three parts:</w:t>
+      </w:r>
     </w:p>
     <w:p>
       <w:pPr>
@@ -17217,17 +18150,14 @@
         <w:spacing w:after="60"/>
       </w:pPr>
       <w:r>
-        <w:t xml:space="preserve">On </w:t>
-      </w:r>
-      <w:r>
         <w:rPr>
           <w:b/>
           <w:bCs/>
         </w:rPr>
-        <w:t>Maps</w:t>
-      </w:r>
-      <w:r>
-        <w:t>, click the Calendar icon of the map.</w:t>
+        <w:t>Move the run date by</w:t>
+      </w:r>
+      <w:r>
+        <w:t xml:space="preserve"> a number. Use -1 for the period before, 0 for the current one.</w:t>
       </w:r>
     </w:p>
     <w:p>
@@ -17240,34 +18170,74 @@
         <w:spacing w:after="60"/>
       </w:pPr>
       <w:r>
-        <w:t xml:space="preserve">Type a </w:t>
+        <w:t xml:space="preserve">The period: </w:t>
       </w:r>
       <w:r>
         <w:rPr>
           <w:b/>
           <w:bCs/>
         </w:rPr>
-        <w:t>Name</w:t>
-      </w:r>
-      <w:r>
-        <w:t xml:space="preserve">. Set </w:t>
+        <w:t>days</w:t>
+      </w:r>
+      <w:r>
+        <w:t xml:space="preserve">, </w:t>
       </w:r>
       <w:r>
         <w:rPr>
           <w:b/>
           <w:bCs/>
         </w:rPr>
-        <w:t>Frequency</w:t>
-      </w:r>
-      <w:r>
-        <w:t xml:space="preserve"> to </w:t>
+        <w:t>weeks</w:t>
+      </w:r>
+      <w:r>
+        <w:t xml:space="preserve">, </w:t>
       </w:r>
       <w:r>
         <w:rPr>
           <w:b/>
           <w:bCs/>
         </w:rPr>
-        <w:t>Weekly (Sunday, midnight)</w:t>
+        <w:t>fortnights</w:t>
+      </w:r>
+      <w:r>
+        <w:t xml:space="preserve">, </w:t>
+      </w:r>
+      <w:r>
+        <w:rPr>
+          <w:b/>
+          <w:bCs/>
+        </w:rPr>
+        <w:t>months</w:t>
+      </w:r>
+      <w:r>
+        <w:t xml:space="preserve">, </w:t>
+      </w:r>
+      <w:r>
+        <w:rPr>
+          <w:b/>
+          <w:bCs/>
+        </w:rPr>
+        <w:t>quarters</w:t>
+      </w:r>
+      <w:r>
+        <w:t xml:space="preserve">, </w:t>
+      </w:r>
+      <w:r>
+        <w:rPr>
+          <w:b/>
+          <w:bCs/>
+        </w:rPr>
+        <w:t>semesters</w:t>
+      </w:r>
+      <w:r>
+        <w:t xml:space="preserve"> or </w:t>
+      </w:r>
+      <w:r>
+        <w:rPr>
+          <w:b/>
+          <w:bCs/>
+        </w:rPr>
+        <w:t>years</w:t>
       </w:r>
       <w:r>
         <w:t>.</w:t>
@@ -17283,80 +18253,41 @@
         <w:spacing w:after="60"/>
       </w:pPr>
       <w:r>
-        <w:t xml:space="preserve">Choose your </w:t>
-      </w:r>
-      <w:r>
         <w:rPr>
           <w:b/>
           <w:bCs/>
         </w:rPr>
-        <w:t>Timezone</w:t>
-      </w:r>
-      <w:r>
-        <w:t xml:space="preserve"> and </w:t>
+        <w:t>then use the</w:t>
+      </w:r>
+      <w:r>
+        <w:t xml:space="preserve">: </w:t>
       </w:r>
       <w:r>
         <w:rPr>
           <w:b/>
           <w:bCs/>
         </w:rPr>
-        <w:t>Output Format</w:t>
-      </w:r>
-      <w:r>
-        <w:t>.</w:t>
-      </w:r>
-    </w:p>
-    <w:p>
-      <w:pPr>
-        <w:pStyle w:val="PargrafodaLista"/>
-        <w:numPr>
-          <w:ilvl w:val="0"/>
-          <w:numId w:val="9"/>
-        </w:numPr>
-        <w:spacing w:after="60"/>
-      </w:pPr>
-      <w:r>
-        <w:t xml:space="preserve">Click </w:t>
+        <w:t>that date</w:t>
+      </w:r>
+      <w:r>
+        <w:t xml:space="preserve">, the first or last day of that week, fortnight, month, quarter, semester or year, </w:t>
       </w:r>
       <w:r>
         <w:rPr>
           <w:b/>
           <w:bCs/>
         </w:rPr>
-        <w:t>Save</w:t>
-      </w:r>
-      <w:r>
-        <w:t>.</w:t>
-      </w:r>
-    </w:p>
-    <w:p>
-      <w:pPr>
-        <w:pStyle w:val="PargrafodaLista"/>
-        <w:numPr>
-          <w:ilvl w:val="0"/>
-          <w:numId w:val="9"/>
-        </w:numPr>
-        <w:spacing w:after="60"/>
-      </w:pPr>
-      <w:r>
-        <w:t xml:space="preserve">Click the </w:t>
+        <w:t>its year (number)</w:t>
+      </w:r>
+      <w:r>
+        <w:t xml:space="preserve"> or </w:t>
       </w:r>
       <w:r>
         <w:rPr>
           <w:b/>
           <w:bCs/>
         </w:rPr>
-        <w:t>Run now</w:t>
-      </w:r>
-      <w:r>
-        <w:t xml:space="preserve"> icon to check it works. Then open </w:t>
-      </w:r>
-      <w:r>
-        <w:rPr>
-          <w:b/>
-          <w:bCs/>
-        </w:rPr>
-        <w:t>History</w:t>
+        <w:t>its month (number 1-12)</w:t>
       </w:r>
       <w:r>
         <w:t>.</w:t>
@@ -17364,27 +18295,8 @@
     </w:p>
     <w:p>
       <w:pPr>
-        <w:pStyle w:val="Ttulo1"/>
-        <w:pageBreakBefore/>
+        <w:spacing w:after="60"/>
       </w:pPr>
-      <w:bookmarkStart w:id="26" w:name="_Toc241748173"/>
-      <w:r>
-        <w:lastRenderedPageBreak/>
-        <w:t>Runs</w:t>
-      </w:r>
-      <w:bookmarkEnd w:id="26"/>
-    </w:p>
-    <w:p>
-      <w:r>
-        <w:rPr>
-          <w:b/>
-          <w:bCs/>
-        </w:rPr>
-        <w:t>Runs</w:t>
-      </w:r>
-      <w:r>
-        <w:t xml:space="preserve"> lists every run you requested, whether it is waiting, running or finished. It shows only your own runs, not other people's.</w:t>
-      </w:r>
     </w:p>
     <w:p>
       <w:pPr>
@@ -17397,10 +18309,10 @@
           <w:noProof/>
         </w:rPr>
         <w:drawing>
-          <wp:inline distT="0" distB="0" distL="0" distR="0" wp14:anchorId="4EA99D7A" wp14:editId="5C0B31C0">
-            <wp:extent cx="5715000" cy="3571875"/>
+          <wp:inline distT="0" distB="0" distL="0" distR="0" wp14:anchorId="38CB7E49" wp14:editId="71B89A8C">
+            <wp:extent cx="3419475" cy="1914525"/>
             <wp:effectExtent l="0" t="0" r="0" b="0"/>
-            <wp:docPr id="207" name="08-runs.png" descr="The Runs page with map, status and kind filters and the list of runs." title="The Runs page with map, status and kind filters and the list of runs."/>
+            <wp:docPr id="211" name="35-schedule-relative-date.png" descr="Parameter presets with one fixed value and one value relative to the run date." title="Parameter presets with one fixed value and one value relative to the run date."/>
             <wp:cNvGraphicFramePr>
               <a:graphicFrameLocks xmlns:a="http://schemas.openxmlformats.org/drawingml/2006/main" noChangeAspect="1"/>
             </wp:cNvGraphicFramePr>
@@ -17423,7 +18335,7 @@
                   <pic:spPr bwMode="auto">
                     <a:xfrm>
                       <a:off x="0" y="0"/>
-                      <a:ext cx="5715000" cy="3571875"/>
+                      <a:ext cx="3419475" cy="1914525"/>
                     </a:xfrm>
                     <a:prstGeom prst="rect">
                       <a:avLst/>
@@ -17442,7 +18354,7 @@
         <w:jc w:val="center"/>
       </w:pPr>
       <w:r>
-        <w:t>The Runs page with map, status and kind filters and the list of runs.</w:t>
+        <w:t>Parameter presets with one fixed value and one value relative to the run date.</w:t>
       </w:r>
     </w:p>
     <w:tbl>
@@ -17460,11 +18372,12 @@
           <w:left w:w="10" w:type="dxa"/>
           <w:right w:w="10" w:type="dxa"/>
         </w:tblCellMar>
-        <w:tblLook w:val="04A0" w:firstRow="1" w:lastRow="0" w:firstColumn="1" w:lastColumn="0" w:noHBand="0" w:noVBand="1"/>
+        <w:tblLook w:val="0000" w:firstRow="0" w:lastRow="0" w:firstColumn="0" w:lastColumn="0" w:noHBand="0" w:noVBand="0"/>
       </w:tblPr>
       <w:tblGrid>
-        <w:gridCol w:w="3610"/>
-        <w:gridCol w:w="5416"/>
+        <w:gridCol w:w="2777"/>
+        <w:gridCol w:w="3471"/>
+        <w:gridCol w:w="2778"/>
       </w:tblGrid>
       <w:tr>
         <w:tblPrEx>
@@ -17479,7 +18392,7 @@
         </w:trPr>
         <w:tc>
           <w:tcPr>
-            <w:tcW w:w="3610" w:type="dxa"/>
+            <w:tcW w:w="2777" w:type="dxa"/>
             <w:tcBorders>
               <w:top w:val="single" w:sz="4" w:space="0" w:color="BFC7D1"/>
               <w:left w:val="single" w:sz="4" w:space="0" w:color="BFC7D1"/>
@@ -17504,13 +18417,13 @@
                 <w:bCs/>
                 <w:color w:val="FFFFFF"/>
               </w:rPr>
-              <w:t>Button or control</w:t>
-            </w:r>
-          </w:p>
-        </w:tc>
-        <w:tc>
-          <w:tcPr>
-            <w:tcW w:w="5416" w:type="dxa"/>
+              <w:t>You want</w:t>
+            </w:r>
+          </w:p>
+        </w:tc>
+        <w:tc>
+          <w:tcPr>
+            <w:tcW w:w="3471" w:type="dxa"/>
             <w:tcBorders>
               <w:top w:val="single" w:sz="4" w:space="0" w:color="BFC7D1"/>
               <w:left w:val="single" w:sz="4" w:space="0" w:color="BFC7D1"/>
@@ -17535,7 +18448,38 @@
                 <w:bCs/>
                 <w:color w:val="FFFFFF"/>
               </w:rPr>
-              <w:t>What it does</w:t>
+              <w:t>Start date</w:t>
+            </w:r>
+          </w:p>
+        </w:tc>
+        <w:tc>
+          <w:tcPr>
+            <w:tcW w:w="2778" w:type="dxa"/>
+            <w:tcBorders>
+              <w:top w:val="single" w:sz="4" w:space="0" w:color="BFC7D1"/>
+              <w:left w:val="single" w:sz="4" w:space="0" w:color="BFC7D1"/>
+              <w:bottom w:val="single" w:sz="4" w:space="0" w:color="BFC7D1"/>
+              <w:right w:val="single" w:sz="4" w:space="0" w:color="BFC7D1"/>
+            </w:tcBorders>
+            <w:shd w:val="clear" w:color="auto" w:fill="1F3A5F"/>
+            <w:tcMar>
+              <w:top w:w="60" w:type="dxa"/>
+              <w:left w:w="100" w:type="dxa"/>
+              <w:bottom w:w="60" w:type="dxa"/>
+              <w:right w:w="100" w:type="dxa"/>
+            </w:tcMar>
+          </w:tcPr>
+          <w:p>
+            <w:pPr>
+              <w:spacing w:after="0"/>
+            </w:pPr>
+            <w:r>
+              <w:rPr>
+                <w:b/>
+                <w:bCs/>
+                <w:color w:val="FFFFFF"/>
+              </w:rPr>
+              <w:t>End date</w:t>
             </w:r>
           </w:p>
         </w:tc>
@@ -17552,30 +18496,58 @@
         </w:trPr>
         <w:tc>
           <w:tcPr>
-            <w:tcW w:w="3610" w:type="dxa"/>
-            <w:tcBorders>
-              <w:top w:val="single" w:sz="4" w:space="0" w:color="BFC7D1"/>
-              <w:left w:val="single" w:sz="4" w:space="0" w:color="BFC7D1"/>
-              <w:bottom w:val="single" w:sz="4" w:space="0" w:color="BFC7D1"/>
-              <w:right w:val="single" w:sz="4" w:space="0" w:color="BFC7D1"/>
-            </w:tcBorders>
-            <w:tcMar>
-              <w:top w:w="60" w:type="dxa"/>
-              <w:left w:w="100" w:type="dxa"/>
-              <w:bottom w:w="60" w:type="dxa"/>
-              <w:right w:w="100" w:type="dxa"/>
-            </w:tcMar>
-          </w:tcPr>
-          <w:p>
-            <w:pPr>
-              <w:spacing w:after="0"/>
-            </w:pPr>
-            <w:r>
-              <w:rPr>
-                <w:b/>
-                <w:bCs/>
-              </w:rPr>
-              <w:t>Map</w:t>
+            <w:tcW w:w="2777" w:type="dxa"/>
+            <w:tcBorders>
+              <w:top w:val="single" w:sz="4" w:space="0" w:color="BFC7D1"/>
+              <w:left w:val="single" w:sz="4" w:space="0" w:color="BFC7D1"/>
+              <w:bottom w:val="single" w:sz="4" w:space="0" w:color="BFC7D1"/>
+              <w:right w:val="single" w:sz="4" w:space="0" w:color="BFC7D1"/>
+            </w:tcBorders>
+            <w:tcMar>
+              <w:top w:w="60" w:type="dxa"/>
+              <w:left w:w="100" w:type="dxa"/>
+              <w:bottom w:w="60" w:type="dxa"/>
+              <w:right w:w="100" w:type="dxa"/>
+            </w:tcMar>
+          </w:tcPr>
+          <w:p>
+            <w:pPr>
+              <w:spacing w:after="0"/>
+            </w:pPr>
+            <w:r>
+              <w:t>Last month</w:t>
+            </w:r>
+          </w:p>
+        </w:tc>
+        <w:tc>
+          <w:tcPr>
+            <w:tcW w:w="3471" w:type="dxa"/>
+            <w:tcBorders>
+              <w:top w:val="single" w:sz="4" w:space="0" w:color="BFC7D1"/>
+              <w:left w:val="single" w:sz="4" w:space="0" w:color="BFC7D1"/>
+              <w:bottom w:val="single" w:sz="4" w:space="0" w:color="BFC7D1"/>
+              <w:right w:val="single" w:sz="4" w:space="0" w:color="BFC7D1"/>
+            </w:tcBorders>
+            <w:tcMar>
+              <w:top w:w="60" w:type="dxa"/>
+              <w:left w:w="100" w:type="dxa"/>
+              <w:bottom w:w="60" w:type="dxa"/>
+              <w:right w:w="100" w:type="dxa"/>
+            </w:tcMar>
+          </w:tcPr>
+          <w:p>
+            <w:pPr>
+              <w:spacing w:after="0"/>
+            </w:pPr>
+            <w:r>
+              <w:t xml:space="preserve">-1 </w:t>
+            </w:r>
+            <w:r>
+              <w:rPr>
+                <w:b/>
+                <w:bCs/>
+              </w:rPr>
+              <w:t>months</w:t>
             </w:r>
             <w:r>
               <w:t xml:space="preserve">, </w:t>
@@ -17585,7 +18557,39 @@
                 <w:b/>
                 <w:bCs/>
               </w:rPr>
-              <w:t>Status</w:t>
+              <w:t>first day of that month</w:t>
+            </w:r>
+          </w:p>
+        </w:tc>
+        <w:tc>
+          <w:tcPr>
+            <w:tcW w:w="2778" w:type="dxa"/>
+            <w:tcBorders>
+              <w:top w:val="single" w:sz="4" w:space="0" w:color="BFC7D1"/>
+              <w:left w:val="single" w:sz="4" w:space="0" w:color="BFC7D1"/>
+              <w:bottom w:val="single" w:sz="4" w:space="0" w:color="BFC7D1"/>
+              <w:right w:val="single" w:sz="4" w:space="0" w:color="BFC7D1"/>
+            </w:tcBorders>
+            <w:tcMar>
+              <w:top w:w="60" w:type="dxa"/>
+              <w:left w:w="100" w:type="dxa"/>
+              <w:bottom w:w="60" w:type="dxa"/>
+              <w:right w:w="100" w:type="dxa"/>
+            </w:tcMar>
+          </w:tcPr>
+          <w:p>
+            <w:pPr>
+              <w:spacing w:after="0"/>
+            </w:pPr>
+            <w:r>
+              <w:t xml:space="preserve">-1 </w:t>
+            </w:r>
+            <w:r>
+              <w:rPr>
+                <w:b/>
+                <w:bCs/>
+              </w:rPr>
+              <w:t>months</w:t>
             </w:r>
             <w:r>
               <w:t xml:space="preserve">, </w:t>
@@ -17595,65 +18599,7 @@
                 <w:b/>
                 <w:bCs/>
               </w:rPr>
-              <w:t>Kind</w:t>
-            </w:r>
-            <w:r>
-              <w:t xml:space="preserve"> filters</w:t>
-            </w:r>
-          </w:p>
-        </w:tc>
-        <w:tc>
-          <w:tcPr>
-            <w:tcW w:w="5416" w:type="dxa"/>
-            <w:tcBorders>
-              <w:top w:val="single" w:sz="4" w:space="0" w:color="BFC7D1"/>
-              <w:left w:val="single" w:sz="4" w:space="0" w:color="BFC7D1"/>
-              <w:bottom w:val="single" w:sz="4" w:space="0" w:color="BFC7D1"/>
-              <w:right w:val="single" w:sz="4" w:space="0" w:color="BFC7D1"/>
-            </w:tcBorders>
-            <w:tcMar>
-              <w:top w:w="60" w:type="dxa"/>
-              <w:left w:w="100" w:type="dxa"/>
-              <w:bottom w:w="60" w:type="dxa"/>
-              <w:right w:w="100" w:type="dxa"/>
-            </w:tcMar>
-          </w:tcPr>
-          <w:p>
-            <w:pPr>
-              <w:spacing w:after="0"/>
-            </w:pPr>
-            <w:r>
-              <w:t xml:space="preserve">Narrow the list. </w:t>
-            </w:r>
-            <w:r>
-              <w:rPr>
-                <w:b/>
-                <w:bCs/>
-              </w:rPr>
-              <w:t>Kind</w:t>
-            </w:r>
-            <w:r>
-              <w:t xml:space="preserve"> is </w:t>
-            </w:r>
-            <w:r>
-              <w:rPr>
-                <w:b/>
-                <w:bCs/>
-              </w:rPr>
-              <w:t>Live</w:t>
-            </w:r>
-            <w:r>
-              <w:t xml:space="preserve"> or </w:t>
-            </w:r>
-            <w:r>
-              <w:rPr>
-                <w:b/>
-                <w:bCs/>
-              </w:rPr>
-              <w:t>Scheduled</w:t>
-            </w:r>
-            <w:r>
-              <w:t>.</w:t>
+              <w:t>last day of that month</w:t>
             </w:r>
           </w:p>
         </w:tc>
@@ -17670,7 +18616,7 @@
         </w:trPr>
         <w:tc>
           <w:tcPr>
-            <w:tcW w:w="3610" w:type="dxa"/>
+            <w:tcW w:w="2777" w:type="dxa"/>
             <w:tcBorders>
               <w:top w:val="single" w:sz="4" w:space="0" w:color="BFC7D1"/>
               <w:left w:val="single" w:sz="4" w:space="0" w:color="BFC7D1"/>
@@ -17690,13 +18636,13 @@
               <w:spacing w:after="0"/>
             </w:pPr>
             <w:r>
-              <w:t>Map name</w:t>
-            </w:r>
-          </w:p>
-        </w:tc>
-        <w:tc>
-          <w:tcPr>
-            <w:tcW w:w="5416" w:type="dxa"/>
+              <w:t>The year so far, up to last month</w:t>
+            </w:r>
+          </w:p>
+        </w:tc>
+        <w:tc>
+          <w:tcPr>
+            <w:tcW w:w="3471" w:type="dxa"/>
             <w:tcBorders>
               <w:top w:val="single" w:sz="4" w:space="0" w:color="BFC7D1"/>
               <w:left w:val="single" w:sz="4" w:space="0" w:color="BFC7D1"/>
@@ -17716,7 +18662,67 @@
               <w:spacing w:after="0"/>
             </w:pPr>
             <w:r>
-              <w:t>Opens the viewer.</w:t>
+              <w:t xml:space="preserve">-1 </w:t>
+            </w:r>
+            <w:r>
+              <w:rPr>
+                <w:b/>
+                <w:bCs/>
+              </w:rPr>
+              <w:t>months</w:t>
+            </w:r>
+            <w:r>
+              <w:t xml:space="preserve">, </w:t>
+            </w:r>
+            <w:r>
+              <w:rPr>
+                <w:b/>
+                <w:bCs/>
+              </w:rPr>
+              <w:t>first day of that year</w:t>
+            </w:r>
+          </w:p>
+        </w:tc>
+        <w:tc>
+          <w:tcPr>
+            <w:tcW w:w="2778" w:type="dxa"/>
+            <w:tcBorders>
+              <w:top w:val="single" w:sz="4" w:space="0" w:color="BFC7D1"/>
+              <w:left w:val="single" w:sz="4" w:space="0" w:color="BFC7D1"/>
+              <w:bottom w:val="single" w:sz="4" w:space="0" w:color="BFC7D1"/>
+              <w:right w:val="single" w:sz="4" w:space="0" w:color="BFC7D1"/>
+            </w:tcBorders>
+            <w:shd w:val="clear" w:color="auto" w:fill="F3F6F9"/>
+            <w:tcMar>
+              <w:top w:w="60" w:type="dxa"/>
+              <w:left w:w="100" w:type="dxa"/>
+              <w:bottom w:w="60" w:type="dxa"/>
+              <w:right w:w="100" w:type="dxa"/>
+            </w:tcMar>
+          </w:tcPr>
+          <w:p>
+            <w:pPr>
+              <w:spacing w:after="0"/>
+            </w:pPr>
+            <w:r>
+              <w:t xml:space="preserve">-1 </w:t>
+            </w:r>
+            <w:r>
+              <w:rPr>
+                <w:b/>
+                <w:bCs/>
+              </w:rPr>
+              <w:t>months</w:t>
+            </w:r>
+            <w:r>
+              <w:t xml:space="preserve">, </w:t>
+            </w:r>
+            <w:r>
+              <w:rPr>
+                <w:b/>
+                <w:bCs/>
+              </w:rPr>
+              <w:t>last day of that month</w:t>
             </w:r>
           </w:p>
         </w:tc>
@@ -17733,58 +18739,100 @@
         </w:trPr>
         <w:tc>
           <w:tcPr>
-            <w:tcW w:w="3610" w:type="dxa"/>
-            <w:tcBorders>
-              <w:top w:val="single" w:sz="4" w:space="0" w:color="BFC7D1"/>
-              <w:left w:val="single" w:sz="4" w:space="0" w:color="BFC7D1"/>
-              <w:bottom w:val="single" w:sz="4" w:space="0" w:color="BFC7D1"/>
-              <w:right w:val="single" w:sz="4" w:space="0" w:color="BFC7D1"/>
-            </w:tcBorders>
-            <w:tcMar>
-              <w:top w:w="60" w:type="dxa"/>
-              <w:left w:w="100" w:type="dxa"/>
-              <w:bottom w:w="60" w:type="dxa"/>
-              <w:right w:w="100" w:type="dxa"/>
-            </w:tcMar>
-          </w:tcPr>
-          <w:p>
-            <w:pPr>
-              <w:spacing w:after="0"/>
-            </w:pPr>
-            <w:r>
-              <w:rPr>
-                <w:b/>
-                <w:bCs/>
-              </w:rPr>
-              <w:t>Open</w:t>
-            </w:r>
-            <w:r>
-              <w:t xml:space="preserve"> icon</w:t>
-            </w:r>
-          </w:p>
-        </w:tc>
-        <w:tc>
-          <w:tcPr>
-            <w:tcW w:w="5416" w:type="dxa"/>
-            <w:tcBorders>
-              <w:top w:val="single" w:sz="4" w:space="0" w:color="BFC7D1"/>
-              <w:left w:val="single" w:sz="4" w:space="0" w:color="BFC7D1"/>
-              <w:bottom w:val="single" w:sz="4" w:space="0" w:color="BFC7D1"/>
-              <w:right w:val="single" w:sz="4" w:space="0" w:color="BFC7D1"/>
-            </w:tcBorders>
-            <w:tcMar>
-              <w:top w:w="60" w:type="dxa"/>
-              <w:left w:w="100" w:type="dxa"/>
-              <w:bottom w:w="60" w:type="dxa"/>
-              <w:right w:w="100" w:type="dxa"/>
-            </w:tcMar>
-          </w:tcPr>
-          <w:p>
-            <w:pPr>
-              <w:spacing w:after="0"/>
-            </w:pPr>
-            <w:r>
-              <w:t>Opens the stored result of that run.</w:t>
+            <w:tcW w:w="2777" w:type="dxa"/>
+            <w:tcBorders>
+              <w:top w:val="single" w:sz="4" w:space="0" w:color="BFC7D1"/>
+              <w:left w:val="single" w:sz="4" w:space="0" w:color="BFC7D1"/>
+              <w:bottom w:val="single" w:sz="4" w:space="0" w:color="BFC7D1"/>
+              <w:right w:val="single" w:sz="4" w:space="0" w:color="BFC7D1"/>
+            </w:tcBorders>
+            <w:tcMar>
+              <w:top w:w="60" w:type="dxa"/>
+              <w:left w:w="100" w:type="dxa"/>
+              <w:bottom w:w="60" w:type="dxa"/>
+              <w:right w:w="100" w:type="dxa"/>
+            </w:tcMar>
+          </w:tcPr>
+          <w:p>
+            <w:pPr>
+              <w:spacing w:after="0"/>
+            </w:pPr>
+            <w:r>
+              <w:t>A fixed start, a moving end</w:t>
+            </w:r>
+          </w:p>
+        </w:tc>
+        <w:tc>
+          <w:tcPr>
+            <w:tcW w:w="3471" w:type="dxa"/>
+            <w:tcBorders>
+              <w:top w:val="single" w:sz="4" w:space="0" w:color="BFC7D1"/>
+              <w:left w:val="single" w:sz="4" w:space="0" w:color="BFC7D1"/>
+              <w:bottom w:val="single" w:sz="4" w:space="0" w:color="BFC7D1"/>
+              <w:right w:val="single" w:sz="4" w:space="0" w:color="BFC7D1"/>
+            </w:tcBorders>
+            <w:tcMar>
+              <w:top w:w="60" w:type="dxa"/>
+              <w:left w:w="100" w:type="dxa"/>
+              <w:bottom w:w="60" w:type="dxa"/>
+              <w:right w:w="100" w:type="dxa"/>
+            </w:tcMar>
+          </w:tcPr>
+          <w:p>
+            <w:pPr>
+              <w:spacing w:after="0"/>
+            </w:pPr>
+            <w:r>
+              <w:rPr>
+                <w:b/>
+                <w:bCs/>
+              </w:rPr>
+              <w:t>Fixed value</w:t>
+            </w:r>
+            <w:r>
+              <w:t>, for example 2026-01-01</w:t>
+            </w:r>
+          </w:p>
+        </w:tc>
+        <w:tc>
+          <w:tcPr>
+            <w:tcW w:w="2778" w:type="dxa"/>
+            <w:tcBorders>
+              <w:top w:val="single" w:sz="4" w:space="0" w:color="BFC7D1"/>
+              <w:left w:val="single" w:sz="4" w:space="0" w:color="BFC7D1"/>
+              <w:bottom w:val="single" w:sz="4" w:space="0" w:color="BFC7D1"/>
+              <w:right w:val="single" w:sz="4" w:space="0" w:color="BFC7D1"/>
+            </w:tcBorders>
+            <w:tcMar>
+              <w:top w:w="60" w:type="dxa"/>
+              <w:left w:w="100" w:type="dxa"/>
+              <w:bottom w:w="60" w:type="dxa"/>
+              <w:right w:w="100" w:type="dxa"/>
+            </w:tcMar>
+          </w:tcPr>
+          <w:p>
+            <w:pPr>
+              <w:spacing w:after="0"/>
+            </w:pPr>
+            <w:r>
+              <w:t xml:space="preserve">-1 </w:t>
+            </w:r>
+            <w:r>
+              <w:rPr>
+                <w:b/>
+                <w:bCs/>
+              </w:rPr>
+              <w:t>months</w:t>
+            </w:r>
+            <w:r>
+              <w:t xml:space="preserve">, </w:t>
+            </w:r>
+            <w:r>
+              <w:rPr>
+                <w:b/>
+                <w:bCs/>
+              </w:rPr>
+              <w:t>last day of that month</w:t>
             </w:r>
           </w:p>
         </w:tc>
@@ -17801,7 +18849,7 @@
         </w:trPr>
         <w:tc>
           <w:tcPr>
-            <w:tcW w:w="3610" w:type="dxa"/>
+            <w:tcW w:w="2777" w:type="dxa"/>
             <w:tcBorders>
               <w:top w:val="single" w:sz="4" w:space="0" w:color="BFC7D1"/>
               <w:left w:val="single" w:sz="4" w:space="0" w:color="BFC7D1"/>
@@ -17821,20 +18869,13 @@
               <w:spacing w:after="0"/>
             </w:pPr>
             <w:r>
-              <w:rPr>
-                <w:b/>
-                <w:bCs/>
-              </w:rPr>
-              <w:t>Run again</w:t>
-            </w:r>
-            <w:r>
-              <w:t xml:space="preserve"> icon</w:t>
-            </w:r>
-          </w:p>
-        </w:tc>
-        <w:tc>
-          <w:tcPr>
-            <w:tcW w:w="5416" w:type="dxa"/>
+              <w:t>Last quarter</w:t>
+            </w:r>
+          </w:p>
+        </w:tc>
+        <w:tc>
+          <w:tcPr>
+            <w:tcW w:w="3471" w:type="dxa"/>
             <w:tcBorders>
               <w:top w:val="single" w:sz="4" w:space="0" w:color="BFC7D1"/>
               <w:left w:val="single" w:sz="4" w:space="0" w:color="BFC7D1"/>
@@ -17854,7 +18895,67 @@
               <w:spacing w:after="0"/>
             </w:pPr>
             <w:r>
-              <w:t>Requests the same run again.</w:t>
+              <w:t xml:space="preserve">-1 </w:t>
+            </w:r>
+            <w:r>
+              <w:rPr>
+                <w:b/>
+                <w:bCs/>
+              </w:rPr>
+              <w:t>quarters</w:t>
+            </w:r>
+            <w:r>
+              <w:t xml:space="preserve">, </w:t>
+            </w:r>
+            <w:r>
+              <w:rPr>
+                <w:b/>
+                <w:bCs/>
+              </w:rPr>
+              <w:t>first day of that quarter</w:t>
+            </w:r>
+          </w:p>
+        </w:tc>
+        <w:tc>
+          <w:tcPr>
+            <w:tcW w:w="2778" w:type="dxa"/>
+            <w:tcBorders>
+              <w:top w:val="single" w:sz="4" w:space="0" w:color="BFC7D1"/>
+              <w:left w:val="single" w:sz="4" w:space="0" w:color="BFC7D1"/>
+              <w:bottom w:val="single" w:sz="4" w:space="0" w:color="BFC7D1"/>
+              <w:right w:val="single" w:sz="4" w:space="0" w:color="BFC7D1"/>
+            </w:tcBorders>
+            <w:shd w:val="clear" w:color="auto" w:fill="F3F6F9"/>
+            <w:tcMar>
+              <w:top w:w="60" w:type="dxa"/>
+              <w:left w:w="100" w:type="dxa"/>
+              <w:bottom w:w="60" w:type="dxa"/>
+              <w:right w:w="100" w:type="dxa"/>
+            </w:tcMar>
+          </w:tcPr>
+          <w:p>
+            <w:pPr>
+              <w:spacing w:after="0"/>
+            </w:pPr>
+            <w:r>
+              <w:t xml:space="preserve">-1 </w:t>
+            </w:r>
+            <w:r>
+              <w:rPr>
+                <w:b/>
+                <w:bCs/>
+              </w:rPr>
+              <w:t>quarters</w:t>
+            </w:r>
+            <w:r>
+              <w:t xml:space="preserve">, </w:t>
+            </w:r>
+            <w:r>
+              <w:rPr>
+                <w:b/>
+                <w:bCs/>
+              </w:rPr>
+              <w:t>last day of that quarter</w:t>
             </w:r>
           </w:p>
         </w:tc>
@@ -17871,30 +18972,58 @@
         </w:trPr>
         <w:tc>
           <w:tcPr>
-            <w:tcW w:w="3610" w:type="dxa"/>
-            <w:tcBorders>
-              <w:top w:val="single" w:sz="4" w:space="0" w:color="BFC7D1"/>
-              <w:left w:val="single" w:sz="4" w:space="0" w:color="BFC7D1"/>
-              <w:bottom w:val="single" w:sz="4" w:space="0" w:color="BFC7D1"/>
-              <w:right w:val="single" w:sz="4" w:space="0" w:color="BFC7D1"/>
-            </w:tcBorders>
-            <w:tcMar>
-              <w:top w:w="60" w:type="dxa"/>
-              <w:left w:w="100" w:type="dxa"/>
-              <w:bottom w:w="60" w:type="dxa"/>
-              <w:right w:w="100" w:type="dxa"/>
-            </w:tcMar>
-          </w:tcPr>
-          <w:p>
-            <w:pPr>
-              <w:spacing w:after="0"/>
-            </w:pPr>
-            <w:r>
-              <w:rPr>
-                <w:b/>
-                <w:bCs/>
-              </w:rPr>
-              <w:t>XLSX</w:t>
+            <w:tcW w:w="2777" w:type="dxa"/>
+            <w:tcBorders>
+              <w:top w:val="single" w:sz="4" w:space="0" w:color="BFC7D1"/>
+              <w:left w:val="single" w:sz="4" w:space="0" w:color="BFC7D1"/>
+              <w:bottom w:val="single" w:sz="4" w:space="0" w:color="BFC7D1"/>
+              <w:right w:val="single" w:sz="4" w:space="0" w:color="BFC7D1"/>
+            </w:tcBorders>
+            <w:tcMar>
+              <w:top w:w="60" w:type="dxa"/>
+              <w:left w:w="100" w:type="dxa"/>
+              <w:bottom w:w="60" w:type="dxa"/>
+              <w:right w:w="100" w:type="dxa"/>
+            </w:tcMar>
+          </w:tcPr>
+          <w:p>
+            <w:pPr>
+              <w:spacing w:after="0"/>
+            </w:pPr>
+            <w:r>
+              <w:t>Yesterday</w:t>
+            </w:r>
+          </w:p>
+        </w:tc>
+        <w:tc>
+          <w:tcPr>
+            <w:tcW w:w="3471" w:type="dxa"/>
+            <w:tcBorders>
+              <w:top w:val="single" w:sz="4" w:space="0" w:color="BFC7D1"/>
+              <w:left w:val="single" w:sz="4" w:space="0" w:color="BFC7D1"/>
+              <w:bottom w:val="single" w:sz="4" w:space="0" w:color="BFC7D1"/>
+              <w:right w:val="single" w:sz="4" w:space="0" w:color="BFC7D1"/>
+            </w:tcBorders>
+            <w:tcMar>
+              <w:top w:w="60" w:type="dxa"/>
+              <w:left w:w="100" w:type="dxa"/>
+              <w:bottom w:w="60" w:type="dxa"/>
+              <w:right w:w="100" w:type="dxa"/>
+            </w:tcMar>
+          </w:tcPr>
+          <w:p>
+            <w:pPr>
+              <w:spacing w:after="0"/>
+            </w:pPr>
+            <w:r>
+              <w:t xml:space="preserve">-1 </w:t>
+            </w:r>
+            <w:r>
+              <w:rPr>
+                <w:b/>
+                <w:bCs/>
+              </w:rPr>
+              <w:t>days</w:t>
             </w:r>
             <w:r>
               <w:t xml:space="preserve">, </w:t>
@@ -17904,7 +19033,39 @@
                 <w:b/>
                 <w:bCs/>
               </w:rPr>
-              <w:t>CSV</w:t>
+              <w:t>that date</w:t>
+            </w:r>
+          </w:p>
+        </w:tc>
+        <w:tc>
+          <w:tcPr>
+            <w:tcW w:w="2778" w:type="dxa"/>
+            <w:tcBorders>
+              <w:top w:val="single" w:sz="4" w:space="0" w:color="BFC7D1"/>
+              <w:left w:val="single" w:sz="4" w:space="0" w:color="BFC7D1"/>
+              <w:bottom w:val="single" w:sz="4" w:space="0" w:color="BFC7D1"/>
+              <w:right w:val="single" w:sz="4" w:space="0" w:color="BFC7D1"/>
+            </w:tcBorders>
+            <w:tcMar>
+              <w:top w:w="60" w:type="dxa"/>
+              <w:left w:w="100" w:type="dxa"/>
+              <w:bottom w:w="60" w:type="dxa"/>
+              <w:right w:w="100" w:type="dxa"/>
+            </w:tcMar>
+          </w:tcPr>
+          <w:p>
+            <w:pPr>
+              <w:spacing w:after="0"/>
+            </w:pPr>
+            <w:r>
+              <w:t xml:space="preserve">-1 </w:t>
+            </w:r>
+            <w:r>
+              <w:rPr>
+                <w:b/>
+                <w:bCs/>
+              </w:rPr>
+              <w:t>days</w:t>
             </w:r>
             <w:r>
               <w:t xml:space="preserve">, </w:t>
@@ -17914,170 +19075,7 @@
                 <w:b/>
                 <w:bCs/>
               </w:rPr>
-              <w:t>PDF</w:t>
-            </w:r>
-          </w:p>
-        </w:tc>
-        <w:tc>
-          <w:tcPr>
-            <w:tcW w:w="5416" w:type="dxa"/>
-            <w:tcBorders>
-              <w:top w:val="single" w:sz="4" w:space="0" w:color="BFC7D1"/>
-              <w:left w:val="single" w:sz="4" w:space="0" w:color="BFC7D1"/>
-              <w:bottom w:val="single" w:sz="4" w:space="0" w:color="BFC7D1"/>
-              <w:right w:val="single" w:sz="4" w:space="0" w:color="BFC7D1"/>
-            </w:tcBorders>
-            <w:tcMar>
-              <w:top w:w="60" w:type="dxa"/>
-              <w:left w:w="100" w:type="dxa"/>
-              <w:bottom w:w="60" w:type="dxa"/>
-              <w:right w:w="100" w:type="dxa"/>
-            </w:tcMar>
-          </w:tcPr>
-          <w:p>
-            <w:pPr>
-              <w:spacing w:after="0"/>
-            </w:pPr>
-            <w:r>
-              <w:t>Export a finished run that has not expired.</w:t>
-            </w:r>
-          </w:p>
-        </w:tc>
-      </w:tr>
-      <w:tr>
-        <w:tblPrEx>
-          <w:tblCellMar>
-            <w:top w:w="0" w:type="dxa"/>
-            <w:bottom w:w="0" w:type="dxa"/>
-          </w:tblCellMar>
-        </w:tblPrEx>
-        <w:trPr>
-          <w:cantSplit/>
-        </w:trPr>
-        <w:tc>
-          <w:tcPr>
-            <w:tcW w:w="3610" w:type="dxa"/>
-            <w:tcBorders>
-              <w:top w:val="single" w:sz="4" w:space="0" w:color="BFC7D1"/>
-              <w:left w:val="single" w:sz="4" w:space="0" w:color="BFC7D1"/>
-              <w:bottom w:val="single" w:sz="4" w:space="0" w:color="BFC7D1"/>
-              <w:right w:val="single" w:sz="4" w:space="0" w:color="BFC7D1"/>
-            </w:tcBorders>
-            <w:shd w:val="clear" w:color="auto" w:fill="F3F6F9"/>
-            <w:tcMar>
-              <w:top w:w="60" w:type="dxa"/>
-              <w:left w:w="100" w:type="dxa"/>
-              <w:bottom w:w="60" w:type="dxa"/>
-              <w:right w:w="100" w:type="dxa"/>
-            </w:tcMar>
-          </w:tcPr>
-          <w:p>
-            <w:pPr>
-              <w:spacing w:after="0"/>
-            </w:pPr>
-            <w:r>
-              <w:rPr>
-                <w:b/>
-                <w:bCs/>
-              </w:rPr>
-              <w:t>Cancel</w:t>
-            </w:r>
-            <w:r>
-              <w:t xml:space="preserve"> icon</w:t>
-            </w:r>
-          </w:p>
-        </w:tc>
-        <w:tc>
-          <w:tcPr>
-            <w:tcW w:w="5416" w:type="dxa"/>
-            <w:tcBorders>
-              <w:top w:val="single" w:sz="4" w:space="0" w:color="BFC7D1"/>
-              <w:left w:val="single" w:sz="4" w:space="0" w:color="BFC7D1"/>
-              <w:bottom w:val="single" w:sz="4" w:space="0" w:color="BFC7D1"/>
-              <w:right w:val="single" w:sz="4" w:space="0" w:color="BFC7D1"/>
-            </w:tcBorders>
-            <w:shd w:val="clear" w:color="auto" w:fill="F3F6F9"/>
-            <w:tcMar>
-              <w:top w:w="60" w:type="dxa"/>
-              <w:left w:w="100" w:type="dxa"/>
-              <w:bottom w:w="60" w:type="dxa"/>
-              <w:right w:w="100" w:type="dxa"/>
-            </w:tcMar>
-          </w:tcPr>
-          <w:p>
-            <w:pPr>
-              <w:spacing w:after="0"/>
-            </w:pPr>
-            <w:r>
-              <w:t>Cancels a run that is still queued.</w:t>
-            </w:r>
-          </w:p>
-        </w:tc>
-      </w:tr>
-      <w:tr>
-        <w:tblPrEx>
-          <w:tblCellMar>
-            <w:top w:w="0" w:type="dxa"/>
-            <w:bottom w:w="0" w:type="dxa"/>
-          </w:tblCellMar>
-        </w:tblPrEx>
-        <w:trPr>
-          <w:cantSplit/>
-        </w:trPr>
-        <w:tc>
-          <w:tcPr>
-            <w:tcW w:w="3610" w:type="dxa"/>
-            <w:tcBorders>
-              <w:top w:val="single" w:sz="4" w:space="0" w:color="BFC7D1"/>
-              <w:left w:val="single" w:sz="4" w:space="0" w:color="BFC7D1"/>
-              <w:bottom w:val="single" w:sz="4" w:space="0" w:color="BFC7D1"/>
-              <w:right w:val="single" w:sz="4" w:space="0" w:color="BFC7D1"/>
-            </w:tcBorders>
-            <w:tcMar>
-              <w:top w:w="60" w:type="dxa"/>
-              <w:left w:w="100" w:type="dxa"/>
-              <w:bottom w:w="60" w:type="dxa"/>
-              <w:right w:w="100" w:type="dxa"/>
-            </w:tcMar>
-          </w:tcPr>
-          <w:p>
-            <w:pPr>
-              <w:spacing w:after="0"/>
-            </w:pPr>
-            <w:r>
-              <w:rPr>
-                <w:b/>
-                <w:bCs/>
-              </w:rPr>
-              <w:t>Delete</w:t>
-            </w:r>
-            <w:r>
-              <w:t xml:space="preserve"> icon</w:t>
-            </w:r>
-          </w:p>
-        </w:tc>
-        <w:tc>
-          <w:tcPr>
-            <w:tcW w:w="5416" w:type="dxa"/>
-            <w:tcBorders>
-              <w:top w:val="single" w:sz="4" w:space="0" w:color="BFC7D1"/>
-              <w:left w:val="single" w:sz="4" w:space="0" w:color="BFC7D1"/>
-              <w:bottom w:val="single" w:sz="4" w:space="0" w:color="BFC7D1"/>
-              <w:right w:val="single" w:sz="4" w:space="0" w:color="BFC7D1"/>
-            </w:tcBorders>
-            <w:tcMar>
-              <w:top w:w="60" w:type="dxa"/>
-              <w:left w:w="100" w:type="dxa"/>
-              <w:bottom w:w="60" w:type="dxa"/>
-              <w:right w:w="100" w:type="dxa"/>
-            </w:tcMar>
-          </w:tcPr>
-          <w:p>
-            <w:pPr>
-              <w:spacing w:after="0"/>
-            </w:pPr>
-            <w:r>
-              <w:t>Deletes a finished run and its stored rows. It cannot be undone.</w:t>
+              <w:t>that date</w:t>
             </w:r>
           </w:p>
         </w:tc>
@@ -18090,27 +19088,283 @@
     </w:p>
     <w:p>
       <w:r>
-        <w:t xml:space="preserve">The </w:t>
+        <w:lastRenderedPageBreak/>
+        <w:t xml:space="preserve">For a parameter that asks for a year or a month as a number, use </w:t>
       </w:r>
       <w:r>
         <w:rPr>
           <w:b/>
           <w:bCs/>
         </w:rPr>
-        <w:t>Expires in</w:t>
-      </w:r>
-      <w:r>
-        <w:t xml:space="preserve"> column shows how long the result is kept. The </w:t>
+        <w:t>its year (number)</w:t>
+      </w:r>
+      <w:r>
+        <w:t xml:space="preserve"> or </w:t>
       </w:r>
       <w:r>
         <w:rPr>
           <w:b/>
           <w:bCs/>
         </w:rPr>
-        <w:t>Show every user's runs</w:t>
-      </w:r>
-      <w:r>
-        <w:t xml:space="preserve"> box is for administrators only, so you do not see it. A run of a map you can no longer open disappears from your list.</w:t>
+        <w:t>its month (number 1-12)</w:t>
+      </w:r>
+      <w:r>
+        <w:t>. A week starts on Monday. A fortnight is the 1st to the 15th, or the 16th to the end of the month.</w:t>
+      </w:r>
+    </w:p>
+    <w:p>
+      <w:pPr>
+        <w:pBdr>
+          <w:left w:val="single" w:sz="24" w:space="8" w:color="4E9A5B"/>
+        </w:pBdr>
+        <w:shd w:val="clear" w:color="auto" w:fill="E8F4EA"/>
+        <w:spacing w:before="120" w:after="160"/>
+        <w:ind w:left="200" w:right="200"/>
+      </w:pPr>
+      <w:r>
+        <w:rPr>
+          <w:b/>
+          <w:bCs/>
+        </w:rPr>
+        <w:t>Tip:</w:t>
+      </w:r>
+      <w:r>
+        <w:t xml:space="preserve"> -1 </w:t>
+      </w:r>
+      <w:r>
+        <w:rPr>
+          <w:b/>
+          <w:bCs/>
+        </w:rPr>
+        <w:t>months</w:t>
+      </w:r>
+      <w:r>
+        <w:t xml:space="preserve">, </w:t>
+      </w:r>
+      <w:r>
+        <w:rPr>
+          <w:b/>
+          <w:bCs/>
+        </w:rPr>
+        <w:t>first day of that year</w:t>
+      </w:r>
+      <w:r>
+        <w:t xml:space="preserve"> still gives the whole of last year when the schedule runs in January. A </w:t>
+      </w:r>
+      <w:r>
+        <w:rPr>
+          <w:b/>
+          <w:bCs/>
+        </w:rPr>
+        <w:t>Fixed value</w:t>
+      </w:r>
+      <w:r>
+        <w:t xml:space="preserve"> does not move: a fixed 2026-01-01 still starts in 2026 when the schedule runs in 2027.</w:t>
+      </w:r>
+    </w:p>
+    <w:p>
+      <w:r>
+        <w:t xml:space="preserve">The </w:t>
+      </w:r>
+      <w:r>
+        <w:rPr>
+          <w:b/>
+          <w:bCs/>
+        </w:rPr>
+        <w:t>Next Run</w:t>
+      </w:r>
+      <w:r>
+        <w:t xml:space="preserve"> column shows the date of the next run and, under it, the values that run will use. Check it after you save.</w:t>
+      </w:r>
+    </w:p>
+    <w:p>
+      <w:r>
+        <w:t>You can give one map more than one schedule, each with its own frequency and values. Example: one monthly schedule for last month, and one yearly schedule for last year.</w:t>
+      </w:r>
+    </w:p>
+    <w:p>
+      <w:pPr>
+        <w:pStyle w:val="Ttulo2"/>
+      </w:pPr>
+      <w:bookmarkStart w:id="26" w:name="_Toc241848406"/>
+      <w:r>
+        <w:t>Example: schedule a weekly run</w:t>
+      </w:r>
+      <w:bookmarkEnd w:id="26"/>
+    </w:p>
+    <w:p>
+      <w:pPr>
+        <w:pStyle w:val="PargrafodaLista"/>
+        <w:numPr>
+          <w:ilvl w:val="0"/>
+          <w:numId w:val="10"/>
+        </w:numPr>
+        <w:spacing w:after="60"/>
+      </w:pPr>
+      <w:r>
+        <w:t xml:space="preserve">On </w:t>
+      </w:r>
+      <w:r>
+        <w:rPr>
+          <w:b/>
+          <w:bCs/>
+        </w:rPr>
+        <w:t>Maps</w:t>
+      </w:r>
+      <w:r>
+        <w:t>, click the Calendar icon of the map.</w:t>
+      </w:r>
+    </w:p>
+    <w:p>
+      <w:pPr>
+        <w:pStyle w:val="PargrafodaLista"/>
+        <w:numPr>
+          <w:ilvl w:val="0"/>
+          <w:numId w:val="10"/>
+        </w:numPr>
+        <w:spacing w:after="60"/>
+      </w:pPr>
+      <w:r>
+        <w:t xml:space="preserve">Type a </w:t>
+      </w:r>
+      <w:r>
+        <w:rPr>
+          <w:b/>
+          <w:bCs/>
+        </w:rPr>
+        <w:t>Name</w:t>
+      </w:r>
+      <w:r>
+        <w:t xml:space="preserve">. Set </w:t>
+      </w:r>
+      <w:r>
+        <w:rPr>
+          <w:b/>
+          <w:bCs/>
+        </w:rPr>
+        <w:t>Frequency</w:t>
+      </w:r>
+      <w:r>
+        <w:t xml:space="preserve"> to </w:t>
+      </w:r>
+      <w:r>
+        <w:rPr>
+          <w:b/>
+          <w:bCs/>
+        </w:rPr>
+        <w:t>Weekly</w:t>
+      </w:r>
+      <w:r>
+        <w:t xml:space="preserve">, </w:t>
+      </w:r>
+      <w:r>
+        <w:rPr>
+          <w:b/>
+          <w:bCs/>
+        </w:rPr>
+        <w:t>Day of the week</w:t>
+      </w:r>
+      <w:r>
+        <w:t xml:space="preserve"> to Monday and </w:t>
+      </w:r>
+      <w:r>
+        <w:rPr>
+          <w:b/>
+          <w:bCs/>
+        </w:rPr>
+        <w:t>Time</w:t>
+      </w:r>
+      <w:r>
+        <w:t xml:space="preserve"> to 07:00.</w:t>
+      </w:r>
+    </w:p>
+    <w:p>
+      <w:pPr>
+        <w:pStyle w:val="PargrafodaLista"/>
+        <w:numPr>
+          <w:ilvl w:val="0"/>
+          <w:numId w:val="10"/>
+        </w:numPr>
+        <w:spacing w:after="60"/>
+      </w:pPr>
+      <w:r>
+        <w:t xml:space="preserve">Choose your </w:t>
+      </w:r>
+      <w:r>
+        <w:rPr>
+          <w:b/>
+          <w:bCs/>
+        </w:rPr>
+        <w:t>Timezone</w:t>
+      </w:r>
+      <w:r>
+        <w:t xml:space="preserve"> and </w:t>
+      </w:r>
+      <w:r>
+        <w:rPr>
+          <w:b/>
+          <w:bCs/>
+        </w:rPr>
+        <w:t>Output Format</w:t>
+      </w:r>
+      <w:r>
+        <w:t>.</w:t>
+      </w:r>
+    </w:p>
+    <w:p>
+      <w:pPr>
+        <w:pStyle w:val="PargrafodaLista"/>
+        <w:numPr>
+          <w:ilvl w:val="0"/>
+          <w:numId w:val="10"/>
+        </w:numPr>
+        <w:spacing w:after="60"/>
+      </w:pPr>
+      <w:r>
+        <w:t xml:space="preserve">Click </w:t>
+      </w:r>
+      <w:r>
+        <w:rPr>
+          <w:b/>
+          <w:bCs/>
+        </w:rPr>
+        <w:t>Save</w:t>
+      </w:r>
+      <w:r>
+        <w:t>.</w:t>
+      </w:r>
+    </w:p>
+    <w:p>
+      <w:pPr>
+        <w:pStyle w:val="PargrafodaLista"/>
+        <w:numPr>
+          <w:ilvl w:val="0"/>
+          <w:numId w:val="10"/>
+        </w:numPr>
+        <w:spacing w:after="60"/>
+      </w:pPr>
+      <w:r>
+        <w:t xml:space="preserve">Click the </w:t>
+      </w:r>
+      <w:r>
+        <w:rPr>
+          <w:b/>
+          <w:bCs/>
+        </w:rPr>
+        <w:t>Run now</w:t>
+      </w:r>
+      <w:r>
+        <w:t xml:space="preserve"> icon to check it works. Then open </w:t>
+      </w:r>
+      <w:r>
+        <w:rPr>
+          <w:b/>
+          <w:bCs/>
+        </w:rPr>
+        <w:t>History</w:t>
+      </w:r>
+      <w:r>
+        <w:t>.</w:t>
       </w:r>
     </w:p>
     <w:p>
@@ -18118,10 +19372,10 @@
         <w:pStyle w:val="Ttulo1"/>
         <w:pageBreakBefore/>
       </w:pPr>
-      <w:bookmarkStart w:id="27" w:name="_Toc241748174"/>
+      <w:bookmarkStart w:id="27" w:name="_Toc241848407"/>
       <w:r>
         <w:lastRenderedPageBreak/>
-        <w:t>Exports</w:t>
+        <w:t>Runs</w:t>
       </w:r>
       <w:bookmarkEnd w:id="27"/>
     </w:p>
@@ -18131,10 +19385,10 @@
           <w:b/>
           <w:bCs/>
         </w:rPr>
-        <w:t>Exports</w:t>
-      </w:r>
-      <w:r>
-        <w:t xml:space="preserve"> lists the files you asked for. You see your own only.</w:t>
+        <w:t>Runs</w:t>
+      </w:r>
+      <w:r>
+        <w:t xml:space="preserve"> lists every run you requested, whether it is waiting, running or finished. It shows only your own runs, not other people's.</w:t>
       </w:r>
     </w:p>
     <w:p>
@@ -18148,10 +19402,10 @@
           <w:noProof/>
         </w:rPr>
         <w:drawing>
-          <wp:inline distT="0" distB="0" distL="0" distR="0" wp14:anchorId="34808A30" wp14:editId="42421B72">
+          <wp:inline distT="0" distB="0" distL="0" distR="0" wp14:anchorId="520DD981" wp14:editId="785E1263">
             <wp:extent cx="5715000" cy="3571875"/>
             <wp:effectExtent l="0" t="0" r="0" b="0"/>
-            <wp:docPr id="208" name="44-exports.png" descr="The Exports page listing export jobs with a Download button on finished ones." title="The Exports page listing export jobs with a Download button on finished ones."/>
+            <wp:docPr id="212" name="08-runs.png" descr="The Runs page with map, status and kind filters and the list of runs." title="The Runs page with map, status and kind filters and the list of runs."/>
             <wp:cNvGraphicFramePr>
               <a:graphicFrameLocks xmlns:a="http://schemas.openxmlformats.org/drawingml/2006/main" noChangeAspect="1"/>
             </wp:cNvGraphicFramePr>
@@ -18193,7 +19447,7 @@
         <w:jc w:val="center"/>
       </w:pPr>
       <w:r>
-        <w:t>The Exports page listing export jobs with a Download button on finished ones.</w:t>
+        <w:t>The Runs page with map, status and kind filters and the list of runs.</w:t>
       </w:r>
     </w:p>
     <w:tbl>
@@ -18211,11 +19465,11 @@
           <w:left w:w="10" w:type="dxa"/>
           <w:right w:w="10" w:type="dxa"/>
         </w:tblCellMar>
-        <w:tblLook w:val="04A0" w:firstRow="1" w:lastRow="0" w:firstColumn="1" w:lastColumn="0" w:noHBand="0" w:noVBand="1"/>
+        <w:tblLook w:val="0000" w:firstRow="0" w:lastRow="0" w:firstColumn="0" w:lastColumn="0" w:noHBand="0" w:noVBand="0"/>
       </w:tblPr>
       <w:tblGrid>
-        <w:gridCol w:w="5291"/>
-        <w:gridCol w:w="3735"/>
+        <w:gridCol w:w="3610"/>
+        <w:gridCol w:w="5416"/>
       </w:tblGrid>
       <w:tr>
         <w:tblPrEx>
@@ -18230,7 +19484,7 @@
         </w:trPr>
         <w:tc>
           <w:tcPr>
-            <w:tcW w:w="5291" w:type="dxa"/>
+            <w:tcW w:w="3610" w:type="dxa"/>
             <w:tcBorders>
               <w:top w:val="single" w:sz="4" w:space="0" w:color="BFC7D1"/>
               <w:left w:val="single" w:sz="4" w:space="0" w:color="BFC7D1"/>
@@ -18261,7 +19515,7 @@
         </w:tc>
         <w:tc>
           <w:tcPr>
-            <w:tcW w:w="3735" w:type="dxa"/>
+            <w:tcW w:w="5416" w:type="dxa"/>
             <w:tcBorders>
               <w:top w:val="single" w:sz="4" w:space="0" w:color="BFC7D1"/>
               <w:left w:val="single" w:sz="4" w:space="0" w:color="BFC7D1"/>
@@ -18303,30 +19557,211 @@
         </w:trPr>
         <w:tc>
           <w:tcPr>
-            <w:tcW w:w="5291" w:type="dxa"/>
-            <w:tcBorders>
-              <w:top w:val="single" w:sz="4" w:space="0" w:color="BFC7D1"/>
-              <w:left w:val="single" w:sz="4" w:space="0" w:color="BFC7D1"/>
-              <w:bottom w:val="single" w:sz="4" w:space="0" w:color="BFC7D1"/>
-              <w:right w:val="single" w:sz="4" w:space="0" w:color="BFC7D1"/>
-            </w:tcBorders>
-            <w:tcMar>
-              <w:top w:w="60" w:type="dxa"/>
-              <w:left w:w="100" w:type="dxa"/>
-              <w:bottom w:w="60" w:type="dxa"/>
-              <w:right w:w="100" w:type="dxa"/>
-            </w:tcMar>
-          </w:tcPr>
-          <w:p>
-            <w:pPr>
-              <w:spacing w:after="0"/>
-            </w:pPr>
-            <w:r>
-              <w:rPr>
-                <w:b/>
-                <w:bCs/>
-              </w:rPr>
-              <w:t>Download</w:t>
+            <w:tcW w:w="3610" w:type="dxa"/>
+            <w:tcBorders>
+              <w:top w:val="single" w:sz="4" w:space="0" w:color="BFC7D1"/>
+              <w:left w:val="single" w:sz="4" w:space="0" w:color="BFC7D1"/>
+              <w:bottom w:val="single" w:sz="4" w:space="0" w:color="BFC7D1"/>
+              <w:right w:val="single" w:sz="4" w:space="0" w:color="BFC7D1"/>
+            </w:tcBorders>
+            <w:tcMar>
+              <w:top w:w="60" w:type="dxa"/>
+              <w:left w:w="100" w:type="dxa"/>
+              <w:bottom w:w="60" w:type="dxa"/>
+              <w:right w:w="100" w:type="dxa"/>
+            </w:tcMar>
+          </w:tcPr>
+          <w:p>
+            <w:pPr>
+              <w:spacing w:after="0"/>
+            </w:pPr>
+            <w:r>
+              <w:rPr>
+                <w:b/>
+                <w:bCs/>
+              </w:rPr>
+              <w:t>Map</w:t>
+            </w:r>
+            <w:r>
+              <w:t xml:space="preserve">, </w:t>
+            </w:r>
+            <w:r>
+              <w:rPr>
+                <w:b/>
+                <w:bCs/>
+              </w:rPr>
+              <w:t>Status</w:t>
+            </w:r>
+            <w:r>
+              <w:t xml:space="preserve">, </w:t>
+            </w:r>
+            <w:r>
+              <w:rPr>
+                <w:b/>
+                <w:bCs/>
+              </w:rPr>
+              <w:t>Kind</w:t>
+            </w:r>
+            <w:r>
+              <w:t xml:space="preserve"> filters</w:t>
+            </w:r>
+          </w:p>
+        </w:tc>
+        <w:tc>
+          <w:tcPr>
+            <w:tcW w:w="5416" w:type="dxa"/>
+            <w:tcBorders>
+              <w:top w:val="single" w:sz="4" w:space="0" w:color="BFC7D1"/>
+              <w:left w:val="single" w:sz="4" w:space="0" w:color="BFC7D1"/>
+              <w:bottom w:val="single" w:sz="4" w:space="0" w:color="BFC7D1"/>
+              <w:right w:val="single" w:sz="4" w:space="0" w:color="BFC7D1"/>
+            </w:tcBorders>
+            <w:tcMar>
+              <w:top w:w="60" w:type="dxa"/>
+              <w:left w:w="100" w:type="dxa"/>
+              <w:bottom w:w="60" w:type="dxa"/>
+              <w:right w:w="100" w:type="dxa"/>
+            </w:tcMar>
+          </w:tcPr>
+          <w:p>
+            <w:pPr>
+              <w:spacing w:after="0"/>
+            </w:pPr>
+            <w:r>
+              <w:t xml:space="preserve">Narrow the list. </w:t>
+            </w:r>
+            <w:r>
+              <w:rPr>
+                <w:b/>
+                <w:bCs/>
+              </w:rPr>
+              <w:t>Kind</w:t>
+            </w:r>
+            <w:r>
+              <w:t xml:space="preserve"> is </w:t>
+            </w:r>
+            <w:r>
+              <w:rPr>
+                <w:b/>
+                <w:bCs/>
+              </w:rPr>
+              <w:t>Live</w:t>
+            </w:r>
+            <w:r>
+              <w:t xml:space="preserve"> or </w:t>
+            </w:r>
+            <w:r>
+              <w:rPr>
+                <w:b/>
+                <w:bCs/>
+              </w:rPr>
+              <w:t>Scheduled</w:t>
+            </w:r>
+            <w:r>
+              <w:t>.</w:t>
+            </w:r>
+          </w:p>
+        </w:tc>
+      </w:tr>
+      <w:tr>
+        <w:tblPrEx>
+          <w:tblCellMar>
+            <w:top w:w="0" w:type="dxa"/>
+            <w:bottom w:w="0" w:type="dxa"/>
+          </w:tblCellMar>
+        </w:tblPrEx>
+        <w:trPr>
+          <w:cantSplit/>
+        </w:trPr>
+        <w:tc>
+          <w:tcPr>
+            <w:tcW w:w="3610" w:type="dxa"/>
+            <w:tcBorders>
+              <w:top w:val="single" w:sz="4" w:space="0" w:color="BFC7D1"/>
+              <w:left w:val="single" w:sz="4" w:space="0" w:color="BFC7D1"/>
+              <w:bottom w:val="single" w:sz="4" w:space="0" w:color="BFC7D1"/>
+              <w:right w:val="single" w:sz="4" w:space="0" w:color="BFC7D1"/>
+            </w:tcBorders>
+            <w:shd w:val="clear" w:color="auto" w:fill="F3F6F9"/>
+            <w:tcMar>
+              <w:top w:w="60" w:type="dxa"/>
+              <w:left w:w="100" w:type="dxa"/>
+              <w:bottom w:w="60" w:type="dxa"/>
+              <w:right w:w="100" w:type="dxa"/>
+            </w:tcMar>
+          </w:tcPr>
+          <w:p>
+            <w:pPr>
+              <w:spacing w:after="0"/>
+            </w:pPr>
+            <w:r>
+              <w:t>Map name</w:t>
+            </w:r>
+          </w:p>
+        </w:tc>
+        <w:tc>
+          <w:tcPr>
+            <w:tcW w:w="5416" w:type="dxa"/>
+            <w:tcBorders>
+              <w:top w:val="single" w:sz="4" w:space="0" w:color="BFC7D1"/>
+              <w:left w:val="single" w:sz="4" w:space="0" w:color="BFC7D1"/>
+              <w:bottom w:val="single" w:sz="4" w:space="0" w:color="BFC7D1"/>
+              <w:right w:val="single" w:sz="4" w:space="0" w:color="BFC7D1"/>
+            </w:tcBorders>
+            <w:shd w:val="clear" w:color="auto" w:fill="F3F6F9"/>
+            <w:tcMar>
+              <w:top w:w="60" w:type="dxa"/>
+              <w:left w:w="100" w:type="dxa"/>
+              <w:bottom w:w="60" w:type="dxa"/>
+              <w:right w:w="100" w:type="dxa"/>
+            </w:tcMar>
+          </w:tcPr>
+          <w:p>
+            <w:pPr>
+              <w:spacing w:after="0"/>
+            </w:pPr>
+            <w:r>
+              <w:t>Opens the viewer.</w:t>
+            </w:r>
+          </w:p>
+        </w:tc>
+      </w:tr>
+      <w:tr>
+        <w:tblPrEx>
+          <w:tblCellMar>
+            <w:top w:w="0" w:type="dxa"/>
+            <w:bottom w:w="0" w:type="dxa"/>
+          </w:tblCellMar>
+        </w:tblPrEx>
+        <w:trPr>
+          <w:cantSplit/>
+        </w:trPr>
+        <w:tc>
+          <w:tcPr>
+            <w:tcW w:w="3610" w:type="dxa"/>
+            <w:tcBorders>
+              <w:top w:val="single" w:sz="4" w:space="0" w:color="BFC7D1"/>
+              <w:left w:val="single" w:sz="4" w:space="0" w:color="BFC7D1"/>
+              <w:bottom w:val="single" w:sz="4" w:space="0" w:color="BFC7D1"/>
+              <w:right w:val="single" w:sz="4" w:space="0" w:color="BFC7D1"/>
+            </w:tcBorders>
+            <w:tcMar>
+              <w:top w:w="60" w:type="dxa"/>
+              <w:left w:w="100" w:type="dxa"/>
+              <w:bottom w:w="60" w:type="dxa"/>
+              <w:right w:w="100" w:type="dxa"/>
+            </w:tcMar>
+          </w:tcPr>
+          <w:p>
+            <w:pPr>
+              <w:spacing w:after="0"/>
+            </w:pPr>
+            <w:r>
+              <w:rPr>
+                <w:b/>
+                <w:bCs/>
+              </w:rPr>
+              <w:t>Open</w:t>
             </w:r>
             <w:r>
               <w:t xml:space="preserve"> icon</w:t>
@@ -18335,26 +19770,319 @@
         </w:tc>
         <w:tc>
           <w:tcPr>
-            <w:tcW w:w="3735" w:type="dxa"/>
-            <w:tcBorders>
-              <w:top w:val="single" w:sz="4" w:space="0" w:color="BFC7D1"/>
-              <w:left w:val="single" w:sz="4" w:space="0" w:color="BFC7D1"/>
-              <w:bottom w:val="single" w:sz="4" w:space="0" w:color="BFC7D1"/>
-              <w:right w:val="single" w:sz="4" w:space="0" w:color="BFC7D1"/>
-            </w:tcBorders>
-            <w:tcMar>
-              <w:top w:w="60" w:type="dxa"/>
-              <w:left w:w="100" w:type="dxa"/>
-              <w:bottom w:w="60" w:type="dxa"/>
-              <w:right w:w="100" w:type="dxa"/>
-            </w:tcMar>
-          </w:tcPr>
-          <w:p>
-            <w:pPr>
-              <w:spacing w:after="0"/>
-            </w:pPr>
-            <w:r>
-              <w:t>Downloads a finished file.</w:t>
+            <w:tcW w:w="5416" w:type="dxa"/>
+            <w:tcBorders>
+              <w:top w:val="single" w:sz="4" w:space="0" w:color="BFC7D1"/>
+              <w:left w:val="single" w:sz="4" w:space="0" w:color="BFC7D1"/>
+              <w:bottom w:val="single" w:sz="4" w:space="0" w:color="BFC7D1"/>
+              <w:right w:val="single" w:sz="4" w:space="0" w:color="BFC7D1"/>
+            </w:tcBorders>
+            <w:tcMar>
+              <w:top w:w="60" w:type="dxa"/>
+              <w:left w:w="100" w:type="dxa"/>
+              <w:bottom w:w="60" w:type="dxa"/>
+              <w:right w:w="100" w:type="dxa"/>
+            </w:tcMar>
+          </w:tcPr>
+          <w:p>
+            <w:pPr>
+              <w:spacing w:after="0"/>
+            </w:pPr>
+            <w:r>
+              <w:t>Opens the stored result of that run.</w:t>
+            </w:r>
+          </w:p>
+        </w:tc>
+      </w:tr>
+      <w:tr>
+        <w:tblPrEx>
+          <w:tblCellMar>
+            <w:top w:w="0" w:type="dxa"/>
+            <w:bottom w:w="0" w:type="dxa"/>
+          </w:tblCellMar>
+        </w:tblPrEx>
+        <w:trPr>
+          <w:cantSplit/>
+        </w:trPr>
+        <w:tc>
+          <w:tcPr>
+            <w:tcW w:w="3610" w:type="dxa"/>
+            <w:tcBorders>
+              <w:top w:val="single" w:sz="4" w:space="0" w:color="BFC7D1"/>
+              <w:left w:val="single" w:sz="4" w:space="0" w:color="BFC7D1"/>
+              <w:bottom w:val="single" w:sz="4" w:space="0" w:color="BFC7D1"/>
+              <w:right w:val="single" w:sz="4" w:space="0" w:color="BFC7D1"/>
+            </w:tcBorders>
+            <w:shd w:val="clear" w:color="auto" w:fill="F3F6F9"/>
+            <w:tcMar>
+              <w:top w:w="60" w:type="dxa"/>
+              <w:left w:w="100" w:type="dxa"/>
+              <w:bottom w:w="60" w:type="dxa"/>
+              <w:right w:w="100" w:type="dxa"/>
+            </w:tcMar>
+          </w:tcPr>
+          <w:p>
+            <w:pPr>
+              <w:spacing w:after="0"/>
+            </w:pPr>
+            <w:r>
+              <w:rPr>
+                <w:b/>
+                <w:bCs/>
+              </w:rPr>
+              <w:t>Run again</w:t>
+            </w:r>
+            <w:r>
+              <w:t xml:space="preserve"> icon</w:t>
+            </w:r>
+          </w:p>
+        </w:tc>
+        <w:tc>
+          <w:tcPr>
+            <w:tcW w:w="5416" w:type="dxa"/>
+            <w:tcBorders>
+              <w:top w:val="single" w:sz="4" w:space="0" w:color="BFC7D1"/>
+              <w:left w:val="single" w:sz="4" w:space="0" w:color="BFC7D1"/>
+              <w:bottom w:val="single" w:sz="4" w:space="0" w:color="BFC7D1"/>
+              <w:right w:val="single" w:sz="4" w:space="0" w:color="BFC7D1"/>
+            </w:tcBorders>
+            <w:shd w:val="clear" w:color="auto" w:fill="F3F6F9"/>
+            <w:tcMar>
+              <w:top w:w="60" w:type="dxa"/>
+              <w:left w:w="100" w:type="dxa"/>
+              <w:bottom w:w="60" w:type="dxa"/>
+              <w:right w:w="100" w:type="dxa"/>
+            </w:tcMar>
+          </w:tcPr>
+          <w:p>
+            <w:pPr>
+              <w:spacing w:after="0"/>
+            </w:pPr>
+            <w:r>
+              <w:t>Requests the same run again.</w:t>
+            </w:r>
+          </w:p>
+        </w:tc>
+      </w:tr>
+      <w:tr>
+        <w:tblPrEx>
+          <w:tblCellMar>
+            <w:top w:w="0" w:type="dxa"/>
+            <w:bottom w:w="0" w:type="dxa"/>
+          </w:tblCellMar>
+        </w:tblPrEx>
+        <w:trPr>
+          <w:cantSplit/>
+        </w:trPr>
+        <w:tc>
+          <w:tcPr>
+            <w:tcW w:w="3610" w:type="dxa"/>
+            <w:tcBorders>
+              <w:top w:val="single" w:sz="4" w:space="0" w:color="BFC7D1"/>
+              <w:left w:val="single" w:sz="4" w:space="0" w:color="BFC7D1"/>
+              <w:bottom w:val="single" w:sz="4" w:space="0" w:color="BFC7D1"/>
+              <w:right w:val="single" w:sz="4" w:space="0" w:color="BFC7D1"/>
+            </w:tcBorders>
+            <w:tcMar>
+              <w:top w:w="60" w:type="dxa"/>
+              <w:left w:w="100" w:type="dxa"/>
+              <w:bottom w:w="60" w:type="dxa"/>
+              <w:right w:w="100" w:type="dxa"/>
+            </w:tcMar>
+          </w:tcPr>
+          <w:p>
+            <w:pPr>
+              <w:spacing w:after="0"/>
+            </w:pPr>
+            <w:r>
+              <w:rPr>
+                <w:b/>
+                <w:bCs/>
+              </w:rPr>
+              <w:t>XLSX</w:t>
+            </w:r>
+            <w:r>
+              <w:t xml:space="preserve">, </w:t>
+            </w:r>
+            <w:r>
+              <w:rPr>
+                <w:b/>
+                <w:bCs/>
+              </w:rPr>
+              <w:t>CSV</w:t>
+            </w:r>
+            <w:r>
+              <w:t xml:space="preserve">, </w:t>
+            </w:r>
+            <w:r>
+              <w:rPr>
+                <w:b/>
+                <w:bCs/>
+              </w:rPr>
+              <w:t>PDF</w:t>
+            </w:r>
+          </w:p>
+        </w:tc>
+        <w:tc>
+          <w:tcPr>
+            <w:tcW w:w="5416" w:type="dxa"/>
+            <w:tcBorders>
+              <w:top w:val="single" w:sz="4" w:space="0" w:color="BFC7D1"/>
+              <w:left w:val="single" w:sz="4" w:space="0" w:color="BFC7D1"/>
+              <w:bottom w:val="single" w:sz="4" w:space="0" w:color="BFC7D1"/>
+              <w:right w:val="single" w:sz="4" w:space="0" w:color="BFC7D1"/>
+            </w:tcBorders>
+            <w:tcMar>
+              <w:top w:w="60" w:type="dxa"/>
+              <w:left w:w="100" w:type="dxa"/>
+              <w:bottom w:w="60" w:type="dxa"/>
+              <w:right w:w="100" w:type="dxa"/>
+            </w:tcMar>
+          </w:tcPr>
+          <w:p>
+            <w:pPr>
+              <w:spacing w:after="0"/>
+            </w:pPr>
+            <w:r>
+              <w:t>Export a finished run that has not expired.</w:t>
+            </w:r>
+          </w:p>
+        </w:tc>
+      </w:tr>
+      <w:tr>
+        <w:tblPrEx>
+          <w:tblCellMar>
+            <w:top w:w="0" w:type="dxa"/>
+            <w:bottom w:w="0" w:type="dxa"/>
+          </w:tblCellMar>
+        </w:tblPrEx>
+        <w:trPr>
+          <w:cantSplit/>
+        </w:trPr>
+        <w:tc>
+          <w:tcPr>
+            <w:tcW w:w="3610" w:type="dxa"/>
+            <w:tcBorders>
+              <w:top w:val="single" w:sz="4" w:space="0" w:color="BFC7D1"/>
+              <w:left w:val="single" w:sz="4" w:space="0" w:color="BFC7D1"/>
+              <w:bottom w:val="single" w:sz="4" w:space="0" w:color="BFC7D1"/>
+              <w:right w:val="single" w:sz="4" w:space="0" w:color="BFC7D1"/>
+            </w:tcBorders>
+            <w:shd w:val="clear" w:color="auto" w:fill="F3F6F9"/>
+            <w:tcMar>
+              <w:top w:w="60" w:type="dxa"/>
+              <w:left w:w="100" w:type="dxa"/>
+              <w:bottom w:w="60" w:type="dxa"/>
+              <w:right w:w="100" w:type="dxa"/>
+            </w:tcMar>
+          </w:tcPr>
+          <w:p>
+            <w:pPr>
+              <w:spacing w:after="0"/>
+            </w:pPr>
+            <w:r>
+              <w:rPr>
+                <w:b/>
+                <w:bCs/>
+              </w:rPr>
+              <w:t>Cancel</w:t>
+            </w:r>
+            <w:r>
+              <w:t xml:space="preserve"> icon</w:t>
+            </w:r>
+          </w:p>
+        </w:tc>
+        <w:tc>
+          <w:tcPr>
+            <w:tcW w:w="5416" w:type="dxa"/>
+            <w:tcBorders>
+              <w:top w:val="single" w:sz="4" w:space="0" w:color="BFC7D1"/>
+              <w:left w:val="single" w:sz="4" w:space="0" w:color="BFC7D1"/>
+              <w:bottom w:val="single" w:sz="4" w:space="0" w:color="BFC7D1"/>
+              <w:right w:val="single" w:sz="4" w:space="0" w:color="BFC7D1"/>
+            </w:tcBorders>
+            <w:shd w:val="clear" w:color="auto" w:fill="F3F6F9"/>
+            <w:tcMar>
+              <w:top w:w="60" w:type="dxa"/>
+              <w:left w:w="100" w:type="dxa"/>
+              <w:bottom w:w="60" w:type="dxa"/>
+              <w:right w:w="100" w:type="dxa"/>
+            </w:tcMar>
+          </w:tcPr>
+          <w:p>
+            <w:pPr>
+              <w:spacing w:after="0"/>
+            </w:pPr>
+            <w:r>
+              <w:t>Cancels a run that is still queued.</w:t>
+            </w:r>
+          </w:p>
+        </w:tc>
+      </w:tr>
+      <w:tr>
+        <w:tblPrEx>
+          <w:tblCellMar>
+            <w:top w:w="0" w:type="dxa"/>
+            <w:bottom w:w="0" w:type="dxa"/>
+          </w:tblCellMar>
+        </w:tblPrEx>
+        <w:trPr>
+          <w:cantSplit/>
+        </w:trPr>
+        <w:tc>
+          <w:tcPr>
+            <w:tcW w:w="3610" w:type="dxa"/>
+            <w:tcBorders>
+              <w:top w:val="single" w:sz="4" w:space="0" w:color="BFC7D1"/>
+              <w:left w:val="single" w:sz="4" w:space="0" w:color="BFC7D1"/>
+              <w:bottom w:val="single" w:sz="4" w:space="0" w:color="BFC7D1"/>
+              <w:right w:val="single" w:sz="4" w:space="0" w:color="BFC7D1"/>
+            </w:tcBorders>
+            <w:tcMar>
+              <w:top w:w="60" w:type="dxa"/>
+              <w:left w:w="100" w:type="dxa"/>
+              <w:bottom w:w="60" w:type="dxa"/>
+              <w:right w:w="100" w:type="dxa"/>
+            </w:tcMar>
+          </w:tcPr>
+          <w:p>
+            <w:pPr>
+              <w:spacing w:after="0"/>
+            </w:pPr>
+            <w:r>
+              <w:rPr>
+                <w:b/>
+                <w:bCs/>
+              </w:rPr>
+              <w:t>Delete</w:t>
+            </w:r>
+            <w:r>
+              <w:t xml:space="preserve"> icon</w:t>
+            </w:r>
+          </w:p>
+        </w:tc>
+        <w:tc>
+          <w:tcPr>
+            <w:tcW w:w="5416" w:type="dxa"/>
+            <w:tcBorders>
+              <w:top w:val="single" w:sz="4" w:space="0" w:color="BFC7D1"/>
+              <w:left w:val="single" w:sz="4" w:space="0" w:color="BFC7D1"/>
+              <w:bottom w:val="single" w:sz="4" w:space="0" w:color="BFC7D1"/>
+              <w:right w:val="single" w:sz="4" w:space="0" w:color="BFC7D1"/>
+            </w:tcBorders>
+            <w:tcMar>
+              <w:top w:w="60" w:type="dxa"/>
+              <w:left w:w="100" w:type="dxa"/>
+              <w:bottom w:w="60" w:type="dxa"/>
+              <w:right w:w="100" w:type="dxa"/>
+            </w:tcMar>
+          </w:tcPr>
+          <w:p>
+            <w:pPr>
+              <w:spacing w:after="0"/>
+            </w:pPr>
+            <w:r>
+              <w:t>Deletes a finished run and its stored rows. It cannot be undone.</w:t>
             </w:r>
           </w:p>
         </w:tc>
@@ -18374,50 +20102,20 @@
           <w:b/>
           <w:bCs/>
         </w:rPr>
-        <w:t>Status</w:t>
-      </w:r>
-      <w:r>
-        <w:t xml:space="preserve"> shows </w:t>
+        <w:t>Expires in</w:t>
+      </w:r>
+      <w:r>
+        <w:t xml:space="preserve"> column shows how long the result is kept. The </w:t>
       </w:r>
       <w:r>
         <w:rPr>
           <w:b/>
           <w:bCs/>
         </w:rPr>
-        <w:t>Queued</w:t>
-      </w:r>
-      <w:r>
-        <w:t xml:space="preserve">, </w:t>
-      </w:r>
-      <w:r>
-        <w:rPr>
-          <w:b/>
-          <w:bCs/>
-        </w:rPr>
-        <w:t>Running</w:t>
-      </w:r>
-      <w:r>
-        <w:t xml:space="preserve">, </w:t>
-      </w:r>
-      <w:r>
-        <w:rPr>
-          <w:b/>
-          <w:bCs/>
-        </w:rPr>
-        <w:t>Completed</w:t>
-      </w:r>
-      <w:r>
-        <w:t xml:space="preserve"> or </w:t>
-      </w:r>
-      <w:r>
-        <w:rPr>
-          <w:b/>
-          <w:bCs/>
-        </w:rPr>
-        <w:t>Failed</w:t>
-      </w:r>
-      <w:r>
-        <w:t>. Point at a failed status to read the reason. Files are kept for 7 days. After that the download fails. Export again from a fresh run.</w:t>
+        <w:t>Show every user's runs</w:t>
+      </w:r>
+      <w:r>
+        <w:t xml:space="preserve"> box is for administrators only, so you do not see it. A run of a map you can no longer open disappears from your list.</w:t>
       </w:r>
     </w:p>
     <w:p>
@@ -18425,36 +20123,23 @@
         <w:pStyle w:val="Ttulo1"/>
         <w:pageBreakBefore/>
       </w:pPr>
-      <w:bookmarkStart w:id="28" w:name="_Toc241748175"/>
+      <w:bookmarkStart w:id="28" w:name="_Toc241848408"/>
       <w:r>
         <w:lastRenderedPageBreak/>
-        <w:t>Settings</w:t>
+        <w:t>Exports</w:t>
       </w:r>
       <w:bookmarkEnd w:id="28"/>
     </w:p>
     <w:p>
-      <w:r>
-        <w:t xml:space="preserve">Open </w:t>
-      </w:r>
       <w:r>
         <w:rPr>
           <w:b/>
           <w:bCs/>
         </w:rPr>
-        <w:t>Settings</w:t>
-      </w:r>
-      <w:r>
-        <w:t xml:space="preserve"> from the sidebar or from your name menu. The choices are kept for your account on every computer, but only after you click </w:t>
-      </w:r>
-      <w:r>
-        <w:rPr>
-          <w:b/>
-          <w:bCs/>
-        </w:rPr>
-        <w:t>Save</w:t>
-      </w:r>
-      <w:r>
-        <w:t>.</w:t>
+        <w:t>Exports</w:t>
+      </w:r>
+      <w:r>
+        <w:t xml:space="preserve"> lists the files you asked for. You see your own only.</w:t>
       </w:r>
     </w:p>
     <w:p>
@@ -18468,10 +20153,10 @@
           <w:noProof/>
         </w:rPr>
         <w:drawing>
-          <wp:inline distT="0" distB="0" distL="0" distR="0" wp14:anchorId="7D23AD3E" wp14:editId="5CBA12A4">
+          <wp:inline distT="0" distB="0" distL="0" distR="0" wp14:anchorId="4BF448B7" wp14:editId="75966BEB">
             <wp:extent cx="5715000" cy="3571875"/>
             <wp:effectExtent l="0" t="0" r="0" b="0"/>
-            <wp:docPr id="209" name="04-settings.png" descr="The Settings page with the Language, Theme and Color palette cards." title="The Settings page with the Language, Theme and Color palette cards."/>
+            <wp:docPr id="213" name="44-exports.png" descr="The Exports page listing export jobs with a Download button on finished ones." title="The Exports page listing export jobs with a Download button on finished ones."/>
             <wp:cNvGraphicFramePr>
               <a:graphicFrameLocks xmlns:a="http://schemas.openxmlformats.org/drawingml/2006/main" noChangeAspect="1"/>
             </wp:cNvGraphicFramePr>
@@ -18513,7 +20198,7 @@
         <w:jc w:val="center"/>
       </w:pPr>
       <w:r>
-        <w:t>The Settings page with the Language, Theme and Color palette cards.</w:t>
+        <w:t>The Exports page listing export jobs with a Download button on finished ones.</w:t>
       </w:r>
     </w:p>
     <w:tbl>
@@ -18531,7 +20216,327 @@
           <w:left w:w="10" w:type="dxa"/>
           <w:right w:w="10" w:type="dxa"/>
         </w:tblCellMar>
-        <w:tblLook w:val="04A0" w:firstRow="1" w:lastRow="0" w:firstColumn="1" w:lastColumn="0" w:noHBand="0" w:noVBand="1"/>
+        <w:tblLook w:val="0000" w:firstRow="0" w:lastRow="0" w:firstColumn="0" w:lastColumn="0" w:noHBand="0" w:noVBand="0"/>
+      </w:tblPr>
+      <w:tblGrid>
+        <w:gridCol w:w="5291"/>
+        <w:gridCol w:w="3735"/>
+      </w:tblGrid>
+      <w:tr>
+        <w:tblPrEx>
+          <w:tblCellMar>
+            <w:top w:w="0" w:type="dxa"/>
+            <w:bottom w:w="0" w:type="dxa"/>
+          </w:tblCellMar>
+        </w:tblPrEx>
+        <w:trPr>
+          <w:cantSplit/>
+          <w:tblHeader/>
+        </w:trPr>
+        <w:tc>
+          <w:tcPr>
+            <w:tcW w:w="5291" w:type="dxa"/>
+            <w:tcBorders>
+              <w:top w:val="single" w:sz="4" w:space="0" w:color="BFC7D1"/>
+              <w:left w:val="single" w:sz="4" w:space="0" w:color="BFC7D1"/>
+              <w:bottom w:val="single" w:sz="4" w:space="0" w:color="BFC7D1"/>
+              <w:right w:val="single" w:sz="4" w:space="0" w:color="BFC7D1"/>
+            </w:tcBorders>
+            <w:shd w:val="clear" w:color="auto" w:fill="1F3A5F"/>
+            <w:tcMar>
+              <w:top w:w="60" w:type="dxa"/>
+              <w:left w:w="100" w:type="dxa"/>
+              <w:bottom w:w="60" w:type="dxa"/>
+              <w:right w:w="100" w:type="dxa"/>
+            </w:tcMar>
+          </w:tcPr>
+          <w:p>
+            <w:pPr>
+              <w:spacing w:after="0"/>
+            </w:pPr>
+            <w:r>
+              <w:rPr>
+                <w:b/>
+                <w:bCs/>
+                <w:color w:val="FFFFFF"/>
+              </w:rPr>
+              <w:t>Button or control</w:t>
+            </w:r>
+          </w:p>
+        </w:tc>
+        <w:tc>
+          <w:tcPr>
+            <w:tcW w:w="3735" w:type="dxa"/>
+            <w:tcBorders>
+              <w:top w:val="single" w:sz="4" w:space="0" w:color="BFC7D1"/>
+              <w:left w:val="single" w:sz="4" w:space="0" w:color="BFC7D1"/>
+              <w:bottom w:val="single" w:sz="4" w:space="0" w:color="BFC7D1"/>
+              <w:right w:val="single" w:sz="4" w:space="0" w:color="BFC7D1"/>
+            </w:tcBorders>
+            <w:shd w:val="clear" w:color="auto" w:fill="1F3A5F"/>
+            <w:tcMar>
+              <w:top w:w="60" w:type="dxa"/>
+              <w:left w:w="100" w:type="dxa"/>
+              <w:bottom w:w="60" w:type="dxa"/>
+              <w:right w:w="100" w:type="dxa"/>
+            </w:tcMar>
+          </w:tcPr>
+          <w:p>
+            <w:pPr>
+              <w:spacing w:after="0"/>
+            </w:pPr>
+            <w:r>
+              <w:rPr>
+                <w:b/>
+                <w:bCs/>
+                <w:color w:val="FFFFFF"/>
+              </w:rPr>
+              <w:t>What it does</w:t>
+            </w:r>
+          </w:p>
+        </w:tc>
+      </w:tr>
+      <w:tr>
+        <w:tblPrEx>
+          <w:tblCellMar>
+            <w:top w:w="0" w:type="dxa"/>
+            <w:bottom w:w="0" w:type="dxa"/>
+          </w:tblCellMar>
+        </w:tblPrEx>
+        <w:trPr>
+          <w:cantSplit/>
+        </w:trPr>
+        <w:tc>
+          <w:tcPr>
+            <w:tcW w:w="5291" w:type="dxa"/>
+            <w:tcBorders>
+              <w:top w:val="single" w:sz="4" w:space="0" w:color="BFC7D1"/>
+              <w:left w:val="single" w:sz="4" w:space="0" w:color="BFC7D1"/>
+              <w:bottom w:val="single" w:sz="4" w:space="0" w:color="BFC7D1"/>
+              <w:right w:val="single" w:sz="4" w:space="0" w:color="BFC7D1"/>
+            </w:tcBorders>
+            <w:tcMar>
+              <w:top w:w="60" w:type="dxa"/>
+              <w:left w:w="100" w:type="dxa"/>
+              <w:bottom w:w="60" w:type="dxa"/>
+              <w:right w:w="100" w:type="dxa"/>
+            </w:tcMar>
+          </w:tcPr>
+          <w:p>
+            <w:pPr>
+              <w:spacing w:after="0"/>
+            </w:pPr>
+            <w:r>
+              <w:rPr>
+                <w:b/>
+                <w:bCs/>
+              </w:rPr>
+              <w:t>Download</w:t>
+            </w:r>
+            <w:r>
+              <w:t xml:space="preserve"> icon</w:t>
+            </w:r>
+          </w:p>
+        </w:tc>
+        <w:tc>
+          <w:tcPr>
+            <w:tcW w:w="3735" w:type="dxa"/>
+            <w:tcBorders>
+              <w:top w:val="single" w:sz="4" w:space="0" w:color="BFC7D1"/>
+              <w:left w:val="single" w:sz="4" w:space="0" w:color="BFC7D1"/>
+              <w:bottom w:val="single" w:sz="4" w:space="0" w:color="BFC7D1"/>
+              <w:right w:val="single" w:sz="4" w:space="0" w:color="BFC7D1"/>
+            </w:tcBorders>
+            <w:tcMar>
+              <w:top w:w="60" w:type="dxa"/>
+              <w:left w:w="100" w:type="dxa"/>
+              <w:bottom w:w="60" w:type="dxa"/>
+              <w:right w:w="100" w:type="dxa"/>
+            </w:tcMar>
+          </w:tcPr>
+          <w:p>
+            <w:pPr>
+              <w:spacing w:after="0"/>
+            </w:pPr>
+            <w:r>
+              <w:t>Downloads a finished file.</w:t>
+            </w:r>
+          </w:p>
+        </w:tc>
+      </w:tr>
+    </w:tbl>
+    <w:p>
+      <w:pPr>
+        <w:spacing w:after="60"/>
+      </w:pPr>
+    </w:p>
+    <w:p>
+      <w:r>
+        <w:t xml:space="preserve">The </w:t>
+      </w:r>
+      <w:r>
+        <w:rPr>
+          <w:b/>
+          <w:bCs/>
+        </w:rPr>
+        <w:t>Status</w:t>
+      </w:r>
+      <w:r>
+        <w:t xml:space="preserve"> shows </w:t>
+      </w:r>
+      <w:r>
+        <w:rPr>
+          <w:b/>
+          <w:bCs/>
+        </w:rPr>
+        <w:t>Queued</w:t>
+      </w:r>
+      <w:r>
+        <w:t xml:space="preserve">, </w:t>
+      </w:r>
+      <w:r>
+        <w:rPr>
+          <w:b/>
+          <w:bCs/>
+        </w:rPr>
+        <w:t>Running</w:t>
+      </w:r>
+      <w:r>
+        <w:t xml:space="preserve">, </w:t>
+      </w:r>
+      <w:r>
+        <w:rPr>
+          <w:b/>
+          <w:bCs/>
+        </w:rPr>
+        <w:t>Completed</w:t>
+      </w:r>
+      <w:r>
+        <w:t xml:space="preserve"> or </w:t>
+      </w:r>
+      <w:r>
+        <w:rPr>
+          <w:b/>
+          <w:bCs/>
+        </w:rPr>
+        <w:t>Failed</w:t>
+      </w:r>
+      <w:r>
+        <w:t>. Point at a failed status to read the reason. Files are kept for 7 days. After that the download fails. Export again from a fresh run.</w:t>
+      </w:r>
+    </w:p>
+    <w:p>
+      <w:pPr>
+        <w:pStyle w:val="Ttulo1"/>
+        <w:pageBreakBefore/>
+      </w:pPr>
+      <w:bookmarkStart w:id="29" w:name="_Toc241848409"/>
+      <w:r>
+        <w:lastRenderedPageBreak/>
+        <w:t>Settings</w:t>
+      </w:r>
+      <w:bookmarkEnd w:id="29"/>
+    </w:p>
+    <w:p>
+      <w:r>
+        <w:t xml:space="preserve">Open </w:t>
+      </w:r>
+      <w:r>
+        <w:rPr>
+          <w:b/>
+          <w:bCs/>
+        </w:rPr>
+        <w:t>Settings</w:t>
+      </w:r>
+      <w:r>
+        <w:t xml:space="preserve"> from the sidebar or from your name menu. The choices are kept for your account on every computer, but only after you click </w:t>
+      </w:r>
+      <w:r>
+        <w:rPr>
+          <w:b/>
+          <w:bCs/>
+        </w:rPr>
+        <w:t>Save</w:t>
+      </w:r>
+      <w:r>
+        <w:t>.</w:t>
+      </w:r>
+    </w:p>
+    <w:p>
+      <w:pPr>
+        <w:keepNext/>
+        <w:spacing w:before="120" w:after="60"/>
+        <w:jc w:val="center"/>
+      </w:pPr>
+      <w:r>
+        <w:rPr>
+          <w:noProof/>
+        </w:rPr>
+        <w:drawing>
+          <wp:inline distT="0" distB="0" distL="0" distR="0" wp14:anchorId="26B7159A" wp14:editId="58C478E7">
+            <wp:extent cx="5715000" cy="3571875"/>
+            <wp:effectExtent l="0" t="0" r="0" b="0"/>
+            <wp:docPr id="214" name="04-settings.png" descr="The Settings page with the Language, Theme and Color palette cards." title="The Settings page with the Language, Theme and Color palette cards."/>
+            <wp:cNvGraphicFramePr>
+              <a:graphicFrameLocks xmlns:a="http://schemas.openxmlformats.org/drawingml/2006/main" noChangeAspect="1"/>
+            </wp:cNvGraphicFramePr>
+            <a:graphic xmlns:a="http://schemas.openxmlformats.org/drawingml/2006/main">
+              <a:graphicData uri="http://schemas.openxmlformats.org/drawingml/2006/picture">
+                <pic:pic xmlns:pic="http://schemas.openxmlformats.org/drawingml/2006/picture">
+                  <pic:nvPicPr>
+                    <pic:cNvPr id="0" name=""/>
+                    <pic:cNvPicPr>
+                      <a:picLocks noChangeAspect="1" noChangeArrowheads="1"/>
+                    </pic:cNvPicPr>
+                  </pic:nvPicPr>
+                  <pic:blipFill>
+                    <a:blip r:embed="rId20"/>
+                    <a:srcRect/>
+                    <a:stretch>
+                      <a:fillRect/>
+                    </a:stretch>
+                  </pic:blipFill>
+                  <pic:spPr bwMode="auto">
+                    <a:xfrm>
+                      <a:off x="0" y="0"/>
+                      <a:ext cx="5715000" cy="3571875"/>
+                    </a:xfrm>
+                    <a:prstGeom prst="rect">
+                      <a:avLst/>
+                    </a:prstGeom>
+                  </pic:spPr>
+                </pic:pic>
+              </a:graphicData>
+            </a:graphic>
+          </wp:inline>
+        </w:drawing>
+      </w:r>
+    </w:p>
+    <w:p>
+      <w:pPr>
+        <w:pStyle w:val="Legenda"/>
+        <w:jc w:val="center"/>
+      </w:pPr>
+      <w:r>
+        <w:t>The Settings page with the Language, Theme and Color palette cards.</w:t>
+      </w:r>
+    </w:p>
+    <w:tbl>
+      <w:tblPr>
+        <w:tblW w:w="9026" w:type="dxa"/>
+        <w:tblBorders>
+          <w:top w:val="single" w:sz="4" w:space="0" w:color="auto"/>
+          <w:left w:val="single" w:sz="4" w:space="0" w:color="auto"/>
+          <w:bottom w:val="single" w:sz="4" w:space="0" w:color="auto"/>
+          <w:right w:val="single" w:sz="4" w:space="0" w:color="auto"/>
+          <w:insideH w:val="single" w:sz="4" w:space="0" w:color="auto"/>
+          <w:insideV w:val="single" w:sz="4" w:space="0" w:color="auto"/>
+        </w:tblBorders>
+        <w:tblCellMar>
+          <w:left w:w="10" w:type="dxa"/>
+          <w:right w:w="10" w:type="dxa"/>
+        </w:tblCellMar>
+        <w:tblLook w:val="0000" w:firstRow="0" w:lastRow="0" w:firstColumn="0" w:lastColumn="0" w:noHBand="0" w:noVBand="0"/>
       </w:tblPr>
       <w:tblGrid>
         <w:gridCol w:w="3610"/>
@@ -19022,12 +21027,12 @@
         <w:pStyle w:val="Ttulo1"/>
         <w:pageBreakBefore/>
       </w:pPr>
-      <w:bookmarkStart w:id="29" w:name="_Toc241748176"/>
+      <w:bookmarkStart w:id="30" w:name="_Toc241848410"/>
       <w:r>
         <w:lastRenderedPageBreak/>
         <w:t>Common questions</w:t>
       </w:r>
-      <w:bookmarkEnd w:id="29"/>
+      <w:bookmarkEnd w:id="30"/>
     </w:p>
     <w:p>
       <w:r>
@@ -19139,6 +21144,38 @@
       </w:r>
       <w:r>
         <w:t>, then use the owner icon on each map to give it to someone else.</w:t>
+      </w:r>
+    </w:p>
+    <w:p>
+      <w:r>
+        <w:rPr>
+          <w:b/>
+          <w:bCs/>
+        </w:rPr>
+        <w:t>My monthly schedule always shows the same dates.</w:t>
+      </w:r>
+      <w:r>
+        <w:t xml:space="preserve"> Its date parameters have a </w:t>
+      </w:r>
+      <w:r>
+        <w:rPr>
+          <w:b/>
+          <w:bCs/>
+        </w:rPr>
+        <w:t>Fixed value</w:t>
+      </w:r>
+      <w:r>
+        <w:t xml:space="preserve">. Edit the schedule and set them to </w:t>
+      </w:r>
+      <w:r>
+        <w:rPr>
+          <w:b/>
+          <w:bCs/>
+        </w:rPr>
+        <w:t>Relative to the run date</w:t>
+      </w:r>
+      <w:r>
+        <w:t>.</w:t>
       </w:r>
     </w:p>
     <w:p>
@@ -19222,12 +21259,12 @@
         <w:pStyle w:val="Ttulo1"/>
         <w:pageBreakBefore/>
       </w:pPr>
-      <w:bookmarkStart w:id="30" w:name="_Toc241748177"/>
+      <w:bookmarkStart w:id="31" w:name="_Toc241848411"/>
       <w:r>
         <w:lastRenderedPageBreak/>
         <w:t>Glossary</w:t>
       </w:r>
-      <w:bookmarkEnd w:id="30"/>
+      <w:bookmarkEnd w:id="31"/>
     </w:p>
     <w:tbl>
       <w:tblPr>
@@ -19244,7 +21281,7 @@
           <w:left w:w="10" w:type="dxa"/>
           <w:right w:w="10" w:type="dxa"/>
         </w:tblCellMar>
-        <w:tblLook w:val="04A0" w:firstRow="1" w:lastRow="0" w:firstColumn="1" w:lastColumn="0" w:noHBand="0" w:noVBand="1"/>
+        <w:tblLook w:val="0000" w:firstRow="0" w:lastRow="0" w:firstColumn="0" w:lastColumn="0" w:noHBand="0" w:noVBand="0"/>
       </w:tblPr>
       <w:tblGrid>
         <w:gridCol w:w="4513"/>
@@ -20166,8 +22203,8 @@
       </w:pPr>
     </w:p>
     <w:sectPr>
-      <w:headerReference w:type="default" r:id="rId20"/>
-      <w:footerReference w:type="default" r:id="rId21"/>
+      <w:headerReference w:type="default" r:id="rId21"/>
+      <w:footerReference w:type="default" r:id="rId22"/>
       <w:pgSz w:w="11906" w:h="16838"/>
       <w:pgMar w:top="1440" w:right="1440" w:bottom="1440" w:left="1440" w:header="708" w:footer="708" w:gutter="0"/>
       <w:pgNumType w:start="1"/>
@@ -20299,7 +22336,7 @@
         <w:sz w:val="16"/>
         <w:szCs w:val="16"/>
       </w:rPr>
-      <w:t>Discoverer Neo 2.1.1 · Complete guide · MANAGER</w:t>
+      <w:t>Discoverer Neo 2.2.0 · Complete guide · MANAGER</w:t>
     </w:r>
   </w:p>
 </w:hdr>
@@ -20308,10 +22345,10 @@
 <file path=word/numbering.xml><?xml version="1.0" encoding="utf-8"?>
 <w:numbering xmlns:wpc="http://schemas.microsoft.com/office/word/2010/wordprocessingCanvas" xmlns:cx="http://schemas.microsoft.com/office/drawing/2014/chartex" xmlns:cx1="http://schemas.microsoft.com/office/drawing/2015/9/8/chartex" xmlns:cx2="http://schemas.microsoft.com/office/drawing/2015/10/21/chartex" xmlns:cx3="http://schemas.microsoft.com/office/drawing/2016/5/9/chartex" xmlns:cx4="http://schemas.microsoft.com/office/drawing/2016/5/10/chartex" xmlns:cx5="http://schemas.microsoft.com/office/drawing/2016/5/11/chartex" xmlns:cx6="http://schemas.microsoft.com/office/drawing/2016/5/12/chartex" xmlns:cx7="http://schemas.microsoft.com/office/drawing/2016/5/13/chartex" xmlns:cx8="http://schemas.microsoft.com/office/drawing/2016/5/14/chartex" xmlns:mc="http://schemas.openxmlformats.org/markup-compatibility/2006" xmlns:aink="http://schemas.microsoft.com/office/drawing/2016/ink" xmlns:am3d="http://schemas.microsoft.com/office/drawing/2017/model3d" xmlns:o="urn:schemas-microsoft-com:office:office" xmlns:oel="http://schemas.microsoft.com/office/2019/extlst" xmlns:r="http://schemas.openxmlformats.org/officeDocument/2006/relationships" xmlns:m="http://schemas.openxmlformats.org/officeDocument/2006/math" xmlns:v="urn:schemas-microsoft-com:vml" xmlns:wp14="http://schemas.microsoft.com/office/word/2010/wordprocessingDrawing" xmlns:wp="http://schemas.openxmlformats.org/drawingml/2006/wordprocessingDrawing" xmlns:w10="urn:schemas-microsoft-com:office:word" xmlns:w="http://schemas.openxmlformats.org/wordprocessingml/2006/main" xmlns:w14="http://schemas.microsoft.com/office/word/2010/wordml" xmlns:w15="http://schemas.microsoft.com/office/word/2012/wordml" xmlns:w16cex="http://schemas.microsoft.com/office/word/2018/wordml/cex" xmlns:w16cid="http://schemas.microsoft.com/office/word/2016/wordml/cid" xmlns:w16="http://schemas.microsoft.com/office/word/2018/wordml" xmlns:w16sdtdh="http://schemas.microsoft.com/office/word/2020/wordml/sdtdatahash" xmlns:w16se="http://schemas.microsoft.com/office/word/2015/wordml/symex" xmlns:wpg="http://schemas.microsoft.com/office/word/2010/wordprocessingGroup" xmlns:wpi="http://schemas.microsoft.com/office/word/2010/wordprocessingInk" xmlns:wne="http://schemas.microsoft.com/office/word/2006/wordml" xmlns:wps="http://schemas.microsoft.com/office/word/2010/wordprocessingShape" mc:Ignorable="w14 w15 w16se w16cid w16 w16cex w16sdtdh wp14">
   <w:abstractNum w:abstractNumId="0" w15:restartNumberingAfterBreak="0">
-    <w:nsid w:val="00CB21AC"/>
+    <w:nsid w:val="01FE0A9C"/>
     <w:multiLevelType w:val="hybridMultilevel"/>
-    <w:tmpl w:val="E766C546"/>
-    <w:lvl w:ilvl="0" w:tplc="C44AC57E">
+    <w:tmpl w:val="4AF29052"/>
+    <w:lvl w:ilvl="0" w:tplc="3B64DE88">
       <w:start w:val="1"/>
       <w:numFmt w:val="decimal"/>
       <w:lvlText w:val="%1."/>
@@ -20320,7 +22357,7 @@
         <w:ind w:left="360" w:hanging="300"/>
       </w:pPr>
     </w:lvl>
-    <w:lvl w:ilvl="1" w:tplc="252C871A" w:tentative="1">
+    <w:lvl w:ilvl="1" w:tplc="B8A8BE2C" w:tentative="1">
       <w:start w:val="1"/>
       <w:numFmt w:val="lowerLetter"/>
       <w:lvlText w:val="%2."/>
@@ -20329,47 +22366,47 @@
         <w:ind w:left="720" w:hanging="300"/>
       </w:pPr>
     </w:lvl>
-    <w:lvl w:ilvl="2" w:tplc="6C266C92">
+    <w:lvl w:ilvl="2" w:tplc="118C8CD0">
       <w:numFmt w:val="decimal"/>
       <w:lvlText w:val=""/>
       <w:lvlJc w:val="left"/>
     </w:lvl>
-    <w:lvl w:ilvl="3" w:tplc="B99E9AEC">
+    <w:lvl w:ilvl="3" w:tplc="9FC24DBA">
       <w:numFmt w:val="decimal"/>
       <w:lvlText w:val=""/>
       <w:lvlJc w:val="left"/>
     </w:lvl>
-    <w:lvl w:ilvl="4" w:tplc="C3146052">
+    <w:lvl w:ilvl="4" w:tplc="2D8E1CF0">
       <w:numFmt w:val="decimal"/>
       <w:lvlText w:val=""/>
       <w:lvlJc w:val="left"/>
     </w:lvl>
-    <w:lvl w:ilvl="5" w:tplc="7E586626">
+    <w:lvl w:ilvl="5" w:tplc="96826F72">
       <w:numFmt w:val="decimal"/>
       <w:lvlText w:val=""/>
       <w:lvlJc w:val="left"/>
     </w:lvl>
-    <w:lvl w:ilvl="6" w:tplc="3926F71E">
+    <w:lvl w:ilvl="6" w:tplc="D0144BF2">
       <w:numFmt w:val="decimal"/>
       <w:lvlText w:val=""/>
       <w:lvlJc w:val="left"/>
     </w:lvl>
-    <w:lvl w:ilvl="7" w:tplc="CB6C8CEC">
+    <w:lvl w:ilvl="7" w:tplc="0570DB2A">
       <w:numFmt w:val="decimal"/>
       <w:lvlText w:val=""/>
       <w:lvlJc w:val="left"/>
     </w:lvl>
-    <w:lvl w:ilvl="8" w:tplc="A2B6A83A">
+    <w:lvl w:ilvl="8" w:tplc="86F0200A">
       <w:numFmt w:val="decimal"/>
       <w:lvlText w:val=""/>
       <w:lvlJc w:val="left"/>
     </w:lvl>
   </w:abstractNum>
   <w:abstractNum w:abstractNumId="1" w15:restartNumberingAfterBreak="0">
-    <w:nsid w:val="07DD6972"/>
+    <w:nsid w:val="0F864653"/>
     <w:multiLevelType w:val="hybridMultilevel"/>
-    <w:tmpl w:val="0EA88A80"/>
-    <w:lvl w:ilvl="0" w:tplc="D9647990">
+    <w:tmpl w:val="5042457C"/>
+    <w:lvl w:ilvl="0" w:tplc="1E7A7416">
       <w:start w:val="1"/>
       <w:numFmt w:val="decimal"/>
       <w:lvlText w:val="%1."/>
@@ -20378,7 +22415,7 @@
         <w:ind w:left="360" w:hanging="300"/>
       </w:pPr>
     </w:lvl>
-    <w:lvl w:ilvl="1" w:tplc="2C9483A8" w:tentative="1">
+    <w:lvl w:ilvl="1" w:tplc="D110078A" w:tentative="1">
       <w:start w:val="1"/>
       <w:numFmt w:val="lowerLetter"/>
       <w:lvlText w:val="%2."/>
@@ -20387,47 +22424,47 @@
         <w:ind w:left="720" w:hanging="300"/>
       </w:pPr>
     </w:lvl>
-    <w:lvl w:ilvl="2" w:tplc="44F242C2">
+    <w:lvl w:ilvl="2" w:tplc="98AA3E10">
       <w:numFmt w:val="decimal"/>
       <w:lvlText w:val=""/>
       <w:lvlJc w:val="left"/>
     </w:lvl>
-    <w:lvl w:ilvl="3" w:tplc="56EAAC72">
+    <w:lvl w:ilvl="3" w:tplc="7F8A53E6">
       <w:numFmt w:val="decimal"/>
       <w:lvlText w:val=""/>
       <w:lvlJc w:val="left"/>
     </w:lvl>
-    <w:lvl w:ilvl="4" w:tplc="11540844">
+    <w:lvl w:ilvl="4" w:tplc="12D27D3A">
       <w:numFmt w:val="decimal"/>
       <w:lvlText w:val=""/>
       <w:lvlJc w:val="left"/>
     </w:lvl>
-    <w:lvl w:ilvl="5" w:tplc="8E70F9AC">
+    <w:lvl w:ilvl="5" w:tplc="B5669D6E">
       <w:numFmt w:val="decimal"/>
       <w:lvlText w:val=""/>
       <w:lvlJc w:val="left"/>
     </w:lvl>
-    <w:lvl w:ilvl="6" w:tplc="ED36C12E">
+    <w:lvl w:ilvl="6" w:tplc="3174985E">
       <w:numFmt w:val="decimal"/>
       <w:lvlText w:val=""/>
       <w:lvlJc w:val="left"/>
     </w:lvl>
-    <w:lvl w:ilvl="7" w:tplc="B88EAF3A">
+    <w:lvl w:ilvl="7" w:tplc="E294007A">
       <w:numFmt w:val="decimal"/>
       <w:lvlText w:val=""/>
       <w:lvlJc w:val="left"/>
     </w:lvl>
-    <w:lvl w:ilvl="8" w:tplc="D410DFD6">
+    <w:lvl w:ilvl="8" w:tplc="92288028">
       <w:numFmt w:val="decimal"/>
       <w:lvlText w:val=""/>
       <w:lvlJc w:val="left"/>
     </w:lvl>
   </w:abstractNum>
   <w:abstractNum w:abstractNumId="2" w15:restartNumberingAfterBreak="0">
-    <w:nsid w:val="0EF87698"/>
+    <w:nsid w:val="151276F1"/>
     <w:multiLevelType w:val="hybridMultilevel"/>
-    <w:tmpl w:val="F8B847C2"/>
-    <w:lvl w:ilvl="0" w:tplc="5BAADD04">
+    <w:tmpl w:val="B0E26B96"/>
+    <w:lvl w:ilvl="0" w:tplc="C06A1F14">
       <w:start w:val="1"/>
       <w:numFmt w:val="bullet"/>
       <w:lvlText w:val="•"/>
@@ -20436,7 +22473,7 @@
         <w:ind w:left="360" w:hanging="260"/>
       </w:pPr>
     </w:lvl>
-    <w:lvl w:ilvl="1" w:tplc="72BE5BA4" w:tentative="1">
+    <w:lvl w:ilvl="1" w:tplc="97A87264" w:tentative="1">
       <w:start w:val="1"/>
       <w:numFmt w:val="bullet"/>
       <w:lvlText w:val="–"/>
@@ -20445,47 +22482,47 @@
         <w:ind w:left="720" w:hanging="260"/>
       </w:pPr>
     </w:lvl>
-    <w:lvl w:ilvl="2" w:tplc="239EEB46">
+    <w:lvl w:ilvl="2" w:tplc="D234A89E">
       <w:numFmt w:val="decimal"/>
       <w:lvlText w:val=""/>
       <w:lvlJc w:val="left"/>
     </w:lvl>
-    <w:lvl w:ilvl="3" w:tplc="5964D08E">
+    <w:lvl w:ilvl="3" w:tplc="4056AFC2">
       <w:numFmt w:val="decimal"/>
       <w:lvlText w:val=""/>
       <w:lvlJc w:val="left"/>
     </w:lvl>
-    <w:lvl w:ilvl="4" w:tplc="4C48BA10">
+    <w:lvl w:ilvl="4" w:tplc="4BA42420">
       <w:numFmt w:val="decimal"/>
       <w:lvlText w:val=""/>
       <w:lvlJc w:val="left"/>
     </w:lvl>
-    <w:lvl w:ilvl="5" w:tplc="98C409AE">
+    <w:lvl w:ilvl="5" w:tplc="37C2776A">
       <w:numFmt w:val="decimal"/>
       <w:lvlText w:val=""/>
       <w:lvlJc w:val="left"/>
     </w:lvl>
-    <w:lvl w:ilvl="6" w:tplc="C360B71C">
+    <w:lvl w:ilvl="6" w:tplc="9796E056">
       <w:numFmt w:val="decimal"/>
       <w:lvlText w:val=""/>
       <w:lvlJc w:val="left"/>
     </w:lvl>
-    <w:lvl w:ilvl="7" w:tplc="63F41FFE">
+    <w:lvl w:ilvl="7" w:tplc="E84AE160">
       <w:numFmt w:val="decimal"/>
       <w:lvlText w:val=""/>
       <w:lvlJc w:val="left"/>
     </w:lvl>
-    <w:lvl w:ilvl="8" w:tplc="CF16229C">
+    <w:lvl w:ilvl="8" w:tplc="C2220D56">
       <w:numFmt w:val="decimal"/>
       <w:lvlText w:val=""/>
       <w:lvlJc w:val="left"/>
     </w:lvl>
   </w:abstractNum>
   <w:abstractNum w:abstractNumId="3" w15:restartNumberingAfterBreak="0">
-    <w:nsid w:val="23BA5BCC"/>
+    <w:nsid w:val="327B6138"/>
     <w:multiLevelType w:val="hybridMultilevel"/>
-    <w:tmpl w:val="B3DC9AD2"/>
-    <w:lvl w:ilvl="0" w:tplc="01403140">
+    <w:tmpl w:val="EF321404"/>
+    <w:lvl w:ilvl="0" w:tplc="4DFAEA64">
       <w:start w:val="1"/>
       <w:numFmt w:val="decimal"/>
       <w:lvlText w:val="%1."/>
@@ -20494,7 +22531,7 @@
         <w:ind w:left="360" w:hanging="300"/>
       </w:pPr>
     </w:lvl>
-    <w:lvl w:ilvl="1" w:tplc="EC4016A2" w:tentative="1">
+    <w:lvl w:ilvl="1" w:tplc="87401206" w:tentative="1">
       <w:start w:val="1"/>
       <w:numFmt w:val="lowerLetter"/>
       <w:lvlText w:val="%2."/>
@@ -20503,47 +22540,47 @@
         <w:ind w:left="720" w:hanging="300"/>
       </w:pPr>
     </w:lvl>
-    <w:lvl w:ilvl="2" w:tplc="843676E0">
+    <w:lvl w:ilvl="2" w:tplc="E2D6BE24">
       <w:numFmt w:val="decimal"/>
       <w:lvlText w:val=""/>
       <w:lvlJc w:val="left"/>
     </w:lvl>
-    <w:lvl w:ilvl="3" w:tplc="D4788310">
+    <w:lvl w:ilvl="3" w:tplc="FEE8BAD0">
       <w:numFmt w:val="decimal"/>
       <w:lvlText w:val=""/>
       <w:lvlJc w:val="left"/>
     </w:lvl>
-    <w:lvl w:ilvl="4" w:tplc="939E8666">
+    <w:lvl w:ilvl="4" w:tplc="6DDC0D5E">
       <w:numFmt w:val="decimal"/>
       <w:lvlText w:val=""/>
       <w:lvlJc w:val="left"/>
     </w:lvl>
-    <w:lvl w:ilvl="5" w:tplc="71D8C6E4">
+    <w:lvl w:ilvl="5" w:tplc="3DD6C576">
       <w:numFmt w:val="decimal"/>
       <w:lvlText w:val=""/>
       <w:lvlJc w:val="left"/>
     </w:lvl>
-    <w:lvl w:ilvl="6" w:tplc="C78E2456">
+    <w:lvl w:ilvl="6" w:tplc="C8748386">
       <w:numFmt w:val="decimal"/>
       <w:lvlText w:val=""/>
       <w:lvlJc w:val="left"/>
     </w:lvl>
-    <w:lvl w:ilvl="7" w:tplc="61C664A2">
+    <w:lvl w:ilvl="7" w:tplc="0B448EB0">
       <w:numFmt w:val="decimal"/>
       <w:lvlText w:val=""/>
       <w:lvlJc w:val="left"/>
     </w:lvl>
-    <w:lvl w:ilvl="8" w:tplc="289A01E8">
+    <w:lvl w:ilvl="8" w:tplc="71B22C2C">
       <w:numFmt w:val="decimal"/>
       <w:lvlText w:val=""/>
       <w:lvlJc w:val="left"/>
     </w:lvl>
   </w:abstractNum>
   <w:abstractNum w:abstractNumId="4" w15:restartNumberingAfterBreak="0">
-    <w:nsid w:val="2B080E14"/>
+    <w:nsid w:val="41D601A3"/>
     <w:multiLevelType w:val="hybridMultilevel"/>
-    <w:tmpl w:val="8FEE0068"/>
-    <w:lvl w:ilvl="0" w:tplc="09846A6E">
+    <w:tmpl w:val="17324D58"/>
+    <w:lvl w:ilvl="0" w:tplc="7DB4CEF2">
       <w:start w:val="1"/>
       <w:numFmt w:val="decimal"/>
       <w:lvlText w:val="%1."/>
@@ -20552,7 +22589,7 @@
         <w:ind w:left="360" w:hanging="300"/>
       </w:pPr>
     </w:lvl>
-    <w:lvl w:ilvl="1" w:tplc="5880AFAC" w:tentative="1">
+    <w:lvl w:ilvl="1" w:tplc="ABE40026" w:tentative="1">
       <w:start w:val="1"/>
       <w:numFmt w:val="lowerLetter"/>
       <w:lvlText w:val="%2."/>
@@ -20561,47 +22598,47 @@
         <w:ind w:left="720" w:hanging="300"/>
       </w:pPr>
     </w:lvl>
-    <w:lvl w:ilvl="2" w:tplc="DF3450CA">
+    <w:lvl w:ilvl="2" w:tplc="F34C5942">
       <w:numFmt w:val="decimal"/>
       <w:lvlText w:val=""/>
       <w:lvlJc w:val="left"/>
     </w:lvl>
-    <w:lvl w:ilvl="3" w:tplc="CB200F26">
+    <w:lvl w:ilvl="3" w:tplc="D0E0BFB4">
       <w:numFmt w:val="decimal"/>
       <w:lvlText w:val=""/>
       <w:lvlJc w:val="left"/>
     </w:lvl>
-    <w:lvl w:ilvl="4" w:tplc="78E42100">
+    <w:lvl w:ilvl="4" w:tplc="DFE0503A">
       <w:numFmt w:val="decimal"/>
       <w:lvlText w:val=""/>
       <w:lvlJc w:val="left"/>
     </w:lvl>
-    <w:lvl w:ilvl="5" w:tplc="607851EC">
+    <w:lvl w:ilvl="5" w:tplc="4D20356A">
       <w:numFmt w:val="decimal"/>
       <w:lvlText w:val=""/>
       <w:lvlJc w:val="left"/>
     </w:lvl>
-    <w:lvl w:ilvl="6" w:tplc="65944024">
+    <w:lvl w:ilvl="6" w:tplc="9E0CB6D2">
       <w:numFmt w:val="decimal"/>
       <w:lvlText w:val=""/>
       <w:lvlJc w:val="left"/>
     </w:lvl>
-    <w:lvl w:ilvl="7" w:tplc="0F546804">
+    <w:lvl w:ilvl="7" w:tplc="0FFCA4F8">
       <w:numFmt w:val="decimal"/>
       <w:lvlText w:val=""/>
       <w:lvlJc w:val="left"/>
     </w:lvl>
-    <w:lvl w:ilvl="8" w:tplc="F27AE0EA">
+    <w:lvl w:ilvl="8" w:tplc="69E63D46">
       <w:numFmt w:val="decimal"/>
       <w:lvlText w:val=""/>
       <w:lvlJc w:val="left"/>
     </w:lvl>
   </w:abstractNum>
   <w:abstractNum w:abstractNumId="5" w15:restartNumberingAfterBreak="0">
-    <w:nsid w:val="441E6F8C"/>
+    <w:nsid w:val="49C673D0"/>
     <w:multiLevelType w:val="hybridMultilevel"/>
-    <w:tmpl w:val="40EE7CD2"/>
-    <w:lvl w:ilvl="0" w:tplc="01EADBBC">
+    <w:tmpl w:val="81F04038"/>
+    <w:lvl w:ilvl="0" w:tplc="398893B4">
       <w:start w:val="1"/>
       <w:numFmt w:val="decimal"/>
       <w:lvlText w:val="%1."/>
@@ -20610,7 +22647,7 @@
         <w:ind w:left="360" w:hanging="300"/>
       </w:pPr>
     </w:lvl>
-    <w:lvl w:ilvl="1" w:tplc="646CEE2A" w:tentative="1">
+    <w:lvl w:ilvl="1" w:tplc="0D30560A" w:tentative="1">
       <w:start w:val="1"/>
       <w:numFmt w:val="lowerLetter"/>
       <w:lvlText w:val="%2."/>
@@ -20619,47 +22656,47 @@
         <w:ind w:left="720" w:hanging="300"/>
       </w:pPr>
     </w:lvl>
-    <w:lvl w:ilvl="2" w:tplc="4542726E">
+    <w:lvl w:ilvl="2" w:tplc="2C50405C">
       <w:numFmt w:val="decimal"/>
       <w:lvlText w:val=""/>
       <w:lvlJc w:val="left"/>
     </w:lvl>
-    <w:lvl w:ilvl="3" w:tplc="67803B0C">
+    <w:lvl w:ilvl="3" w:tplc="74AEA6F2">
       <w:numFmt w:val="decimal"/>
       <w:lvlText w:val=""/>
       <w:lvlJc w:val="left"/>
     </w:lvl>
-    <w:lvl w:ilvl="4" w:tplc="A0426F82">
+    <w:lvl w:ilvl="4" w:tplc="3C90AF3C">
       <w:numFmt w:val="decimal"/>
       <w:lvlText w:val=""/>
       <w:lvlJc w:val="left"/>
     </w:lvl>
-    <w:lvl w:ilvl="5" w:tplc="56B61490">
+    <w:lvl w:ilvl="5" w:tplc="2932CC3C">
       <w:numFmt w:val="decimal"/>
       <w:lvlText w:val=""/>
       <w:lvlJc w:val="left"/>
     </w:lvl>
-    <w:lvl w:ilvl="6" w:tplc="14EE3C12">
+    <w:lvl w:ilvl="6" w:tplc="B8DA2182">
       <w:numFmt w:val="decimal"/>
       <w:lvlText w:val=""/>
       <w:lvlJc w:val="left"/>
     </w:lvl>
-    <w:lvl w:ilvl="7" w:tplc="D960CF22">
+    <w:lvl w:ilvl="7" w:tplc="CAE6694E">
       <w:numFmt w:val="decimal"/>
       <w:lvlText w:val=""/>
       <w:lvlJc w:val="left"/>
     </w:lvl>
-    <w:lvl w:ilvl="8" w:tplc="EE8E6178">
+    <w:lvl w:ilvl="8" w:tplc="324625DE">
       <w:numFmt w:val="decimal"/>
       <w:lvlText w:val=""/>
       <w:lvlJc w:val="left"/>
     </w:lvl>
   </w:abstractNum>
   <w:abstractNum w:abstractNumId="6" w15:restartNumberingAfterBreak="0">
-    <w:nsid w:val="4521567E"/>
+    <w:nsid w:val="4EE86F52"/>
     <w:multiLevelType w:val="hybridMultilevel"/>
-    <w:tmpl w:val="B7C44D00"/>
-    <w:lvl w:ilvl="0" w:tplc="574ECA60" w:tentative="1">
+    <w:tmpl w:val="D4100F78"/>
+    <w:lvl w:ilvl="0" w:tplc="EAE4D992" w:tentative="1">
       <w:start w:val="1"/>
       <w:numFmt w:val="bullet"/>
       <w:lvlText w:val="●"/>
@@ -20668,7 +22705,7 @@
         <w:ind w:left="720" w:hanging="360"/>
       </w:pPr>
     </w:lvl>
-    <w:lvl w:ilvl="1" w:tplc="514A08EA" w:tentative="1">
+    <w:lvl w:ilvl="1" w:tplc="5F4A0DF6" w:tentative="1">
       <w:start w:val="1"/>
       <w:numFmt w:val="bullet"/>
       <w:lvlText w:val="○"/>
@@ -20677,7 +22714,7 @@
         <w:ind w:left="1440" w:hanging="360"/>
       </w:pPr>
     </w:lvl>
-    <w:lvl w:ilvl="2" w:tplc="75607DD0" w:tentative="1">
+    <w:lvl w:ilvl="2" w:tplc="1B06005E" w:tentative="1">
       <w:start w:val="1"/>
       <w:numFmt w:val="bullet"/>
       <w:lvlText w:val="■"/>
@@ -20686,7 +22723,7 @@
         <w:ind w:left="2160" w:hanging="360"/>
       </w:pPr>
     </w:lvl>
-    <w:lvl w:ilvl="3" w:tplc="354E4B7A" w:tentative="1">
+    <w:lvl w:ilvl="3" w:tplc="7CA0676E" w:tentative="1">
       <w:start w:val="1"/>
       <w:numFmt w:val="bullet"/>
       <w:lvlText w:val="●"/>
@@ -20695,7 +22732,7 @@
         <w:ind w:left="2880" w:hanging="360"/>
       </w:pPr>
     </w:lvl>
-    <w:lvl w:ilvl="4" w:tplc="D794F28C" w:tentative="1">
+    <w:lvl w:ilvl="4" w:tplc="88B0371A" w:tentative="1">
       <w:start w:val="1"/>
       <w:numFmt w:val="bullet"/>
       <w:lvlText w:val="○"/>
@@ -20704,7 +22741,7 @@
         <w:ind w:left="3600" w:hanging="360"/>
       </w:pPr>
     </w:lvl>
-    <w:lvl w:ilvl="5" w:tplc="8E46B942" w:tentative="1">
+    <w:lvl w:ilvl="5" w:tplc="5B0896E0" w:tentative="1">
       <w:start w:val="1"/>
       <w:numFmt w:val="bullet"/>
       <w:lvlText w:val="■"/>
@@ -20713,7 +22750,7 @@
         <w:ind w:left="4320" w:hanging="360"/>
       </w:pPr>
     </w:lvl>
-    <w:lvl w:ilvl="6" w:tplc="A7FAC3A0" w:tentative="1">
+    <w:lvl w:ilvl="6" w:tplc="B6208CC0" w:tentative="1">
       <w:start w:val="1"/>
       <w:numFmt w:val="bullet"/>
       <w:lvlText w:val="●"/>
@@ -20722,7 +22759,7 @@
         <w:ind w:left="5040" w:hanging="360"/>
       </w:pPr>
     </w:lvl>
-    <w:lvl w:ilvl="7" w:tplc="51348AEE" w:tentative="1">
+    <w:lvl w:ilvl="7" w:tplc="43EE578C" w:tentative="1">
       <w:start w:val="1"/>
       <w:numFmt w:val="bullet"/>
       <w:lvlText w:val="●"/>
@@ -20731,7 +22768,7 @@
         <w:ind w:left="5760" w:hanging="360"/>
       </w:pPr>
     </w:lvl>
-    <w:lvl w:ilvl="8" w:tplc="59CC81FE" w:tentative="1">
+    <w:lvl w:ilvl="8" w:tplc="F9EA372E" w:tentative="1">
       <w:start w:val="1"/>
       <w:numFmt w:val="bullet"/>
       <w:lvlText w:val="●"/>
@@ -20742,10 +22779,10 @@
     </w:lvl>
   </w:abstractNum>
   <w:abstractNum w:abstractNumId="7" w15:restartNumberingAfterBreak="0">
-    <w:nsid w:val="504941B2"/>
+    <w:nsid w:val="5960110B"/>
     <w:multiLevelType w:val="hybridMultilevel"/>
-    <w:tmpl w:val="32C65AF4"/>
-    <w:lvl w:ilvl="0" w:tplc="A9F6B212">
+    <w:tmpl w:val="11CE720A"/>
+    <w:lvl w:ilvl="0" w:tplc="67B03DB8">
       <w:start w:val="1"/>
       <w:numFmt w:val="decimal"/>
       <w:lvlText w:val="%1."/>
@@ -20754,7 +22791,7 @@
         <w:ind w:left="360" w:hanging="300"/>
       </w:pPr>
     </w:lvl>
-    <w:lvl w:ilvl="1" w:tplc="FFB0A426" w:tentative="1">
+    <w:lvl w:ilvl="1" w:tplc="4E744C4E" w:tentative="1">
       <w:start w:val="1"/>
       <w:numFmt w:val="lowerLetter"/>
       <w:lvlText w:val="%2."/>
@@ -20763,47 +22800,47 @@
         <w:ind w:left="720" w:hanging="300"/>
       </w:pPr>
     </w:lvl>
-    <w:lvl w:ilvl="2" w:tplc="E63407E8">
+    <w:lvl w:ilvl="2" w:tplc="D7B0FACA">
       <w:numFmt w:val="decimal"/>
       <w:lvlText w:val=""/>
       <w:lvlJc w:val="left"/>
     </w:lvl>
-    <w:lvl w:ilvl="3" w:tplc="989AC168">
+    <w:lvl w:ilvl="3" w:tplc="D51AD608">
       <w:numFmt w:val="decimal"/>
       <w:lvlText w:val=""/>
       <w:lvlJc w:val="left"/>
     </w:lvl>
-    <w:lvl w:ilvl="4" w:tplc="47EE0D94">
+    <w:lvl w:ilvl="4" w:tplc="9DB6F004">
       <w:numFmt w:val="decimal"/>
       <w:lvlText w:val=""/>
       <w:lvlJc w:val="left"/>
     </w:lvl>
-    <w:lvl w:ilvl="5" w:tplc="527CB73E">
+    <w:lvl w:ilvl="5" w:tplc="511C1C06">
       <w:numFmt w:val="decimal"/>
       <w:lvlText w:val=""/>
       <w:lvlJc w:val="left"/>
     </w:lvl>
-    <w:lvl w:ilvl="6" w:tplc="3C10B80E">
+    <w:lvl w:ilvl="6" w:tplc="6D3C2680">
       <w:numFmt w:val="decimal"/>
       <w:lvlText w:val=""/>
       <w:lvlJc w:val="left"/>
     </w:lvl>
-    <w:lvl w:ilvl="7" w:tplc="77C8D64A">
+    <w:lvl w:ilvl="7" w:tplc="46E2A5F8">
       <w:numFmt w:val="decimal"/>
       <w:lvlText w:val=""/>
       <w:lvlJc w:val="left"/>
     </w:lvl>
-    <w:lvl w:ilvl="8" w:tplc="955A01B2">
+    <w:lvl w:ilvl="8" w:tplc="C43814EE">
       <w:numFmt w:val="decimal"/>
       <w:lvlText w:val=""/>
       <w:lvlJc w:val="left"/>
     </w:lvl>
   </w:abstractNum>
   <w:abstractNum w:abstractNumId="8" w15:restartNumberingAfterBreak="0">
-    <w:nsid w:val="5FFF7202"/>
+    <w:nsid w:val="78546FC0"/>
     <w:multiLevelType w:val="hybridMultilevel"/>
-    <w:tmpl w:val="002C0470"/>
-    <w:lvl w:ilvl="0" w:tplc="B352F330">
+    <w:tmpl w:val="AC8AD016"/>
+    <w:lvl w:ilvl="0" w:tplc="7E96CAC4">
       <w:start w:val="1"/>
       <w:numFmt w:val="decimal"/>
       <w:lvlText w:val="%1."/>
@@ -20812,7 +22849,7 @@
         <w:ind w:left="360" w:hanging="300"/>
       </w:pPr>
     </w:lvl>
-    <w:lvl w:ilvl="1" w:tplc="0582B280" w:tentative="1">
+    <w:lvl w:ilvl="1" w:tplc="66567368" w:tentative="1">
       <w:start w:val="1"/>
       <w:numFmt w:val="lowerLetter"/>
       <w:lvlText w:val="%2."/>
@@ -20821,92 +22858,156 @@
         <w:ind w:left="720" w:hanging="300"/>
       </w:pPr>
     </w:lvl>
-    <w:lvl w:ilvl="2" w:tplc="81A4E31E">
+    <w:lvl w:ilvl="2" w:tplc="00B0B110">
       <w:numFmt w:val="decimal"/>
       <w:lvlText w:val=""/>
       <w:lvlJc w:val="left"/>
     </w:lvl>
-    <w:lvl w:ilvl="3" w:tplc="73E2408A">
+    <w:lvl w:ilvl="3" w:tplc="4A04D4E4">
       <w:numFmt w:val="decimal"/>
       <w:lvlText w:val=""/>
       <w:lvlJc w:val="left"/>
     </w:lvl>
-    <w:lvl w:ilvl="4" w:tplc="8056DED2">
+    <w:lvl w:ilvl="4" w:tplc="CCBE45EC">
       <w:numFmt w:val="decimal"/>
       <w:lvlText w:val=""/>
       <w:lvlJc w:val="left"/>
     </w:lvl>
-    <w:lvl w:ilvl="5" w:tplc="ADD8D326">
+    <w:lvl w:ilvl="5" w:tplc="C7548270">
       <w:numFmt w:val="decimal"/>
       <w:lvlText w:val=""/>
       <w:lvlJc w:val="left"/>
     </w:lvl>
-    <w:lvl w:ilvl="6" w:tplc="F32A38DA">
+    <w:lvl w:ilvl="6" w:tplc="9DB49CE4">
       <w:numFmt w:val="decimal"/>
       <w:lvlText w:val=""/>
       <w:lvlJc w:val="left"/>
     </w:lvl>
-    <w:lvl w:ilvl="7" w:tplc="606095EE">
+    <w:lvl w:ilvl="7" w:tplc="4A2267B4">
       <w:numFmt w:val="decimal"/>
       <w:lvlText w:val=""/>
       <w:lvlJc w:val="left"/>
     </w:lvl>
-    <w:lvl w:ilvl="8" w:tplc="63FA02B0">
+    <w:lvl w:ilvl="8" w:tplc="D7AEB0D4">
       <w:numFmt w:val="decimal"/>
       <w:lvlText w:val=""/>
       <w:lvlJc w:val="left"/>
     </w:lvl>
   </w:abstractNum>
-  <w:num w:numId="1" w16cid:durableId="1963656409">
+  <w:abstractNum w:abstractNumId="9" w15:restartNumberingAfterBreak="0">
+    <w:nsid w:val="795F70F4"/>
+    <w:multiLevelType w:val="hybridMultilevel"/>
+    <w:tmpl w:val="2850D424"/>
+    <w:lvl w:ilvl="0" w:tplc="0210732C">
+      <w:start w:val="1"/>
+      <w:numFmt w:val="decimal"/>
+      <w:lvlText w:val="%1."/>
+      <w:lvlJc w:val="left"/>
+      <w:pPr>
+        <w:ind w:left="360" w:hanging="300"/>
+      </w:pPr>
+    </w:lvl>
+    <w:lvl w:ilvl="1" w:tplc="C77A330A" w:tentative="1">
+      <w:start w:val="1"/>
+      <w:numFmt w:val="lowerLetter"/>
+      <w:lvlText w:val="%2."/>
+      <w:lvlJc w:val="left"/>
+      <w:pPr>
+        <w:ind w:left="720" w:hanging="300"/>
+      </w:pPr>
+    </w:lvl>
+    <w:lvl w:ilvl="2" w:tplc="8872DE02">
+      <w:numFmt w:val="decimal"/>
+      <w:lvlText w:val=""/>
+      <w:lvlJc w:val="left"/>
+    </w:lvl>
+    <w:lvl w:ilvl="3" w:tplc="9EAE1A92">
+      <w:numFmt w:val="decimal"/>
+      <w:lvlText w:val=""/>
+      <w:lvlJc w:val="left"/>
+    </w:lvl>
+    <w:lvl w:ilvl="4" w:tplc="C7583926">
+      <w:numFmt w:val="decimal"/>
+      <w:lvlText w:val=""/>
+      <w:lvlJc w:val="left"/>
+    </w:lvl>
+    <w:lvl w:ilvl="5" w:tplc="C73E53B8">
+      <w:numFmt w:val="decimal"/>
+      <w:lvlText w:val=""/>
+      <w:lvlJc w:val="left"/>
+    </w:lvl>
+    <w:lvl w:ilvl="6" w:tplc="16E6B704">
+      <w:numFmt w:val="decimal"/>
+      <w:lvlText w:val=""/>
+      <w:lvlJc w:val="left"/>
+    </w:lvl>
+    <w:lvl w:ilvl="7" w:tplc="B7748B5E">
+      <w:numFmt w:val="decimal"/>
+      <w:lvlText w:val=""/>
+      <w:lvlJc w:val="left"/>
+    </w:lvl>
+    <w:lvl w:ilvl="8" w:tplc="0F48BA7A">
+      <w:numFmt w:val="decimal"/>
+      <w:lvlText w:val=""/>
+      <w:lvlJc w:val="left"/>
+    </w:lvl>
+  </w:abstractNum>
+  <w:num w:numId="1" w16cid:durableId="913517228">
     <w:abstractNumId w:val="6"/>
     <w:lvlOverride w:ilvl="0">
       <w:startOverride w:val="1"/>
     </w:lvlOverride>
   </w:num>
-  <w:num w:numId="2" w16cid:durableId="1879853177">
+  <w:num w:numId="2" w16cid:durableId="13463180">
     <w:abstractNumId w:val="2"/>
     <w:lvlOverride w:ilvl="0">
       <w:startOverride w:val="1"/>
     </w:lvlOverride>
   </w:num>
-  <w:num w:numId="3" w16cid:durableId="1519388230">
-    <w:abstractNumId w:val="7"/>
+  <w:num w:numId="3" w16cid:durableId="844125018">
+    <w:abstractNumId w:val="3"/>
     <w:lvlOverride w:ilvl="0">
       <w:startOverride w:val="1"/>
     </w:lvlOverride>
   </w:num>
-  <w:num w:numId="4" w16cid:durableId="890992918">
+  <w:num w:numId="4" w16cid:durableId="921793569">
     <w:abstractNumId w:val="1"/>
     <w:lvlOverride w:ilvl="0">
       <w:startOverride w:val="1"/>
     </w:lvlOverride>
   </w:num>
-  <w:num w:numId="5" w16cid:durableId="1278832902">
+  <w:num w:numId="5" w16cid:durableId="812722167">
+    <w:abstractNumId w:val="0"/>
+    <w:lvlOverride w:ilvl="0">
+      <w:startOverride w:val="1"/>
+    </w:lvlOverride>
+  </w:num>
+  <w:num w:numId="6" w16cid:durableId="1405302129">
+    <w:abstractNumId w:val="4"/>
+    <w:lvlOverride w:ilvl="0">
+      <w:startOverride w:val="1"/>
+    </w:lvlOverride>
+  </w:num>
+  <w:num w:numId="7" w16cid:durableId="1567690745">
     <w:abstractNumId w:val="5"/>
     <w:lvlOverride w:ilvl="0">
       <w:startOverride w:val="1"/>
     </w:lvlOverride>
   </w:num>
-  <w:num w:numId="6" w16cid:durableId="538473018">
-    <w:abstractNumId w:val="0"/>
+  <w:num w:numId="8" w16cid:durableId="1466007071">
+    <w:abstractNumId w:val="8"/>
     <w:lvlOverride w:ilvl="0">
       <w:startOverride w:val="1"/>
     </w:lvlOverride>
   </w:num>
-  <w:num w:numId="7" w16cid:durableId="1698502108">
-    <w:abstractNumId w:val="4"/>
+  <w:num w:numId="9" w16cid:durableId="501629069">
+    <w:abstractNumId w:val="9"/>
     <w:lvlOverride w:ilvl="0">
       <w:startOverride w:val="1"/>
     </w:lvlOverride>
   </w:num>
-  <w:num w:numId="8" w16cid:durableId="1496528823">
-    <w:abstractNumId w:val="3"/>
-    <w:lvlOverride w:ilvl="0">
-      <w:startOverride w:val="1"/>
-    </w:lvlOverride>
-  </w:num>
-  <w:num w:numId="9" w16cid:durableId="34745641">
-    <w:abstractNumId w:val="8"/>
+  <w:num w:numId="10" w16cid:durableId="1790320292">
+    <w:abstractNumId w:val="7"/>
     <w:lvlOverride w:ilvl="0">
       <w:startOverride w:val="1"/>
     </w:lvlOverride>
@@ -21586,7 +23687,7 @@
     <w:autoRedefine/>
     <w:uiPriority w:val="39"/>
     <w:unhideWhenUsed/>
-    <w:rsid w:val="002F5781"/>
+    <w:rsid w:val="00E139EE"/>
     <w:pPr>
       <w:spacing w:after="100"/>
     </w:pPr>
@@ -21598,7 +23699,7 @@
     <w:autoRedefine/>
     <w:uiPriority w:val="39"/>
     <w:unhideWhenUsed/>
-    <w:rsid w:val="002F5781"/>
+    <w:rsid w:val="00E139EE"/>
     <w:pPr>
       <w:spacing w:after="100"/>
       <w:ind w:left="210"/>
